--- a/backend/apps/operaciones/templates/Proios_Quotation_Servicios_TEMPLATE_EN.docx
+++ b/backend/apps/operaciones/templates/Proios_Quotation_Servicios_TEMPLATE_EN.docx
@@ -5,9 +5,13 @@
     <w:p>
       <w:pPr>
         <w:spacing w:before="120"/>
+        <w:rPr>
+          <w:rFonts w:ascii="Tahoma" w:hAnsi="Tahoma" w:cs="Tahoma"/>
+        </w:rPr>
       </w:pPr>
       <w:r>
         <w:rPr>
+          <w:rFonts w:ascii="Tahoma" w:hAnsi="Tahoma" w:cs="Tahoma"/>
           <w:b/>
           <w:bCs/>
           <w:sz w:val="52"/>
@@ -19,6 +23,9 @@
     <w:p>
       <w:pPr>
         <w:spacing w:after="60"/>
+        <w:rPr>
+          <w:rFonts w:ascii="Tahoma" w:hAnsi="Tahoma" w:cs="Tahoma"/>
+        </w:rPr>
       </w:pPr>
     </w:p>
     <w:tbl>
@@ -52,13 +59,15 @@
                 <w:bottom w:val="single" w:sz="6" w:space="3" w:color="1394B1"/>
               </w:pBdr>
               <w:spacing w:after="70"/>
-            </w:pPr>
-            <w:r>
-              <w:rPr>
+              <w:rPr>
+                <w:rFonts w:ascii="Tahoma" w:hAnsi="Tahoma" w:cs="Tahoma"/>
+              </w:rPr>
+            </w:pPr>
+            <w:r>
+              <w:rPr>
+                <w:rFonts w:ascii="Tahoma" w:hAnsi="Tahoma" w:cs="Tahoma"/>
                 <w:b/>
                 <w:bCs/>
-                <w:sz w:val="16"/>
-                <w:szCs w:val="16"/>
               </w:rPr>
               <w:t>FROM</w:t>
             </w:r>
@@ -66,41 +75,95 @@
           <w:p>
             <w:pPr>
               <w:spacing w:after="20"/>
-            </w:pPr>
-            <w:r>
-              <w:rPr>
+              <w:rPr>
+                <w:rFonts w:ascii="Tahoma" w:hAnsi="Tahoma" w:cs="Tahoma"/>
+              </w:rPr>
+            </w:pPr>
+            <w:proofErr w:type="spellStart"/>
+            <w:r>
+              <w:rPr>
+                <w:rFonts w:ascii="Tahoma" w:hAnsi="Tahoma" w:cs="Tahoma"/>
                 <w:b/>
                 <w:bCs/>
               </w:rPr>
-              <w:t>Proios S.A.</w:t>
+              <w:t>Proios</w:t>
+            </w:r>
+            <w:proofErr w:type="spellEnd"/>
+            <w:r>
+              <w:rPr>
+                <w:rFonts w:ascii="Tahoma" w:hAnsi="Tahoma" w:cs="Tahoma"/>
+                <w:b/>
+                <w:bCs/>
+              </w:rPr>
+              <w:t xml:space="preserve"> S.A.</w:t>
             </w:r>
           </w:p>
           <w:p>
             <w:pPr>
               <w:spacing w:after="20"/>
-            </w:pPr>
-            <w:r>
+              <w:rPr>
+                <w:rFonts w:ascii="Tahoma" w:hAnsi="Tahoma" w:cs="Tahoma"/>
+              </w:rPr>
+            </w:pPr>
+            <w:r>
+              <w:rPr>
+                <w:rFonts w:ascii="Tahoma" w:hAnsi="Tahoma" w:cs="Tahoma"/>
+              </w:rPr>
               <w:t>Buenos Aires, Argentina</w:t>
             </w:r>
           </w:p>
           <w:p>
             <w:pPr>
               <w:spacing w:after="20"/>
-            </w:pPr>
-            <w:r>
-              <w:rPr>
-                <w:i/>
-                <w:iCs/>
-              </w:rPr>
-              <w:t>Comodoro Pedro Zanni 351, 5th Fl. – 503 LN (C1104AAH)</w:t>
+              <w:rPr>
+                <w:rFonts w:ascii="Tahoma" w:hAnsi="Tahoma" w:cs="Tahoma"/>
+              </w:rPr>
+            </w:pPr>
+            <w:r>
+              <w:rPr>
+                <w:rFonts w:ascii="Tahoma" w:hAnsi="Tahoma" w:cs="Tahoma"/>
+              </w:rPr>
+              <w:t xml:space="preserve">Comodoro Pedro </w:t>
+            </w:r>
+            <w:proofErr w:type="spellStart"/>
+            <w:r>
+              <w:rPr>
+                <w:rFonts w:ascii="Tahoma" w:hAnsi="Tahoma" w:cs="Tahoma"/>
+              </w:rPr>
+              <w:t>Zanni</w:t>
+            </w:r>
+            <w:proofErr w:type="spellEnd"/>
+            <w:r>
+              <w:rPr>
+                <w:rFonts w:ascii="Tahoma" w:hAnsi="Tahoma" w:cs="Tahoma"/>
+              </w:rPr>
+              <w:t xml:space="preserve"> 351, 5th </w:t>
+            </w:r>
+            <w:proofErr w:type="spellStart"/>
+            <w:r>
+              <w:rPr>
+                <w:rFonts w:ascii="Tahoma" w:hAnsi="Tahoma" w:cs="Tahoma"/>
+              </w:rPr>
+              <w:t>Fl</w:t>
+            </w:r>
+            <w:proofErr w:type="spellEnd"/>
+            <w:r>
+              <w:rPr>
+                <w:rFonts w:ascii="Tahoma" w:hAnsi="Tahoma" w:cs="Tahoma"/>
+              </w:rPr>
+              <w:t>. – 503 LN (C1104AAH)</w:t>
             </w:r>
           </w:p>
           <w:p>
             <w:pPr>
               <w:spacing w:after="20"/>
-            </w:pPr>
-            <w:r>
-              <w:rPr>
+              <w:rPr>
+                <w:rFonts w:ascii="Tahoma" w:hAnsi="Tahoma" w:cs="Tahoma"/>
+              </w:rPr>
+            </w:pPr>
+            <w:r>
+              <w:rPr>
+                <w:rFonts w:ascii="Tahoma" w:hAnsi="Tahoma" w:cs="Tahoma"/>
                 <w:i/>
                 <w:iCs/>
               </w:rPr>
@@ -124,13 +187,15 @@
                 <w:bottom w:val="single" w:sz="6" w:space="3" w:color="1394B1"/>
               </w:pBdr>
               <w:spacing w:after="70"/>
-            </w:pPr>
-            <w:r>
-              <w:rPr>
+              <w:rPr>
+                <w:rFonts w:ascii="Tahoma" w:hAnsi="Tahoma" w:cs="Tahoma"/>
+              </w:rPr>
+            </w:pPr>
+            <w:r>
+              <w:rPr>
+                <w:rFonts w:ascii="Tahoma" w:hAnsi="Tahoma" w:cs="Tahoma"/>
                 <w:b/>
                 <w:bCs/>
-                <w:sz w:val="16"/>
-                <w:szCs w:val="16"/>
               </w:rPr>
               <w:t>TO</w:t>
             </w:r>
@@ -138,12 +203,13 @@
           <w:p>
             <w:pPr>
               <w:spacing w:after="20"/>
-            </w:pPr>
-            <w:r>
-              <w:rPr>
-                <w:rFonts w:ascii="Consolas" w:eastAsia="Consolas" w:hAnsi="Consolas" w:cs="Consolas"/>
-                <w:b/>
-                <w:bCs/>
+              <w:rPr>
+                <w:rFonts w:ascii="Tahoma" w:hAnsi="Tahoma" w:cs="Tahoma"/>
+              </w:rPr>
+            </w:pPr>
+            <w:r>
+              <w:rPr>
+                <w:rFonts w:ascii="Tahoma" w:eastAsia="Consolas" w:hAnsi="Tahoma" w:cs="Tahoma"/>
               </w:rPr>
               <w:t>{{cliente}}</w:t>
             </w:r>
@@ -151,16 +217,43 @@
           <w:p>
             <w:pPr>
               <w:spacing w:after="20"/>
-            </w:pPr>
-            <w:r>
-              <w:t xml:space="preserve">Attn: </w:t>
-            </w:r>
-            <w:r>
-              <w:rPr>
-                <w:i/>
-                <w:iCs/>
-              </w:rPr>
-              <w:t>{{atencion}}</w:t>
+              <w:rPr>
+                <w:rFonts w:ascii="Tahoma" w:hAnsi="Tahoma" w:cs="Tahoma"/>
+              </w:rPr>
+            </w:pPr>
+            <w:proofErr w:type="spellStart"/>
+            <w:r>
+              <w:rPr>
+                <w:rFonts w:ascii="Tahoma" w:hAnsi="Tahoma" w:cs="Tahoma"/>
+              </w:rPr>
+              <w:t>Attn</w:t>
+            </w:r>
+            <w:proofErr w:type="spellEnd"/>
+            <w:r>
+              <w:rPr>
+                <w:rFonts w:ascii="Tahoma" w:hAnsi="Tahoma" w:cs="Tahoma"/>
+              </w:rPr>
+              <w:t xml:space="preserve">: </w:t>
+            </w:r>
+            <w:r>
+              <w:rPr>
+                <w:rFonts w:ascii="Tahoma" w:hAnsi="Tahoma" w:cs="Tahoma"/>
+              </w:rPr>
+              <w:t>{{</w:t>
+            </w:r>
+            <w:proofErr w:type="spellStart"/>
+            <w:r>
+              <w:rPr>
+                <w:rFonts w:ascii="Tahoma" w:hAnsi="Tahoma" w:cs="Tahoma"/>
+              </w:rPr>
+              <w:t>atencion</w:t>
+            </w:r>
+            <w:proofErr w:type="spellEnd"/>
+            <w:r>
+              <w:rPr>
+                <w:rFonts w:ascii="Tahoma" w:hAnsi="Tahoma" w:cs="Tahoma"/>
+              </w:rPr>
+              <w:t>}}</w:t>
             </w:r>
           </w:p>
         </w:tc>
@@ -181,15 +274,15 @@
               </w:pBdr>
               <w:spacing w:after="70"/>
               <w:rPr>
-                <w:lang w:val="en-GB"/>
-              </w:rPr>
-            </w:pPr>
-            <w:r>
-              <w:rPr>
+                <w:rFonts w:ascii="Tahoma" w:hAnsi="Tahoma" w:cs="Tahoma"/>
+                <w:lang w:val="en-GB"/>
+              </w:rPr>
+            </w:pPr>
+            <w:r>
+              <w:rPr>
+                <w:rFonts w:ascii="Tahoma" w:hAnsi="Tahoma" w:cs="Tahoma"/>
                 <w:b/>
                 <w:bCs/>
-                <w:sz w:val="16"/>
-                <w:szCs w:val="16"/>
                 <w:lang w:val="en-GB"/>
               </w:rPr>
               <w:t>QUOTATION</w:t>
@@ -199,67 +292,148 @@
             <w:pPr>
               <w:spacing w:after="20"/>
               <w:rPr>
-                <w:lang w:val="en-GB"/>
-              </w:rPr>
-            </w:pPr>
-            <w:r>
-              <w:rPr>
-                <w:b/>
-                <w:bCs/>
+                <w:rFonts w:ascii="Tahoma" w:hAnsi="Tahoma" w:cs="Tahoma"/>
+                <w:lang w:val="en-GB"/>
+              </w:rPr>
+            </w:pPr>
+            <w:r>
+              <w:rPr>
+                <w:rFonts w:ascii="Tahoma" w:hAnsi="Tahoma" w:cs="Tahoma"/>
                 <w:sz w:val="18"/>
                 <w:szCs w:val="18"/>
                 <w:lang w:val="en-GB"/>
               </w:rPr>
-              <w:t>No.</w:t>
-            </w:r>
-            <w:r>
-              <w:rPr>
+              <w:t xml:space="preserve">No.  </w:t>
+            </w:r>
+            <w:r>
+              <w:rPr>
+                <w:rFonts w:ascii="Tahoma" w:eastAsia="Consolas" w:hAnsi="Tahoma" w:cs="Tahoma"/>
+                <w:lang w:val="en-GB"/>
+              </w:rPr>
+              <w:t>{{ref}}</w:t>
+            </w:r>
+          </w:p>
+          <w:p>
+            <w:pPr>
+              <w:spacing w:after="20"/>
+              <w:rPr>
+                <w:rFonts w:ascii="Tahoma" w:hAnsi="Tahoma" w:cs="Tahoma"/>
+                <w:lang w:val="en-GB"/>
+              </w:rPr>
+            </w:pPr>
+            <w:proofErr w:type="gramStart"/>
+            <w:r>
+              <w:rPr>
+                <w:rFonts w:ascii="Tahoma" w:hAnsi="Tahoma" w:cs="Tahoma"/>
                 <w:sz w:val="18"/>
                 <w:szCs w:val="18"/>
                 <w:lang w:val="en-GB"/>
               </w:rPr>
-              <w:t xml:space="preserve">  </w:t>
-            </w:r>
-            <w:r>
-              <w:rPr>
-                <w:rFonts w:ascii="Consolas" w:eastAsia="Consolas" w:hAnsi="Consolas" w:cs="Consolas"/>
-                <w:b/>
-                <w:bCs/>
-                <w:lang w:val="en-GB"/>
-              </w:rPr>
-              <w:t>{{ref}}</w:t>
+              <w:t xml:space="preserve">Date  </w:t>
+            </w:r>
+            <w:r>
+              <w:rPr>
+                <w:rFonts w:ascii="Tahoma" w:hAnsi="Tahoma" w:cs="Tahoma"/>
+                <w:lang w:val="en-GB"/>
+              </w:rPr>
+              <w:t>{</w:t>
+            </w:r>
+            <w:proofErr w:type="gramEnd"/>
+            <w:r>
+              <w:rPr>
+                <w:rFonts w:ascii="Tahoma" w:hAnsi="Tahoma" w:cs="Tahoma"/>
+                <w:lang w:val="en-GB"/>
+              </w:rPr>
+              <w:t>{</w:t>
+            </w:r>
+            <w:proofErr w:type="spellStart"/>
+            <w:r>
+              <w:rPr>
+                <w:rFonts w:ascii="Tahoma" w:hAnsi="Tahoma" w:cs="Tahoma"/>
+                <w:lang w:val="en-GB"/>
+              </w:rPr>
+              <w:t>fecha</w:t>
+            </w:r>
+            <w:proofErr w:type="spellEnd"/>
+            <w:r>
+              <w:rPr>
+                <w:rFonts w:ascii="Tahoma" w:hAnsi="Tahoma" w:cs="Tahoma"/>
+                <w:lang w:val="en-GB"/>
+              </w:rPr>
+              <w:t>}}</w:t>
             </w:r>
           </w:p>
           <w:p>
             <w:pPr>
               <w:spacing w:after="20"/>
               <w:rPr>
+                <w:rFonts w:ascii="Tahoma" w:hAnsi="Tahoma" w:cs="Tahoma"/>
                 <w:lang w:val="en-GB"/>
               </w:rPr>
             </w:pPr>
             <w:proofErr w:type="gramStart"/>
             <w:r>
               <w:rPr>
-                <w:b/>
-                <w:bCs/>
+                <w:rFonts w:ascii="Tahoma" w:hAnsi="Tahoma" w:cs="Tahoma"/>
                 <w:sz w:val="18"/>
                 <w:szCs w:val="18"/>
                 <w:lang w:val="en-GB"/>
               </w:rPr>
-              <w:t>Date</w:t>
-            </w:r>
-            <w:r>
-              <w:rPr>
+              <w:t xml:space="preserve">Valid  </w:t>
+            </w:r>
+            <w:r>
+              <w:rPr>
+                <w:rFonts w:ascii="Tahoma" w:hAnsi="Tahoma" w:cs="Tahoma"/>
+                <w:lang w:val="en-GB"/>
+              </w:rPr>
+              <w:t>{</w:t>
+            </w:r>
+            <w:proofErr w:type="gramEnd"/>
+            <w:r>
+              <w:rPr>
+                <w:rFonts w:ascii="Tahoma" w:hAnsi="Tahoma" w:cs="Tahoma"/>
+                <w:lang w:val="en-GB"/>
+              </w:rPr>
+              <w:t>{</w:t>
+            </w:r>
+            <w:proofErr w:type="spellStart"/>
+            <w:r>
+              <w:rPr>
+                <w:rFonts w:ascii="Tahoma" w:hAnsi="Tahoma" w:cs="Tahoma"/>
+                <w:lang w:val="en-GB"/>
+              </w:rPr>
+              <w:t>validez</w:t>
+            </w:r>
+            <w:proofErr w:type="spellEnd"/>
+            <w:r>
+              <w:rPr>
+                <w:rFonts w:ascii="Tahoma" w:hAnsi="Tahoma" w:cs="Tahoma"/>
+                <w:lang w:val="en-GB"/>
+              </w:rPr>
+              <w:t>}}</w:t>
+            </w:r>
+          </w:p>
+          <w:p>
+            <w:pPr>
+              <w:spacing w:after="20"/>
+              <w:rPr>
+                <w:rFonts w:ascii="Tahoma" w:hAnsi="Tahoma" w:cs="Tahoma"/>
+                <w:lang w:val="en-GB"/>
+              </w:rPr>
+            </w:pPr>
+            <w:proofErr w:type="gramStart"/>
+            <w:r>
+              <w:rPr>
+                <w:rFonts w:ascii="Tahoma" w:hAnsi="Tahoma" w:cs="Tahoma"/>
                 <w:sz w:val="18"/>
                 <w:szCs w:val="18"/>
                 <w:lang w:val="en-GB"/>
               </w:rPr>
-              <w:t xml:space="preserve">  </w:t>
-            </w:r>
-            <w:r>
-              <w:rPr>
-                <w:i/>
-                <w:iCs/>
+              <w:t xml:space="preserve">Vessel  </w:t>
+            </w:r>
+            <w:r>
+              <w:rPr>
+                <w:rFonts w:ascii="Tahoma" w:eastAsia="Consolas" w:hAnsi="Tahoma" w:cs="Tahoma"/>
                 <w:lang w:val="en-GB"/>
               </w:rPr>
               <w:t>{</w:t>
@@ -267,8 +441,7 @@
             <w:proofErr w:type="gramEnd"/>
             <w:r>
               <w:rPr>
-                <w:i/>
-                <w:iCs/>
+                <w:rFonts w:ascii="Tahoma" w:eastAsia="Consolas" w:hAnsi="Tahoma" w:cs="Tahoma"/>
                 <w:lang w:val="en-GB"/>
               </w:rPr>
               <w:t>{</w:t>
@@ -276,17 +449,15 @@
             <w:proofErr w:type="spellStart"/>
             <w:r>
               <w:rPr>
-                <w:i/>
-                <w:iCs/>
-                <w:lang w:val="en-GB"/>
-              </w:rPr>
-              <w:t>fecha</w:t>
+                <w:rFonts w:ascii="Tahoma" w:eastAsia="Consolas" w:hAnsi="Tahoma" w:cs="Tahoma"/>
+                <w:lang w:val="en-GB"/>
+              </w:rPr>
+              <w:t>buque</w:t>
             </w:r>
             <w:proofErr w:type="spellEnd"/>
             <w:r>
               <w:rPr>
-                <w:i/>
-                <w:iCs/>
+                <w:rFonts w:ascii="Tahoma" w:eastAsia="Consolas" w:hAnsi="Tahoma" w:cs="Tahoma"/>
                 <w:lang w:val="en-GB"/>
               </w:rPr>
               <w:t>}}</w:t>
@@ -296,231 +467,78 @@
             <w:pPr>
               <w:spacing w:after="20"/>
               <w:rPr>
+                <w:rFonts w:ascii="Tahoma" w:hAnsi="Tahoma" w:cs="Tahoma"/>
                 <w:lang w:val="en-GB"/>
               </w:rPr>
             </w:pPr>
             <w:proofErr w:type="gramStart"/>
             <w:r>
               <w:rPr>
-                <w:b/>
-                <w:bCs/>
+                <w:rFonts w:ascii="Tahoma" w:hAnsi="Tahoma" w:cs="Tahoma"/>
                 <w:sz w:val="18"/>
                 <w:szCs w:val="18"/>
                 <w:lang w:val="en-GB"/>
               </w:rPr>
-              <w:t>Valid</w:t>
-            </w:r>
-            <w:r>
-              <w:rPr>
+              <w:t xml:space="preserve">Location  </w:t>
+            </w:r>
+            <w:r>
+              <w:rPr>
+                <w:rFonts w:ascii="Tahoma" w:eastAsia="Consolas" w:hAnsi="Tahoma" w:cs="Tahoma"/>
+                <w:lang w:val="en-GB"/>
+              </w:rPr>
+              <w:t>{</w:t>
+            </w:r>
+            <w:proofErr w:type="gramEnd"/>
+            <w:r>
+              <w:rPr>
+                <w:rFonts w:ascii="Tahoma" w:eastAsia="Consolas" w:hAnsi="Tahoma" w:cs="Tahoma"/>
+                <w:lang w:val="en-GB"/>
+              </w:rPr>
+              <w:t>{</w:t>
+            </w:r>
+            <w:proofErr w:type="spellStart"/>
+            <w:r>
+              <w:rPr>
+                <w:rFonts w:ascii="Tahoma" w:eastAsia="Consolas" w:hAnsi="Tahoma" w:cs="Tahoma"/>
+                <w:lang w:val="en-GB"/>
+              </w:rPr>
+              <w:t>ubicacion</w:t>
+            </w:r>
+            <w:proofErr w:type="spellEnd"/>
+            <w:r>
+              <w:rPr>
+                <w:rFonts w:ascii="Tahoma" w:eastAsia="Consolas" w:hAnsi="Tahoma" w:cs="Tahoma"/>
+                <w:lang w:val="en-GB"/>
+              </w:rPr>
+              <w:t>}}</w:t>
+            </w:r>
+          </w:p>
+          <w:p>
+            <w:pPr>
+              <w:spacing w:after="20"/>
+              <w:rPr>
+                <w:rFonts w:ascii="Tahoma" w:hAnsi="Tahoma" w:cs="Tahoma"/>
+              </w:rPr>
+            </w:pPr>
+            <w:proofErr w:type="gramStart"/>
+            <w:r>
+              <w:rPr>
+                <w:rFonts w:ascii="Tahoma" w:hAnsi="Tahoma" w:cs="Tahoma"/>
                 <w:sz w:val="18"/>
                 <w:szCs w:val="18"/>
-                <w:lang w:val="en-GB"/>
-              </w:rPr>
-              <w:t xml:space="preserve">  </w:t>
-            </w:r>
-            <w:r>
-              <w:rPr>
-                <w:i/>
-                <w:iCs/>
-                <w:lang w:val="en-GB"/>
+              </w:rPr>
+              <w:t xml:space="preserve">ETA  </w:t>
+            </w:r>
+            <w:r>
+              <w:rPr>
+                <w:rFonts w:ascii="Tahoma" w:eastAsia="Consolas" w:hAnsi="Tahoma" w:cs="Tahoma"/>
               </w:rPr>
               <w:t>{</w:t>
             </w:r>
             <w:proofErr w:type="gramEnd"/>
             <w:r>
               <w:rPr>
-                <w:i/>
-                <w:iCs/>
-                <w:lang w:val="en-GB"/>
-              </w:rPr>
-              <w:t>{</w:t>
-            </w:r>
-            <w:proofErr w:type="spellStart"/>
-            <w:r>
-              <w:rPr>
-                <w:i/>
-                <w:iCs/>
-                <w:lang w:val="en-GB"/>
-              </w:rPr>
-              <w:t>validez</w:t>
-            </w:r>
-            <w:proofErr w:type="spellEnd"/>
-            <w:r>
-              <w:rPr>
-                <w:i/>
-                <w:iCs/>
-                <w:lang w:val="en-GB"/>
-              </w:rPr>
-              <w:t>}}</w:t>
-            </w:r>
-          </w:p>
-          <w:p>
-            <w:pPr>
-              <w:spacing w:after="20"/>
-              <w:rPr>
-                <w:lang w:val="en-GB"/>
-              </w:rPr>
-            </w:pPr>
-            <w:proofErr w:type="gramStart"/>
-            <w:r>
-              <w:rPr>
-                <w:b/>
-                <w:bCs/>
-                <w:sz w:val="18"/>
-                <w:szCs w:val="18"/>
-                <w:lang w:val="en-GB"/>
-              </w:rPr>
-              <w:t>Vessel</w:t>
-            </w:r>
-            <w:r>
-              <w:rPr>
-                <w:sz w:val="18"/>
-                <w:szCs w:val="18"/>
-                <w:lang w:val="en-GB"/>
-              </w:rPr>
-              <w:t xml:space="preserve">  </w:t>
-            </w:r>
-            <w:r>
-              <w:rPr>
-                <w:rFonts w:ascii="Consolas" w:eastAsia="Consolas" w:hAnsi="Consolas" w:cs="Consolas"/>
-                <w:b/>
-                <w:bCs/>
-                <w:lang w:val="en-GB"/>
-              </w:rPr>
-              <w:t>{</w:t>
-            </w:r>
-            <w:proofErr w:type="gramEnd"/>
-            <w:r>
-              <w:rPr>
-                <w:rFonts w:ascii="Consolas" w:eastAsia="Consolas" w:hAnsi="Consolas" w:cs="Consolas"/>
-                <w:b/>
-                <w:bCs/>
-                <w:lang w:val="en-GB"/>
-              </w:rPr>
-              <w:t>{</w:t>
-            </w:r>
-            <w:proofErr w:type="spellStart"/>
-            <w:r>
-              <w:rPr>
-                <w:rFonts w:ascii="Consolas" w:eastAsia="Consolas" w:hAnsi="Consolas" w:cs="Consolas"/>
-                <w:b/>
-                <w:bCs/>
-                <w:lang w:val="en-GB"/>
-              </w:rPr>
-              <w:t>buque</w:t>
-            </w:r>
-            <w:proofErr w:type="spellEnd"/>
-            <w:r>
-              <w:rPr>
-                <w:rFonts w:ascii="Consolas" w:eastAsia="Consolas" w:hAnsi="Consolas" w:cs="Consolas"/>
-                <w:b/>
-                <w:bCs/>
-                <w:lang w:val="en-GB"/>
-              </w:rPr>
-              <w:t>}}</w:t>
-            </w:r>
-          </w:p>
-          <w:p>
-            <w:pPr>
-              <w:spacing w:after="20"/>
-              <w:rPr>
-                <w:lang w:val="en-GB"/>
-              </w:rPr>
-            </w:pPr>
-            <w:proofErr w:type="gramStart"/>
-            <w:r>
-              <w:rPr>
-                <w:b/>
-                <w:bCs/>
-                <w:sz w:val="18"/>
-                <w:szCs w:val="18"/>
-                <w:lang w:val="en-GB"/>
-              </w:rPr>
-              <w:t>Location</w:t>
-            </w:r>
-            <w:r>
-              <w:rPr>
-                <w:sz w:val="18"/>
-                <w:szCs w:val="18"/>
-                <w:lang w:val="en-GB"/>
-              </w:rPr>
-              <w:t xml:space="preserve">  </w:t>
-            </w:r>
-            <w:r>
-              <w:rPr>
-                <w:rFonts w:ascii="Consolas" w:eastAsia="Consolas" w:hAnsi="Consolas" w:cs="Consolas"/>
-                <w:b/>
-                <w:bCs/>
-                <w:lang w:val="en-GB"/>
-              </w:rPr>
-              <w:t>{</w:t>
-            </w:r>
-            <w:proofErr w:type="gramEnd"/>
-            <w:r>
-              <w:rPr>
-                <w:rFonts w:ascii="Consolas" w:eastAsia="Consolas" w:hAnsi="Consolas" w:cs="Consolas"/>
-                <w:b/>
-                <w:bCs/>
-                <w:lang w:val="en-GB"/>
-              </w:rPr>
-              <w:t>{</w:t>
-            </w:r>
-            <w:proofErr w:type="spellStart"/>
-            <w:r>
-              <w:rPr>
-                <w:rFonts w:ascii="Consolas" w:eastAsia="Consolas" w:hAnsi="Consolas" w:cs="Consolas"/>
-                <w:b/>
-                <w:bCs/>
-                <w:lang w:val="en-GB"/>
-              </w:rPr>
-              <w:t>ubicacion</w:t>
-            </w:r>
-            <w:proofErr w:type="spellEnd"/>
-            <w:r>
-              <w:rPr>
-                <w:rFonts w:ascii="Consolas" w:eastAsia="Consolas" w:hAnsi="Consolas" w:cs="Consolas"/>
-                <w:b/>
-                <w:bCs/>
-                <w:lang w:val="en-GB"/>
-              </w:rPr>
-              <w:t>}}</w:t>
-            </w:r>
-          </w:p>
-          <w:p>
-            <w:pPr>
-              <w:spacing w:after="20"/>
-            </w:pPr>
-            <w:proofErr w:type="gramStart"/>
-            <w:r>
-              <w:rPr>
-                <w:b/>
-                <w:bCs/>
-                <w:sz w:val="18"/>
-                <w:szCs w:val="18"/>
-              </w:rPr>
-              <w:t>ETA</w:t>
-            </w:r>
-            <w:r>
-              <w:rPr>
-                <w:sz w:val="18"/>
-                <w:szCs w:val="18"/>
-              </w:rPr>
-              <w:t xml:space="preserve">  </w:t>
-            </w:r>
-            <w:r>
-              <w:rPr>
-                <w:rFonts w:ascii="Consolas" w:eastAsia="Consolas" w:hAnsi="Consolas" w:cs="Consolas"/>
-                <w:b/>
-                <w:bCs/>
-              </w:rPr>
-              <w:t>{</w:t>
-            </w:r>
-            <w:proofErr w:type="gramEnd"/>
-            <w:r>
-              <w:rPr>
-                <w:rFonts w:ascii="Consolas" w:eastAsia="Consolas" w:hAnsi="Consolas" w:cs="Consolas"/>
-                <w:b/>
-                <w:bCs/>
+                <w:rFonts w:ascii="Tahoma" w:eastAsia="Consolas" w:hAnsi="Tahoma" w:cs="Tahoma"/>
               </w:rPr>
               <w:t>{eta}}</w:t>
             </w:r>
@@ -532,22 +550,28 @@
       <w:pPr>
         <w:spacing w:before="220"/>
         <w:rPr>
+          <w:rFonts w:ascii="Tahoma" w:hAnsi="Tahoma" w:cs="Tahoma"/>
           <w:lang w:val="en-GB"/>
         </w:rPr>
       </w:pPr>
       <w:r>
         <w:rPr>
+          <w:rFonts w:ascii="Tahoma" w:hAnsi="Tahoma" w:cs="Tahoma"/>
           <w:lang w:val="en-GB"/>
         </w:rPr>
-        <w:t>We are pleased to submit our quotation for the works detailed below:</w:t>
+        <w:t>We are pleased to submit our quotation for the products detailed below:</w:t>
       </w:r>
     </w:p>
     <w:p>
       <w:pPr>
         <w:spacing w:before="240" w:after="90"/>
+        <w:rPr>
+          <w:rFonts w:ascii="Tahoma" w:hAnsi="Tahoma" w:cs="Tahoma"/>
+        </w:rPr>
       </w:pPr>
       <w:r>
         <w:rPr>
+          <w:rFonts w:ascii="Tahoma" w:hAnsi="Tahoma" w:cs="Tahoma"/>
           <w:b/>
           <w:bCs/>
           <w:sz w:val="16"/>
@@ -558,7 +582,7 @@
     </w:p>
     <w:tbl>
       <w:tblPr>
-        <w:tblW w:w="9360" w:type="dxa"/>
+        <w:tblW w:w="9345" w:type="dxa"/>
         <w:tblCellMar>
           <w:left w:w="10" w:type="dxa"/>
           <w:right w:w="10" w:type="dxa"/>
@@ -566,23 +590,16 @@
         <w:tblLook w:val="04A0" w:firstRow="1" w:lastRow="0" w:firstColumn="1" w:lastColumn="0" w:noHBand="0" w:noVBand="1"/>
       </w:tblPr>
       <w:tblGrid>
-        <w:gridCol w:w="1826"/>
-        <w:gridCol w:w="109"/>
-        <w:gridCol w:w="1496"/>
-        <w:gridCol w:w="53"/>
-        <w:gridCol w:w="1575"/>
-        <w:gridCol w:w="156"/>
-        <w:gridCol w:w="1275"/>
-        <w:gridCol w:w="123"/>
-        <w:gridCol w:w="1252"/>
-        <w:gridCol w:w="106"/>
-        <w:gridCol w:w="1389"/>
+        <w:gridCol w:w="2612"/>
+        <w:gridCol w:w="1798"/>
+        <w:gridCol w:w="1637"/>
+        <w:gridCol w:w="1574"/>
+        <w:gridCol w:w="1724"/>
       </w:tblGrid>
       <w:tr>
         <w:tc>
           <w:tcPr>
-            <w:tcW w:w="1985" w:type="dxa"/>
-            <w:gridSpan w:val="2"/>
+            <w:tcW w:w="2612" w:type="dxa"/>
             <w:tcBorders>
               <w:bottom w:val="single" w:sz="10" w:space="0" w:color="1394B1"/>
             </w:tcBorders>
@@ -594,9 +611,15 @@
             </w:tcMar>
           </w:tcPr>
           <w:p>
+            <w:pPr>
+              <w:rPr>
+                <w:rFonts w:ascii="Tahoma" w:hAnsi="Tahoma" w:cs="Tahoma"/>
+              </w:rPr>
+            </w:pPr>
             <w:proofErr w:type="spellStart"/>
             <w:r>
               <w:rPr>
+                <w:rFonts w:ascii="Tahoma" w:hAnsi="Tahoma" w:cs="Tahoma"/>
                 <w:b/>
                 <w:bCs/>
                 <w:sz w:val="17"/>
@@ -609,7 +632,7 @@
         </w:tc>
         <w:tc>
           <w:tcPr>
-            <w:tcW w:w="1435" w:type="dxa"/>
+            <w:tcW w:w="1798" w:type="dxa"/>
             <w:tcBorders>
               <w:bottom w:val="single" w:sz="10" w:space="0" w:color="1394B1"/>
             </w:tcBorders>
@@ -621,23 +644,39 @@
             </w:tcMar>
           </w:tcPr>
           <w:p>
+            <w:pPr>
+              <w:jc w:val="center"/>
+              <w:rPr>
+                <w:rFonts w:ascii="Tahoma" w:hAnsi="Tahoma" w:cs="Tahoma"/>
+                <w:b/>
+                <w:bCs/>
+              </w:rPr>
+            </w:pPr>
             <w:proofErr w:type="spellStart"/>
             <w:r>
               <w:rPr>
+                <w:rFonts w:ascii="Tahoma" w:hAnsi="Tahoma" w:cs="Tahoma"/>
                 <w:b/>
                 <w:bCs/>
                 <w:sz w:val="17"/>
                 <w:szCs w:val="17"/>
               </w:rPr>
-              <w:t>Category</w:t>
+              <w:t>Qty</w:t>
             </w:r>
             <w:proofErr w:type="spellEnd"/>
-          </w:p>
-        </w:tc>
-        <w:tc>
-          <w:tcPr>
-            <w:tcW w:w="1828" w:type="dxa"/>
-            <w:gridSpan w:val="3"/>
+            <w:r>
+              <w:rPr>
+                <w:rFonts w:ascii="Tahoma" w:hAnsi="Tahoma" w:cs="Tahoma"/>
+                <w:b/>
+                <w:bCs/>
+              </w:rPr>
+              <w:t>.</w:t>
+            </w:r>
+          </w:p>
+        </w:tc>
+        <w:tc>
+          <w:tcPr>
+            <w:tcW w:w="1637" w:type="dxa"/>
             <w:tcBorders>
               <w:bottom w:val="single" w:sz="10" w:space="0" w:color="1394B1"/>
             </w:tcBorders>
@@ -649,32 +688,39 @@
             </w:tcMar>
           </w:tcPr>
           <w:p>
-            <w:r>
-              <w:rPr>
+            <w:pPr>
+              <w:jc w:val="center"/>
+              <w:rPr>
+                <w:rFonts w:ascii="Tahoma" w:hAnsi="Tahoma" w:cs="Tahoma"/>
+              </w:rPr>
+            </w:pPr>
+            <w:r>
+              <w:rPr>
+                <w:rFonts w:ascii="Tahoma" w:hAnsi="Tahoma" w:cs="Tahoma"/>
                 <w:b/>
                 <w:bCs/>
                 <w:sz w:val="17"/>
                 <w:szCs w:val="17"/>
               </w:rPr>
-              <w:t xml:space="preserve">         </w:t>
+              <w:t xml:space="preserve">     </w:t>
             </w:r>
             <w:proofErr w:type="spellStart"/>
             <w:r>
               <w:rPr>
+                <w:rFonts w:ascii="Tahoma" w:hAnsi="Tahoma" w:cs="Tahoma"/>
                 <w:b/>
                 <w:bCs/>
                 <w:sz w:val="17"/>
                 <w:szCs w:val="17"/>
               </w:rPr>
-              <w:t>Qty</w:t>
+              <w:t>Unit</w:t>
             </w:r>
             <w:proofErr w:type="spellEnd"/>
           </w:p>
         </w:tc>
         <w:tc>
           <w:tcPr>
-            <w:tcW w:w="1373" w:type="dxa"/>
-            <w:gridSpan w:val="2"/>
+            <w:tcW w:w="1574" w:type="dxa"/>
             <w:tcBorders>
               <w:bottom w:val="single" w:sz="10" w:space="0" w:color="1394B1"/>
             </w:tcBorders>
@@ -686,32 +732,51 @@
             </w:tcMar>
           </w:tcPr>
           <w:p>
-            <w:r>
-              <w:rPr>
+            <w:pPr>
+              <w:jc w:val="right"/>
+              <w:rPr>
+                <w:rFonts w:ascii="Tahoma" w:hAnsi="Tahoma" w:cs="Tahoma"/>
+              </w:rPr>
+            </w:pPr>
+            <w:proofErr w:type="spellStart"/>
+            <w:r>
+              <w:rPr>
+                <w:rFonts w:ascii="Tahoma" w:hAnsi="Tahoma" w:cs="Tahoma"/>
                 <w:b/>
                 <w:bCs/>
                 <w:sz w:val="17"/>
                 <w:szCs w:val="17"/>
               </w:rPr>
-              <w:t xml:space="preserve">     </w:t>
-            </w:r>
-            <w:proofErr w:type="spellStart"/>
-            <w:r>
-              <w:rPr>
+              <w:t>Unit</w:t>
+            </w:r>
+            <w:proofErr w:type="spellEnd"/>
+            <w:r>
+              <w:rPr>
+                <w:rFonts w:ascii="Tahoma" w:hAnsi="Tahoma" w:cs="Tahoma"/>
                 <w:b/>
                 <w:bCs/>
                 <w:sz w:val="17"/>
                 <w:szCs w:val="17"/>
               </w:rPr>
-              <w:t>Unit</w:t>
+              <w:t xml:space="preserve"> </w:t>
+            </w:r>
+            <w:proofErr w:type="spellStart"/>
+            <w:r>
+              <w:rPr>
+                <w:rFonts w:ascii="Tahoma" w:hAnsi="Tahoma" w:cs="Tahoma"/>
+                <w:b/>
+                <w:bCs/>
+                <w:sz w:val="17"/>
+                <w:szCs w:val="17"/>
+              </w:rPr>
+              <w:t>price</w:t>
             </w:r>
             <w:proofErr w:type="spellEnd"/>
           </w:p>
         </w:tc>
         <w:tc>
           <w:tcPr>
-            <w:tcW w:w="1365" w:type="dxa"/>
-            <w:gridSpan w:val="2"/>
+            <w:tcW w:w="1724" w:type="dxa"/>
             <w:tcBorders>
               <w:bottom w:val="single" w:sz="10" w:space="0" w:color="1394B1"/>
             </w:tcBorders>
@@ -724,25 +789,30 @@
           </w:tcPr>
           <w:p>
             <w:pPr>
-              <w:jc w:val="center"/>
-            </w:pPr>
-            <w:r>
-              <w:rPr>
+              <w:jc w:val="right"/>
+              <w:rPr>
+                <w:rFonts w:ascii="Tahoma" w:hAnsi="Tahoma" w:cs="Tahoma"/>
+              </w:rPr>
+            </w:pPr>
+            <w:proofErr w:type="spellStart"/>
+            <w:r>
+              <w:rPr>
+                <w:rFonts w:ascii="Tahoma" w:hAnsi="Tahoma" w:cs="Tahoma"/>
                 <w:b/>
                 <w:bCs/>
                 <w:sz w:val="17"/>
                 <w:szCs w:val="17"/>
               </w:rPr>
-              <w:t>Unit price</w:t>
-            </w:r>
-          </w:p>
-        </w:tc>
-        <w:tc>
-          <w:tcPr>
-            <w:tcW w:w="1374" w:type="dxa"/>
-            <w:tcBorders>
-              <w:bottom w:val="single" w:sz="10" w:space="0" w:color="1394B1"/>
-            </w:tcBorders>
+              <w:t>Amount</w:t>
+            </w:r>
+            <w:proofErr w:type="spellEnd"/>
+          </w:p>
+        </w:tc>
+      </w:tr>
+      <w:tr>
+        <w:tc>
+          <w:tcPr>
+            <w:tcW w:w="2612" w:type="dxa"/>
             <w:tcMar>
               <w:top w:w="70" w:type="dxa"/>
               <w:left w:w="0" w:type="dxa"/>
@@ -752,25 +822,25 @@
           </w:tcPr>
           <w:p>
             <w:pPr>
-              <w:jc w:val="right"/>
-            </w:pPr>
-            <w:r>
-              <w:rPr>
-                <w:b/>
-                <w:bCs/>
-                <w:sz w:val="17"/>
-                <w:szCs w:val="17"/>
-              </w:rPr>
-              <w:t>Amount</w:t>
-            </w:r>
-          </w:p>
-        </w:tc>
-      </w:tr>
-      <w:tr>
-        <w:tc>
-          <w:tcPr>
-            <w:tcW w:w="1985" w:type="dxa"/>
-            <w:gridSpan w:val="2"/>
+              <w:rPr>
+                <w:rFonts w:ascii="Tahoma" w:hAnsi="Tahoma" w:cs="Tahoma"/>
+                <w:lang w:val="en-GB"/>
+              </w:rPr>
+            </w:pPr>
+            <w:r>
+              <w:rPr>
+                <w:rFonts w:ascii="Tahoma" w:hAnsi="Tahoma" w:cs="Tahoma"/>
+                <w:i/>
+                <w:iCs/>
+                <w:lang w:val="en-GB"/>
+              </w:rPr>
+              <w:t xml:space="preserve">{%tr for item in items %} </w:t>
+            </w:r>
+          </w:p>
+        </w:tc>
+        <w:tc>
+          <w:tcPr>
+            <w:tcW w:w="1798" w:type="dxa"/>
             <w:tcMar>
               <w:top w:w="70" w:type="dxa"/>
               <w:left w:w="0" w:type="dxa"/>
@@ -780,23 +850,17 @@
           </w:tcPr>
           <w:p>
             <w:pPr>
-              <w:rPr>
-                <w:lang w:val="en-GB"/>
-              </w:rPr>
-            </w:pPr>
-            <w:r>
-              <w:rPr>
-                <w:i/>
-                <w:iCs/>
-                <w:lang w:val="en-GB"/>
-              </w:rPr>
-              <w:t>{%tr for item in items %}</w:t>
-            </w:r>
-          </w:p>
-        </w:tc>
-        <w:tc>
-          <w:tcPr>
-            <w:tcW w:w="1435" w:type="dxa"/>
+              <w:jc w:val="center"/>
+              <w:rPr>
+                <w:rFonts w:ascii="Tahoma" w:hAnsi="Tahoma" w:cs="Tahoma"/>
+                <w:lang w:val="en-GB"/>
+              </w:rPr>
+            </w:pPr>
+          </w:p>
+        </w:tc>
+        <w:tc>
+          <w:tcPr>
+            <w:tcW w:w="1637" w:type="dxa"/>
             <w:tcMar>
               <w:top w:w="70" w:type="dxa"/>
               <w:left w:w="0" w:type="dxa"/>
@@ -806,16 +870,17 @@
           </w:tcPr>
           <w:p>
             <w:pPr>
-              <w:rPr>
-                <w:lang w:val="en-GB"/>
-              </w:rPr>
-            </w:pPr>
-          </w:p>
-        </w:tc>
-        <w:tc>
-          <w:tcPr>
-            <w:tcW w:w="1828" w:type="dxa"/>
-            <w:gridSpan w:val="3"/>
+              <w:jc w:val="center"/>
+              <w:rPr>
+                <w:rFonts w:ascii="Tahoma" w:hAnsi="Tahoma" w:cs="Tahoma"/>
+                <w:lang w:val="en-GB"/>
+              </w:rPr>
+            </w:pPr>
+          </w:p>
+        </w:tc>
+        <w:tc>
+          <w:tcPr>
+            <w:tcW w:w="1574" w:type="dxa"/>
             <w:tcMar>
               <w:top w:w="70" w:type="dxa"/>
               <w:left w:w="0" w:type="dxa"/>
@@ -825,17 +890,17 @@
           </w:tcPr>
           <w:p>
             <w:pPr>
-              <w:jc w:val="center"/>
-              <w:rPr>
-                <w:lang w:val="en-GB"/>
-              </w:rPr>
-            </w:pPr>
-          </w:p>
-        </w:tc>
-        <w:tc>
-          <w:tcPr>
-            <w:tcW w:w="1373" w:type="dxa"/>
-            <w:gridSpan w:val="2"/>
+              <w:jc w:val="right"/>
+              <w:rPr>
+                <w:rFonts w:ascii="Tahoma" w:hAnsi="Tahoma" w:cs="Tahoma"/>
+                <w:lang w:val="en-GB"/>
+              </w:rPr>
+            </w:pPr>
+          </w:p>
+        </w:tc>
+        <w:tc>
+          <w:tcPr>
+            <w:tcW w:w="1724" w:type="dxa"/>
             <w:tcMar>
               <w:top w:w="70" w:type="dxa"/>
               <w:left w:w="0" w:type="dxa"/>
@@ -845,17 +910,19 @@
           </w:tcPr>
           <w:p>
             <w:pPr>
-              <w:jc w:val="center"/>
-              <w:rPr>
-                <w:lang w:val="en-GB"/>
-              </w:rPr>
-            </w:pPr>
-          </w:p>
-        </w:tc>
-        <w:tc>
-          <w:tcPr>
-            <w:tcW w:w="1365" w:type="dxa"/>
-            <w:gridSpan w:val="2"/>
+              <w:jc w:val="right"/>
+              <w:rPr>
+                <w:rFonts w:ascii="Tahoma" w:hAnsi="Tahoma" w:cs="Tahoma"/>
+                <w:lang w:val="en-GB"/>
+              </w:rPr>
+            </w:pPr>
+          </w:p>
+        </w:tc>
+      </w:tr>
+      <w:tr>
+        <w:tc>
+          <w:tcPr>
+            <w:tcW w:w="2612" w:type="dxa"/>
             <w:tcMar>
               <w:top w:w="70" w:type="dxa"/>
               <w:left w:w="0" w:type="dxa"/>
@@ -865,16 +932,41 @@
           </w:tcPr>
           <w:p>
             <w:pPr>
-              <w:jc w:val="right"/>
-              <w:rPr>
-                <w:lang w:val="en-GB"/>
-              </w:rPr>
-            </w:pPr>
-          </w:p>
-        </w:tc>
-        <w:tc>
-          <w:tcPr>
-            <w:tcW w:w="1374" w:type="dxa"/>
+              <w:rPr>
+                <w:rFonts w:ascii="Tahoma" w:hAnsi="Tahoma" w:cs="Tahoma"/>
+                <w:lang w:val="en-GB"/>
+              </w:rPr>
+            </w:pPr>
+            <w:r>
+              <w:rPr>
+                <w:rFonts w:ascii="Tahoma" w:hAnsi="Tahoma" w:cs="Tahoma"/>
+                <w:lang w:val="en-GB"/>
+              </w:rPr>
+              <w:t>{{</w:t>
+            </w:r>
+            <w:proofErr w:type="spellStart"/>
+            <w:proofErr w:type="gramStart"/>
+            <w:r>
+              <w:rPr>
+                <w:rFonts w:ascii="Tahoma" w:hAnsi="Tahoma" w:cs="Tahoma"/>
+                <w:lang w:val="en-GB"/>
+              </w:rPr>
+              <w:t>item.descripcion</w:t>
+            </w:r>
+            <w:proofErr w:type="spellEnd"/>
+            <w:proofErr w:type="gramEnd"/>
+            <w:r>
+              <w:rPr>
+                <w:rFonts w:ascii="Tahoma" w:hAnsi="Tahoma" w:cs="Tahoma"/>
+                <w:lang w:val="en-GB"/>
+              </w:rPr>
+              <w:t>}}</w:t>
+            </w:r>
+          </w:p>
+        </w:tc>
+        <w:tc>
+          <w:tcPr>
+            <w:tcW w:w="1798" w:type="dxa"/>
             <w:tcMar>
               <w:top w:w="70" w:type="dxa"/>
               <w:left w:w="0" w:type="dxa"/>
@@ -884,15 +976,38 @@
           </w:tcPr>
           <w:p>
             <w:pPr>
-              <w:jc w:val="right"/>
-            </w:pPr>
-          </w:p>
-        </w:tc>
-      </w:tr>
-      <w:tr>
-        <w:tc>
-          <w:tcPr>
-            <w:tcW w:w="1834" w:type="dxa"/>
+              <w:jc w:val="center"/>
+              <w:rPr>
+                <w:rFonts w:ascii="Tahoma" w:hAnsi="Tahoma" w:cs="Tahoma"/>
+              </w:rPr>
+            </w:pPr>
+            <w:r>
+              <w:rPr>
+                <w:rFonts w:ascii="Tahoma" w:hAnsi="Tahoma" w:cs="Tahoma"/>
+              </w:rPr>
+              <w:t>{{</w:t>
+            </w:r>
+            <w:proofErr w:type="spellStart"/>
+            <w:proofErr w:type="gramStart"/>
+            <w:r>
+              <w:rPr>
+                <w:rFonts w:ascii="Tahoma" w:hAnsi="Tahoma" w:cs="Tahoma"/>
+              </w:rPr>
+              <w:t>item.cantidad</w:t>
+            </w:r>
+            <w:proofErr w:type="spellEnd"/>
+            <w:proofErr w:type="gramEnd"/>
+            <w:r>
+              <w:rPr>
+                <w:rFonts w:ascii="Tahoma" w:hAnsi="Tahoma" w:cs="Tahoma"/>
+              </w:rPr>
+              <w:t>}}</w:t>
+            </w:r>
+          </w:p>
+        </w:tc>
+        <w:tc>
+          <w:tcPr>
+            <w:tcW w:w="1637" w:type="dxa"/>
             <w:tcMar>
               <w:top w:w="70" w:type="dxa"/>
               <w:left w:w="0" w:type="dxa"/>
@@ -902,17 +1017,14 @@
           </w:tcPr>
           <w:p>
             <w:pPr>
-              <w:rPr>
-                <w:i/>
-                <w:iCs/>
-                <w:lang w:val="en-GB"/>
-              </w:rPr>
-            </w:pPr>
-            <w:r>
-              <w:rPr>
-                <w:i/>
-                <w:iCs/>
-                <w:lang w:val="en-GB"/>
+              <w:jc w:val="center"/>
+              <w:rPr>
+                <w:rFonts w:ascii="Tahoma" w:hAnsi="Tahoma" w:cs="Tahoma"/>
+              </w:rPr>
+            </w:pPr>
+            <w:r>
+              <w:rPr>
+                <w:rFonts w:ascii="Tahoma" w:hAnsi="Tahoma" w:cs="Tahoma"/>
               </w:rPr>
               <w:t>{{</w:t>
             </w:r>
@@ -920,19 +1032,15 @@
             <w:proofErr w:type="gramStart"/>
             <w:r>
               <w:rPr>
-                <w:i/>
-                <w:iCs/>
-                <w:lang w:val="en-GB"/>
-              </w:rPr>
-              <w:t>item.descripcion</w:t>
+                <w:rFonts w:ascii="Tahoma" w:hAnsi="Tahoma" w:cs="Tahoma"/>
+              </w:rPr>
+              <w:t>item.unidad</w:t>
             </w:r>
             <w:proofErr w:type="spellEnd"/>
             <w:proofErr w:type="gramEnd"/>
             <w:r>
               <w:rPr>
-                <w:i/>
-                <w:iCs/>
-                <w:lang w:val="en-GB"/>
+                <w:rFonts w:ascii="Tahoma" w:hAnsi="Tahoma" w:cs="Tahoma"/>
               </w:rPr>
               <w:t>}}</w:t>
             </w:r>
@@ -940,8 +1048,7 @@
         </w:tc>
         <w:tc>
           <w:tcPr>
-            <w:tcW w:w="1649" w:type="dxa"/>
-            <w:gridSpan w:val="3"/>
+            <w:tcW w:w="1574" w:type="dxa"/>
             <w:tcMar>
               <w:top w:w="70" w:type="dxa"/>
               <w:left w:w="0" w:type="dxa"/>
@@ -950,17 +1057,15 @@
             </w:tcMar>
           </w:tcPr>
           <w:p>
-            <w:r>
-              <w:rPr>
-                <w:i/>
-                <w:iCs/>
-              </w:rPr>
-              <w:t xml:space="preserve"> </w:t>
-            </w:r>
-            <w:r>
-              <w:rPr>
-                <w:i/>
-                <w:iCs/>
+            <w:pPr>
+              <w:jc w:val="right"/>
+              <w:rPr>
+                <w:rFonts w:ascii="Tahoma" w:hAnsi="Tahoma" w:cs="Tahoma"/>
+              </w:rPr>
+            </w:pPr>
+            <w:r>
+              <w:rPr>
+                <w:rFonts w:ascii="Tahoma" w:hAnsi="Tahoma" w:cs="Tahoma"/>
               </w:rPr>
               <w:t>{{</w:t>
             </w:r>
@@ -968,17 +1073,15 @@
             <w:proofErr w:type="gramStart"/>
             <w:r>
               <w:rPr>
-                <w:i/>
-                <w:iCs/>
-              </w:rPr>
-              <w:t>item.categoria</w:t>
+                <w:rFonts w:ascii="Tahoma" w:hAnsi="Tahoma" w:cs="Tahoma"/>
+              </w:rPr>
+              <w:t>item.precio</w:t>
             </w:r>
             <w:proofErr w:type="spellEnd"/>
             <w:proofErr w:type="gramEnd"/>
             <w:r>
               <w:rPr>
-                <w:i/>
-                <w:iCs/>
+                <w:rFonts w:ascii="Tahoma" w:hAnsi="Tahoma" w:cs="Tahoma"/>
               </w:rPr>
               <w:t>}}</w:t>
             </w:r>
@@ -986,7 +1089,7 @@
         </w:tc>
         <w:tc>
           <w:tcPr>
-            <w:tcW w:w="1575" w:type="dxa"/>
+            <w:tcW w:w="1724" w:type="dxa"/>
             <w:tcMar>
               <w:top w:w="70" w:type="dxa"/>
               <w:left w:w="0" w:type="dxa"/>
@@ -996,27 +1099,41 @@
           </w:tcPr>
           <w:p>
             <w:pPr>
-              <w:jc w:val="center"/>
-            </w:pPr>
-            <w:r>
+              <w:jc w:val="right"/>
+              <w:rPr>
+                <w:rFonts w:ascii="Tahoma" w:hAnsi="Tahoma" w:cs="Tahoma"/>
+                <w:u w:val="single"/>
+              </w:rPr>
+            </w:pPr>
+            <w:r>
+              <w:rPr>
+                <w:rFonts w:ascii="Tahoma" w:hAnsi="Tahoma" w:cs="Tahoma"/>
+              </w:rPr>
               <w:t>{{</w:t>
             </w:r>
             <w:proofErr w:type="spellStart"/>
             <w:proofErr w:type="gramStart"/>
             <w:r>
-              <w:t>item.cantidad</w:t>
+              <w:rPr>
+                <w:rFonts w:ascii="Tahoma" w:hAnsi="Tahoma" w:cs="Tahoma"/>
+              </w:rPr>
+              <w:t>item.importe</w:t>
             </w:r>
             <w:proofErr w:type="spellEnd"/>
             <w:proofErr w:type="gramEnd"/>
             <w:r>
+              <w:rPr>
+                <w:rFonts w:ascii="Tahoma" w:hAnsi="Tahoma" w:cs="Tahoma"/>
+              </w:rPr>
               <w:t>}}</w:t>
             </w:r>
           </w:p>
         </w:tc>
-        <w:tc>
-          <w:tcPr>
-            <w:tcW w:w="1431" w:type="dxa"/>
-            <w:gridSpan w:val="2"/>
+      </w:tr>
+      <w:tr>
+        <w:tc>
+          <w:tcPr>
+            <w:tcW w:w="2612" w:type="dxa"/>
             <w:tcMar>
               <w:top w:w="70" w:type="dxa"/>
               <w:left w:w="0" w:type="dxa"/>
@@ -1026,27 +1143,18 @@
           </w:tcPr>
           <w:p>
             <w:pPr>
-              <w:jc w:val="center"/>
-            </w:pPr>
-            <w:r>
-              <w:t>{{</w:t>
-            </w:r>
-            <w:proofErr w:type="spellStart"/>
-            <w:proofErr w:type="gramStart"/>
-            <w:r>
-              <w:t>item.unidad</w:t>
-            </w:r>
-            <w:proofErr w:type="spellEnd"/>
-            <w:proofErr w:type="gramEnd"/>
-            <w:r>
-              <w:t>}}</w:t>
-            </w:r>
-          </w:p>
-        </w:tc>
-        <w:tc>
-          <w:tcPr>
-            <w:tcW w:w="1376" w:type="dxa"/>
-            <w:gridSpan w:val="2"/>
+              <w:rPr>
+                <w:rFonts w:ascii="Tahoma" w:hAnsi="Tahoma" w:cs="Tahoma"/>
+                <w:i/>
+                <w:iCs/>
+                <w:lang w:val="en-GB"/>
+              </w:rPr>
+            </w:pPr>
+          </w:p>
+        </w:tc>
+        <w:tc>
+          <w:tcPr>
+            <w:tcW w:w="1798" w:type="dxa"/>
             <w:tcMar>
               <w:top w:w="70" w:type="dxa"/>
               <w:left w:w="0" w:type="dxa"/>
@@ -1056,27 +1164,16 @@
           </w:tcPr>
           <w:p>
             <w:pPr>
-              <w:jc w:val="right"/>
-            </w:pPr>
-            <w:r>
-              <w:t>{{</w:t>
-            </w:r>
-            <w:proofErr w:type="spellStart"/>
-            <w:proofErr w:type="gramStart"/>
-            <w:r>
-              <w:t>item.precio</w:t>
-            </w:r>
-            <w:proofErr w:type="spellEnd"/>
-            <w:proofErr w:type="gramEnd"/>
-            <w:r>
-              <w:t>}}</w:t>
-            </w:r>
-          </w:p>
-        </w:tc>
-        <w:tc>
-          <w:tcPr>
-            <w:tcW w:w="1495" w:type="dxa"/>
-            <w:gridSpan w:val="2"/>
+              <w:jc w:val="center"/>
+              <w:rPr>
+                <w:rFonts w:ascii="Tahoma" w:hAnsi="Tahoma" w:cs="Tahoma"/>
+              </w:rPr>
+            </w:pPr>
+          </w:p>
+        </w:tc>
+        <w:tc>
+          <w:tcPr>
+            <w:tcW w:w="1637" w:type="dxa"/>
             <w:tcMar>
               <w:top w:w="70" w:type="dxa"/>
               <w:left w:w="0" w:type="dxa"/>
@@ -1086,46 +1183,16 @@
           </w:tcPr>
           <w:p>
             <w:pPr>
-              <w:jc w:val="right"/>
-              <w:rPr>
-                <w:i/>
-                <w:iCs/>
-                <w:u w:val="single"/>
-              </w:rPr>
-            </w:pPr>
-            <w:r>
-              <w:rPr>
-                <w:i/>
-                <w:iCs/>
-              </w:rPr>
-              <w:t>{{</w:t>
-            </w:r>
-            <w:proofErr w:type="spellStart"/>
-            <w:proofErr w:type="gramStart"/>
-            <w:r>
-              <w:rPr>
-                <w:i/>
-                <w:iCs/>
-              </w:rPr>
-              <w:t>item.importe</w:t>
-            </w:r>
-            <w:proofErr w:type="spellEnd"/>
-            <w:proofErr w:type="gramEnd"/>
-            <w:r>
-              <w:rPr>
-                <w:i/>
-                <w:iCs/>
-              </w:rPr>
-              <w:t>}}</w:t>
-            </w:r>
-          </w:p>
-        </w:tc>
-      </w:tr>
-      <w:tr>
-        <w:tc>
-          <w:tcPr>
-            <w:tcW w:w="1985" w:type="dxa"/>
-            <w:gridSpan w:val="2"/>
+              <w:jc w:val="center"/>
+              <w:rPr>
+                <w:rFonts w:ascii="Tahoma" w:hAnsi="Tahoma" w:cs="Tahoma"/>
+              </w:rPr>
+            </w:pPr>
+          </w:p>
+        </w:tc>
+        <w:tc>
+          <w:tcPr>
+            <w:tcW w:w="1574" w:type="dxa"/>
             <w:tcMar>
               <w:top w:w="70" w:type="dxa"/>
               <w:left w:w="0" w:type="dxa"/>
@@ -1135,17 +1202,16 @@
           </w:tcPr>
           <w:p>
             <w:pPr>
-              <w:rPr>
-                <w:i/>
-                <w:iCs/>
-                <w:lang w:val="en-GB"/>
-              </w:rPr>
-            </w:pPr>
-          </w:p>
-        </w:tc>
-        <w:tc>
-          <w:tcPr>
-            <w:tcW w:w="1435" w:type="dxa"/>
+              <w:jc w:val="right"/>
+              <w:rPr>
+                <w:rFonts w:ascii="Tahoma" w:hAnsi="Tahoma" w:cs="Tahoma"/>
+              </w:rPr>
+            </w:pPr>
+          </w:p>
+        </w:tc>
+        <w:tc>
+          <w:tcPr>
+            <w:tcW w:w="1724" w:type="dxa"/>
             <w:tcMar>
               <w:top w:w="70" w:type="dxa"/>
               <w:left w:w="0" w:type="dxa"/>
@@ -1155,92 +1221,16 @@
           </w:tcPr>
           <w:p>
             <w:pPr>
-              <w:rPr>
-                <w:lang w:val="en-GB"/>
-              </w:rPr>
-            </w:pPr>
-          </w:p>
-        </w:tc>
-        <w:tc>
-          <w:tcPr>
-            <w:tcW w:w="1828" w:type="dxa"/>
-            <w:gridSpan w:val="3"/>
-            <w:tcMar>
-              <w:top w:w="70" w:type="dxa"/>
-              <w:left w:w="0" w:type="dxa"/>
-              <w:bottom w:w="70" w:type="dxa"/>
-              <w:right w:w="140" w:type="dxa"/>
-            </w:tcMar>
-          </w:tcPr>
-          <w:p>
-            <w:pPr>
-              <w:jc w:val="center"/>
-              <w:rPr>
-                <w:lang w:val="en-GB"/>
-              </w:rPr>
-            </w:pPr>
-          </w:p>
-        </w:tc>
-        <w:tc>
-          <w:tcPr>
-            <w:tcW w:w="1373" w:type="dxa"/>
-            <w:gridSpan w:val="2"/>
-            <w:tcMar>
-              <w:top w:w="70" w:type="dxa"/>
-              <w:left w:w="0" w:type="dxa"/>
-              <w:bottom w:w="70" w:type="dxa"/>
-              <w:right w:w="140" w:type="dxa"/>
-            </w:tcMar>
-          </w:tcPr>
-          <w:p>
-            <w:pPr>
-              <w:jc w:val="center"/>
-              <w:rPr>
-                <w:lang w:val="en-GB"/>
-              </w:rPr>
-            </w:pPr>
-          </w:p>
-        </w:tc>
-        <w:tc>
-          <w:tcPr>
-            <w:tcW w:w="1365" w:type="dxa"/>
-            <w:gridSpan w:val="2"/>
-            <w:tcMar>
-              <w:top w:w="70" w:type="dxa"/>
-              <w:left w:w="0" w:type="dxa"/>
-              <w:bottom w:w="70" w:type="dxa"/>
-              <w:right w:w="140" w:type="dxa"/>
-            </w:tcMar>
-          </w:tcPr>
-          <w:p>
-            <w:pPr>
               <w:jc w:val="right"/>
               <w:rPr>
-                <w:lang w:val="en-GB"/>
-              </w:rPr>
-            </w:pPr>
-          </w:p>
-        </w:tc>
-        <w:tc>
-          <w:tcPr>
-            <w:tcW w:w="1374" w:type="dxa"/>
-            <w:tcMar>
-              <w:top w:w="70" w:type="dxa"/>
-              <w:left w:w="0" w:type="dxa"/>
-              <w:bottom w:w="70" w:type="dxa"/>
-              <w:right w:w="140" w:type="dxa"/>
-            </w:tcMar>
-          </w:tcPr>
-          <w:p>
-            <w:pPr>
-              <w:jc w:val="right"/>
-              <w:rPr>
+                <w:rFonts w:ascii="Tahoma" w:hAnsi="Tahoma" w:cs="Tahoma"/>
                 <w:i/>
                 <w:iCs/>
               </w:rPr>
             </w:pPr>
             <w:r>
               <w:rPr>
+                <w:rFonts w:ascii="Tahoma" w:hAnsi="Tahoma" w:cs="Tahoma"/>
                 <w:i/>
                 <w:iCs/>
               </w:rPr>
@@ -1249,6 +1239,7 @@
             <w:proofErr w:type="spellStart"/>
             <w:r>
               <w:rPr>
+                <w:rFonts w:ascii="Tahoma" w:hAnsi="Tahoma" w:cs="Tahoma"/>
                 <w:i/>
                 <w:iCs/>
               </w:rPr>
@@ -1257,6 +1248,7 @@
             <w:proofErr w:type="spellEnd"/>
             <w:r>
               <w:rPr>
+                <w:rFonts w:ascii="Tahoma" w:hAnsi="Tahoma" w:cs="Tahoma"/>
                 <w:i/>
                 <w:iCs/>
               </w:rPr>
@@ -1265,6 +1257,7 @@
             <w:proofErr w:type="spellStart"/>
             <w:r>
               <w:rPr>
+                <w:rFonts w:ascii="Tahoma" w:hAnsi="Tahoma" w:cs="Tahoma"/>
                 <w:i/>
                 <w:iCs/>
               </w:rPr>
@@ -1273,6 +1266,7 @@
             <w:proofErr w:type="spellEnd"/>
             <w:r>
               <w:rPr>
+                <w:rFonts w:ascii="Tahoma" w:hAnsi="Tahoma" w:cs="Tahoma"/>
                 <w:i/>
                 <w:iCs/>
               </w:rPr>
@@ -1282,123 +1276,19 @@
           <w:p>
             <w:pPr>
               <w:jc w:val="right"/>
-            </w:pPr>
-          </w:p>
-        </w:tc>
-      </w:tr>
-      <w:tr>
-        <w:tc>
-          <w:tcPr>
-            <w:tcW w:w="1985" w:type="dxa"/>
-            <w:gridSpan w:val="2"/>
-            <w:tcMar>
-              <w:top w:w="70" w:type="dxa"/>
-              <w:left w:w="0" w:type="dxa"/>
-              <w:bottom w:w="70" w:type="dxa"/>
-              <w:right w:w="140" w:type="dxa"/>
-            </w:tcMar>
-          </w:tcPr>
-          <w:p>
-            <w:pPr>
-              <w:rPr>
+              <w:rPr>
+                <w:rFonts w:ascii="Tahoma" w:hAnsi="Tahoma" w:cs="Tahoma"/>
+              </w:rPr>
+            </w:pPr>
+          </w:p>
+          <w:p>
+            <w:pPr>
+              <w:jc w:val="right"/>
+              <w:rPr>
+                <w:rFonts w:ascii="Tahoma" w:hAnsi="Tahoma" w:cs="Tahoma"/>
                 <w:i/>
                 <w:iCs/>
-                <w:lang w:val="en-GB"/>
-              </w:rPr>
-            </w:pPr>
-          </w:p>
-        </w:tc>
-        <w:tc>
-          <w:tcPr>
-            <w:tcW w:w="1435" w:type="dxa"/>
-            <w:tcMar>
-              <w:top w:w="70" w:type="dxa"/>
-              <w:left w:w="0" w:type="dxa"/>
-              <w:bottom w:w="70" w:type="dxa"/>
-              <w:right w:w="140" w:type="dxa"/>
-            </w:tcMar>
-          </w:tcPr>
-          <w:p>
-            <w:pPr>
-              <w:rPr>
-                <w:lang w:val="en-GB"/>
-              </w:rPr>
-            </w:pPr>
-          </w:p>
-        </w:tc>
-        <w:tc>
-          <w:tcPr>
-            <w:tcW w:w="1828" w:type="dxa"/>
-            <w:gridSpan w:val="3"/>
-            <w:tcMar>
-              <w:top w:w="70" w:type="dxa"/>
-              <w:left w:w="0" w:type="dxa"/>
-              <w:bottom w:w="70" w:type="dxa"/>
-              <w:right w:w="140" w:type="dxa"/>
-            </w:tcMar>
-          </w:tcPr>
-          <w:p>
-            <w:pPr>
-              <w:jc w:val="center"/>
-              <w:rPr>
-                <w:lang w:val="en-GB"/>
-              </w:rPr>
-            </w:pPr>
-          </w:p>
-        </w:tc>
-        <w:tc>
-          <w:tcPr>
-            <w:tcW w:w="1373" w:type="dxa"/>
-            <w:gridSpan w:val="2"/>
-            <w:tcMar>
-              <w:top w:w="70" w:type="dxa"/>
-              <w:left w:w="0" w:type="dxa"/>
-              <w:bottom w:w="70" w:type="dxa"/>
-              <w:right w:w="140" w:type="dxa"/>
-            </w:tcMar>
-          </w:tcPr>
-          <w:p>
-            <w:pPr>
-              <w:jc w:val="center"/>
-              <w:rPr>
-                <w:lang w:val="en-GB"/>
-              </w:rPr>
-            </w:pPr>
-          </w:p>
-        </w:tc>
-        <w:tc>
-          <w:tcPr>
-            <w:tcW w:w="1365" w:type="dxa"/>
-            <w:gridSpan w:val="2"/>
-            <w:tcMar>
-              <w:top w:w="70" w:type="dxa"/>
-              <w:left w:w="0" w:type="dxa"/>
-              <w:bottom w:w="70" w:type="dxa"/>
-              <w:right w:w="140" w:type="dxa"/>
-            </w:tcMar>
-          </w:tcPr>
-          <w:p>
-            <w:pPr>
-              <w:jc w:val="right"/>
-              <w:rPr>
-                <w:lang w:val="en-GB"/>
-              </w:rPr>
-            </w:pPr>
-          </w:p>
-        </w:tc>
-        <w:tc>
-          <w:tcPr>
-            <w:tcW w:w="1374" w:type="dxa"/>
-            <w:tcMar>
-              <w:top w:w="70" w:type="dxa"/>
-              <w:left w:w="0" w:type="dxa"/>
-              <w:bottom w:w="70" w:type="dxa"/>
-              <w:right w:w="140" w:type="dxa"/>
-            </w:tcMar>
-          </w:tcPr>
-          <w:p>
-            <w:pPr>
-              <w:jc w:val="right"/>
+              </w:rPr>
             </w:pPr>
           </w:p>
         </w:tc>
@@ -1410,6 +1300,9 @@
           <w:bottom w:val="single" w:sz="4" w:space="2" w:color="D9D9D9"/>
         </w:pBdr>
         <w:spacing w:after="120"/>
+        <w:rPr>
+          <w:rFonts w:ascii="Tahoma" w:hAnsi="Tahoma" w:cs="Tahoma"/>
+        </w:rPr>
       </w:pPr>
     </w:p>
     <w:tbl>
@@ -1423,7 +1316,8 @@
         <w:tblLook w:val="04A0" w:firstRow="1" w:lastRow="0" w:firstColumn="1" w:lastColumn="0" w:noHBand="0" w:noVBand="1"/>
       </w:tblPr>
       <w:tblGrid>
-        <w:gridCol w:w="6340"/>
+        <w:gridCol w:w="2793"/>
+        <w:gridCol w:w="3547"/>
         <w:gridCol w:w="3020"/>
       </w:tblGrid>
       <w:tr>
@@ -1433,8 +1327,15 @@
         <w:tc>
           <w:tcPr>
             <w:tcW w:w="6360" w:type="dxa"/>
-          </w:tcPr>
-          <w:p/>
+            <w:gridSpan w:val="2"/>
+          </w:tcPr>
+          <w:p>
+            <w:pPr>
+              <w:rPr>
+                <w:rFonts w:ascii="Tahoma" w:hAnsi="Tahoma" w:cs="Tahoma"/>
+              </w:rPr>
+            </w:pPr>
+          </w:p>
         </w:tc>
         <w:tc>
           <w:tcPr>
@@ -1450,8 +1351,8 @@
               <w:tblLook w:val="04A0" w:firstRow="1" w:lastRow="0" w:firstColumn="1" w:lastColumn="0" w:noHBand="0" w:noVBand="1"/>
             </w:tblPr>
             <w:tblGrid>
-              <w:gridCol w:w="1674"/>
-              <w:gridCol w:w="1326"/>
+              <w:gridCol w:w="1424"/>
+              <w:gridCol w:w="1576"/>
             </w:tblGrid>
             <w:tr>
               <w:tc>
@@ -1465,8 +1366,14 @@
                   </w:tcMar>
                 </w:tcPr>
                 <w:p>
+                  <w:pPr>
+                    <w:rPr>
+                      <w:rFonts w:ascii="Tahoma" w:hAnsi="Tahoma" w:cs="Tahoma"/>
+                    </w:rPr>
+                  </w:pPr>
                   <w:r>
                     <w:rPr>
+                      <w:rFonts w:ascii="Tahoma" w:hAnsi="Tahoma" w:cs="Tahoma"/>
                       <w:sz w:val="19"/>
                       <w:szCs w:val="19"/>
                     </w:rPr>
@@ -1487,11 +1394,13 @@
                 <w:p>
                   <w:pPr>
                     <w:jc w:val="right"/>
+                    <w:rPr>
+                      <w:rFonts w:ascii="Tahoma" w:hAnsi="Tahoma" w:cs="Tahoma"/>
+                    </w:rPr>
                   </w:pPr>
                   <w:r>
                     <w:rPr>
-                      <w:i/>
-                      <w:iCs/>
+                      <w:rFonts w:ascii="Tahoma" w:hAnsi="Tahoma" w:cs="Tahoma"/>
                     </w:rPr>
                     <w:t>{{importe}}</w:t>
                   </w:r>
@@ -1510,10 +1419,14 @@
                   </w:tcMar>
                 </w:tcPr>
                 <w:p>
+                  <w:pPr>
+                    <w:rPr>
+                      <w:rFonts w:ascii="Tahoma" w:hAnsi="Tahoma" w:cs="Tahoma"/>
+                    </w:rPr>
+                  </w:pPr>
                   <w:r>
                     <w:rPr>
-                      <w:sz w:val="19"/>
-                      <w:szCs w:val="19"/>
+                      <w:rFonts w:ascii="Tahoma" w:hAnsi="Tahoma" w:cs="Tahoma"/>
                     </w:rPr>
                     <w:t>VAT</w:t>
                   </w:r>
@@ -1532,13 +1445,29 @@
                 <w:p>
                   <w:pPr>
                     <w:jc w:val="right"/>
+                    <w:rPr>
+                      <w:rFonts w:ascii="Tahoma" w:hAnsi="Tahoma" w:cs="Tahoma"/>
+                    </w:rPr>
                   </w:pPr>
                   <w:r>
                     <w:rPr>
-                      <w:i/>
-                      <w:iCs/>
+                      <w:rFonts w:ascii="Tahoma" w:hAnsi="Tahoma" w:cs="Tahoma"/>
                     </w:rPr>
-                    <w:t>{{iva}}</w:t>
+                    <w:t>{{</w:t>
+                  </w:r>
+                  <w:proofErr w:type="spellStart"/>
+                  <w:r>
+                    <w:rPr>
+                      <w:rFonts w:ascii="Tahoma" w:hAnsi="Tahoma" w:cs="Tahoma"/>
+                    </w:rPr>
+                    <w:t>iva</w:t>
+                  </w:r>
+                  <w:proofErr w:type="spellEnd"/>
+                  <w:r>
+                    <w:rPr>
+                      <w:rFonts w:ascii="Tahoma" w:hAnsi="Tahoma" w:cs="Tahoma"/>
+                    </w:rPr>
+                    <w:t>}}</w:t>
                   </w:r>
                 </w:p>
               </w:tc>
@@ -1558,8 +1487,14 @@
                   </w:tcMar>
                 </w:tcPr>
                 <w:p>
+                  <w:pPr>
+                    <w:rPr>
+                      <w:rFonts w:ascii="Tahoma" w:hAnsi="Tahoma" w:cs="Tahoma"/>
+                    </w:rPr>
+                  </w:pPr>
                   <w:r>
                     <w:rPr>
+                      <w:rFonts w:ascii="Tahoma" w:hAnsi="Tahoma" w:cs="Tahoma"/>
                       <w:b/>
                       <w:bCs/>
                       <w:sz w:val="22"/>
@@ -1585,9 +1520,13 @@
                 <w:p>
                   <w:pPr>
                     <w:jc w:val="right"/>
+                    <w:rPr>
+                      <w:rFonts w:ascii="Tahoma" w:hAnsi="Tahoma" w:cs="Tahoma"/>
+                    </w:rPr>
                   </w:pPr>
                   <w:r>
                     <w:rPr>
+                      <w:rFonts w:ascii="Tahoma" w:hAnsi="Tahoma" w:cs="Tahoma"/>
                       <w:b/>
                       <w:bCs/>
                       <w:sz w:val="22"/>
@@ -1599,56 +1538,19 @@
               </w:tc>
             </w:tr>
           </w:tbl>
-          <w:p/>
+          <w:p>
+            <w:pPr>
+              <w:rPr>
+                <w:rFonts w:ascii="Tahoma" w:hAnsi="Tahoma" w:cs="Tahoma"/>
+              </w:rPr>
+            </w:pPr>
+          </w:p>
         </w:tc>
       </w:tr>
-    </w:tbl>
-    <w:p>
-      <w:pPr>
-        <w:spacing w:before="240" w:after="90"/>
-      </w:pPr>
-      <w:r>
-        <w:rPr>
-          <w:b/>
-          <w:bCs/>
-          <w:sz w:val="16"/>
-          <w:szCs w:val="16"/>
-        </w:rPr>
-        <w:t>COMMER</w:t>
-      </w:r>
-      <w:r>
-        <w:rPr>
-          <w:b/>
-          <w:bCs/>
-          <w:sz w:val="16"/>
-          <w:szCs w:val="16"/>
-        </w:rPr>
-        <w:t>C</w:t>
-      </w:r>
-      <w:r>
-        <w:rPr>
-          <w:b/>
-          <w:bCs/>
-          <w:sz w:val="16"/>
-          <w:szCs w:val="16"/>
-        </w:rPr>
-        <w:t>IAL REMARKS</w:t>
-      </w:r>
-    </w:p>
-    <w:tbl>
-      <w:tblPr>
-        <w:tblW w:w="9360" w:type="dxa"/>
-        <w:tblCellMar>
-          <w:left w:w="10" w:type="dxa"/>
-          <w:right w:w="10" w:type="dxa"/>
-        </w:tblCellMar>
-        <w:tblLook w:val="04A0" w:firstRow="1" w:lastRow="0" w:firstColumn="1" w:lastColumn="0" w:noHBand="0" w:noVBand="1"/>
-      </w:tblPr>
-      <w:tblGrid>
-        <w:gridCol w:w="2800"/>
-        <w:gridCol w:w="6560"/>
-      </w:tblGrid>
       <w:tr>
+        <w:tblPrEx>
+          <w:jc w:val="left"/>
+        </w:tblPrEx>
         <w:tc>
           <w:tcPr>
             <w:tcW w:w="2800" w:type="dxa"/>
@@ -1661,8 +1563,15 @@
             <w:vAlign w:val="center"/>
           </w:tcPr>
           <w:p>
-            <w:r>
-              <w:rPr>
+            <w:pPr>
+              <w:rPr>
+                <w:rFonts w:ascii="Tahoma" w:hAnsi="Tahoma" w:cs="Tahoma"/>
+              </w:rPr>
+            </w:pPr>
+            <w:proofErr w:type="spellStart"/>
+            <w:r>
+              <w:rPr>
+                <w:rFonts w:ascii="Tahoma" w:hAnsi="Tahoma" w:cs="Tahoma"/>
                 <w:b/>
                 <w:bCs/>
                 <w:sz w:val="19"/>
@@ -1670,11 +1579,13 @@
               </w:rPr>
               <w:t>Currency</w:t>
             </w:r>
+            <w:proofErr w:type="spellEnd"/>
           </w:p>
         </w:tc>
         <w:tc>
           <w:tcPr>
             <w:tcW w:w="6560" w:type="dxa"/>
+            <w:gridSpan w:val="2"/>
             <w:tcMar>
               <w:top w:w="40" w:type="dxa"/>
               <w:left w:w="0" w:type="dxa"/>
@@ -1684,10 +1595,14 @@
             <w:vAlign w:val="center"/>
           </w:tcPr>
           <w:p>
-            <w:r>
-              <w:rPr>
-                <w:i/>
-                <w:iCs/>
+            <w:pPr>
+              <w:rPr>
+                <w:rFonts w:ascii="Tahoma" w:hAnsi="Tahoma" w:cs="Tahoma"/>
+              </w:rPr>
+            </w:pPr>
+            <w:r>
+              <w:rPr>
+                <w:rFonts w:ascii="Tahoma" w:hAnsi="Tahoma" w:cs="Tahoma"/>
               </w:rPr>
               <w:t>{{moneda}}</w:t>
             </w:r>
@@ -1695,6 +1610,9 @@
         </w:tc>
       </w:tr>
       <w:tr>
+        <w:tblPrEx>
+          <w:jc w:val="left"/>
+        </w:tblPrEx>
         <w:tc>
           <w:tcPr>
             <w:tcW w:w="2800" w:type="dxa"/>
@@ -1707,20 +1625,51 @@
             <w:vAlign w:val="center"/>
           </w:tcPr>
           <w:p>
-            <w:r>
-              <w:rPr>
+            <w:pPr>
+              <w:rPr>
+                <w:rFonts w:ascii="Tahoma" w:hAnsi="Tahoma" w:cs="Tahoma"/>
+              </w:rPr>
+            </w:pPr>
+            <w:proofErr w:type="spellStart"/>
+            <w:r>
+              <w:rPr>
+                <w:rFonts w:ascii="Tahoma" w:hAnsi="Tahoma" w:cs="Tahoma"/>
                 <w:b/>
                 <w:bCs/>
                 <w:sz w:val="19"/>
                 <w:szCs w:val="19"/>
               </w:rPr>
-              <w:t>Offer validity</w:t>
-            </w:r>
+              <w:t>Offer</w:t>
+            </w:r>
+            <w:proofErr w:type="spellEnd"/>
+            <w:r>
+              <w:rPr>
+                <w:rFonts w:ascii="Tahoma" w:hAnsi="Tahoma" w:cs="Tahoma"/>
+                <w:b/>
+                <w:bCs/>
+                <w:sz w:val="19"/>
+                <w:szCs w:val="19"/>
+              </w:rPr>
+              <w:t xml:space="preserve"> </w:t>
+            </w:r>
+            <w:proofErr w:type="spellStart"/>
+            <w:r>
+              <w:rPr>
+                <w:rFonts w:ascii="Tahoma" w:hAnsi="Tahoma" w:cs="Tahoma"/>
+                <w:b/>
+                <w:bCs/>
+                <w:sz w:val="19"/>
+                <w:szCs w:val="19"/>
+              </w:rPr>
+              <w:t>validity</w:t>
+            </w:r>
+            <w:proofErr w:type="spellEnd"/>
           </w:p>
         </w:tc>
         <w:tc>
           <w:tcPr>
             <w:tcW w:w="6560" w:type="dxa"/>
+            <w:gridSpan w:val="2"/>
             <w:tcMar>
               <w:top w:w="40" w:type="dxa"/>
               <w:left w:w="0" w:type="dxa"/>
@@ -1730,10 +1679,14 @@
             <w:vAlign w:val="center"/>
           </w:tcPr>
           <w:p>
-            <w:r>
-              <w:rPr>
-                <w:i/>
-                <w:iCs/>
+            <w:pPr>
+              <w:rPr>
+                <w:rFonts w:ascii="Tahoma" w:hAnsi="Tahoma" w:cs="Tahoma"/>
+              </w:rPr>
+            </w:pPr>
+            <w:r>
+              <w:rPr>
+                <w:rFonts w:ascii="Tahoma" w:hAnsi="Tahoma" w:cs="Tahoma"/>
               </w:rPr>
               <w:t>{{validez}}</w:t>
             </w:r>
@@ -1741,6 +1694,9 @@
         </w:tc>
       </w:tr>
       <w:tr>
+        <w:tblPrEx>
+          <w:jc w:val="left"/>
+        </w:tblPrEx>
         <w:tc>
           <w:tcPr>
             <w:tcW w:w="2800" w:type="dxa"/>
@@ -1753,20 +1709,51 @@
             <w:vAlign w:val="center"/>
           </w:tcPr>
           <w:p>
-            <w:r>
-              <w:rPr>
+            <w:pPr>
+              <w:rPr>
+                <w:rFonts w:ascii="Tahoma" w:hAnsi="Tahoma" w:cs="Tahoma"/>
+              </w:rPr>
+            </w:pPr>
+            <w:proofErr w:type="spellStart"/>
+            <w:r>
+              <w:rPr>
+                <w:rFonts w:ascii="Tahoma" w:hAnsi="Tahoma" w:cs="Tahoma"/>
                 <w:b/>
                 <w:bCs/>
                 <w:sz w:val="19"/>
                 <w:szCs w:val="19"/>
               </w:rPr>
-              <w:t>Payment terms</w:t>
-            </w:r>
+              <w:t>Payment</w:t>
+            </w:r>
+            <w:proofErr w:type="spellEnd"/>
+            <w:r>
+              <w:rPr>
+                <w:rFonts w:ascii="Tahoma" w:hAnsi="Tahoma" w:cs="Tahoma"/>
+                <w:b/>
+                <w:bCs/>
+                <w:sz w:val="19"/>
+                <w:szCs w:val="19"/>
+              </w:rPr>
+              <w:t xml:space="preserve"> </w:t>
+            </w:r>
+            <w:proofErr w:type="spellStart"/>
+            <w:r>
+              <w:rPr>
+                <w:rFonts w:ascii="Tahoma" w:hAnsi="Tahoma" w:cs="Tahoma"/>
+                <w:b/>
+                <w:bCs/>
+                <w:sz w:val="19"/>
+                <w:szCs w:val="19"/>
+              </w:rPr>
+              <w:t>terms</w:t>
+            </w:r>
+            <w:proofErr w:type="spellEnd"/>
           </w:p>
         </w:tc>
         <w:tc>
           <w:tcPr>
             <w:tcW w:w="6560" w:type="dxa"/>
+            <w:gridSpan w:val="2"/>
             <w:tcMar>
               <w:top w:w="40" w:type="dxa"/>
               <w:left w:w="0" w:type="dxa"/>
@@ -1776,17 +1763,38 @@
             <w:vAlign w:val="center"/>
           </w:tcPr>
           <w:p>
-            <w:r>
-              <w:rPr>
-                <w:i/>
-                <w:iCs/>
-              </w:rPr>
-              <w:t>{{forma_de_pago}}</w:t>
+            <w:pPr>
+              <w:rPr>
+                <w:rFonts w:ascii="Tahoma" w:hAnsi="Tahoma" w:cs="Tahoma"/>
+              </w:rPr>
+            </w:pPr>
+            <w:r>
+              <w:rPr>
+                <w:rFonts w:ascii="Tahoma" w:hAnsi="Tahoma" w:cs="Tahoma"/>
+              </w:rPr>
+              <w:t>{{</w:t>
+            </w:r>
+            <w:proofErr w:type="spellStart"/>
+            <w:r>
+              <w:rPr>
+                <w:rFonts w:ascii="Tahoma" w:hAnsi="Tahoma" w:cs="Tahoma"/>
+              </w:rPr>
+              <w:t>forma_de_pago</w:t>
+            </w:r>
+            <w:proofErr w:type="spellEnd"/>
+            <w:r>
+              <w:rPr>
+                <w:rFonts w:ascii="Tahoma" w:hAnsi="Tahoma" w:cs="Tahoma"/>
+              </w:rPr>
+              <w:t>}}</w:t>
             </w:r>
           </w:p>
         </w:tc>
       </w:tr>
       <w:tr>
+        <w:tblPrEx>
+          <w:jc w:val="left"/>
+        </w:tblPrEx>
         <w:tc>
           <w:tcPr>
             <w:tcW w:w="2800" w:type="dxa"/>
@@ -1799,14 +1807,19 @@
             <w:vAlign w:val="center"/>
           </w:tcPr>
           <w:p>
-            <w:r>
-              <w:rPr>
+            <w:pPr>
+              <w:rPr>
+                <w:rFonts w:ascii="Tahoma" w:hAnsi="Tahoma" w:cs="Tahoma"/>
+              </w:rPr>
+            </w:pPr>
+            <w:r>
+              <w:rPr>
+                <w:rFonts w:ascii="Tahoma" w:hAnsi="Tahoma" w:cs="Tahoma"/>
                 <w:b/>
                 <w:bCs/>
                 <w:sz w:val="19"/>
                 <w:szCs w:val="19"/>
               </w:rPr>
-              <w:lastRenderedPageBreak/>
               <w:t>Delivery time</w:t>
             </w:r>
           </w:p>
@@ -1814,6 +1827,7 @@
         <w:tc>
           <w:tcPr>
             <w:tcW w:w="6560" w:type="dxa"/>
+            <w:gridSpan w:val="2"/>
             <w:tcMar>
               <w:top w:w="40" w:type="dxa"/>
               <w:left w:w="0" w:type="dxa"/>
@@ -1823,49 +1837,42 @@
             <w:vAlign w:val="center"/>
           </w:tcPr>
           <w:p>
-            <w:r>
-              <w:rPr>
-                <w:i/>
-                <w:iCs/>
+            <w:pPr>
+              <w:rPr>
+                <w:rFonts w:ascii="Tahoma" w:hAnsi="Tahoma" w:cs="Tahoma"/>
+              </w:rPr>
+            </w:pPr>
+            <w:r>
+              <w:rPr>
+                <w:rFonts w:ascii="Tahoma" w:hAnsi="Tahoma" w:cs="Tahoma"/>
               </w:rPr>
               <w:t>{{</w:t>
             </w:r>
             <w:proofErr w:type="spellStart"/>
             <w:r>
               <w:rPr>
-                <w:i/>
-                <w:iCs/>
+                <w:rFonts w:ascii="Tahoma" w:hAnsi="Tahoma" w:cs="Tahoma"/>
               </w:rPr>
               <w:t>tiempo_entrega</w:t>
             </w:r>
             <w:proofErr w:type="spellEnd"/>
             <w:r>
               <w:rPr>
-                <w:i/>
-                <w:iCs/>
-              </w:rPr>
-              <w:t>}}</w:t>
-            </w:r>
-            <w:r>
-              <w:rPr>
-                <w:i/>
-                <w:iCs/>
-              </w:rPr>
-              <w:t xml:space="preserve"> </w:t>
+                <w:rFonts w:ascii="Tahoma" w:hAnsi="Tahoma" w:cs="Tahoma"/>
+              </w:rPr>
+              <w:t xml:space="preserve">}} </w:t>
             </w:r>
             <w:proofErr w:type="spellStart"/>
             <w:r>
               <w:rPr>
-                <w:i/>
-                <w:iCs/>
+                <w:rFonts w:ascii="Tahoma" w:hAnsi="Tahoma" w:cs="Tahoma"/>
               </w:rPr>
               <w:t>days</w:t>
             </w:r>
             <w:proofErr w:type="spellEnd"/>
             <w:r>
               <w:rPr>
-                <w:i/>
-                <w:iCs/>
+                <w:rFonts w:ascii="Tahoma" w:hAnsi="Tahoma" w:cs="Tahoma"/>
               </w:rPr>
               <w:t>.</w:t>
             </w:r>
@@ -1873,6 +1880,9 @@
         </w:tc>
       </w:tr>
       <w:tr>
+        <w:tblPrEx>
+          <w:jc w:val="left"/>
+        </w:tblPrEx>
         <w:tc>
           <w:tcPr>
             <w:tcW w:w="2800" w:type="dxa"/>
@@ -1885,20 +1895,49 @@
             <w:vAlign w:val="center"/>
           </w:tcPr>
           <w:p>
-            <w:r>
-              <w:rPr>
+            <w:pPr>
+              <w:rPr>
+                <w:rFonts w:ascii="Tahoma" w:hAnsi="Tahoma" w:cs="Tahoma"/>
+              </w:rPr>
+            </w:pPr>
+            <w:r>
+              <w:rPr>
+                <w:rFonts w:ascii="Tahoma" w:hAnsi="Tahoma" w:cs="Tahoma"/>
                 <w:b/>
                 <w:bCs/>
                 <w:sz w:val="19"/>
                 <w:szCs w:val="19"/>
               </w:rPr>
-              <w:t>Place of delivery</w:t>
+              <w:t xml:space="preserve">Place </w:t>
+            </w:r>
+            <w:proofErr w:type="spellStart"/>
+            <w:r>
+              <w:rPr>
+                <w:rFonts w:ascii="Tahoma" w:hAnsi="Tahoma" w:cs="Tahoma"/>
+                <w:b/>
+                <w:bCs/>
+                <w:sz w:val="19"/>
+                <w:szCs w:val="19"/>
+              </w:rPr>
+              <w:t>of</w:t>
+            </w:r>
+            <w:proofErr w:type="spellEnd"/>
+            <w:r>
+              <w:rPr>
+                <w:rFonts w:ascii="Tahoma" w:hAnsi="Tahoma" w:cs="Tahoma"/>
+                <w:b/>
+                <w:bCs/>
+                <w:sz w:val="19"/>
+                <w:szCs w:val="19"/>
+              </w:rPr>
+              <w:t xml:space="preserve"> delivery</w:t>
             </w:r>
           </w:p>
         </w:tc>
         <w:tc>
           <w:tcPr>
             <w:tcW w:w="6560" w:type="dxa"/>
+            <w:gridSpan w:val="2"/>
             <w:tcMar>
               <w:top w:w="40" w:type="dxa"/>
               <w:left w:w="0" w:type="dxa"/>
@@ -1908,17 +1947,38 @@
             <w:vAlign w:val="center"/>
           </w:tcPr>
           <w:p>
-            <w:r>
-              <w:rPr>
-                <w:i/>
-                <w:iCs/>
-              </w:rPr>
-              <w:t>{{lugar_entrega}}</w:t>
+            <w:pPr>
+              <w:rPr>
+                <w:rFonts w:ascii="Tahoma" w:hAnsi="Tahoma" w:cs="Tahoma"/>
+              </w:rPr>
+            </w:pPr>
+            <w:r>
+              <w:rPr>
+                <w:rFonts w:ascii="Tahoma" w:hAnsi="Tahoma" w:cs="Tahoma"/>
+              </w:rPr>
+              <w:t>{{</w:t>
+            </w:r>
+            <w:proofErr w:type="spellStart"/>
+            <w:r>
+              <w:rPr>
+                <w:rFonts w:ascii="Tahoma" w:hAnsi="Tahoma" w:cs="Tahoma"/>
+              </w:rPr>
+              <w:t>lugar_entrega</w:t>
+            </w:r>
+            <w:proofErr w:type="spellEnd"/>
+            <w:r>
+              <w:rPr>
+                <w:rFonts w:ascii="Tahoma" w:hAnsi="Tahoma" w:cs="Tahoma"/>
+              </w:rPr>
+              <w:t>}}</w:t>
             </w:r>
           </w:p>
         </w:tc>
       </w:tr>
       <w:tr>
+        <w:tblPrEx>
+          <w:jc w:val="left"/>
+        </w:tblPrEx>
         <w:tc>
           <w:tcPr>
             <w:tcW w:w="2800" w:type="dxa"/>
@@ -1931,8 +1991,15 @@
             <w:vAlign w:val="center"/>
           </w:tcPr>
           <w:p>
-            <w:r>
-              <w:rPr>
+            <w:pPr>
+              <w:rPr>
+                <w:rFonts w:ascii="Tahoma" w:hAnsi="Tahoma" w:cs="Tahoma"/>
+              </w:rPr>
+            </w:pPr>
+            <w:proofErr w:type="spellStart"/>
+            <w:r>
+              <w:rPr>
+                <w:rFonts w:ascii="Tahoma" w:hAnsi="Tahoma" w:cs="Tahoma"/>
                 <w:b/>
                 <w:bCs/>
                 <w:sz w:val="19"/>
@@ -1940,11 +2007,13 @@
               </w:rPr>
               <w:t>Warranty</w:t>
             </w:r>
+            <w:proofErr w:type="spellEnd"/>
           </w:p>
         </w:tc>
         <w:tc>
           <w:tcPr>
             <w:tcW w:w="6560" w:type="dxa"/>
+            <w:gridSpan w:val="2"/>
             <w:tcMar>
               <w:top w:w="40" w:type="dxa"/>
               <w:left w:w="0" w:type="dxa"/>
@@ -1954,17 +2023,38 @@
             <w:vAlign w:val="center"/>
           </w:tcPr>
           <w:p>
-            <w:r>
-              <w:rPr>
-                <w:i/>
-                <w:iCs/>
-              </w:rPr>
-              <w:t>{{garantia}}</w:t>
+            <w:pPr>
+              <w:rPr>
+                <w:rFonts w:ascii="Tahoma" w:hAnsi="Tahoma" w:cs="Tahoma"/>
+              </w:rPr>
+            </w:pPr>
+            <w:r>
+              <w:rPr>
+                <w:rFonts w:ascii="Tahoma" w:hAnsi="Tahoma" w:cs="Tahoma"/>
+              </w:rPr>
+              <w:t>{{</w:t>
+            </w:r>
+            <w:proofErr w:type="spellStart"/>
+            <w:r>
+              <w:rPr>
+                <w:rFonts w:ascii="Tahoma" w:hAnsi="Tahoma" w:cs="Tahoma"/>
+              </w:rPr>
+              <w:t>garantia</w:t>
+            </w:r>
+            <w:proofErr w:type="spellEnd"/>
+            <w:r>
+              <w:rPr>
+                <w:rFonts w:ascii="Tahoma" w:hAnsi="Tahoma" w:cs="Tahoma"/>
+              </w:rPr>
+              <w:t>}}</w:t>
             </w:r>
           </w:p>
         </w:tc>
       </w:tr>
       <w:tr>
+        <w:tblPrEx>
+          <w:jc w:val="left"/>
+        </w:tblPrEx>
         <w:tc>
           <w:tcPr>
             <w:tcW w:w="2800" w:type="dxa"/>
@@ -1977,20 +2067,18 @@
             <w:vAlign w:val="center"/>
           </w:tcPr>
           <w:p>
-            <w:r>
-              <w:rPr>
-                <w:b/>
-                <w:bCs/>
-                <w:sz w:val="19"/>
-                <w:szCs w:val="19"/>
-              </w:rPr>
-              <w:t>Taxes</w:t>
-            </w:r>
+            <w:pPr>
+              <w:rPr>
+                <w:rFonts w:ascii="Tahoma" w:hAnsi="Tahoma" w:cs="Tahoma"/>
+                <w:u w:val="single"/>
+              </w:rPr>
+            </w:pPr>
           </w:p>
         </w:tc>
         <w:tc>
           <w:tcPr>
             <w:tcW w:w="6560" w:type="dxa"/>
+            <w:gridSpan w:val="2"/>
             <w:tcMar>
               <w:top w:w="40" w:type="dxa"/>
               <w:left w:w="0" w:type="dxa"/>
@@ -2000,13 +2088,11 @@
             <w:vAlign w:val="center"/>
           </w:tcPr>
           <w:p>
-            <w:r>
-              <w:rPr>
-                <w:i/>
-                <w:iCs/>
-              </w:rPr>
-              <w:t>{{impuestos}}</w:t>
-            </w:r>
+            <w:pPr>
+              <w:rPr>
+                <w:rFonts w:ascii="Tahoma" w:hAnsi="Tahoma" w:cs="Tahoma"/>
+              </w:rPr>
+            </w:pPr>
           </w:p>
         </w:tc>
       </w:tr>
@@ -2015,6 +2101,7 @@
       <w:pPr>
         <w:spacing w:before="240" w:after="90"/>
         <w:rPr>
+          <w:rFonts w:ascii="Tahoma" w:hAnsi="Tahoma" w:cs="Tahoma"/>
           <w:b/>
           <w:bCs/>
           <w:sz w:val="16"/>
@@ -2026,6 +2113,7 @@
       <w:pPr>
         <w:spacing w:before="240" w:after="90"/>
         <w:rPr>
+          <w:rFonts w:ascii="Tahoma" w:hAnsi="Tahoma" w:cs="Tahoma"/>
           <w:b/>
           <w:bCs/>
           <w:sz w:val="16"/>
@@ -2037,6 +2125,7 @@
       <w:pPr>
         <w:spacing w:before="240" w:after="90"/>
         <w:rPr>
+          <w:rFonts w:ascii="Tahoma" w:hAnsi="Tahoma" w:cs="Tahoma"/>
           <w:b/>
           <w:bCs/>
           <w:sz w:val="16"/>
@@ -2047,9 +2136,13 @@
     <w:p>
       <w:pPr>
         <w:spacing w:before="240" w:after="90"/>
+        <w:rPr>
+          <w:rFonts w:ascii="Tahoma" w:hAnsi="Tahoma" w:cs="Tahoma"/>
+        </w:rPr>
       </w:pPr>
       <w:r>
         <w:rPr>
+          <w:rFonts w:ascii="Tahoma" w:hAnsi="Tahoma" w:cs="Tahoma"/>
           <w:b/>
           <w:bCs/>
           <w:sz w:val="16"/>
@@ -2060,83 +2153,46 @@
     </w:p>
     <w:p>
       <w:pPr>
-        <w:pStyle w:val="Prrafodelista"/>
-        <w:numPr>
-          <w:ilvl w:val="0"/>
-          <w:numId w:val="2"/>
-        </w:numPr>
         <w:rPr>
+          <w:rFonts w:ascii="Tahoma" w:hAnsi="Tahoma" w:cs="Tahoma"/>
           <w:lang w:val="en-GB"/>
         </w:rPr>
       </w:pPr>
       <w:r>
         <w:rPr>
+          <w:rFonts w:ascii="Tahoma" w:hAnsi="Tahoma" w:cs="Tahoma"/>
           <w:lang w:val="en-GB"/>
         </w:rPr>
-        <w:t xml:space="preserve">This lump sum covers only the designated works listed in this quotation. Any </w:t>
+        <w:t>{{</w:t>
       </w:r>
+      <w:proofErr w:type="spellStart"/>
       <w:r>
         <w:rPr>
+          <w:rFonts w:ascii="Tahoma" w:hAnsi="Tahoma" w:cs="Tahoma"/>
           <w:lang w:val="en-GB"/>
         </w:rPr>
-        <w:t>additional steel, works or damage found after crop-out will be re-quoted and charged separately.</w:t>
+        <w:t>notas</w:t>
       </w:r>
-    </w:p>
-    <w:p>
-      <w:pPr>
-        <w:pStyle w:val="Prrafodelista"/>
-        <w:numPr>
-          <w:ilvl w:val="0"/>
-          <w:numId w:val="2"/>
-        </w:numPr>
+      <w:proofErr w:type="spellEnd"/>
+      <w:r>
         <w:rPr>
+          <w:rFonts w:ascii="Tahoma" w:hAnsi="Tahoma" w:cs="Tahoma"/>
           <w:lang w:val="en-GB"/>
         </w:rPr>
-      </w:pPr>
-      <w:r>
-        <w:rPr>
-          <w:lang w:val="en-GB"/>
-        </w:rPr>
-        <w:t>Repairs are subject to Classification Society approval and attendance.</w:t>
-      </w:r>
-    </w:p>
-    <w:p>
-      <w:pPr>
-        <w:pStyle w:val="Prrafodelista"/>
-        <w:numPr>
-          <w:ilvl w:val="0"/>
-          <w:numId w:val="2"/>
-        </w:numPr>
-        <w:rPr>
-          <w:lang w:val="en-GB"/>
-        </w:rPr>
-      </w:pPr>
-      <w:r>
-        <w:rPr>
-          <w:i/>
-          <w:iCs/>
-          <w:lang w:val="en-GB"/>
-        </w:rPr>
-        <w:t>Scaffolding and staging, mobilisation/demobilisation, painting, NDT, docking and port ch</w:t>
-      </w:r>
-      <w:r>
-        <w:rPr>
-          <w:i/>
-          <w:iCs/>
-          <w:lang w:val="en-GB"/>
-        </w:rPr>
-        <w:t>arges are NOT included in this lump sum and will be charged separately.</w:t>
+        <w:t>}}</w:t>
       </w:r>
     </w:p>
     <w:p>
       <w:pPr>
         <w:spacing w:before="360"/>
         <w:rPr>
+          <w:rFonts w:ascii="Tahoma" w:hAnsi="Tahoma" w:cs="Tahoma"/>
           <w:lang w:val="en-GB"/>
         </w:rPr>
       </w:pPr>
       <w:r>
         <w:rPr>
+          <w:rFonts w:ascii="Tahoma" w:hAnsi="Tahoma" w:cs="Tahoma"/>
           <w:lang w:val="en-GB"/>
         </w:rPr>
         <w:t>Yours faithfully,</w:t>
@@ -2146,11 +2202,13 @@
       <w:pPr>
         <w:spacing w:before="300"/>
         <w:rPr>
+          <w:rFonts w:ascii="Tahoma" w:hAnsi="Tahoma" w:cs="Tahoma"/>
           <w:lang w:val="en-GB"/>
         </w:rPr>
       </w:pPr>
       <w:r>
         <w:rPr>
+          <w:rFonts w:ascii="Tahoma" w:hAnsi="Tahoma" w:cs="Tahoma"/>
           <w:b/>
           <w:bCs/>
           <w:lang w:val="en-GB"/>
@@ -2160,6 +2218,7 @@
       <w:proofErr w:type="spellStart"/>
       <w:r>
         <w:rPr>
+          <w:rFonts w:ascii="Tahoma" w:hAnsi="Tahoma" w:cs="Tahoma"/>
           <w:b/>
           <w:bCs/>
           <w:lang w:val="en-GB"/>
@@ -2169,6 +2228,7 @@
       <w:proofErr w:type="spellEnd"/>
       <w:r>
         <w:rPr>
+          <w:rFonts w:ascii="Tahoma" w:hAnsi="Tahoma" w:cs="Tahoma"/>
           <w:b/>
           <w:bCs/>
           <w:lang w:val="en-GB"/>
@@ -2179,11 +2239,13 @@
     <w:p>
       <w:pPr>
         <w:rPr>
+          <w:rFonts w:ascii="Tahoma" w:hAnsi="Tahoma" w:cs="Tahoma"/>
           <w:lang w:val="en-GB"/>
         </w:rPr>
       </w:pPr>
       <w:r>
         <w:rPr>
+          <w:rFonts w:ascii="Tahoma" w:hAnsi="Tahoma" w:cs="Tahoma"/>
           <w:lang w:val="en-GB"/>
         </w:rPr>
         <w:t xml:space="preserve">{{cargo}} – </w:t>
@@ -2191,6 +2253,7 @@
       <w:proofErr w:type="spellStart"/>
       <w:r>
         <w:rPr>
+          <w:rFonts w:ascii="Tahoma" w:hAnsi="Tahoma" w:cs="Tahoma"/>
           <w:lang w:val="en-GB"/>
         </w:rPr>
         <w:t>Proios</w:t>
@@ -2198,36 +2261,40 @@
       <w:proofErr w:type="spellEnd"/>
       <w:r>
         <w:rPr>
+          <w:rFonts w:ascii="Tahoma" w:hAnsi="Tahoma" w:cs="Tahoma"/>
           <w:lang w:val="en-GB"/>
         </w:rPr>
         <w:t xml:space="preserve"> S.A.</w:t>
       </w:r>
     </w:p>
     <w:p>
+      <w:pPr>
+        <w:rPr>
+          <w:rFonts w:ascii="Tahoma" w:hAnsi="Tahoma" w:cs="Tahoma"/>
+        </w:rPr>
+      </w:pPr>
       <w:r>
         <w:rPr>
-          <w:i/>
-          <w:iCs/>
+          <w:rFonts w:ascii="Tahoma" w:hAnsi="Tahoma" w:cs="Tahoma"/>
         </w:rPr>
         <w:t>{{</w:t>
       </w:r>
       <w:proofErr w:type="spellStart"/>
       <w:r>
         <w:rPr>
-          <w:i/>
-          <w:iCs/>
+          <w:rFonts w:ascii="Tahoma" w:hAnsi="Tahoma" w:cs="Tahoma"/>
         </w:rPr>
         <w:t>firmante_email</w:t>
       </w:r>
       <w:proofErr w:type="spellEnd"/>
       <w:r>
         <w:rPr>
-          <w:i/>
-          <w:iCs/>
+          <w:rFonts w:ascii="Tahoma" w:hAnsi="Tahoma" w:cs="Tahoma"/>
         </w:rPr>
         <w:t>}}</w:t>
       </w:r>
     </w:p>
+    <w:p/>
     <w:sectPr>
       <w:headerReference w:type="default" r:id="rId7"/>
       <w:footerReference w:type="default" r:id="rId8"/>

--- a/backend/apps/operaciones/templates/Proios_Quotation_Servicios_TEMPLATE_EN.docx
+++ b/backend/apps/operaciones/templates/Proios_Quotation_Servicios_TEMPLATE_EN.docx
@@ -559,7 +559,7 @@
           <w:rFonts w:ascii="Tahoma" w:hAnsi="Tahoma" w:cs="Tahoma"/>
           <w:lang w:val="en-GB"/>
         </w:rPr>
-        <w:t>We are pleased to submit our quotation for the products detailed below:</w:t>
+        <w:t>We are pleased to submit our quotation for the works detailed below:</w:t>
       </w:r>
     </w:p>
     <w:p>
@@ -577,12 +577,23 @@
           <w:sz w:val="16"/>
           <w:szCs w:val="16"/>
         </w:rPr>
-        <w:t>ITEMS</w:t>
+        <w:t>I</w:t>
+      </w:r>
+      <w:r>
+        <w:rPr>
+          <w:rFonts w:ascii="Tahoma" w:hAnsi="Tahoma" w:cs="Tahoma"/>
+          <w:b/>
+          <w:bCs/>
+          <w:sz w:val="16"/>
+          <w:szCs w:val="16"/>
+        </w:rPr>
+        <w:t>TEMS</w:t>
       </w:r>
     </w:p>
     <w:tbl>
       <w:tblPr>
-        <w:tblW w:w="9345" w:type="dxa"/>
+        <w:tblW w:w="9356" w:type="dxa"/>
+        <w:tblLayout w:type="fixed"/>
         <w:tblCellMar>
           <w:left w:w="10" w:type="dxa"/>
           <w:right w:w="10" w:type="dxa"/>
@@ -590,16 +601,16 @@
         <w:tblLook w:val="04A0" w:firstRow="1" w:lastRow="0" w:firstColumn="1" w:lastColumn="0" w:noHBand="0" w:noVBand="1"/>
       </w:tblPr>
       <w:tblGrid>
-        <w:gridCol w:w="2612"/>
-        <w:gridCol w:w="1798"/>
-        <w:gridCol w:w="1637"/>
-        <w:gridCol w:w="1574"/>
-        <w:gridCol w:w="1724"/>
+        <w:gridCol w:w="3686"/>
+        <w:gridCol w:w="850"/>
+        <w:gridCol w:w="1276"/>
+        <w:gridCol w:w="1701"/>
+        <w:gridCol w:w="1843"/>
       </w:tblGrid>
       <w:tr>
         <w:tc>
           <w:tcPr>
-            <w:tcW w:w="2612" w:type="dxa"/>
+            <w:tcW w:w="3686" w:type="dxa"/>
             <w:tcBorders>
               <w:bottom w:val="single" w:sz="10" w:space="0" w:color="1394B1"/>
             </w:tcBorders>
@@ -625,34 +636,8 @@
                 <w:sz w:val="17"/>
                 <w:szCs w:val="17"/>
               </w:rPr>
-              <w:t>Description</w:t>
-            </w:r>
-            <w:proofErr w:type="spellEnd"/>
-          </w:p>
-        </w:tc>
-        <w:tc>
-          <w:tcPr>
-            <w:tcW w:w="1798" w:type="dxa"/>
-            <w:tcBorders>
-              <w:bottom w:val="single" w:sz="10" w:space="0" w:color="1394B1"/>
-            </w:tcBorders>
-            <w:tcMar>
-              <w:top w:w="70" w:type="dxa"/>
-              <w:left w:w="0" w:type="dxa"/>
-              <w:bottom w:w="70" w:type="dxa"/>
-              <w:right w:w="140" w:type="dxa"/>
-            </w:tcMar>
-          </w:tcPr>
-          <w:p>
-            <w:pPr>
-              <w:jc w:val="center"/>
-              <w:rPr>
-                <w:rFonts w:ascii="Tahoma" w:hAnsi="Tahoma" w:cs="Tahoma"/>
-                <w:b/>
-                <w:bCs/>
-              </w:rPr>
-            </w:pPr>
-            <w:proofErr w:type="spellStart"/>
+              <w:t>Descrip</w:t>
+            </w:r>
             <w:r>
               <w:rPr>
                 <w:rFonts w:ascii="Tahoma" w:hAnsi="Tahoma" w:cs="Tahoma"/>
@@ -661,22 +646,14 @@
                 <w:sz w:val="17"/>
                 <w:szCs w:val="17"/>
               </w:rPr>
-              <w:t>Qty</w:t>
+              <w:t>tion</w:t>
             </w:r>
             <w:proofErr w:type="spellEnd"/>
-            <w:r>
-              <w:rPr>
-                <w:rFonts w:ascii="Tahoma" w:hAnsi="Tahoma" w:cs="Tahoma"/>
-                <w:b/>
-                <w:bCs/>
-              </w:rPr>
-              <w:t>.</w:t>
-            </w:r>
-          </w:p>
-        </w:tc>
-        <w:tc>
-          <w:tcPr>
-            <w:tcW w:w="1637" w:type="dxa"/>
+          </w:p>
+        </w:tc>
+        <w:tc>
+          <w:tcPr>
+            <w:tcW w:w="850" w:type="dxa"/>
             <w:tcBorders>
               <w:bottom w:val="single" w:sz="10" w:space="0" w:color="1394B1"/>
             </w:tcBorders>
@@ -694,6 +671,7 @@
                 <w:rFonts w:ascii="Tahoma" w:hAnsi="Tahoma" w:cs="Tahoma"/>
               </w:rPr>
             </w:pPr>
+            <w:proofErr w:type="spellStart"/>
             <w:r>
               <w:rPr>
                 <w:rFonts w:ascii="Tahoma" w:hAnsi="Tahoma" w:cs="Tahoma"/>
@@ -702,9 +680,9 @@
                 <w:sz w:val="17"/>
                 <w:szCs w:val="17"/>
               </w:rPr>
-              <w:t xml:space="preserve">     </w:t>
-            </w:r>
-            <w:proofErr w:type="spellStart"/>
+              <w:t>Qty</w:t>
+            </w:r>
+            <w:proofErr w:type="spellEnd"/>
             <w:r>
               <w:rPr>
                 <w:rFonts w:ascii="Tahoma" w:hAnsi="Tahoma" w:cs="Tahoma"/>
@@ -713,14 +691,13 @@
                 <w:sz w:val="17"/>
                 <w:szCs w:val="17"/>
               </w:rPr>
-              <w:t>Unit</w:t>
-            </w:r>
-            <w:proofErr w:type="spellEnd"/>
-          </w:p>
-        </w:tc>
-        <w:tc>
-          <w:tcPr>
-            <w:tcW w:w="1574" w:type="dxa"/>
+              <w:t>.</w:t>
+            </w:r>
+          </w:p>
+        </w:tc>
+        <w:tc>
+          <w:tcPr>
+            <w:tcW w:w="1276" w:type="dxa"/>
             <w:tcBorders>
               <w:bottom w:val="single" w:sz="10" w:space="0" w:color="1394B1"/>
             </w:tcBorders>
@@ -733,7 +710,7 @@
           </w:tcPr>
           <w:p>
             <w:pPr>
-              <w:jc w:val="right"/>
+              <w:jc w:val="center"/>
               <w:rPr>
                 <w:rFonts w:ascii="Tahoma" w:hAnsi="Tahoma" w:cs="Tahoma"/>
               </w:rPr>
@@ -750,6 +727,29 @@
               <w:t>Unit</w:t>
             </w:r>
             <w:proofErr w:type="spellEnd"/>
+          </w:p>
+        </w:tc>
+        <w:tc>
+          <w:tcPr>
+            <w:tcW w:w="1701" w:type="dxa"/>
+            <w:tcBorders>
+              <w:bottom w:val="single" w:sz="10" w:space="0" w:color="1394B1"/>
+            </w:tcBorders>
+            <w:tcMar>
+              <w:top w:w="70" w:type="dxa"/>
+              <w:left w:w="0" w:type="dxa"/>
+              <w:bottom w:w="70" w:type="dxa"/>
+              <w:right w:w="140" w:type="dxa"/>
+            </w:tcMar>
+          </w:tcPr>
+          <w:p>
+            <w:pPr>
+              <w:jc w:val="right"/>
+              <w:rPr>
+                <w:rFonts w:ascii="Tahoma" w:hAnsi="Tahoma" w:cs="Tahoma"/>
+              </w:rPr>
+            </w:pPr>
+            <w:proofErr w:type="spellStart"/>
             <w:r>
               <w:rPr>
                 <w:rFonts w:ascii="Tahoma" w:hAnsi="Tahoma" w:cs="Tahoma"/>
@@ -758,9 +758,9 @@
                 <w:sz w:val="17"/>
                 <w:szCs w:val="17"/>
               </w:rPr>
-              <w:t xml:space="preserve"> </w:t>
-            </w:r>
-            <w:proofErr w:type="spellStart"/>
+              <w:t>Unit</w:t>
+            </w:r>
+            <w:proofErr w:type="spellEnd"/>
             <w:r>
               <w:rPr>
                 <w:rFonts w:ascii="Tahoma" w:hAnsi="Tahoma" w:cs="Tahoma"/>
@@ -769,14 +769,13 @@
                 <w:sz w:val="17"/>
                 <w:szCs w:val="17"/>
               </w:rPr>
-              <w:t>price</w:t>
-            </w:r>
-            <w:proofErr w:type="spellEnd"/>
-          </w:p>
-        </w:tc>
-        <w:tc>
-          <w:tcPr>
-            <w:tcW w:w="1724" w:type="dxa"/>
+              <w:t xml:space="preserve"> Price</w:t>
+            </w:r>
+          </w:p>
+        </w:tc>
+        <w:tc>
+          <w:tcPr>
+            <w:tcW w:w="1843" w:type="dxa"/>
             <w:tcBorders>
               <w:bottom w:val="single" w:sz="10" w:space="0" w:color="1394B1"/>
             </w:tcBorders>
@@ -812,7 +811,7 @@
       <w:tr>
         <w:tc>
           <w:tcPr>
-            <w:tcW w:w="2612" w:type="dxa"/>
+            <w:tcW w:w="3686" w:type="dxa"/>
             <w:tcMar>
               <w:top w:w="70" w:type="dxa"/>
               <w:left w:w="0" w:type="dxa"/>
@@ -840,7 +839,7 @@
         </w:tc>
         <w:tc>
           <w:tcPr>
-            <w:tcW w:w="1798" w:type="dxa"/>
+            <w:tcW w:w="850" w:type="dxa"/>
             <w:tcMar>
               <w:top w:w="70" w:type="dxa"/>
               <w:left w:w="0" w:type="dxa"/>
@@ -860,7 +859,7 @@
         </w:tc>
         <w:tc>
           <w:tcPr>
-            <w:tcW w:w="1637" w:type="dxa"/>
+            <w:tcW w:w="1276" w:type="dxa"/>
             <w:tcMar>
               <w:top w:w="70" w:type="dxa"/>
               <w:left w:w="0" w:type="dxa"/>
@@ -880,7 +879,7 @@
         </w:tc>
         <w:tc>
           <w:tcPr>
-            <w:tcW w:w="1574" w:type="dxa"/>
+            <w:tcW w:w="1701" w:type="dxa"/>
             <w:tcMar>
               <w:top w:w="70" w:type="dxa"/>
               <w:left w:w="0" w:type="dxa"/>
@@ -900,7 +899,7 @@
         </w:tc>
         <w:tc>
           <w:tcPr>
-            <w:tcW w:w="1724" w:type="dxa"/>
+            <w:tcW w:w="1843" w:type="dxa"/>
             <w:tcMar>
               <w:top w:w="70" w:type="dxa"/>
               <w:left w:w="0" w:type="dxa"/>
@@ -922,7 +921,7 @@
       <w:tr>
         <w:tc>
           <w:tcPr>
-            <w:tcW w:w="2612" w:type="dxa"/>
+            <w:tcW w:w="3686" w:type="dxa"/>
             <w:tcMar>
               <w:top w:w="70" w:type="dxa"/>
               <w:left w:w="0" w:type="dxa"/>
@@ -966,7 +965,7 @@
         </w:tc>
         <w:tc>
           <w:tcPr>
-            <w:tcW w:w="1798" w:type="dxa"/>
+            <w:tcW w:w="850" w:type="dxa"/>
             <w:tcMar>
               <w:top w:w="70" w:type="dxa"/>
               <w:left w:w="0" w:type="dxa"/>
@@ -1007,7 +1006,7 @@
         </w:tc>
         <w:tc>
           <w:tcPr>
-            <w:tcW w:w="1637" w:type="dxa"/>
+            <w:tcW w:w="1276" w:type="dxa"/>
             <w:tcMar>
               <w:top w:w="70" w:type="dxa"/>
               <w:left w:w="0" w:type="dxa"/>
@@ -1048,7 +1047,7 @@
         </w:tc>
         <w:tc>
           <w:tcPr>
-            <w:tcW w:w="1574" w:type="dxa"/>
+            <w:tcW w:w="1701" w:type="dxa"/>
             <w:tcMar>
               <w:top w:w="70" w:type="dxa"/>
               <w:left w:w="0" w:type="dxa"/>
@@ -1089,7 +1088,7 @@
         </w:tc>
         <w:tc>
           <w:tcPr>
-            <w:tcW w:w="1724" w:type="dxa"/>
+            <w:tcW w:w="1843" w:type="dxa"/>
             <w:tcMar>
               <w:top w:w="70" w:type="dxa"/>
               <w:left w:w="0" w:type="dxa"/>
@@ -1133,7 +1132,7 @@
       <w:tr>
         <w:tc>
           <w:tcPr>
-            <w:tcW w:w="2612" w:type="dxa"/>
+            <w:tcW w:w="3686" w:type="dxa"/>
             <w:tcMar>
               <w:top w:w="70" w:type="dxa"/>
               <w:left w:w="0" w:type="dxa"/>
@@ -1145,16 +1144,28 @@
             <w:pPr>
               <w:rPr>
                 <w:rFonts w:ascii="Tahoma" w:hAnsi="Tahoma" w:cs="Tahoma"/>
+                <w:b/>
+                <w:bCs/>
                 <w:i/>
                 <w:iCs/>
                 <w:lang w:val="en-GB"/>
               </w:rPr>
             </w:pPr>
           </w:p>
-        </w:tc>
-        <w:tc>
-          <w:tcPr>
-            <w:tcW w:w="1798" w:type="dxa"/>
+          <w:p>
+            <w:r>
+              <w:rPr>
+                <w:rFonts w:ascii="Tahoma" w:hAnsi="Tahoma" w:cs="Tahoma"/>
+                <w:i/>
+                <w:iCs/>
+              </w:rPr>
+              <w:t xml:space="preserve"> </w:t>
+            </w:r>
+          </w:p>
+        </w:tc>
+        <w:tc>
+          <w:tcPr>
+            <w:tcW w:w="850" w:type="dxa"/>
             <w:tcMar>
               <w:top w:w="70" w:type="dxa"/>
               <w:left w:w="0" w:type="dxa"/>
@@ -1173,7 +1184,7 @@
         </w:tc>
         <w:tc>
           <w:tcPr>
-            <w:tcW w:w="1637" w:type="dxa"/>
+            <w:tcW w:w="1276" w:type="dxa"/>
             <w:tcMar>
               <w:top w:w="70" w:type="dxa"/>
               <w:left w:w="0" w:type="dxa"/>
@@ -1192,7 +1203,7 @@
         </w:tc>
         <w:tc>
           <w:tcPr>
-            <w:tcW w:w="1574" w:type="dxa"/>
+            <w:tcW w:w="1701" w:type="dxa"/>
             <w:tcMar>
               <w:top w:w="70" w:type="dxa"/>
               <w:left w:w="0" w:type="dxa"/>
@@ -1211,7 +1222,7 @@
         </w:tc>
         <w:tc>
           <w:tcPr>
-            <w:tcW w:w="1724" w:type="dxa"/>
+            <w:tcW w:w="1843" w:type="dxa"/>
             <w:tcMar>
               <w:top w:w="70" w:type="dxa"/>
               <w:left w:w="0" w:type="dxa"/>
@@ -1297,7 +1308,7 @@
     <w:p>
       <w:pPr>
         <w:pBdr>
-          <w:bottom w:val="single" w:sz="4" w:space="2" w:color="D9D9D9"/>
+          <w:bottom w:val="single" w:sz="4" w:space="0" w:color="D9D9D9"/>
         </w:pBdr>
         <w:spacing w:after="120"/>
         <w:rPr>
@@ -1307,8 +1318,8 @@
     </w:p>
     <w:tbl>
       <w:tblPr>
-        <w:tblW w:w="9360" w:type="dxa"/>
-        <w:jc w:val="right"/>
+        <w:tblW w:w="9356" w:type="dxa"/>
+        <w:tblLayout w:type="fixed"/>
         <w:tblCellMar>
           <w:left w:w="10" w:type="dxa"/>
           <w:right w:w="10" w:type="dxa"/>
@@ -1316,783 +1327,982 @@
         <w:tblLook w:val="04A0" w:firstRow="1" w:lastRow="0" w:firstColumn="1" w:lastColumn="0" w:noHBand="0" w:noVBand="1"/>
       </w:tblPr>
       <w:tblGrid>
-        <w:gridCol w:w="2793"/>
-        <w:gridCol w:w="3547"/>
-        <w:gridCol w:w="3020"/>
+        <w:gridCol w:w="3686"/>
+        <w:gridCol w:w="850"/>
+        <w:gridCol w:w="1276"/>
+        <w:gridCol w:w="1701"/>
+        <w:gridCol w:w="1843"/>
+      </w:tblGrid>
+      <w:tr>
+        <w:tc>
+          <w:tcPr>
+            <w:tcW w:w="3686" w:type="dxa"/>
+            <w:tcBorders>
+              <w:bottom w:val="single" w:sz="10" w:space="0" w:color="1394B1"/>
+            </w:tcBorders>
+            <w:tcMar>
+              <w:top w:w="70" w:type="dxa"/>
+              <w:left w:w="0" w:type="dxa"/>
+              <w:bottom w:w="70" w:type="dxa"/>
+              <w:right w:w="140" w:type="dxa"/>
+            </w:tcMar>
+          </w:tcPr>
+          <w:p>
+            <w:pPr>
+              <w:rPr>
+                <w:rFonts w:ascii="Tahoma" w:hAnsi="Tahoma" w:cs="Tahoma"/>
+                <w:b/>
+                <w:bCs/>
+                <w:sz w:val="17"/>
+                <w:szCs w:val="17"/>
+              </w:rPr>
+            </w:pPr>
+            <w:r>
+              <w:rPr>
+                <w:rFonts w:ascii="Tahoma" w:hAnsi="Tahoma" w:cs="Tahoma"/>
+                <w:b/>
+                <w:bCs/>
+                <w:sz w:val="16"/>
+                <w:szCs w:val="16"/>
+              </w:rPr>
+              <w:t>EXPENSES</w:t>
+            </w:r>
+          </w:p>
+        </w:tc>
+        <w:tc>
+          <w:tcPr>
+            <w:tcW w:w="850" w:type="dxa"/>
+            <w:tcBorders>
+              <w:bottom w:val="single" w:sz="10" w:space="0" w:color="1394B1"/>
+            </w:tcBorders>
+            <w:tcMar>
+              <w:top w:w="70" w:type="dxa"/>
+              <w:left w:w="0" w:type="dxa"/>
+              <w:bottom w:w="70" w:type="dxa"/>
+              <w:right w:w="140" w:type="dxa"/>
+            </w:tcMar>
+          </w:tcPr>
+          <w:p>
+            <w:pPr>
+              <w:jc w:val="center"/>
+              <w:rPr>
+                <w:rFonts w:ascii="Tahoma" w:hAnsi="Tahoma" w:cs="Tahoma"/>
+                <w:b/>
+                <w:bCs/>
+                <w:sz w:val="17"/>
+                <w:szCs w:val="17"/>
+              </w:rPr>
+            </w:pPr>
+          </w:p>
+        </w:tc>
+        <w:tc>
+          <w:tcPr>
+            <w:tcW w:w="1276" w:type="dxa"/>
+            <w:tcBorders>
+              <w:bottom w:val="single" w:sz="10" w:space="0" w:color="1394B1"/>
+            </w:tcBorders>
+            <w:tcMar>
+              <w:top w:w="70" w:type="dxa"/>
+              <w:left w:w="0" w:type="dxa"/>
+              <w:bottom w:w="70" w:type="dxa"/>
+              <w:right w:w="140" w:type="dxa"/>
+            </w:tcMar>
+          </w:tcPr>
+          <w:p>
+            <w:pPr>
+              <w:jc w:val="center"/>
+              <w:rPr>
+                <w:rFonts w:ascii="Tahoma" w:hAnsi="Tahoma" w:cs="Tahoma"/>
+                <w:b/>
+                <w:bCs/>
+                <w:sz w:val="17"/>
+                <w:szCs w:val="17"/>
+              </w:rPr>
+            </w:pPr>
+          </w:p>
+        </w:tc>
+        <w:tc>
+          <w:tcPr>
+            <w:tcW w:w="1701" w:type="dxa"/>
+            <w:tcBorders>
+              <w:bottom w:val="single" w:sz="10" w:space="0" w:color="1394B1"/>
+            </w:tcBorders>
+            <w:tcMar>
+              <w:top w:w="70" w:type="dxa"/>
+              <w:left w:w="0" w:type="dxa"/>
+              <w:bottom w:w="70" w:type="dxa"/>
+              <w:right w:w="140" w:type="dxa"/>
+            </w:tcMar>
+          </w:tcPr>
+          <w:p>
+            <w:pPr>
+              <w:jc w:val="right"/>
+              <w:rPr>
+                <w:rFonts w:ascii="Tahoma" w:hAnsi="Tahoma" w:cs="Tahoma"/>
+                <w:b/>
+                <w:bCs/>
+                <w:sz w:val="17"/>
+                <w:szCs w:val="17"/>
+              </w:rPr>
+            </w:pPr>
+          </w:p>
+        </w:tc>
+        <w:tc>
+          <w:tcPr>
+            <w:tcW w:w="1843" w:type="dxa"/>
+            <w:tcBorders>
+              <w:bottom w:val="single" w:sz="10" w:space="0" w:color="1394B1"/>
+            </w:tcBorders>
+            <w:tcMar>
+              <w:top w:w="70" w:type="dxa"/>
+              <w:left w:w="0" w:type="dxa"/>
+              <w:bottom w:w="70" w:type="dxa"/>
+              <w:right w:w="140" w:type="dxa"/>
+            </w:tcMar>
+          </w:tcPr>
+          <w:p>
+            <w:pPr>
+              <w:jc w:val="right"/>
+              <w:rPr>
+                <w:rFonts w:ascii="Tahoma" w:hAnsi="Tahoma" w:cs="Tahoma"/>
+                <w:b/>
+                <w:bCs/>
+                <w:sz w:val="17"/>
+                <w:szCs w:val="17"/>
+              </w:rPr>
+            </w:pPr>
+          </w:p>
+        </w:tc>
+      </w:tr>
+      <w:tr>
+        <w:tc>
+          <w:tcPr>
+            <w:tcW w:w="3686" w:type="dxa"/>
+            <w:tcMar>
+              <w:top w:w="70" w:type="dxa"/>
+              <w:left w:w="0" w:type="dxa"/>
+              <w:bottom w:w="70" w:type="dxa"/>
+              <w:right w:w="140" w:type="dxa"/>
+            </w:tcMar>
+          </w:tcPr>
+          <w:p>
+            <w:pPr>
+              <w:rPr>
+                <w:rFonts w:ascii="Tahoma" w:hAnsi="Tahoma" w:cs="Tahoma"/>
+                <w:lang w:val="en-GB"/>
+              </w:rPr>
+            </w:pPr>
+            <w:r>
+              <w:rPr>
+                <w:rFonts w:ascii="Tahoma" w:hAnsi="Tahoma" w:cs="Tahoma"/>
+                <w:i/>
+                <w:iCs/>
+                <w:lang w:val="en-GB"/>
+              </w:rPr>
+              <w:t xml:space="preserve">{%tr for </w:t>
+            </w:r>
+            <w:r>
+              <w:rPr>
+                <w:rFonts w:ascii="Tahoma" w:hAnsi="Tahoma" w:cs="Tahoma"/>
+                <w:i/>
+                <w:iCs/>
+                <w:lang w:val="en-GB"/>
+              </w:rPr>
+              <w:t>exp</w:t>
+            </w:r>
+            <w:r>
+              <w:rPr>
+                <w:rFonts w:ascii="Tahoma" w:hAnsi="Tahoma" w:cs="Tahoma"/>
+                <w:i/>
+                <w:iCs/>
+                <w:lang w:val="en-GB"/>
+              </w:rPr>
+              <w:t xml:space="preserve"> in </w:t>
+            </w:r>
+            <w:proofErr w:type="spellStart"/>
+            <w:r>
+              <w:rPr>
+                <w:rFonts w:ascii="Tahoma" w:hAnsi="Tahoma" w:cs="Tahoma"/>
+                <w:i/>
+                <w:iCs/>
+                <w:lang w:val="en-GB"/>
+              </w:rPr>
+              <w:t>expensas</w:t>
+            </w:r>
+            <w:proofErr w:type="spellEnd"/>
+            <w:r>
+              <w:rPr>
+                <w:rFonts w:ascii="Tahoma" w:hAnsi="Tahoma" w:cs="Tahoma"/>
+                <w:i/>
+                <w:iCs/>
+                <w:lang w:val="en-GB"/>
+              </w:rPr>
+              <w:t xml:space="preserve"> %} </w:t>
+            </w:r>
+          </w:p>
+        </w:tc>
+        <w:tc>
+          <w:tcPr>
+            <w:tcW w:w="850" w:type="dxa"/>
+            <w:tcMar>
+              <w:top w:w="70" w:type="dxa"/>
+              <w:left w:w="0" w:type="dxa"/>
+              <w:bottom w:w="70" w:type="dxa"/>
+              <w:right w:w="140" w:type="dxa"/>
+            </w:tcMar>
+          </w:tcPr>
+          <w:p>
+            <w:pPr>
+              <w:jc w:val="center"/>
+              <w:rPr>
+                <w:rFonts w:ascii="Tahoma" w:hAnsi="Tahoma" w:cs="Tahoma"/>
+                <w:lang w:val="en-GB"/>
+              </w:rPr>
+            </w:pPr>
+          </w:p>
+        </w:tc>
+        <w:tc>
+          <w:tcPr>
+            <w:tcW w:w="1276" w:type="dxa"/>
+            <w:tcMar>
+              <w:top w:w="70" w:type="dxa"/>
+              <w:left w:w="0" w:type="dxa"/>
+              <w:bottom w:w="70" w:type="dxa"/>
+              <w:right w:w="140" w:type="dxa"/>
+            </w:tcMar>
+          </w:tcPr>
+          <w:p>
+            <w:pPr>
+              <w:jc w:val="center"/>
+              <w:rPr>
+                <w:rFonts w:ascii="Tahoma" w:hAnsi="Tahoma" w:cs="Tahoma"/>
+                <w:lang w:val="en-GB"/>
+              </w:rPr>
+            </w:pPr>
+          </w:p>
+        </w:tc>
+        <w:tc>
+          <w:tcPr>
+            <w:tcW w:w="1701" w:type="dxa"/>
+            <w:tcMar>
+              <w:top w:w="70" w:type="dxa"/>
+              <w:left w:w="0" w:type="dxa"/>
+              <w:bottom w:w="70" w:type="dxa"/>
+              <w:right w:w="140" w:type="dxa"/>
+            </w:tcMar>
+          </w:tcPr>
+          <w:p>
+            <w:pPr>
+              <w:jc w:val="right"/>
+              <w:rPr>
+                <w:rFonts w:ascii="Tahoma" w:hAnsi="Tahoma" w:cs="Tahoma"/>
+                <w:lang w:val="en-GB"/>
+              </w:rPr>
+            </w:pPr>
+          </w:p>
+        </w:tc>
+        <w:tc>
+          <w:tcPr>
+            <w:tcW w:w="1843" w:type="dxa"/>
+            <w:tcMar>
+              <w:top w:w="70" w:type="dxa"/>
+              <w:left w:w="0" w:type="dxa"/>
+              <w:bottom w:w="70" w:type="dxa"/>
+              <w:right w:w="140" w:type="dxa"/>
+            </w:tcMar>
+          </w:tcPr>
+          <w:p>
+            <w:pPr>
+              <w:jc w:val="right"/>
+              <w:rPr>
+                <w:rFonts w:ascii="Tahoma" w:hAnsi="Tahoma" w:cs="Tahoma"/>
+                <w:lang w:val="en-GB"/>
+              </w:rPr>
+            </w:pPr>
+          </w:p>
+        </w:tc>
+      </w:tr>
+      <w:tr>
+        <w:tc>
+          <w:tcPr>
+            <w:tcW w:w="3686" w:type="dxa"/>
+            <w:tcMar>
+              <w:top w:w="70" w:type="dxa"/>
+              <w:left w:w="0" w:type="dxa"/>
+              <w:bottom w:w="70" w:type="dxa"/>
+              <w:right w:w="140" w:type="dxa"/>
+            </w:tcMar>
+          </w:tcPr>
+          <w:p>
+            <w:pPr>
+              <w:rPr>
+                <w:rFonts w:ascii="Tahoma" w:hAnsi="Tahoma" w:cs="Tahoma"/>
+                <w:lang w:val="en-GB"/>
+              </w:rPr>
+            </w:pPr>
+            <w:r>
+              <w:rPr>
+                <w:rFonts w:ascii="Tahoma" w:hAnsi="Tahoma" w:cs="Tahoma"/>
+                <w:lang w:val="en-GB"/>
+              </w:rPr>
+              <w:t>{{</w:t>
+            </w:r>
+            <w:proofErr w:type="spellStart"/>
+            <w:proofErr w:type="gramStart"/>
+            <w:r>
+              <w:rPr>
+                <w:rFonts w:ascii="Tahoma" w:hAnsi="Tahoma" w:cs="Tahoma"/>
+                <w:lang w:val="en-GB"/>
+              </w:rPr>
+              <w:t>exp</w:t>
+            </w:r>
+            <w:r>
+              <w:rPr>
+                <w:rFonts w:ascii="Tahoma" w:hAnsi="Tahoma" w:cs="Tahoma"/>
+                <w:lang w:val="en-GB"/>
+              </w:rPr>
+              <w:t>.descripcion</w:t>
+            </w:r>
+            <w:proofErr w:type="spellEnd"/>
+            <w:proofErr w:type="gramEnd"/>
+            <w:r>
+              <w:rPr>
+                <w:rFonts w:ascii="Tahoma" w:hAnsi="Tahoma" w:cs="Tahoma"/>
+                <w:lang w:val="en-GB"/>
+              </w:rPr>
+              <w:t>}}</w:t>
+            </w:r>
+          </w:p>
+        </w:tc>
+        <w:tc>
+          <w:tcPr>
+            <w:tcW w:w="850" w:type="dxa"/>
+            <w:tcMar>
+              <w:top w:w="70" w:type="dxa"/>
+              <w:left w:w="0" w:type="dxa"/>
+              <w:bottom w:w="70" w:type="dxa"/>
+              <w:right w:w="140" w:type="dxa"/>
+            </w:tcMar>
+          </w:tcPr>
+          <w:p>
+            <w:pPr>
+              <w:jc w:val="center"/>
+              <w:rPr>
+                <w:rFonts w:ascii="Tahoma" w:hAnsi="Tahoma" w:cs="Tahoma"/>
+                <w:u w:val="single"/>
+              </w:rPr>
+            </w:pPr>
+            <w:r>
+              <w:rPr>
+                <w:rFonts w:ascii="Tahoma" w:hAnsi="Tahoma" w:cs="Tahoma"/>
+              </w:rPr>
+              <w:t>{{</w:t>
+            </w:r>
+            <w:proofErr w:type="spellStart"/>
+            <w:proofErr w:type="gramStart"/>
+            <w:r>
+              <w:rPr>
+                <w:rFonts w:ascii="Tahoma" w:hAnsi="Tahoma" w:cs="Tahoma"/>
+              </w:rPr>
+              <w:t>exp</w:t>
+            </w:r>
+            <w:r>
+              <w:rPr>
+                <w:rFonts w:ascii="Tahoma" w:hAnsi="Tahoma" w:cs="Tahoma"/>
+              </w:rPr>
+              <w:t>.</w:t>
+            </w:r>
+            <w:r>
+              <w:rPr>
+                <w:rFonts w:ascii="Tahoma" w:hAnsi="Tahoma" w:cs="Tahoma"/>
+              </w:rPr>
+              <w:t>cantidad</w:t>
+            </w:r>
+            <w:proofErr w:type="spellEnd"/>
+            <w:proofErr w:type="gramEnd"/>
+            <w:r>
+              <w:rPr>
+                <w:rFonts w:ascii="Tahoma" w:hAnsi="Tahoma" w:cs="Tahoma"/>
+              </w:rPr>
+              <w:t>}}</w:t>
+            </w:r>
+          </w:p>
+        </w:tc>
+        <w:tc>
+          <w:tcPr>
+            <w:tcW w:w="1276" w:type="dxa"/>
+            <w:tcMar>
+              <w:top w:w="70" w:type="dxa"/>
+              <w:left w:w="0" w:type="dxa"/>
+              <w:bottom w:w="70" w:type="dxa"/>
+              <w:right w:w="140" w:type="dxa"/>
+            </w:tcMar>
+          </w:tcPr>
+          <w:p>
+            <w:pPr>
+              <w:jc w:val="center"/>
+              <w:rPr>
+                <w:rFonts w:ascii="Tahoma" w:hAnsi="Tahoma" w:cs="Tahoma"/>
+              </w:rPr>
+            </w:pPr>
+            <w:r>
+              <w:rPr>
+                <w:rFonts w:ascii="Tahoma" w:hAnsi="Tahoma" w:cs="Tahoma"/>
+              </w:rPr>
+              <w:t>{{</w:t>
+            </w:r>
+            <w:proofErr w:type="spellStart"/>
+            <w:proofErr w:type="gramStart"/>
+            <w:r>
+              <w:rPr>
+                <w:rFonts w:ascii="Tahoma" w:hAnsi="Tahoma" w:cs="Tahoma"/>
+              </w:rPr>
+              <w:t>exp</w:t>
+            </w:r>
+            <w:r>
+              <w:rPr>
+                <w:rFonts w:ascii="Tahoma" w:hAnsi="Tahoma" w:cs="Tahoma"/>
+              </w:rPr>
+              <w:t>.unidad</w:t>
+            </w:r>
+            <w:proofErr w:type="spellEnd"/>
+            <w:proofErr w:type="gramEnd"/>
+            <w:r>
+              <w:rPr>
+                <w:rFonts w:ascii="Tahoma" w:hAnsi="Tahoma" w:cs="Tahoma"/>
+              </w:rPr>
+              <w:t>}}</w:t>
+            </w:r>
+          </w:p>
+        </w:tc>
+        <w:tc>
+          <w:tcPr>
+            <w:tcW w:w="1701" w:type="dxa"/>
+            <w:tcMar>
+              <w:top w:w="70" w:type="dxa"/>
+              <w:left w:w="0" w:type="dxa"/>
+              <w:bottom w:w="70" w:type="dxa"/>
+              <w:right w:w="140" w:type="dxa"/>
+            </w:tcMar>
+          </w:tcPr>
+          <w:p>
+            <w:pPr>
+              <w:jc w:val="right"/>
+              <w:rPr>
+                <w:rFonts w:ascii="Tahoma" w:hAnsi="Tahoma" w:cs="Tahoma"/>
+              </w:rPr>
+            </w:pPr>
+            <w:r>
+              <w:rPr>
+                <w:rFonts w:ascii="Tahoma" w:hAnsi="Tahoma" w:cs="Tahoma"/>
+              </w:rPr>
+              <w:t>{{</w:t>
+            </w:r>
+            <w:proofErr w:type="spellStart"/>
+            <w:proofErr w:type="gramStart"/>
+            <w:r>
+              <w:rPr>
+                <w:rFonts w:ascii="Tahoma" w:hAnsi="Tahoma" w:cs="Tahoma"/>
+              </w:rPr>
+              <w:t>exp</w:t>
+            </w:r>
+            <w:r>
+              <w:rPr>
+                <w:rFonts w:ascii="Tahoma" w:hAnsi="Tahoma" w:cs="Tahoma"/>
+              </w:rPr>
+              <w:t>.precio</w:t>
+            </w:r>
+            <w:proofErr w:type="spellEnd"/>
+            <w:proofErr w:type="gramEnd"/>
+            <w:r>
+              <w:rPr>
+                <w:rFonts w:ascii="Tahoma" w:hAnsi="Tahoma" w:cs="Tahoma"/>
+              </w:rPr>
+              <w:t>}}</w:t>
+            </w:r>
+          </w:p>
+        </w:tc>
+        <w:tc>
+          <w:tcPr>
+            <w:tcW w:w="1843" w:type="dxa"/>
+            <w:tcMar>
+              <w:top w:w="70" w:type="dxa"/>
+              <w:left w:w="0" w:type="dxa"/>
+              <w:bottom w:w="70" w:type="dxa"/>
+              <w:right w:w="140" w:type="dxa"/>
+            </w:tcMar>
+          </w:tcPr>
+          <w:p>
+            <w:pPr>
+              <w:jc w:val="right"/>
+              <w:rPr>
+                <w:rFonts w:ascii="Tahoma" w:hAnsi="Tahoma" w:cs="Tahoma"/>
+                <w:u w:val="single"/>
+              </w:rPr>
+            </w:pPr>
+            <w:r>
+              <w:rPr>
+                <w:rFonts w:ascii="Tahoma" w:hAnsi="Tahoma" w:cs="Tahoma"/>
+              </w:rPr>
+              <w:t>{{</w:t>
+            </w:r>
+            <w:proofErr w:type="spellStart"/>
+            <w:proofErr w:type="gramStart"/>
+            <w:r>
+              <w:rPr>
+                <w:rFonts w:ascii="Tahoma" w:hAnsi="Tahoma" w:cs="Tahoma"/>
+              </w:rPr>
+              <w:t>exp</w:t>
+            </w:r>
+            <w:r>
+              <w:rPr>
+                <w:rFonts w:ascii="Tahoma" w:hAnsi="Tahoma" w:cs="Tahoma"/>
+              </w:rPr>
+              <w:t>.importe</w:t>
+            </w:r>
+            <w:proofErr w:type="spellEnd"/>
+            <w:proofErr w:type="gramEnd"/>
+            <w:r>
+              <w:rPr>
+                <w:rFonts w:ascii="Tahoma" w:hAnsi="Tahoma" w:cs="Tahoma"/>
+              </w:rPr>
+              <w:t>}}</w:t>
+            </w:r>
+          </w:p>
+        </w:tc>
+      </w:tr>
+      <w:tr>
+        <w:tc>
+          <w:tcPr>
+            <w:tcW w:w="3686" w:type="dxa"/>
+            <w:tcMar>
+              <w:top w:w="70" w:type="dxa"/>
+              <w:left w:w="0" w:type="dxa"/>
+              <w:bottom w:w="70" w:type="dxa"/>
+              <w:right w:w="140" w:type="dxa"/>
+            </w:tcMar>
+          </w:tcPr>
+          <w:p>
+            <w:pPr>
+              <w:rPr>
+                <w:rFonts w:ascii="Tahoma" w:hAnsi="Tahoma" w:cs="Tahoma"/>
+                <w:b/>
+                <w:bCs/>
+                <w:i/>
+                <w:iCs/>
+                <w:lang w:val="en-GB"/>
+              </w:rPr>
+            </w:pPr>
+          </w:p>
+          <w:p>
+            <w:r>
+              <w:rPr>
+                <w:rFonts w:ascii="Tahoma" w:hAnsi="Tahoma" w:cs="Tahoma"/>
+                <w:i/>
+                <w:iCs/>
+              </w:rPr>
+              <w:t xml:space="preserve"> </w:t>
+            </w:r>
+          </w:p>
+        </w:tc>
+        <w:tc>
+          <w:tcPr>
+            <w:tcW w:w="850" w:type="dxa"/>
+            <w:tcMar>
+              <w:top w:w="70" w:type="dxa"/>
+              <w:left w:w="0" w:type="dxa"/>
+              <w:bottom w:w="70" w:type="dxa"/>
+              <w:right w:w="140" w:type="dxa"/>
+            </w:tcMar>
+          </w:tcPr>
+          <w:p>
+            <w:pPr>
+              <w:jc w:val="center"/>
+              <w:rPr>
+                <w:rFonts w:ascii="Tahoma" w:hAnsi="Tahoma" w:cs="Tahoma"/>
+              </w:rPr>
+            </w:pPr>
+          </w:p>
+        </w:tc>
+        <w:tc>
+          <w:tcPr>
+            <w:tcW w:w="1276" w:type="dxa"/>
+            <w:tcMar>
+              <w:top w:w="70" w:type="dxa"/>
+              <w:left w:w="0" w:type="dxa"/>
+              <w:bottom w:w="70" w:type="dxa"/>
+              <w:right w:w="140" w:type="dxa"/>
+            </w:tcMar>
+          </w:tcPr>
+          <w:p>
+            <w:pPr>
+              <w:jc w:val="center"/>
+              <w:rPr>
+                <w:rFonts w:ascii="Tahoma" w:hAnsi="Tahoma" w:cs="Tahoma"/>
+              </w:rPr>
+            </w:pPr>
+          </w:p>
+        </w:tc>
+        <w:tc>
+          <w:tcPr>
+            <w:tcW w:w="1701" w:type="dxa"/>
+            <w:tcMar>
+              <w:top w:w="70" w:type="dxa"/>
+              <w:left w:w="0" w:type="dxa"/>
+              <w:bottom w:w="70" w:type="dxa"/>
+              <w:right w:w="140" w:type="dxa"/>
+            </w:tcMar>
+          </w:tcPr>
+          <w:p>
+            <w:pPr>
+              <w:jc w:val="right"/>
+              <w:rPr>
+                <w:rFonts w:ascii="Tahoma" w:hAnsi="Tahoma" w:cs="Tahoma"/>
+              </w:rPr>
+            </w:pPr>
+          </w:p>
+        </w:tc>
+        <w:tc>
+          <w:tcPr>
+            <w:tcW w:w="1843" w:type="dxa"/>
+            <w:tcMar>
+              <w:top w:w="70" w:type="dxa"/>
+              <w:left w:w="0" w:type="dxa"/>
+              <w:bottom w:w="70" w:type="dxa"/>
+              <w:right w:w="140" w:type="dxa"/>
+            </w:tcMar>
+          </w:tcPr>
+          <w:p>
+            <w:pPr>
+              <w:jc w:val="right"/>
+              <w:rPr>
+                <w:rFonts w:ascii="Tahoma" w:hAnsi="Tahoma" w:cs="Tahoma"/>
+                <w:i/>
+                <w:iCs/>
+              </w:rPr>
+            </w:pPr>
+            <w:r>
+              <w:rPr>
+                <w:rFonts w:ascii="Tahoma" w:hAnsi="Tahoma" w:cs="Tahoma"/>
+                <w:i/>
+                <w:iCs/>
+              </w:rPr>
+              <w:t>{%</w:t>
+            </w:r>
+            <w:proofErr w:type="spellStart"/>
+            <w:r>
+              <w:rPr>
+                <w:rFonts w:ascii="Tahoma" w:hAnsi="Tahoma" w:cs="Tahoma"/>
+                <w:i/>
+                <w:iCs/>
+              </w:rPr>
+              <w:t>tr</w:t>
+            </w:r>
+            <w:proofErr w:type="spellEnd"/>
+            <w:r>
+              <w:rPr>
+                <w:rFonts w:ascii="Tahoma" w:hAnsi="Tahoma" w:cs="Tahoma"/>
+                <w:i/>
+                <w:iCs/>
+              </w:rPr>
+              <w:t xml:space="preserve"> </w:t>
+            </w:r>
+            <w:proofErr w:type="spellStart"/>
+            <w:r>
+              <w:rPr>
+                <w:rFonts w:ascii="Tahoma" w:hAnsi="Tahoma" w:cs="Tahoma"/>
+                <w:i/>
+                <w:iCs/>
+              </w:rPr>
+              <w:t>endfor</w:t>
+            </w:r>
+            <w:proofErr w:type="spellEnd"/>
+            <w:r>
+              <w:rPr>
+                <w:rFonts w:ascii="Tahoma" w:hAnsi="Tahoma" w:cs="Tahoma"/>
+                <w:i/>
+                <w:iCs/>
+              </w:rPr>
+              <w:t xml:space="preserve"> %}</w:t>
+            </w:r>
+          </w:p>
+          <w:p>
+            <w:pPr>
+              <w:jc w:val="right"/>
+              <w:rPr>
+                <w:rFonts w:ascii="Tahoma" w:hAnsi="Tahoma" w:cs="Tahoma"/>
+              </w:rPr>
+            </w:pPr>
+          </w:p>
+          <w:p>
+            <w:pPr>
+              <w:jc w:val="right"/>
+              <w:rPr>
+                <w:rFonts w:ascii="Tahoma" w:hAnsi="Tahoma" w:cs="Tahoma"/>
+                <w:i/>
+                <w:iCs/>
+              </w:rPr>
+            </w:pPr>
+          </w:p>
+        </w:tc>
+      </w:tr>
+    </w:tbl>
+    <w:p>
+      <w:pPr>
+        <w:spacing w:before="240" w:after="90"/>
+        <w:rPr>
+          <w:rFonts w:ascii="Tahoma" w:hAnsi="Tahoma" w:cs="Tahoma"/>
+          <w:b/>
+          <w:bCs/>
+          <w:sz w:val="16"/>
+          <w:szCs w:val="16"/>
+        </w:rPr>
+      </w:pPr>
+    </w:p>
+    <w:tbl>
+      <w:tblPr>
+        <w:tblpPr w:leftFromText="141" w:rightFromText="141" w:vertAnchor="text" w:horzAnchor="margin" w:tblpXSpec="right" w:tblpY="-91"/>
+        <w:tblOverlap w:val="never"/>
+        <w:tblW w:w="3000" w:type="dxa"/>
+        <w:tblCellMar>
+          <w:left w:w="10" w:type="dxa"/>
+          <w:right w:w="10" w:type="dxa"/>
+        </w:tblCellMar>
+        <w:tblLook w:val="04A0" w:firstRow="1" w:lastRow="0" w:firstColumn="1" w:lastColumn="0" w:noHBand="0" w:noVBand="1"/>
+      </w:tblPr>
+      <w:tblGrid>
+        <w:gridCol w:w="1424"/>
+        <w:gridCol w:w="1576"/>
       </w:tblGrid>
       <w:tr>
         <w:trPr>
-          <w:jc w:val="right"/>
+          <w:cantSplit/>
         </w:trPr>
         <w:tc>
           <w:tcPr>
-            <w:tcW w:w="6360" w:type="dxa"/>
-            <w:gridSpan w:val="2"/>
-          </w:tcPr>
-          <w:p>
-            <w:pPr>
-              <w:rPr>
-                <w:rFonts w:ascii="Tahoma" w:hAnsi="Tahoma" w:cs="Tahoma"/>
-              </w:rPr>
-            </w:pPr>
-          </w:p>
-        </w:tc>
-        <w:tc>
-          <w:tcPr>
-            <w:tcW w:w="3000" w:type="dxa"/>
-          </w:tcPr>
-          <w:tbl>
-            <w:tblPr>
-              <w:tblW w:w="3000" w:type="dxa"/>
-              <w:tblCellMar>
-                <w:left w:w="10" w:type="dxa"/>
-                <w:right w:w="10" w:type="dxa"/>
-              </w:tblCellMar>
-              <w:tblLook w:val="04A0" w:firstRow="1" w:lastRow="0" w:firstColumn="1" w:lastColumn="0" w:noHBand="0" w:noVBand="1"/>
-            </w:tblPr>
-            <w:tblGrid>
-              <w:gridCol w:w="1424"/>
-              <w:gridCol w:w="1576"/>
-            </w:tblGrid>
-            <w:tr>
-              <w:tc>
-                <w:tcPr>
-                  <w:tcW w:w="1700" w:type="dxa"/>
-                  <w:tcMar>
-                    <w:top w:w="70" w:type="dxa"/>
-                    <w:left w:w="0" w:type="dxa"/>
-                    <w:bottom w:w="70" w:type="dxa"/>
-                    <w:right w:w="140" w:type="dxa"/>
-                  </w:tcMar>
-                </w:tcPr>
-                <w:p>
-                  <w:pPr>
-                    <w:rPr>
-                      <w:rFonts w:ascii="Tahoma" w:hAnsi="Tahoma" w:cs="Tahoma"/>
-                    </w:rPr>
-                  </w:pPr>
-                  <w:r>
-                    <w:rPr>
-                      <w:rFonts w:ascii="Tahoma" w:hAnsi="Tahoma" w:cs="Tahoma"/>
-                      <w:sz w:val="19"/>
-                      <w:szCs w:val="19"/>
-                    </w:rPr>
-                    <w:t>Subtotal</w:t>
-                  </w:r>
-                </w:p>
-              </w:tc>
-              <w:tc>
-                <w:tcPr>
-                  <w:tcW w:w="1300" w:type="dxa"/>
-                  <w:tcMar>
-                    <w:top w:w="70" w:type="dxa"/>
-                    <w:left w:w="0" w:type="dxa"/>
-                    <w:bottom w:w="70" w:type="dxa"/>
-                    <w:right w:w="140" w:type="dxa"/>
-                  </w:tcMar>
-                </w:tcPr>
-                <w:p>
-                  <w:pPr>
-                    <w:jc w:val="right"/>
-                    <w:rPr>
-                      <w:rFonts w:ascii="Tahoma" w:hAnsi="Tahoma" w:cs="Tahoma"/>
-                    </w:rPr>
-                  </w:pPr>
-                  <w:r>
-                    <w:rPr>
-                      <w:rFonts w:ascii="Tahoma" w:hAnsi="Tahoma" w:cs="Tahoma"/>
-                    </w:rPr>
-                    <w:t>{{importe}}</w:t>
-                  </w:r>
-                </w:p>
-              </w:tc>
-            </w:tr>
-            <w:tr>
-              <w:tc>
-                <w:tcPr>
-                  <w:tcW w:w="1700" w:type="dxa"/>
-                  <w:tcMar>
-                    <w:top w:w="70" w:type="dxa"/>
-                    <w:left w:w="0" w:type="dxa"/>
-                    <w:bottom w:w="70" w:type="dxa"/>
-                    <w:right w:w="140" w:type="dxa"/>
-                  </w:tcMar>
-                </w:tcPr>
-                <w:p>
-                  <w:pPr>
-                    <w:rPr>
-                      <w:rFonts w:ascii="Tahoma" w:hAnsi="Tahoma" w:cs="Tahoma"/>
-                    </w:rPr>
-                  </w:pPr>
-                  <w:r>
-                    <w:rPr>
-                      <w:rFonts w:ascii="Tahoma" w:hAnsi="Tahoma" w:cs="Tahoma"/>
-                    </w:rPr>
-                    <w:t>VAT</w:t>
-                  </w:r>
-                </w:p>
-              </w:tc>
-              <w:tc>
-                <w:tcPr>
-                  <w:tcW w:w="1300" w:type="dxa"/>
-                  <w:tcMar>
-                    <w:top w:w="70" w:type="dxa"/>
-                    <w:left w:w="0" w:type="dxa"/>
-                    <w:bottom w:w="70" w:type="dxa"/>
-                    <w:right w:w="140" w:type="dxa"/>
-                  </w:tcMar>
-                </w:tcPr>
-                <w:p>
-                  <w:pPr>
-                    <w:jc w:val="right"/>
-                    <w:rPr>
-                      <w:rFonts w:ascii="Tahoma" w:hAnsi="Tahoma" w:cs="Tahoma"/>
-                    </w:rPr>
-                  </w:pPr>
-                  <w:r>
-                    <w:rPr>
-                      <w:rFonts w:ascii="Tahoma" w:hAnsi="Tahoma" w:cs="Tahoma"/>
-                    </w:rPr>
-                    <w:t>{{</w:t>
-                  </w:r>
-                  <w:proofErr w:type="spellStart"/>
-                  <w:r>
-                    <w:rPr>
-                      <w:rFonts w:ascii="Tahoma" w:hAnsi="Tahoma" w:cs="Tahoma"/>
-                    </w:rPr>
-                    <w:t>iva</w:t>
-                  </w:r>
-                  <w:proofErr w:type="spellEnd"/>
-                  <w:r>
-                    <w:rPr>
-                      <w:rFonts w:ascii="Tahoma" w:hAnsi="Tahoma" w:cs="Tahoma"/>
-                    </w:rPr>
-                    <w:t>}}</w:t>
-                  </w:r>
-                </w:p>
-              </w:tc>
-            </w:tr>
-            <w:tr>
-              <w:tc>
-                <w:tcPr>
-                  <w:tcW w:w="1700" w:type="dxa"/>
-                  <w:tcBorders>
-                    <w:top w:val="single" w:sz="12" w:space="0" w:color="1394B1"/>
-                  </w:tcBorders>
-                  <w:tcMar>
-                    <w:top w:w="90" w:type="dxa"/>
-                    <w:left w:w="0" w:type="dxa"/>
-                    <w:bottom w:w="70" w:type="dxa"/>
-                    <w:right w:w="140" w:type="dxa"/>
-                  </w:tcMar>
-                </w:tcPr>
-                <w:p>
-                  <w:pPr>
-                    <w:rPr>
-                      <w:rFonts w:ascii="Tahoma" w:hAnsi="Tahoma" w:cs="Tahoma"/>
-                    </w:rPr>
-                  </w:pPr>
-                  <w:r>
-                    <w:rPr>
-                      <w:rFonts w:ascii="Tahoma" w:hAnsi="Tahoma" w:cs="Tahoma"/>
-                      <w:b/>
-                      <w:bCs/>
-                      <w:sz w:val="22"/>
-                      <w:szCs w:val="22"/>
-                    </w:rPr>
-                    <w:t>TOTAL</w:t>
-                  </w:r>
-                </w:p>
-              </w:tc>
-              <w:tc>
-                <w:tcPr>
-                  <w:tcW w:w="1300" w:type="dxa"/>
-                  <w:tcBorders>
-                    <w:top w:val="single" w:sz="12" w:space="0" w:color="1394B1"/>
-                  </w:tcBorders>
-                  <w:tcMar>
-                    <w:top w:w="90" w:type="dxa"/>
-                    <w:left w:w="0" w:type="dxa"/>
-                    <w:bottom w:w="70" w:type="dxa"/>
-                    <w:right w:w="140" w:type="dxa"/>
-                  </w:tcMar>
-                </w:tcPr>
-                <w:p>
-                  <w:pPr>
-                    <w:jc w:val="right"/>
-                    <w:rPr>
-                      <w:rFonts w:ascii="Tahoma" w:hAnsi="Tahoma" w:cs="Tahoma"/>
-                    </w:rPr>
-                  </w:pPr>
-                  <w:r>
-                    <w:rPr>
-                      <w:rFonts w:ascii="Tahoma" w:hAnsi="Tahoma" w:cs="Tahoma"/>
-                      <w:b/>
-                      <w:bCs/>
-                      <w:sz w:val="22"/>
-                      <w:szCs w:val="22"/>
-                    </w:rPr>
-                    <w:t>{{moneda}} {{total}}</w:t>
-                  </w:r>
-                </w:p>
-              </w:tc>
-            </w:tr>
-          </w:tbl>
-          <w:p>
-            <w:pPr>
-              <w:rPr>
-                <w:rFonts w:ascii="Tahoma" w:hAnsi="Tahoma" w:cs="Tahoma"/>
-              </w:rPr>
-            </w:pPr>
+            <w:tcW w:w="1424" w:type="dxa"/>
+            <w:tcMar>
+              <w:top w:w="70" w:type="dxa"/>
+              <w:left w:w="0" w:type="dxa"/>
+              <w:bottom w:w="70" w:type="dxa"/>
+              <w:right w:w="140" w:type="dxa"/>
+            </w:tcMar>
+          </w:tcPr>
+          <w:p>
+            <w:pPr>
+              <w:keepNext/>
+              <w:keepLines/>
+              <w:jc w:val="right"/>
+              <w:rPr>
+                <w:rFonts w:ascii="Tahoma" w:hAnsi="Tahoma" w:cs="Tahoma"/>
+              </w:rPr>
+            </w:pPr>
+            <w:r>
+              <w:rPr>
+                <w:rFonts w:ascii="Tahoma" w:hAnsi="Tahoma" w:cs="Tahoma"/>
+                <w:sz w:val="19"/>
+                <w:szCs w:val="19"/>
+              </w:rPr>
+              <w:lastRenderedPageBreak/>
+              <w:t>Subtotal</w:t>
+            </w:r>
+          </w:p>
+        </w:tc>
+        <w:tc>
+          <w:tcPr>
+            <w:tcW w:w="1576" w:type="dxa"/>
+            <w:tcMar>
+              <w:top w:w="70" w:type="dxa"/>
+              <w:left w:w="0" w:type="dxa"/>
+              <w:bottom w:w="70" w:type="dxa"/>
+              <w:right w:w="140" w:type="dxa"/>
+            </w:tcMar>
+          </w:tcPr>
+          <w:p>
+            <w:pPr>
+              <w:keepNext/>
+              <w:keepLines/>
+              <w:jc w:val="right"/>
+              <w:rPr>
+                <w:rFonts w:ascii="Tahoma" w:hAnsi="Tahoma" w:cs="Tahoma"/>
+              </w:rPr>
+            </w:pPr>
+            <w:r>
+              <w:rPr>
+                <w:rFonts w:ascii="Tahoma" w:hAnsi="Tahoma" w:cs="Tahoma"/>
+              </w:rPr>
+              <w:t>{{importe}}</w:t>
+            </w:r>
           </w:p>
         </w:tc>
       </w:tr>
       <w:tr>
-        <w:tblPrEx>
-          <w:jc w:val="left"/>
-        </w:tblPrEx>
-        <w:tc>
-          <w:tcPr>
-            <w:tcW w:w="2800" w:type="dxa"/>
-            <w:tcMar>
-              <w:top w:w="40" w:type="dxa"/>
-              <w:left w:w="0" w:type="dxa"/>
-              <w:bottom w:w="40" w:type="dxa"/>
-              <w:right w:w="140" w:type="dxa"/>
-            </w:tcMar>
-            <w:vAlign w:val="center"/>
-          </w:tcPr>
-          <w:p>
-            <w:pPr>
-              <w:rPr>
-                <w:rFonts w:ascii="Tahoma" w:hAnsi="Tahoma" w:cs="Tahoma"/>
-              </w:rPr>
-            </w:pPr>
+        <w:trPr>
+          <w:cantSplit/>
+        </w:trPr>
+        <w:tc>
+          <w:tcPr>
+            <w:tcW w:w="1424" w:type="dxa"/>
+            <w:tcMar>
+              <w:top w:w="70" w:type="dxa"/>
+              <w:left w:w="0" w:type="dxa"/>
+              <w:bottom w:w="70" w:type="dxa"/>
+              <w:right w:w="140" w:type="dxa"/>
+            </w:tcMar>
+          </w:tcPr>
+          <w:p>
+            <w:pPr>
+              <w:keepNext/>
+              <w:keepLines/>
+              <w:jc w:val="right"/>
+              <w:rPr>
+                <w:rFonts w:ascii="Tahoma" w:hAnsi="Tahoma" w:cs="Tahoma"/>
+              </w:rPr>
+            </w:pPr>
+            <w:r>
+              <w:rPr>
+                <w:rFonts w:ascii="Tahoma" w:hAnsi="Tahoma" w:cs="Tahoma"/>
+                <w:sz w:val="19"/>
+                <w:szCs w:val="19"/>
+              </w:rPr>
+              <w:t>VAT</w:t>
+            </w:r>
+          </w:p>
+        </w:tc>
+        <w:tc>
+          <w:tcPr>
+            <w:tcW w:w="1576" w:type="dxa"/>
+            <w:tcMar>
+              <w:top w:w="70" w:type="dxa"/>
+              <w:left w:w="0" w:type="dxa"/>
+              <w:bottom w:w="70" w:type="dxa"/>
+              <w:right w:w="140" w:type="dxa"/>
+            </w:tcMar>
+          </w:tcPr>
+          <w:p>
+            <w:pPr>
+              <w:keepNext/>
+              <w:keepLines/>
+              <w:jc w:val="right"/>
+              <w:rPr>
+                <w:rFonts w:ascii="Tahoma" w:hAnsi="Tahoma" w:cs="Tahoma"/>
+              </w:rPr>
+            </w:pPr>
+            <w:r>
+              <w:rPr>
+                <w:rFonts w:ascii="Tahoma" w:hAnsi="Tahoma" w:cs="Tahoma"/>
+              </w:rPr>
+              <w:t>{{</w:t>
+            </w:r>
             <w:proofErr w:type="spellStart"/>
+            <w:r>
+              <w:rPr>
+                <w:rFonts w:ascii="Tahoma" w:hAnsi="Tahoma" w:cs="Tahoma"/>
+              </w:rPr>
+              <w:t>iva</w:t>
+            </w:r>
+            <w:proofErr w:type="spellEnd"/>
+            <w:r>
+              <w:rPr>
+                <w:rFonts w:ascii="Tahoma" w:hAnsi="Tahoma" w:cs="Tahoma"/>
+              </w:rPr>
+              <w:t>}}</w:t>
+            </w:r>
+          </w:p>
+        </w:tc>
+      </w:tr>
+      <w:tr>
+        <w:trPr>
+          <w:cantSplit/>
+        </w:trPr>
+        <w:tc>
+          <w:tcPr>
+            <w:tcW w:w="1424" w:type="dxa"/>
+            <w:tcBorders>
+              <w:top w:val="single" w:sz="12" w:space="0" w:color="1394B1"/>
+            </w:tcBorders>
+            <w:tcMar>
+              <w:top w:w="90" w:type="dxa"/>
+              <w:left w:w="0" w:type="dxa"/>
+              <w:bottom w:w="70" w:type="dxa"/>
+              <w:right w:w="140" w:type="dxa"/>
+            </w:tcMar>
+          </w:tcPr>
+          <w:p>
+            <w:pPr>
+              <w:keepNext/>
+              <w:keepLines/>
+              <w:jc w:val="right"/>
+              <w:rPr>
+                <w:rFonts w:ascii="Tahoma" w:hAnsi="Tahoma" w:cs="Tahoma"/>
+              </w:rPr>
+            </w:pPr>
             <w:r>
               <w:rPr>
                 <w:rFonts w:ascii="Tahoma" w:hAnsi="Tahoma" w:cs="Tahoma"/>
                 <w:b/>
                 <w:bCs/>
-                <w:sz w:val="19"/>
-                <w:szCs w:val="19"/>
-              </w:rPr>
-              <w:t>Currency</w:t>
-            </w:r>
-            <w:proofErr w:type="spellEnd"/>
-          </w:p>
-        </w:tc>
-        <w:tc>
-          <w:tcPr>
-            <w:tcW w:w="6560" w:type="dxa"/>
-            <w:gridSpan w:val="2"/>
-            <w:tcMar>
-              <w:top w:w="40" w:type="dxa"/>
-              <w:left w:w="0" w:type="dxa"/>
-              <w:bottom w:w="40" w:type="dxa"/>
-              <w:right w:w="140" w:type="dxa"/>
-            </w:tcMar>
-            <w:vAlign w:val="center"/>
-          </w:tcPr>
-          <w:p>
-            <w:pPr>
-              <w:rPr>
-                <w:rFonts w:ascii="Tahoma" w:hAnsi="Tahoma" w:cs="Tahoma"/>
-              </w:rPr>
-            </w:pPr>
-            <w:r>
-              <w:rPr>
-                <w:rFonts w:ascii="Tahoma" w:hAnsi="Tahoma" w:cs="Tahoma"/>
-              </w:rPr>
-              <w:t>{{moneda}}</w:t>
-            </w:r>
-          </w:p>
-        </w:tc>
-      </w:tr>
-      <w:tr>
-        <w:tblPrEx>
-          <w:jc w:val="left"/>
-        </w:tblPrEx>
-        <w:tc>
-          <w:tcPr>
-            <w:tcW w:w="2800" w:type="dxa"/>
-            <w:tcMar>
-              <w:top w:w="40" w:type="dxa"/>
-              <w:left w:w="0" w:type="dxa"/>
-              <w:bottom w:w="40" w:type="dxa"/>
-              <w:right w:w="140" w:type="dxa"/>
-            </w:tcMar>
-            <w:vAlign w:val="center"/>
-          </w:tcPr>
-          <w:p>
-            <w:pPr>
-              <w:rPr>
-                <w:rFonts w:ascii="Tahoma" w:hAnsi="Tahoma" w:cs="Tahoma"/>
-              </w:rPr>
-            </w:pPr>
-            <w:proofErr w:type="spellStart"/>
+                <w:sz w:val="22"/>
+                <w:szCs w:val="22"/>
+              </w:rPr>
+              <w:t>TOTAL</w:t>
+            </w:r>
+          </w:p>
+        </w:tc>
+        <w:tc>
+          <w:tcPr>
+            <w:tcW w:w="1576" w:type="dxa"/>
+            <w:tcBorders>
+              <w:top w:val="single" w:sz="12" w:space="0" w:color="1394B1"/>
+            </w:tcBorders>
+            <w:tcMar>
+              <w:top w:w="90" w:type="dxa"/>
+              <w:left w:w="0" w:type="dxa"/>
+              <w:bottom w:w="70" w:type="dxa"/>
+              <w:right w:w="140" w:type="dxa"/>
+            </w:tcMar>
+          </w:tcPr>
+          <w:p>
+            <w:pPr>
+              <w:keepNext/>
+              <w:keepLines/>
+              <w:jc w:val="right"/>
+              <w:rPr>
+                <w:rFonts w:ascii="Tahoma" w:hAnsi="Tahoma" w:cs="Tahoma"/>
+              </w:rPr>
+            </w:pPr>
             <w:r>
               <w:rPr>
                 <w:rFonts w:ascii="Tahoma" w:hAnsi="Tahoma" w:cs="Tahoma"/>
                 <w:b/>
                 <w:bCs/>
-                <w:sz w:val="19"/>
-                <w:szCs w:val="19"/>
-              </w:rPr>
-              <w:t>Offer</w:t>
-            </w:r>
-            <w:proofErr w:type="spellEnd"/>
+                <w:sz w:val="22"/>
+                <w:szCs w:val="22"/>
+              </w:rPr>
+              <w:t xml:space="preserve">        {{moneda</w:t>
+            </w:r>
+            <w:proofErr w:type="gramStart"/>
             <w:r>
               <w:rPr>
                 <w:rFonts w:ascii="Tahoma" w:hAnsi="Tahoma" w:cs="Tahoma"/>
                 <w:b/>
                 <w:bCs/>
-                <w:sz w:val="19"/>
-                <w:szCs w:val="19"/>
-              </w:rPr>
-              <w:t xml:space="preserve"> </w:t>
-            </w:r>
-            <w:proofErr w:type="spellStart"/>
+                <w:sz w:val="22"/>
+                <w:szCs w:val="22"/>
+              </w:rPr>
+              <w:t xml:space="preserve">}}   </w:t>
+            </w:r>
+            <w:proofErr w:type="gramEnd"/>
             <w:r>
               <w:rPr>
                 <w:rFonts w:ascii="Tahoma" w:hAnsi="Tahoma" w:cs="Tahoma"/>
                 <w:b/>
                 <w:bCs/>
-                <w:sz w:val="19"/>
-                <w:szCs w:val="19"/>
-              </w:rPr>
-              <w:t>validity</w:t>
-            </w:r>
-            <w:proofErr w:type="spellEnd"/>
-          </w:p>
-        </w:tc>
-        <w:tc>
-          <w:tcPr>
-            <w:tcW w:w="6560" w:type="dxa"/>
-            <w:gridSpan w:val="2"/>
-            <w:tcMar>
-              <w:top w:w="40" w:type="dxa"/>
-              <w:left w:w="0" w:type="dxa"/>
-              <w:bottom w:w="40" w:type="dxa"/>
-              <w:right w:w="140" w:type="dxa"/>
-            </w:tcMar>
-            <w:vAlign w:val="center"/>
-          </w:tcPr>
-          <w:p>
-            <w:pPr>
-              <w:rPr>
-                <w:rFonts w:ascii="Tahoma" w:hAnsi="Tahoma" w:cs="Tahoma"/>
-              </w:rPr>
-            </w:pPr>
-            <w:r>
-              <w:rPr>
-                <w:rFonts w:ascii="Tahoma" w:hAnsi="Tahoma" w:cs="Tahoma"/>
-              </w:rPr>
-              <w:t>{{validez}}</w:t>
-            </w:r>
-          </w:p>
-        </w:tc>
-      </w:tr>
-      <w:tr>
-        <w:tblPrEx>
-          <w:jc w:val="left"/>
-        </w:tblPrEx>
-        <w:tc>
-          <w:tcPr>
-            <w:tcW w:w="2800" w:type="dxa"/>
-            <w:tcMar>
-              <w:top w:w="40" w:type="dxa"/>
-              <w:left w:w="0" w:type="dxa"/>
-              <w:bottom w:w="40" w:type="dxa"/>
-              <w:right w:w="140" w:type="dxa"/>
-            </w:tcMar>
-            <w:vAlign w:val="center"/>
-          </w:tcPr>
-          <w:p>
-            <w:pPr>
-              <w:rPr>
-                <w:rFonts w:ascii="Tahoma" w:hAnsi="Tahoma" w:cs="Tahoma"/>
-              </w:rPr>
-            </w:pPr>
-            <w:proofErr w:type="spellStart"/>
-            <w:r>
-              <w:rPr>
-                <w:rFonts w:ascii="Tahoma" w:hAnsi="Tahoma" w:cs="Tahoma"/>
-                <w:b/>
-                <w:bCs/>
-                <w:sz w:val="19"/>
-                <w:szCs w:val="19"/>
-              </w:rPr>
-              <w:t>Payment</w:t>
-            </w:r>
-            <w:proofErr w:type="spellEnd"/>
-            <w:r>
-              <w:rPr>
-                <w:rFonts w:ascii="Tahoma" w:hAnsi="Tahoma" w:cs="Tahoma"/>
-                <w:b/>
-                <w:bCs/>
-                <w:sz w:val="19"/>
-                <w:szCs w:val="19"/>
-              </w:rPr>
-              <w:t xml:space="preserve"> </w:t>
-            </w:r>
-            <w:proofErr w:type="spellStart"/>
-            <w:r>
-              <w:rPr>
-                <w:rFonts w:ascii="Tahoma" w:hAnsi="Tahoma" w:cs="Tahoma"/>
-                <w:b/>
-                <w:bCs/>
-                <w:sz w:val="19"/>
-                <w:szCs w:val="19"/>
-              </w:rPr>
-              <w:t>terms</w:t>
-            </w:r>
-            <w:proofErr w:type="spellEnd"/>
-          </w:p>
-        </w:tc>
-        <w:tc>
-          <w:tcPr>
-            <w:tcW w:w="6560" w:type="dxa"/>
-            <w:gridSpan w:val="2"/>
-            <w:tcMar>
-              <w:top w:w="40" w:type="dxa"/>
-              <w:left w:w="0" w:type="dxa"/>
-              <w:bottom w:w="40" w:type="dxa"/>
-              <w:right w:w="140" w:type="dxa"/>
-            </w:tcMar>
-            <w:vAlign w:val="center"/>
-          </w:tcPr>
-          <w:p>
-            <w:pPr>
-              <w:rPr>
-                <w:rFonts w:ascii="Tahoma" w:hAnsi="Tahoma" w:cs="Tahoma"/>
-              </w:rPr>
-            </w:pPr>
-            <w:r>
-              <w:rPr>
-                <w:rFonts w:ascii="Tahoma" w:hAnsi="Tahoma" w:cs="Tahoma"/>
-              </w:rPr>
-              <w:t>{{</w:t>
-            </w:r>
-            <w:proofErr w:type="spellStart"/>
-            <w:r>
-              <w:rPr>
-                <w:rFonts w:ascii="Tahoma" w:hAnsi="Tahoma" w:cs="Tahoma"/>
-              </w:rPr>
-              <w:t>forma_de_pago</w:t>
-            </w:r>
-            <w:proofErr w:type="spellEnd"/>
-            <w:r>
-              <w:rPr>
-                <w:rFonts w:ascii="Tahoma" w:hAnsi="Tahoma" w:cs="Tahoma"/>
-              </w:rPr>
-              <w:t>}}</w:t>
-            </w:r>
-          </w:p>
-        </w:tc>
-      </w:tr>
-      <w:tr>
-        <w:tblPrEx>
-          <w:jc w:val="left"/>
-        </w:tblPrEx>
-        <w:tc>
-          <w:tcPr>
-            <w:tcW w:w="2800" w:type="dxa"/>
-            <w:tcMar>
-              <w:top w:w="40" w:type="dxa"/>
-              <w:left w:w="0" w:type="dxa"/>
-              <w:bottom w:w="40" w:type="dxa"/>
-              <w:right w:w="140" w:type="dxa"/>
-            </w:tcMar>
-            <w:vAlign w:val="center"/>
-          </w:tcPr>
-          <w:p>
-            <w:pPr>
-              <w:rPr>
-                <w:rFonts w:ascii="Tahoma" w:hAnsi="Tahoma" w:cs="Tahoma"/>
-              </w:rPr>
-            </w:pPr>
-            <w:r>
-              <w:rPr>
-                <w:rFonts w:ascii="Tahoma" w:hAnsi="Tahoma" w:cs="Tahoma"/>
-                <w:b/>
-                <w:bCs/>
-                <w:sz w:val="19"/>
-                <w:szCs w:val="19"/>
-              </w:rPr>
-              <w:t>Delivery time</w:t>
-            </w:r>
-          </w:p>
-        </w:tc>
-        <w:tc>
-          <w:tcPr>
-            <w:tcW w:w="6560" w:type="dxa"/>
-            <w:gridSpan w:val="2"/>
-            <w:tcMar>
-              <w:top w:w="40" w:type="dxa"/>
-              <w:left w:w="0" w:type="dxa"/>
-              <w:bottom w:w="40" w:type="dxa"/>
-              <w:right w:w="140" w:type="dxa"/>
-            </w:tcMar>
-            <w:vAlign w:val="center"/>
-          </w:tcPr>
-          <w:p>
-            <w:pPr>
-              <w:rPr>
-                <w:rFonts w:ascii="Tahoma" w:hAnsi="Tahoma" w:cs="Tahoma"/>
-              </w:rPr>
-            </w:pPr>
-            <w:r>
-              <w:rPr>
-                <w:rFonts w:ascii="Tahoma" w:hAnsi="Tahoma" w:cs="Tahoma"/>
-              </w:rPr>
-              <w:t>{{</w:t>
-            </w:r>
-            <w:proofErr w:type="spellStart"/>
-            <w:r>
-              <w:rPr>
-                <w:rFonts w:ascii="Tahoma" w:hAnsi="Tahoma" w:cs="Tahoma"/>
-              </w:rPr>
-              <w:t>tiempo_entrega</w:t>
-            </w:r>
-            <w:proofErr w:type="spellEnd"/>
-            <w:r>
-              <w:rPr>
-                <w:rFonts w:ascii="Tahoma" w:hAnsi="Tahoma" w:cs="Tahoma"/>
-              </w:rPr>
-              <w:t xml:space="preserve">}} </w:t>
-            </w:r>
-            <w:proofErr w:type="spellStart"/>
-            <w:r>
-              <w:rPr>
-                <w:rFonts w:ascii="Tahoma" w:hAnsi="Tahoma" w:cs="Tahoma"/>
-              </w:rPr>
-              <w:t>days</w:t>
-            </w:r>
-            <w:proofErr w:type="spellEnd"/>
-            <w:r>
-              <w:rPr>
-                <w:rFonts w:ascii="Tahoma" w:hAnsi="Tahoma" w:cs="Tahoma"/>
-              </w:rPr>
-              <w:t>.</w:t>
-            </w:r>
-          </w:p>
-        </w:tc>
-      </w:tr>
-      <w:tr>
-        <w:tblPrEx>
-          <w:jc w:val="left"/>
-        </w:tblPrEx>
-        <w:tc>
-          <w:tcPr>
-            <w:tcW w:w="2800" w:type="dxa"/>
-            <w:tcMar>
-              <w:top w:w="40" w:type="dxa"/>
-              <w:left w:w="0" w:type="dxa"/>
-              <w:bottom w:w="40" w:type="dxa"/>
-              <w:right w:w="140" w:type="dxa"/>
-            </w:tcMar>
-            <w:vAlign w:val="center"/>
-          </w:tcPr>
-          <w:p>
-            <w:pPr>
-              <w:rPr>
-                <w:rFonts w:ascii="Tahoma" w:hAnsi="Tahoma" w:cs="Tahoma"/>
-              </w:rPr>
-            </w:pPr>
-            <w:r>
-              <w:rPr>
-                <w:rFonts w:ascii="Tahoma" w:hAnsi="Tahoma" w:cs="Tahoma"/>
-                <w:b/>
-                <w:bCs/>
-                <w:sz w:val="19"/>
-                <w:szCs w:val="19"/>
-              </w:rPr>
-              <w:t xml:space="preserve">Place </w:t>
-            </w:r>
-            <w:proofErr w:type="spellStart"/>
-            <w:r>
-              <w:rPr>
-                <w:rFonts w:ascii="Tahoma" w:hAnsi="Tahoma" w:cs="Tahoma"/>
-                <w:b/>
-                <w:bCs/>
-                <w:sz w:val="19"/>
-                <w:szCs w:val="19"/>
-              </w:rPr>
-              <w:t>of</w:t>
-            </w:r>
-            <w:proofErr w:type="spellEnd"/>
-            <w:r>
-              <w:rPr>
-                <w:rFonts w:ascii="Tahoma" w:hAnsi="Tahoma" w:cs="Tahoma"/>
-                <w:b/>
-                <w:bCs/>
-                <w:sz w:val="19"/>
-                <w:szCs w:val="19"/>
-              </w:rPr>
-              <w:t xml:space="preserve"> delivery</w:t>
-            </w:r>
-          </w:p>
-        </w:tc>
-        <w:tc>
-          <w:tcPr>
-            <w:tcW w:w="6560" w:type="dxa"/>
-            <w:gridSpan w:val="2"/>
-            <w:tcMar>
-              <w:top w:w="40" w:type="dxa"/>
-              <w:left w:w="0" w:type="dxa"/>
-              <w:bottom w:w="40" w:type="dxa"/>
-              <w:right w:w="140" w:type="dxa"/>
-            </w:tcMar>
-            <w:vAlign w:val="center"/>
-          </w:tcPr>
-          <w:p>
-            <w:pPr>
-              <w:rPr>
-                <w:rFonts w:ascii="Tahoma" w:hAnsi="Tahoma" w:cs="Tahoma"/>
-              </w:rPr>
-            </w:pPr>
-            <w:r>
-              <w:rPr>
-                <w:rFonts w:ascii="Tahoma" w:hAnsi="Tahoma" w:cs="Tahoma"/>
-              </w:rPr>
-              <w:t>{{</w:t>
-            </w:r>
-            <w:proofErr w:type="spellStart"/>
-            <w:r>
-              <w:rPr>
-                <w:rFonts w:ascii="Tahoma" w:hAnsi="Tahoma" w:cs="Tahoma"/>
-              </w:rPr>
-              <w:t>lugar_entrega</w:t>
-            </w:r>
-            <w:proofErr w:type="spellEnd"/>
-            <w:r>
-              <w:rPr>
-                <w:rFonts w:ascii="Tahoma" w:hAnsi="Tahoma" w:cs="Tahoma"/>
-              </w:rPr>
-              <w:t>}}</w:t>
-            </w:r>
-          </w:p>
-        </w:tc>
-      </w:tr>
-      <w:tr>
-        <w:tblPrEx>
-          <w:jc w:val="left"/>
-        </w:tblPrEx>
-        <w:tc>
-          <w:tcPr>
-            <w:tcW w:w="2800" w:type="dxa"/>
-            <w:tcMar>
-              <w:top w:w="40" w:type="dxa"/>
-              <w:left w:w="0" w:type="dxa"/>
-              <w:bottom w:w="40" w:type="dxa"/>
-              <w:right w:w="140" w:type="dxa"/>
-            </w:tcMar>
-            <w:vAlign w:val="center"/>
-          </w:tcPr>
-          <w:p>
-            <w:pPr>
-              <w:rPr>
-                <w:rFonts w:ascii="Tahoma" w:hAnsi="Tahoma" w:cs="Tahoma"/>
-              </w:rPr>
-            </w:pPr>
-            <w:proofErr w:type="spellStart"/>
-            <w:r>
-              <w:rPr>
-                <w:rFonts w:ascii="Tahoma" w:hAnsi="Tahoma" w:cs="Tahoma"/>
-                <w:b/>
-                <w:bCs/>
-                <w:sz w:val="19"/>
-                <w:szCs w:val="19"/>
-              </w:rPr>
-              <w:t>Warranty</w:t>
-            </w:r>
-            <w:proofErr w:type="spellEnd"/>
-          </w:p>
-        </w:tc>
-        <w:tc>
-          <w:tcPr>
-            <w:tcW w:w="6560" w:type="dxa"/>
-            <w:gridSpan w:val="2"/>
-            <w:tcMar>
-              <w:top w:w="40" w:type="dxa"/>
-              <w:left w:w="0" w:type="dxa"/>
-              <w:bottom w:w="40" w:type="dxa"/>
-              <w:right w:w="140" w:type="dxa"/>
-            </w:tcMar>
-            <w:vAlign w:val="center"/>
-          </w:tcPr>
-          <w:p>
-            <w:pPr>
-              <w:rPr>
-                <w:rFonts w:ascii="Tahoma" w:hAnsi="Tahoma" w:cs="Tahoma"/>
-              </w:rPr>
-            </w:pPr>
-            <w:r>
-              <w:rPr>
-                <w:rFonts w:ascii="Tahoma" w:hAnsi="Tahoma" w:cs="Tahoma"/>
-              </w:rPr>
-              <w:t>{{</w:t>
-            </w:r>
-            <w:proofErr w:type="spellStart"/>
-            <w:r>
-              <w:rPr>
-                <w:rFonts w:ascii="Tahoma" w:hAnsi="Tahoma" w:cs="Tahoma"/>
-              </w:rPr>
-              <w:t>garantia</w:t>
-            </w:r>
-            <w:proofErr w:type="spellEnd"/>
-            <w:r>
-              <w:rPr>
-                <w:rFonts w:ascii="Tahoma" w:hAnsi="Tahoma" w:cs="Tahoma"/>
-              </w:rPr>
-              <w:t>}}</w:t>
-            </w:r>
-          </w:p>
-        </w:tc>
-      </w:tr>
-      <w:tr>
-        <w:tblPrEx>
-          <w:jc w:val="left"/>
-        </w:tblPrEx>
-        <w:tc>
-          <w:tcPr>
-            <w:tcW w:w="2800" w:type="dxa"/>
-            <w:tcMar>
-              <w:top w:w="40" w:type="dxa"/>
-              <w:left w:w="0" w:type="dxa"/>
-              <w:bottom w:w="40" w:type="dxa"/>
-              <w:right w:w="140" w:type="dxa"/>
-            </w:tcMar>
-            <w:vAlign w:val="center"/>
-          </w:tcPr>
-          <w:p>
-            <w:pPr>
-              <w:rPr>
-                <w:rFonts w:ascii="Tahoma" w:hAnsi="Tahoma" w:cs="Tahoma"/>
-                <w:u w:val="single"/>
-              </w:rPr>
-            </w:pPr>
-          </w:p>
-        </w:tc>
-        <w:tc>
-          <w:tcPr>
-            <w:tcW w:w="6560" w:type="dxa"/>
-            <w:gridSpan w:val="2"/>
-            <w:tcMar>
-              <w:top w:w="40" w:type="dxa"/>
-              <w:left w:w="0" w:type="dxa"/>
-              <w:bottom w:w="40" w:type="dxa"/>
-              <w:right w:w="140" w:type="dxa"/>
-            </w:tcMar>
-            <w:vAlign w:val="center"/>
-          </w:tcPr>
-          <w:p>
-            <w:pPr>
-              <w:rPr>
-                <w:rFonts w:ascii="Tahoma" w:hAnsi="Tahoma" w:cs="Tahoma"/>
-              </w:rPr>
-            </w:pPr>
+                <w:sz w:val="22"/>
+                <w:szCs w:val="22"/>
+              </w:rPr>
+              <w:t xml:space="preserve">                                                                                                                  {{total}}</w:t>
+            </w:r>
           </w:p>
         </w:tc>
       </w:tr>
@@ -2138,6 +2348,58 @@
         <w:spacing w:before="240" w:after="90"/>
         <w:rPr>
           <w:rFonts w:ascii="Tahoma" w:hAnsi="Tahoma" w:cs="Tahoma"/>
+          <w:b/>
+          <w:bCs/>
+          <w:sz w:val="16"/>
+          <w:szCs w:val="16"/>
+        </w:rPr>
+      </w:pPr>
+    </w:p>
+    <w:p>
+      <w:pPr>
+        <w:spacing w:before="240" w:after="90"/>
+        <w:rPr>
+          <w:rFonts w:ascii="Tahoma" w:hAnsi="Tahoma" w:cs="Tahoma"/>
+          <w:b/>
+          <w:bCs/>
+          <w:sz w:val="16"/>
+          <w:szCs w:val="16"/>
+        </w:rPr>
+      </w:pPr>
+    </w:p>
+    <w:p>
+      <w:pPr>
+        <w:spacing w:before="240" w:after="90"/>
+        <w:rPr>
+          <w:rFonts w:ascii="Tahoma" w:hAnsi="Tahoma" w:cs="Tahoma"/>
+          <w:b/>
+          <w:bCs/>
+          <w:sz w:val="19"/>
+          <w:szCs w:val="19"/>
+        </w:rPr>
+      </w:pPr>
+    </w:p>
+    <w:p>
+      <w:pPr>
+        <w:spacing w:before="240" w:after="90"/>
+        <w:rPr>
+          <w:rFonts w:ascii="Tahoma" w:hAnsi="Tahoma" w:cs="Tahoma"/>
+          <w:b/>
+          <w:bCs/>
+          <w:sz w:val="19"/>
+          <w:szCs w:val="19"/>
+        </w:rPr>
+      </w:pPr>
+    </w:p>
+    <w:p>
+      <w:pPr>
+        <w:spacing w:before="240" w:after="90"/>
+        <w:rPr>
+          <w:rFonts w:ascii="Tahoma" w:hAnsi="Tahoma" w:cs="Tahoma"/>
+          <w:b/>
+          <w:bCs/>
+          <w:sz w:val="19"/>
+          <w:szCs w:val="19"/>
         </w:rPr>
       </w:pPr>
       <w:r>
@@ -2145,41 +2407,574 @@
           <w:rFonts w:ascii="Tahoma" w:hAnsi="Tahoma" w:cs="Tahoma"/>
           <w:b/>
           <w:bCs/>
-          <w:sz w:val="16"/>
-          <w:szCs w:val="16"/>
+          <w:sz w:val="19"/>
+          <w:szCs w:val="19"/>
         </w:rPr>
-        <w:t>NOTES</w:t>
+        <w:t>COMMERCIAL REMARKS</w:t>
       </w:r>
     </w:p>
+    <w:tbl>
+      <w:tblPr>
+        <w:tblStyle w:val="Tablaconcuadrcula"/>
+        <w:tblW w:w="9360" w:type="dxa"/>
+        <w:tblLook w:val="04A0" w:firstRow="1" w:lastRow="0" w:firstColumn="1" w:lastColumn="0" w:noHBand="0" w:noVBand="1"/>
+      </w:tblPr>
+      <w:tblGrid>
+        <w:gridCol w:w="2800"/>
+        <w:gridCol w:w="6560"/>
+      </w:tblGrid>
+      <w:tr>
+        <w:tc>
+          <w:tcPr>
+            <w:tcW w:w="2800" w:type="dxa"/>
+            <w:tcBorders>
+              <w:top w:val="nil"/>
+              <w:left w:val="nil"/>
+              <w:bottom w:val="nil"/>
+              <w:right w:val="nil"/>
+            </w:tcBorders>
+          </w:tcPr>
+          <w:p>
+            <w:pPr>
+              <w:rPr>
+                <w:rFonts w:ascii="Tahoma" w:hAnsi="Tahoma" w:cs="Tahoma"/>
+              </w:rPr>
+            </w:pPr>
+            <w:proofErr w:type="spellStart"/>
+            <w:r>
+              <w:rPr>
+                <w:rFonts w:ascii="Tahoma" w:hAnsi="Tahoma" w:cs="Tahoma"/>
+                <w:b/>
+                <w:bCs/>
+                <w:sz w:val="19"/>
+                <w:szCs w:val="19"/>
+              </w:rPr>
+              <w:t>Offer</w:t>
+            </w:r>
+            <w:proofErr w:type="spellEnd"/>
+            <w:r>
+              <w:rPr>
+                <w:rFonts w:ascii="Tahoma" w:hAnsi="Tahoma" w:cs="Tahoma"/>
+                <w:b/>
+                <w:bCs/>
+                <w:sz w:val="19"/>
+                <w:szCs w:val="19"/>
+              </w:rPr>
+              <w:t xml:space="preserve"> </w:t>
+            </w:r>
+            <w:proofErr w:type="spellStart"/>
+            <w:r>
+              <w:rPr>
+                <w:rFonts w:ascii="Tahoma" w:hAnsi="Tahoma" w:cs="Tahoma"/>
+                <w:b/>
+                <w:bCs/>
+                <w:sz w:val="19"/>
+                <w:szCs w:val="19"/>
+              </w:rPr>
+              <w:t>validity</w:t>
+            </w:r>
+            <w:proofErr w:type="spellEnd"/>
+          </w:p>
+        </w:tc>
+        <w:tc>
+          <w:tcPr>
+            <w:tcW w:w="6560" w:type="dxa"/>
+            <w:tcBorders>
+              <w:top w:val="nil"/>
+              <w:left w:val="nil"/>
+              <w:bottom w:val="nil"/>
+              <w:right w:val="nil"/>
+            </w:tcBorders>
+          </w:tcPr>
+          <w:p>
+            <w:pPr>
+              <w:rPr>
+                <w:rFonts w:ascii="Tahoma" w:hAnsi="Tahoma" w:cs="Tahoma"/>
+              </w:rPr>
+            </w:pPr>
+            <w:r>
+              <w:rPr>
+                <w:rFonts w:ascii="Tahoma" w:hAnsi="Tahoma" w:cs="Tahoma"/>
+              </w:rPr>
+              <w:t>{{validez}}</w:t>
+            </w:r>
+          </w:p>
+        </w:tc>
+      </w:tr>
+      <w:tr>
+        <w:tc>
+          <w:tcPr>
+            <w:tcW w:w="2800" w:type="dxa"/>
+            <w:tcBorders>
+              <w:top w:val="nil"/>
+              <w:left w:val="nil"/>
+              <w:bottom w:val="nil"/>
+              <w:right w:val="nil"/>
+            </w:tcBorders>
+          </w:tcPr>
+          <w:p>
+            <w:pPr>
+              <w:rPr>
+                <w:rFonts w:ascii="Tahoma" w:hAnsi="Tahoma" w:cs="Tahoma"/>
+              </w:rPr>
+            </w:pPr>
+            <w:proofErr w:type="spellStart"/>
+            <w:r>
+              <w:rPr>
+                <w:rFonts w:ascii="Tahoma" w:hAnsi="Tahoma" w:cs="Tahoma"/>
+                <w:b/>
+                <w:bCs/>
+                <w:sz w:val="19"/>
+                <w:szCs w:val="19"/>
+              </w:rPr>
+              <w:t>Payment</w:t>
+            </w:r>
+            <w:proofErr w:type="spellEnd"/>
+            <w:r>
+              <w:rPr>
+                <w:rFonts w:ascii="Tahoma" w:hAnsi="Tahoma" w:cs="Tahoma"/>
+                <w:b/>
+                <w:bCs/>
+                <w:sz w:val="19"/>
+                <w:szCs w:val="19"/>
+              </w:rPr>
+              <w:t xml:space="preserve"> </w:t>
+            </w:r>
+            <w:proofErr w:type="spellStart"/>
+            <w:r>
+              <w:rPr>
+                <w:rFonts w:ascii="Tahoma" w:hAnsi="Tahoma" w:cs="Tahoma"/>
+                <w:b/>
+                <w:bCs/>
+                <w:sz w:val="19"/>
+                <w:szCs w:val="19"/>
+              </w:rPr>
+              <w:t>terms</w:t>
+            </w:r>
+            <w:proofErr w:type="spellEnd"/>
+          </w:p>
+        </w:tc>
+        <w:tc>
+          <w:tcPr>
+            <w:tcW w:w="6560" w:type="dxa"/>
+            <w:tcBorders>
+              <w:top w:val="nil"/>
+              <w:left w:val="nil"/>
+              <w:bottom w:val="nil"/>
+              <w:right w:val="nil"/>
+            </w:tcBorders>
+          </w:tcPr>
+          <w:p>
+            <w:pPr>
+              <w:rPr>
+                <w:rFonts w:ascii="Tahoma" w:hAnsi="Tahoma" w:cs="Tahoma"/>
+              </w:rPr>
+            </w:pPr>
+            <w:r>
+              <w:rPr>
+                <w:rFonts w:ascii="Tahoma" w:hAnsi="Tahoma" w:cs="Tahoma"/>
+              </w:rPr>
+              <w:t>{{</w:t>
+            </w:r>
+            <w:proofErr w:type="spellStart"/>
+            <w:r>
+              <w:rPr>
+                <w:rFonts w:ascii="Tahoma" w:hAnsi="Tahoma" w:cs="Tahoma"/>
+              </w:rPr>
+              <w:t>forma_de_pago</w:t>
+            </w:r>
+            <w:proofErr w:type="spellEnd"/>
+            <w:r>
+              <w:rPr>
+                <w:rFonts w:ascii="Tahoma" w:hAnsi="Tahoma" w:cs="Tahoma"/>
+              </w:rPr>
+              <w:t>}}</w:t>
+            </w:r>
+          </w:p>
+        </w:tc>
+      </w:tr>
+      <w:tr>
+        <w:tc>
+          <w:tcPr>
+            <w:tcW w:w="2800" w:type="dxa"/>
+            <w:tcBorders>
+              <w:top w:val="nil"/>
+              <w:left w:val="nil"/>
+              <w:bottom w:val="nil"/>
+              <w:right w:val="nil"/>
+            </w:tcBorders>
+          </w:tcPr>
+          <w:p>
+            <w:pPr>
+              <w:rPr>
+                <w:rFonts w:ascii="Tahoma" w:hAnsi="Tahoma" w:cs="Tahoma"/>
+              </w:rPr>
+            </w:pPr>
+            <w:r>
+              <w:rPr>
+                <w:rFonts w:ascii="Tahoma" w:hAnsi="Tahoma" w:cs="Tahoma"/>
+                <w:b/>
+                <w:bCs/>
+                <w:sz w:val="19"/>
+                <w:szCs w:val="19"/>
+              </w:rPr>
+              <w:t>Delivery time</w:t>
+            </w:r>
+          </w:p>
+        </w:tc>
+        <w:tc>
+          <w:tcPr>
+            <w:tcW w:w="6560" w:type="dxa"/>
+            <w:tcBorders>
+              <w:top w:val="nil"/>
+              <w:left w:val="nil"/>
+              <w:bottom w:val="nil"/>
+              <w:right w:val="nil"/>
+            </w:tcBorders>
+          </w:tcPr>
+          <w:p>
+            <w:pPr>
+              <w:rPr>
+                <w:rFonts w:ascii="Tahoma" w:hAnsi="Tahoma" w:cs="Tahoma"/>
+              </w:rPr>
+            </w:pPr>
+            <w:r>
+              <w:rPr>
+                <w:rFonts w:ascii="Tahoma" w:hAnsi="Tahoma" w:cs="Tahoma"/>
+              </w:rPr>
+              <w:t>{{</w:t>
+            </w:r>
+            <w:proofErr w:type="spellStart"/>
+            <w:r>
+              <w:rPr>
+                <w:rFonts w:ascii="Tahoma" w:hAnsi="Tahoma" w:cs="Tahoma"/>
+              </w:rPr>
+              <w:t>tiempo_entrega</w:t>
+            </w:r>
+            <w:proofErr w:type="spellEnd"/>
+            <w:r>
+              <w:rPr>
+                <w:rFonts w:ascii="Tahoma" w:hAnsi="Tahoma" w:cs="Tahoma"/>
+              </w:rPr>
+              <w:t xml:space="preserve">}} </w:t>
+            </w:r>
+            <w:proofErr w:type="spellStart"/>
+            <w:r>
+              <w:rPr>
+                <w:rFonts w:ascii="Tahoma" w:hAnsi="Tahoma" w:cs="Tahoma"/>
+              </w:rPr>
+              <w:t>days</w:t>
+            </w:r>
+            <w:proofErr w:type="spellEnd"/>
+            <w:r>
+              <w:rPr>
+                <w:rFonts w:ascii="Tahoma" w:hAnsi="Tahoma" w:cs="Tahoma"/>
+              </w:rPr>
+              <w:t>.</w:t>
+            </w:r>
+          </w:p>
+        </w:tc>
+      </w:tr>
+      <w:tr>
+        <w:tc>
+          <w:tcPr>
+            <w:tcW w:w="2800" w:type="dxa"/>
+            <w:tcBorders>
+              <w:top w:val="nil"/>
+              <w:left w:val="nil"/>
+              <w:bottom w:val="nil"/>
+              <w:right w:val="nil"/>
+            </w:tcBorders>
+          </w:tcPr>
+          <w:p>
+            <w:pPr>
+              <w:rPr>
+                <w:rFonts w:ascii="Tahoma" w:hAnsi="Tahoma" w:cs="Tahoma"/>
+              </w:rPr>
+            </w:pPr>
+            <w:r>
+              <w:rPr>
+                <w:rFonts w:ascii="Tahoma" w:hAnsi="Tahoma" w:cs="Tahoma"/>
+                <w:b/>
+                <w:bCs/>
+                <w:sz w:val="19"/>
+                <w:szCs w:val="19"/>
+              </w:rPr>
+              <w:t xml:space="preserve">Place </w:t>
+            </w:r>
+            <w:proofErr w:type="spellStart"/>
+            <w:r>
+              <w:rPr>
+                <w:rFonts w:ascii="Tahoma" w:hAnsi="Tahoma" w:cs="Tahoma"/>
+                <w:b/>
+                <w:bCs/>
+                <w:sz w:val="19"/>
+                <w:szCs w:val="19"/>
+              </w:rPr>
+              <w:t>of</w:t>
+            </w:r>
+            <w:proofErr w:type="spellEnd"/>
+            <w:r>
+              <w:rPr>
+                <w:rFonts w:ascii="Tahoma" w:hAnsi="Tahoma" w:cs="Tahoma"/>
+                <w:b/>
+                <w:bCs/>
+                <w:sz w:val="19"/>
+                <w:szCs w:val="19"/>
+              </w:rPr>
+              <w:t xml:space="preserve"> delivery</w:t>
+            </w:r>
+          </w:p>
+        </w:tc>
+        <w:tc>
+          <w:tcPr>
+            <w:tcW w:w="6560" w:type="dxa"/>
+            <w:tcBorders>
+              <w:top w:val="nil"/>
+              <w:left w:val="nil"/>
+              <w:bottom w:val="nil"/>
+              <w:right w:val="nil"/>
+            </w:tcBorders>
+          </w:tcPr>
+          <w:p>
+            <w:pPr>
+              <w:rPr>
+                <w:rFonts w:ascii="Tahoma" w:hAnsi="Tahoma" w:cs="Tahoma"/>
+              </w:rPr>
+            </w:pPr>
+            <w:r>
+              <w:rPr>
+                <w:rFonts w:ascii="Tahoma" w:hAnsi="Tahoma" w:cs="Tahoma"/>
+              </w:rPr>
+              <w:t>{{</w:t>
+            </w:r>
+            <w:proofErr w:type="spellStart"/>
+            <w:r>
+              <w:rPr>
+                <w:rFonts w:ascii="Tahoma" w:hAnsi="Tahoma" w:cs="Tahoma"/>
+              </w:rPr>
+              <w:t>lugar_entrega</w:t>
+            </w:r>
+            <w:proofErr w:type="spellEnd"/>
+            <w:r>
+              <w:rPr>
+                <w:rFonts w:ascii="Tahoma" w:hAnsi="Tahoma" w:cs="Tahoma"/>
+              </w:rPr>
+              <w:t>}}</w:t>
+            </w:r>
+          </w:p>
+        </w:tc>
+      </w:tr>
+      <w:tr>
+        <w:tc>
+          <w:tcPr>
+            <w:tcW w:w="2800" w:type="dxa"/>
+            <w:tcBorders>
+              <w:top w:val="nil"/>
+              <w:left w:val="nil"/>
+              <w:bottom w:val="nil"/>
+              <w:right w:val="nil"/>
+            </w:tcBorders>
+          </w:tcPr>
+          <w:p>
+            <w:pPr>
+              <w:rPr>
+                <w:rFonts w:ascii="Tahoma" w:hAnsi="Tahoma" w:cs="Tahoma"/>
+                <w:b/>
+                <w:bCs/>
+              </w:rPr>
+            </w:pPr>
+            <w:proofErr w:type="spellStart"/>
+            <w:r>
+              <w:rPr>
+                <w:rFonts w:ascii="Tahoma" w:hAnsi="Tahoma" w:cs="Tahoma"/>
+                <w:b/>
+                <w:bCs/>
+                <w:sz w:val="19"/>
+                <w:szCs w:val="19"/>
+              </w:rPr>
+              <w:t>Other</w:t>
+            </w:r>
+            <w:proofErr w:type="spellEnd"/>
+            <w:r>
+              <w:rPr>
+                <w:rFonts w:ascii="Tahoma" w:hAnsi="Tahoma" w:cs="Tahoma"/>
+                <w:b/>
+                <w:bCs/>
+              </w:rPr>
+              <w:t xml:space="preserve"> </w:t>
+            </w:r>
+            <w:r>
+              <w:rPr>
+                <w:rFonts w:ascii="Tahoma" w:hAnsi="Tahoma" w:cs="Tahoma"/>
+                <w:b/>
+                <w:bCs/>
+                <w:sz w:val="19"/>
+                <w:szCs w:val="19"/>
+              </w:rPr>
+              <w:t>expenses</w:t>
+            </w:r>
+          </w:p>
+          <w:p>
+            <w:pPr>
+              <w:rPr>
+                <w:rFonts w:ascii="Tahoma" w:hAnsi="Tahoma" w:cs="Tahoma"/>
+              </w:rPr>
+            </w:pPr>
+          </w:p>
+        </w:tc>
+        <w:tc>
+          <w:tcPr>
+            <w:tcW w:w="6560" w:type="dxa"/>
+            <w:tcBorders>
+              <w:top w:val="nil"/>
+              <w:left w:val="nil"/>
+              <w:bottom w:val="nil"/>
+              <w:right w:val="nil"/>
+            </w:tcBorders>
+          </w:tcPr>
+          <w:p>
+            <w:pPr>
+              <w:rPr>
+                <w:rFonts w:ascii="Tahoma" w:hAnsi="Tahoma" w:cs="Tahoma"/>
+              </w:rPr>
+            </w:pPr>
+            <w:r>
+              <w:rPr>
+                <w:rFonts w:ascii="Tahoma" w:hAnsi="Tahoma" w:cs="Tahoma"/>
+              </w:rPr>
+              <w:t>{{exp2}}</w:t>
+            </w:r>
+          </w:p>
+        </w:tc>
+      </w:tr>
+    </w:tbl>
     <w:p>
       <w:pPr>
+        <w:spacing w:before="360"/>
         <w:rPr>
           <w:rFonts w:ascii="Tahoma" w:hAnsi="Tahoma" w:cs="Tahoma"/>
-          <w:lang w:val="en-GB"/>
+          <w:b/>
+          <w:bCs/>
+          <w:sz w:val="19"/>
+          <w:szCs w:val="19"/>
         </w:rPr>
       </w:pPr>
       <w:r>
         <w:rPr>
           <w:rFonts w:ascii="Tahoma" w:hAnsi="Tahoma" w:cs="Tahoma"/>
-          <w:lang w:val="en-GB"/>
+          <w:b/>
+          <w:bCs/>
+          <w:sz w:val="19"/>
+          <w:szCs w:val="19"/>
         </w:rPr>
-        <w:t>{{</w:t>
+        <w:t xml:space="preserve">{%p </w:t>
       </w:r>
       <w:proofErr w:type="spellStart"/>
       <w:r>
         <w:rPr>
           <w:rFonts w:ascii="Tahoma" w:hAnsi="Tahoma" w:cs="Tahoma"/>
-          <w:lang w:val="en-GB"/>
+          <w:b/>
+          <w:bCs/>
+          <w:sz w:val="19"/>
+          <w:szCs w:val="19"/>
         </w:rPr>
-        <w:t>notas</w:t>
+        <w:t>if</w:t>
       </w:r>
       <w:proofErr w:type="spellEnd"/>
       <w:r>
         <w:rPr>
           <w:rFonts w:ascii="Tahoma" w:hAnsi="Tahoma" w:cs="Tahoma"/>
-          <w:lang w:val="en-GB"/>
+          <w:b/>
+          <w:bCs/>
+          <w:sz w:val="19"/>
+          <w:szCs w:val="19"/>
         </w:rPr>
-        <w:t>}}</w:t>
+        <w:t xml:space="preserve"> notas %}</w:t>
+      </w:r>
+    </w:p>
+    <w:p>
+      <w:pPr>
+        <w:spacing w:before="360"/>
+        <w:rPr>
+          <w:rFonts w:ascii="Tahoma" w:hAnsi="Tahoma" w:cs="Tahoma"/>
+          <w:b/>
+          <w:bCs/>
+          <w:sz w:val="19"/>
+          <w:szCs w:val="19"/>
+        </w:rPr>
+      </w:pPr>
+      <w:r>
+        <w:rPr>
+          <w:rFonts w:ascii="Tahoma" w:hAnsi="Tahoma" w:cs="Tahoma"/>
+          <w:b/>
+          <w:bCs/>
+          <w:sz w:val="19"/>
+          <w:szCs w:val="19"/>
+        </w:rPr>
+        <w:t>NOTES:</w:t>
+      </w:r>
+    </w:p>
+    <w:p>
+      <w:pPr>
+        <w:spacing w:before="360"/>
+        <w:rPr>
+          <w:rFonts w:ascii="Tahoma" w:hAnsi="Tahoma" w:cs="Tahoma"/>
+          <w:sz w:val="19"/>
+          <w:szCs w:val="19"/>
+        </w:rPr>
+      </w:pPr>
+      <w:r>
+        <w:rPr>
+          <w:rFonts w:ascii="Tahoma" w:hAnsi="Tahoma" w:cs="Tahoma"/>
+          <w:sz w:val="19"/>
+          <w:szCs w:val="19"/>
+        </w:rPr>
+        <w:t>{{notas}}</w:t>
+      </w:r>
+    </w:p>
+    <w:p>
+      <w:pPr>
+        <w:spacing w:before="360"/>
+        <w:rPr>
+          <w:rFonts w:ascii="Tahoma" w:hAnsi="Tahoma" w:cs="Tahoma"/>
+          <w:b/>
+          <w:bCs/>
+          <w:sz w:val="19"/>
+          <w:szCs w:val="19"/>
+        </w:rPr>
+      </w:pPr>
+      <w:r>
+        <w:rPr>
+          <w:rFonts w:ascii="Tahoma" w:hAnsi="Tahoma" w:cs="Tahoma"/>
+          <w:b/>
+          <w:bCs/>
+          <w:sz w:val="19"/>
+          <w:szCs w:val="19"/>
+        </w:rPr>
+        <w:t xml:space="preserve">{%p </w:t>
+      </w:r>
+      <w:proofErr w:type="spellStart"/>
+      <w:r>
+        <w:rPr>
+          <w:rFonts w:ascii="Tahoma" w:hAnsi="Tahoma" w:cs="Tahoma"/>
+          <w:b/>
+          <w:bCs/>
+          <w:sz w:val="19"/>
+          <w:szCs w:val="19"/>
+        </w:rPr>
+        <w:t>endif</w:t>
+      </w:r>
+      <w:proofErr w:type="spellEnd"/>
+      <w:r>
+        <w:rPr>
+          <w:rFonts w:ascii="Tahoma" w:hAnsi="Tahoma" w:cs="Tahoma"/>
+          <w:b/>
+          <w:bCs/>
+          <w:sz w:val="19"/>
+          <w:szCs w:val="19"/>
+        </w:rPr>
+        <w:t xml:space="preserve"> %}</w:t>
       </w:r>
     </w:p>
     <w:p>
@@ -3311,6 +4106,22 @@
     <w:uiPriority w:val="99"/>
     <w:rsid w:val="00304229"/>
   </w:style>
+  <w:style w:type="table" w:styleId="Tablaconcuadrcula">
+    <w:name w:val="Table Grid"/>
+    <w:basedOn w:val="Tablanormal"/>
+    <w:uiPriority w:val="39"/>
+    <w:rsid w:val="00466EF1"/>
+    <w:tblPr>
+      <w:tblBorders>
+        <w:top w:val="single" w:sz="4" w:space="0" w:color="auto"/>
+        <w:left w:val="single" w:sz="4" w:space="0" w:color="auto"/>
+        <w:bottom w:val="single" w:sz="4" w:space="0" w:color="auto"/>
+        <w:right w:val="single" w:sz="4" w:space="0" w:color="auto"/>
+        <w:insideH w:val="single" w:sz="4" w:space="0" w:color="auto"/>
+        <w:insideV w:val="single" w:sz="4" w:space="0" w:color="auto"/>
+      </w:tblBorders>
+    </w:tblPr>
+  </w:style>
 </w:styles>
 </file>
 

--- a/backend/apps/operaciones/templates/Proios_Quotation_Servicios_TEMPLATE_EN.docx
+++ b/backend/apps/operaciones/templates/Proios_Quotation_Servicios_TEMPLATE_EN.docx
@@ -79,23 +79,13 @@
                 <w:rFonts w:ascii="Tahoma" w:hAnsi="Tahoma" w:cs="Tahoma"/>
               </w:rPr>
             </w:pPr>
-            <w:proofErr w:type="spellStart"/>
             <w:r>
               <w:rPr>
                 <w:rFonts w:ascii="Tahoma" w:hAnsi="Tahoma" w:cs="Tahoma"/>
                 <w:b/>
                 <w:bCs/>
               </w:rPr>
-              <w:t>Proios</w:t>
-            </w:r>
-            <w:proofErr w:type="spellEnd"/>
-            <w:r>
-              <w:rPr>
-                <w:rFonts w:ascii="Tahoma" w:hAnsi="Tahoma" w:cs="Tahoma"/>
-                <w:b/>
-                <w:bCs/>
-              </w:rPr>
-              <w:t xml:space="preserve"> S.A.</w:t>
+              <w:t>Proios S.A.</w:t>
             </w:r>
           </w:p>
           <w:p>
@@ -123,35 +113,7 @@
               <w:rPr>
                 <w:rFonts w:ascii="Tahoma" w:hAnsi="Tahoma" w:cs="Tahoma"/>
               </w:rPr>
-              <w:t xml:space="preserve">Comodoro Pedro </w:t>
-            </w:r>
-            <w:proofErr w:type="spellStart"/>
-            <w:r>
-              <w:rPr>
-                <w:rFonts w:ascii="Tahoma" w:hAnsi="Tahoma" w:cs="Tahoma"/>
-              </w:rPr>
-              <w:t>Zanni</w:t>
-            </w:r>
-            <w:proofErr w:type="spellEnd"/>
-            <w:r>
-              <w:rPr>
-                <w:rFonts w:ascii="Tahoma" w:hAnsi="Tahoma" w:cs="Tahoma"/>
-              </w:rPr>
-              <w:t xml:space="preserve"> 351, 5th </w:t>
-            </w:r>
-            <w:proofErr w:type="spellStart"/>
-            <w:r>
-              <w:rPr>
-                <w:rFonts w:ascii="Tahoma" w:hAnsi="Tahoma" w:cs="Tahoma"/>
-              </w:rPr>
-              <w:t>Fl</w:t>
-            </w:r>
-            <w:proofErr w:type="spellEnd"/>
-            <w:r>
-              <w:rPr>
-                <w:rFonts w:ascii="Tahoma" w:hAnsi="Tahoma" w:cs="Tahoma"/>
-              </w:rPr>
-              <w:t>. – 503 LN (C1104AAH)</w:t>
+              <w:t>Comodoro Pedro Zanni 351, 5th Fl. – 503 LN (C1104AAH)</w:t>
             </w:r>
           </w:p>
           <w:p>
@@ -221,39 +183,17 @@
                 <w:rFonts w:ascii="Tahoma" w:hAnsi="Tahoma" w:cs="Tahoma"/>
               </w:rPr>
             </w:pPr>
-            <w:proofErr w:type="spellStart"/>
-            <w:r>
-              <w:rPr>
-                <w:rFonts w:ascii="Tahoma" w:hAnsi="Tahoma" w:cs="Tahoma"/>
-              </w:rPr>
-              <w:t>Attn</w:t>
-            </w:r>
-            <w:proofErr w:type="spellEnd"/>
-            <w:r>
-              <w:rPr>
-                <w:rFonts w:ascii="Tahoma" w:hAnsi="Tahoma" w:cs="Tahoma"/>
-              </w:rPr>
-              <w:t xml:space="preserve">: </w:t>
-            </w:r>
-            <w:r>
-              <w:rPr>
-                <w:rFonts w:ascii="Tahoma" w:hAnsi="Tahoma" w:cs="Tahoma"/>
-              </w:rPr>
-              <w:t>{{</w:t>
-            </w:r>
-            <w:proofErr w:type="spellStart"/>
-            <w:r>
-              <w:rPr>
-                <w:rFonts w:ascii="Tahoma" w:hAnsi="Tahoma" w:cs="Tahoma"/>
-              </w:rPr>
-              <w:t>atencion</w:t>
-            </w:r>
-            <w:proofErr w:type="spellEnd"/>
-            <w:r>
-              <w:rPr>
-                <w:rFonts w:ascii="Tahoma" w:hAnsi="Tahoma" w:cs="Tahoma"/>
-              </w:rPr>
-              <w:t>}}</w:t>
+            <w:r>
+              <w:rPr>
+                <w:rFonts w:ascii="Tahoma" w:hAnsi="Tahoma" w:cs="Tahoma"/>
+              </w:rPr>
+              <w:t xml:space="preserve">Attn: </w:t>
+            </w:r>
+            <w:r>
+              <w:rPr>
+                <w:rFonts w:ascii="Tahoma" w:hAnsi="Tahoma" w:cs="Tahoma"/>
+              </w:rPr>
+              <w:t>{{atencion}}</w:t>
             </w:r>
           </w:p>
         </w:tc>
@@ -275,7 +215,6 @@
               <w:spacing w:after="70"/>
               <w:rPr>
                 <w:rFonts w:ascii="Tahoma" w:hAnsi="Tahoma" w:cs="Tahoma"/>
-                <w:lang w:val="en-GB"/>
               </w:rPr>
             </w:pPr>
             <w:r>
@@ -283,9 +222,96 @@
                 <w:rFonts w:ascii="Tahoma" w:hAnsi="Tahoma" w:cs="Tahoma"/>
                 <w:b/>
                 <w:bCs/>
-                <w:lang w:val="en-GB"/>
               </w:rPr>
               <w:t>QUOTATION</w:t>
+            </w:r>
+          </w:p>
+          <w:p>
+            <w:pPr>
+              <w:spacing w:after="20"/>
+              <w:rPr>
+                <w:rFonts w:ascii="Tahoma" w:hAnsi="Tahoma" w:cs="Tahoma"/>
+              </w:rPr>
+            </w:pPr>
+            <w:r>
+              <w:rPr>
+                <w:rFonts w:ascii="Tahoma" w:hAnsi="Tahoma" w:cs="Tahoma"/>
+                <w:sz w:val="18"/>
+                <w:szCs w:val="18"/>
+              </w:rPr>
+              <w:t xml:space="preserve">No.  </w:t>
+            </w:r>
+            <w:r>
+              <w:rPr>
+                <w:rFonts w:ascii="Tahoma" w:eastAsia="Consolas" w:hAnsi="Tahoma" w:cs="Tahoma"/>
+              </w:rPr>
+              <w:t>{{ref}}</w:t>
+            </w:r>
+          </w:p>
+          <w:p>
+            <w:pPr>
+              <w:spacing w:after="20"/>
+              <w:rPr>
+                <w:rFonts w:ascii="Tahoma" w:hAnsi="Tahoma" w:cs="Tahoma"/>
+              </w:rPr>
+            </w:pPr>
+            <w:r>
+              <w:rPr>
+                <w:rFonts w:ascii="Tahoma" w:hAnsi="Tahoma" w:cs="Tahoma"/>
+                <w:sz w:val="18"/>
+                <w:szCs w:val="18"/>
+              </w:rPr>
+              <w:t xml:space="preserve">Date  </w:t>
+            </w:r>
+            <w:r>
+              <w:rPr>
+                <w:rFonts w:ascii="Tahoma" w:hAnsi="Tahoma" w:cs="Tahoma"/>
+              </w:rPr>
+              <w:t>{{fecha}}</w:t>
+            </w:r>
+          </w:p>
+          <w:p>
+            <w:pPr>
+              <w:spacing w:after="20"/>
+              <w:rPr>
+                <w:rFonts w:ascii="Tahoma" w:hAnsi="Tahoma" w:cs="Tahoma"/>
+              </w:rPr>
+            </w:pPr>
+            <w:r>
+              <w:rPr>
+                <w:rFonts w:ascii="Tahoma" w:hAnsi="Tahoma" w:cs="Tahoma"/>
+                <w:sz w:val="18"/>
+                <w:szCs w:val="18"/>
+              </w:rPr>
+              <w:t xml:space="preserve">Valid  </w:t>
+            </w:r>
+            <w:r>
+              <w:rPr>
+                <w:rFonts w:ascii="Tahoma" w:hAnsi="Tahoma" w:cs="Tahoma"/>
+              </w:rPr>
+              <w:t>{{validez}}</w:t>
+            </w:r>
+          </w:p>
+          <w:p>
+            <w:pPr>
+              <w:spacing w:after="20"/>
+              <w:rPr>
+                <w:rFonts w:ascii="Tahoma" w:hAnsi="Tahoma" w:cs="Tahoma"/>
+              </w:rPr>
+            </w:pPr>
+            <w:r>
+              <w:rPr>
+                <w:rFonts w:ascii="Tahoma" w:hAnsi="Tahoma" w:cs="Tahoma"/>
+                <w:sz w:val="18"/>
+                <w:szCs w:val="18"/>
+              </w:rPr>
+              <w:t xml:space="preserve">Vessel  </w:t>
+            </w:r>
+            <w:r>
+              <w:rPr>
+                <w:rFonts w:ascii="Tahoma" w:eastAsia="Consolas" w:hAnsi="Tahoma" w:cs="Tahoma"/>
+              </w:rPr>
+              <w:t>{{buque}}</w:t>
             </w:r>
           </w:p>
           <w:p>
@@ -303,14 +329,14 @@
                 <w:szCs w:val="18"/>
                 <w:lang w:val="en-GB"/>
               </w:rPr>
-              <w:t xml:space="preserve">No.  </w:t>
+              <w:t xml:space="preserve">Location  </w:t>
             </w:r>
             <w:r>
               <w:rPr>
                 <w:rFonts w:ascii="Tahoma" w:eastAsia="Consolas" w:hAnsi="Tahoma" w:cs="Tahoma"/>
                 <w:lang w:val="en-GB"/>
               </w:rPr>
-              <w:t>{{ref}}</w:t>
+              <w:t>{{ubicacion}}</w:t>
             </w:r>
           </w:p>
           <w:p>
@@ -318,229 +344,21 @@
               <w:spacing w:after="20"/>
               <w:rPr>
                 <w:rFonts w:ascii="Tahoma" w:hAnsi="Tahoma" w:cs="Tahoma"/>
-                <w:lang w:val="en-GB"/>
-              </w:rPr>
-            </w:pPr>
-            <w:proofErr w:type="gramStart"/>
+              </w:rPr>
+            </w:pPr>
             <w:r>
               <w:rPr>
                 <w:rFonts w:ascii="Tahoma" w:hAnsi="Tahoma" w:cs="Tahoma"/>
                 <w:sz w:val="18"/>
                 <w:szCs w:val="18"/>
-                <w:lang w:val="en-GB"/>
-              </w:rPr>
-              <w:t xml:space="preserve">Date  </w:t>
-            </w:r>
-            <w:r>
-              <w:rPr>
-                <w:rFonts w:ascii="Tahoma" w:hAnsi="Tahoma" w:cs="Tahoma"/>
-                <w:lang w:val="en-GB"/>
-              </w:rPr>
-              <w:t>{</w:t>
-            </w:r>
-            <w:proofErr w:type="gramEnd"/>
-            <w:r>
-              <w:rPr>
-                <w:rFonts w:ascii="Tahoma" w:hAnsi="Tahoma" w:cs="Tahoma"/>
-                <w:lang w:val="en-GB"/>
-              </w:rPr>
-              <w:t>{</w:t>
-            </w:r>
-            <w:proofErr w:type="spellStart"/>
-            <w:r>
-              <w:rPr>
-                <w:rFonts w:ascii="Tahoma" w:hAnsi="Tahoma" w:cs="Tahoma"/>
-                <w:lang w:val="en-GB"/>
-              </w:rPr>
-              <w:t>fecha</w:t>
-            </w:r>
-            <w:proofErr w:type="spellEnd"/>
-            <w:r>
-              <w:rPr>
-                <w:rFonts w:ascii="Tahoma" w:hAnsi="Tahoma" w:cs="Tahoma"/>
-                <w:lang w:val="en-GB"/>
-              </w:rPr>
-              <w:t>}}</w:t>
-            </w:r>
-          </w:p>
-          <w:p>
-            <w:pPr>
-              <w:spacing w:after="20"/>
-              <w:rPr>
-                <w:rFonts w:ascii="Tahoma" w:hAnsi="Tahoma" w:cs="Tahoma"/>
-                <w:lang w:val="en-GB"/>
-              </w:rPr>
-            </w:pPr>
-            <w:proofErr w:type="gramStart"/>
-            <w:r>
-              <w:rPr>
-                <w:rFonts w:ascii="Tahoma" w:hAnsi="Tahoma" w:cs="Tahoma"/>
-                <w:sz w:val="18"/>
-                <w:szCs w:val="18"/>
-                <w:lang w:val="en-GB"/>
-              </w:rPr>
-              <w:t xml:space="preserve">Valid  </w:t>
-            </w:r>
-            <w:r>
-              <w:rPr>
-                <w:rFonts w:ascii="Tahoma" w:hAnsi="Tahoma" w:cs="Tahoma"/>
-                <w:lang w:val="en-GB"/>
-              </w:rPr>
-              <w:t>{</w:t>
-            </w:r>
-            <w:proofErr w:type="gramEnd"/>
-            <w:r>
-              <w:rPr>
-                <w:rFonts w:ascii="Tahoma" w:hAnsi="Tahoma" w:cs="Tahoma"/>
-                <w:lang w:val="en-GB"/>
-              </w:rPr>
-              <w:t>{</w:t>
-            </w:r>
-            <w:proofErr w:type="spellStart"/>
-            <w:r>
-              <w:rPr>
-                <w:rFonts w:ascii="Tahoma" w:hAnsi="Tahoma" w:cs="Tahoma"/>
-                <w:lang w:val="en-GB"/>
-              </w:rPr>
-              <w:t>validez</w:t>
-            </w:r>
-            <w:proofErr w:type="spellEnd"/>
-            <w:r>
-              <w:rPr>
-                <w:rFonts w:ascii="Tahoma" w:hAnsi="Tahoma" w:cs="Tahoma"/>
-                <w:lang w:val="en-GB"/>
-              </w:rPr>
-              <w:t>}}</w:t>
-            </w:r>
-          </w:p>
-          <w:p>
-            <w:pPr>
-              <w:spacing w:after="20"/>
-              <w:rPr>
-                <w:rFonts w:ascii="Tahoma" w:hAnsi="Tahoma" w:cs="Tahoma"/>
-                <w:lang w:val="en-GB"/>
-              </w:rPr>
-            </w:pPr>
-            <w:proofErr w:type="gramStart"/>
-            <w:r>
-              <w:rPr>
-                <w:rFonts w:ascii="Tahoma" w:hAnsi="Tahoma" w:cs="Tahoma"/>
-                <w:sz w:val="18"/>
-                <w:szCs w:val="18"/>
-                <w:lang w:val="en-GB"/>
-              </w:rPr>
-              <w:t xml:space="preserve">Vessel  </w:t>
+              </w:rPr>
+              <w:t xml:space="preserve">ETA  </w:t>
             </w:r>
             <w:r>
               <w:rPr>
                 <w:rFonts w:ascii="Tahoma" w:eastAsia="Consolas" w:hAnsi="Tahoma" w:cs="Tahoma"/>
-                <w:lang w:val="en-GB"/>
-              </w:rPr>
-              <w:t>{</w:t>
-            </w:r>
-            <w:proofErr w:type="gramEnd"/>
-            <w:r>
-              <w:rPr>
-                <w:rFonts w:ascii="Tahoma" w:eastAsia="Consolas" w:hAnsi="Tahoma" w:cs="Tahoma"/>
-                <w:lang w:val="en-GB"/>
-              </w:rPr>
-              <w:t>{</w:t>
-            </w:r>
-            <w:proofErr w:type="spellStart"/>
-            <w:r>
-              <w:rPr>
-                <w:rFonts w:ascii="Tahoma" w:eastAsia="Consolas" w:hAnsi="Tahoma" w:cs="Tahoma"/>
-                <w:lang w:val="en-GB"/>
-              </w:rPr>
-              <w:t>buque</w:t>
-            </w:r>
-            <w:proofErr w:type="spellEnd"/>
-            <w:r>
-              <w:rPr>
-                <w:rFonts w:ascii="Tahoma" w:eastAsia="Consolas" w:hAnsi="Tahoma" w:cs="Tahoma"/>
-                <w:lang w:val="en-GB"/>
-              </w:rPr>
-              <w:t>}}</w:t>
-            </w:r>
-          </w:p>
-          <w:p>
-            <w:pPr>
-              <w:spacing w:after="20"/>
-              <w:rPr>
-                <w:rFonts w:ascii="Tahoma" w:hAnsi="Tahoma" w:cs="Tahoma"/>
-                <w:lang w:val="en-GB"/>
-              </w:rPr>
-            </w:pPr>
-            <w:proofErr w:type="gramStart"/>
-            <w:r>
-              <w:rPr>
-                <w:rFonts w:ascii="Tahoma" w:hAnsi="Tahoma" w:cs="Tahoma"/>
-                <w:sz w:val="18"/>
-                <w:szCs w:val="18"/>
-                <w:lang w:val="en-GB"/>
-              </w:rPr>
-              <w:t xml:space="preserve">Location  </w:t>
-            </w:r>
-            <w:r>
-              <w:rPr>
-                <w:rFonts w:ascii="Tahoma" w:eastAsia="Consolas" w:hAnsi="Tahoma" w:cs="Tahoma"/>
-                <w:lang w:val="en-GB"/>
-              </w:rPr>
-              <w:t>{</w:t>
-            </w:r>
-            <w:proofErr w:type="gramEnd"/>
-            <w:r>
-              <w:rPr>
-                <w:rFonts w:ascii="Tahoma" w:eastAsia="Consolas" w:hAnsi="Tahoma" w:cs="Tahoma"/>
-                <w:lang w:val="en-GB"/>
-              </w:rPr>
-              <w:t>{</w:t>
-            </w:r>
-            <w:proofErr w:type="spellStart"/>
-            <w:r>
-              <w:rPr>
-                <w:rFonts w:ascii="Tahoma" w:eastAsia="Consolas" w:hAnsi="Tahoma" w:cs="Tahoma"/>
-                <w:lang w:val="en-GB"/>
-              </w:rPr>
-              <w:t>ubicacion</w:t>
-            </w:r>
-            <w:proofErr w:type="spellEnd"/>
-            <w:r>
-              <w:rPr>
-                <w:rFonts w:ascii="Tahoma" w:eastAsia="Consolas" w:hAnsi="Tahoma" w:cs="Tahoma"/>
-                <w:lang w:val="en-GB"/>
-              </w:rPr>
-              <w:t>}}</w:t>
-            </w:r>
-          </w:p>
-          <w:p>
-            <w:pPr>
-              <w:spacing w:after="20"/>
-              <w:rPr>
-                <w:rFonts w:ascii="Tahoma" w:hAnsi="Tahoma" w:cs="Tahoma"/>
-              </w:rPr>
-            </w:pPr>
-            <w:proofErr w:type="gramStart"/>
-            <w:r>
-              <w:rPr>
-                <w:rFonts w:ascii="Tahoma" w:hAnsi="Tahoma" w:cs="Tahoma"/>
-                <w:sz w:val="18"/>
-                <w:szCs w:val="18"/>
-              </w:rPr>
-              <w:t xml:space="preserve">ETA  </w:t>
-            </w:r>
-            <w:r>
-              <w:rPr>
-                <w:rFonts w:ascii="Tahoma" w:eastAsia="Consolas" w:hAnsi="Tahoma" w:cs="Tahoma"/>
-              </w:rPr>
-              <w:t>{</w:t>
-            </w:r>
-            <w:proofErr w:type="gramEnd"/>
-            <w:r>
-              <w:rPr>
-                <w:rFonts w:ascii="Tahoma" w:eastAsia="Consolas" w:hAnsi="Tahoma" w:cs="Tahoma"/>
-              </w:rPr>
-              <w:t>{eta}}</w:t>
+              </w:rPr>
+              <w:t>{{eta}}</w:t>
             </w:r>
           </w:p>
         </w:tc>
@@ -627,7 +445,6 @@
                 <w:rFonts w:ascii="Tahoma" w:hAnsi="Tahoma" w:cs="Tahoma"/>
               </w:rPr>
             </w:pPr>
-            <w:proofErr w:type="spellStart"/>
             <w:r>
               <w:rPr>
                 <w:rFonts w:ascii="Tahoma" w:hAnsi="Tahoma" w:cs="Tahoma"/>
@@ -648,7 +465,6 @@
               </w:rPr>
               <w:t>tion</w:t>
             </w:r>
-            <w:proofErr w:type="spellEnd"/>
           </w:p>
         </w:tc>
         <w:tc>
@@ -671,7 +487,6 @@
                 <w:rFonts w:ascii="Tahoma" w:hAnsi="Tahoma" w:cs="Tahoma"/>
               </w:rPr>
             </w:pPr>
-            <w:proofErr w:type="spellStart"/>
             <w:r>
               <w:rPr>
                 <w:rFonts w:ascii="Tahoma" w:hAnsi="Tahoma" w:cs="Tahoma"/>
@@ -680,9 +495,30 @@
                 <w:sz w:val="17"/>
                 <w:szCs w:val="17"/>
               </w:rPr>
-              <w:t>Qty</w:t>
-            </w:r>
-            <w:proofErr w:type="spellEnd"/>
+              <w:t>Qty.</w:t>
+            </w:r>
+          </w:p>
+        </w:tc>
+        <w:tc>
+          <w:tcPr>
+            <w:tcW w:w="1276" w:type="dxa"/>
+            <w:tcBorders>
+              <w:bottom w:val="single" w:sz="10" w:space="0" w:color="1394B1"/>
+            </w:tcBorders>
+            <w:tcMar>
+              <w:top w:w="70" w:type="dxa"/>
+              <w:left w:w="0" w:type="dxa"/>
+              <w:bottom w:w="70" w:type="dxa"/>
+              <w:right w:w="140" w:type="dxa"/>
+            </w:tcMar>
+          </w:tcPr>
+          <w:p>
+            <w:pPr>
+              <w:jc w:val="center"/>
+              <w:rPr>
+                <w:rFonts w:ascii="Tahoma" w:hAnsi="Tahoma" w:cs="Tahoma"/>
+              </w:rPr>
+            </w:pPr>
             <w:r>
               <w:rPr>
                 <w:rFonts w:ascii="Tahoma" w:hAnsi="Tahoma" w:cs="Tahoma"/>
@@ -691,13 +527,13 @@
                 <w:sz w:val="17"/>
                 <w:szCs w:val="17"/>
               </w:rPr>
-              <w:t>.</w:t>
-            </w:r>
-          </w:p>
-        </w:tc>
-        <w:tc>
-          <w:tcPr>
-            <w:tcW w:w="1276" w:type="dxa"/>
+              <w:t>Unit</w:t>
+            </w:r>
+          </w:p>
+        </w:tc>
+        <w:tc>
+          <w:tcPr>
+            <w:tcW w:w="1701" w:type="dxa"/>
             <w:tcBorders>
               <w:bottom w:val="single" w:sz="10" w:space="0" w:color="1394B1"/>
             </w:tcBorders>
@@ -710,12 +546,11 @@
           </w:tcPr>
           <w:p>
             <w:pPr>
-              <w:jc w:val="center"/>
-              <w:rPr>
-                <w:rFonts w:ascii="Tahoma" w:hAnsi="Tahoma" w:cs="Tahoma"/>
-              </w:rPr>
-            </w:pPr>
-            <w:proofErr w:type="spellStart"/>
+              <w:jc w:val="right"/>
+              <w:rPr>
+                <w:rFonts w:ascii="Tahoma" w:hAnsi="Tahoma" w:cs="Tahoma"/>
+              </w:rPr>
+            </w:pPr>
             <w:r>
               <w:rPr>
                 <w:rFonts w:ascii="Tahoma" w:hAnsi="Tahoma" w:cs="Tahoma"/>
@@ -724,14 +559,13 @@
                 <w:sz w:val="17"/>
                 <w:szCs w:val="17"/>
               </w:rPr>
-              <w:t>Unit</w:t>
-            </w:r>
-            <w:proofErr w:type="spellEnd"/>
-          </w:p>
-        </w:tc>
-        <w:tc>
-          <w:tcPr>
-            <w:tcW w:w="1701" w:type="dxa"/>
+              <w:t>Unit Price</w:t>
+            </w:r>
+          </w:p>
+        </w:tc>
+        <w:tc>
+          <w:tcPr>
+            <w:tcW w:w="1843" w:type="dxa"/>
             <w:tcBorders>
               <w:bottom w:val="single" w:sz="10" w:space="0" w:color="1394B1"/>
             </w:tcBorders>
@@ -749,7 +583,6 @@
                 <w:rFonts w:ascii="Tahoma" w:hAnsi="Tahoma" w:cs="Tahoma"/>
               </w:rPr>
             </w:pPr>
-            <w:proofErr w:type="spellStart"/>
             <w:r>
               <w:rPr>
                 <w:rFonts w:ascii="Tahoma" w:hAnsi="Tahoma" w:cs="Tahoma"/>
@@ -758,53 +591,8 @@
                 <w:sz w:val="17"/>
                 <w:szCs w:val="17"/>
               </w:rPr>
-              <w:t>Unit</w:t>
-            </w:r>
-            <w:proofErr w:type="spellEnd"/>
-            <w:r>
-              <w:rPr>
-                <w:rFonts w:ascii="Tahoma" w:hAnsi="Tahoma" w:cs="Tahoma"/>
-                <w:b/>
-                <w:bCs/>
-                <w:sz w:val="17"/>
-                <w:szCs w:val="17"/>
-              </w:rPr>
-              <w:t xml:space="preserve"> Price</w:t>
-            </w:r>
-          </w:p>
-        </w:tc>
-        <w:tc>
-          <w:tcPr>
-            <w:tcW w:w="1843" w:type="dxa"/>
-            <w:tcBorders>
-              <w:bottom w:val="single" w:sz="10" w:space="0" w:color="1394B1"/>
-            </w:tcBorders>
-            <w:tcMar>
-              <w:top w:w="70" w:type="dxa"/>
-              <w:left w:w="0" w:type="dxa"/>
-              <w:bottom w:w="70" w:type="dxa"/>
-              <w:right w:w="140" w:type="dxa"/>
-            </w:tcMar>
-          </w:tcPr>
-          <w:p>
-            <w:pPr>
-              <w:jc w:val="right"/>
-              <w:rPr>
-                <w:rFonts w:ascii="Tahoma" w:hAnsi="Tahoma" w:cs="Tahoma"/>
-              </w:rPr>
-            </w:pPr>
-            <w:proofErr w:type="spellStart"/>
-            <w:r>
-              <w:rPr>
-                <w:rFonts w:ascii="Tahoma" w:hAnsi="Tahoma" w:cs="Tahoma"/>
-                <w:b/>
-                <w:bCs/>
-                <w:sz w:val="17"/>
-                <w:szCs w:val="17"/>
-              </w:rPr>
               <w:t>Amount</w:t>
             </w:r>
-            <w:proofErr w:type="spellEnd"/>
           </w:p>
         </w:tc>
       </w:tr>
@@ -941,25 +729,7 @@
                 <w:rFonts w:ascii="Tahoma" w:hAnsi="Tahoma" w:cs="Tahoma"/>
                 <w:lang w:val="en-GB"/>
               </w:rPr>
-              <w:t>{{</w:t>
-            </w:r>
-            <w:proofErr w:type="spellStart"/>
-            <w:proofErr w:type="gramStart"/>
-            <w:r>
-              <w:rPr>
-                <w:rFonts w:ascii="Tahoma" w:hAnsi="Tahoma" w:cs="Tahoma"/>
-                <w:lang w:val="en-GB"/>
-              </w:rPr>
-              <w:t>item.descripcion</w:t>
-            </w:r>
-            <w:proofErr w:type="spellEnd"/>
-            <w:proofErr w:type="gramEnd"/>
-            <w:r>
-              <w:rPr>
-                <w:rFonts w:ascii="Tahoma" w:hAnsi="Tahoma" w:cs="Tahoma"/>
-                <w:lang w:val="en-GB"/>
-              </w:rPr>
-              <w:t>}}</w:t>
+              <w:t>{{item.descripcion}}</w:t>
             </w:r>
           </w:p>
         </w:tc>
@@ -984,23 +754,7 @@
               <w:rPr>
                 <w:rFonts w:ascii="Tahoma" w:hAnsi="Tahoma" w:cs="Tahoma"/>
               </w:rPr>
-              <w:t>{{</w:t>
-            </w:r>
-            <w:proofErr w:type="spellStart"/>
-            <w:proofErr w:type="gramStart"/>
-            <w:r>
-              <w:rPr>
-                <w:rFonts w:ascii="Tahoma" w:hAnsi="Tahoma" w:cs="Tahoma"/>
-              </w:rPr>
-              <w:t>item.cantidad</w:t>
-            </w:r>
-            <w:proofErr w:type="spellEnd"/>
-            <w:proofErr w:type="gramEnd"/>
-            <w:r>
-              <w:rPr>
-                <w:rFonts w:ascii="Tahoma" w:hAnsi="Tahoma" w:cs="Tahoma"/>
-              </w:rPr>
-              <w:t>}}</w:t>
+              <w:t>{{item.cantidad}}</w:t>
             </w:r>
           </w:p>
         </w:tc>
@@ -1025,23 +779,7 @@
               <w:rPr>
                 <w:rFonts w:ascii="Tahoma" w:hAnsi="Tahoma" w:cs="Tahoma"/>
               </w:rPr>
-              <w:t>{{</w:t>
-            </w:r>
-            <w:proofErr w:type="spellStart"/>
-            <w:proofErr w:type="gramStart"/>
-            <w:r>
-              <w:rPr>
-                <w:rFonts w:ascii="Tahoma" w:hAnsi="Tahoma" w:cs="Tahoma"/>
-              </w:rPr>
-              <w:t>item.unidad</w:t>
-            </w:r>
-            <w:proofErr w:type="spellEnd"/>
-            <w:proofErr w:type="gramEnd"/>
-            <w:r>
-              <w:rPr>
-                <w:rFonts w:ascii="Tahoma" w:hAnsi="Tahoma" w:cs="Tahoma"/>
-              </w:rPr>
-              <w:t>}}</w:t>
+              <w:t>{{item.unidad}}</w:t>
             </w:r>
           </w:p>
         </w:tc>
@@ -1066,23 +804,7 @@
               <w:rPr>
                 <w:rFonts w:ascii="Tahoma" w:hAnsi="Tahoma" w:cs="Tahoma"/>
               </w:rPr>
-              <w:t>{{</w:t>
-            </w:r>
-            <w:proofErr w:type="spellStart"/>
-            <w:proofErr w:type="gramStart"/>
-            <w:r>
-              <w:rPr>
-                <w:rFonts w:ascii="Tahoma" w:hAnsi="Tahoma" w:cs="Tahoma"/>
-              </w:rPr>
-              <w:t>item.precio</w:t>
-            </w:r>
-            <w:proofErr w:type="spellEnd"/>
-            <w:proofErr w:type="gramEnd"/>
-            <w:r>
-              <w:rPr>
-                <w:rFonts w:ascii="Tahoma" w:hAnsi="Tahoma" w:cs="Tahoma"/>
-              </w:rPr>
-              <w:t>}}</w:t>
+              <w:t>{{item.precio}}</w:t>
             </w:r>
           </w:p>
         </w:tc>
@@ -1108,23 +830,7 @@
               <w:rPr>
                 <w:rFonts w:ascii="Tahoma" w:hAnsi="Tahoma" w:cs="Tahoma"/>
               </w:rPr>
-              <w:t>{{</w:t>
-            </w:r>
-            <w:proofErr w:type="spellStart"/>
-            <w:proofErr w:type="gramStart"/>
-            <w:r>
-              <w:rPr>
-                <w:rFonts w:ascii="Tahoma" w:hAnsi="Tahoma" w:cs="Tahoma"/>
-              </w:rPr>
-              <w:t>item.importe</w:t>
-            </w:r>
-            <w:proofErr w:type="spellEnd"/>
-            <w:proofErr w:type="gramEnd"/>
-            <w:r>
-              <w:rPr>
-                <w:rFonts w:ascii="Tahoma" w:hAnsi="Tahoma" w:cs="Tahoma"/>
-              </w:rPr>
-              <w:t>}}</w:t>
+              <w:t>{{item.importe}}</w:t>
             </w:r>
           </w:p>
         </w:tc>
@@ -1245,43 +951,7 @@
                 <w:i/>
                 <w:iCs/>
               </w:rPr>
-              <w:t>{%</w:t>
-            </w:r>
-            <w:proofErr w:type="spellStart"/>
-            <w:r>
-              <w:rPr>
-                <w:rFonts w:ascii="Tahoma" w:hAnsi="Tahoma" w:cs="Tahoma"/>
-                <w:i/>
-                <w:iCs/>
-              </w:rPr>
-              <w:t>tr</w:t>
-            </w:r>
-            <w:proofErr w:type="spellEnd"/>
-            <w:r>
-              <w:rPr>
-                <w:rFonts w:ascii="Tahoma" w:hAnsi="Tahoma" w:cs="Tahoma"/>
-                <w:i/>
-                <w:iCs/>
-              </w:rPr>
-              <w:t xml:space="preserve"> </w:t>
-            </w:r>
-            <w:proofErr w:type="spellStart"/>
-            <w:r>
-              <w:rPr>
-                <w:rFonts w:ascii="Tahoma" w:hAnsi="Tahoma" w:cs="Tahoma"/>
-                <w:i/>
-                <w:iCs/>
-              </w:rPr>
-              <w:t>endfor</w:t>
-            </w:r>
-            <w:proofErr w:type="spellEnd"/>
-            <w:r>
-              <w:rPr>
-                <w:rFonts w:ascii="Tahoma" w:hAnsi="Tahoma" w:cs="Tahoma"/>
-                <w:i/>
-                <w:iCs/>
-              </w:rPr>
-              <w:t xml:space="preserve"> %}</w:t>
+              <w:t>{%tr endfor %}</w:t>
             </w:r>
           </w:p>
           <w:p>
@@ -1519,7 +1189,6 @@
               </w:rPr>
               <w:t xml:space="preserve"> in </w:t>
             </w:r>
-            <w:proofErr w:type="spellStart"/>
             <w:r>
               <w:rPr>
                 <w:rFonts w:ascii="Tahoma" w:hAnsi="Tahoma" w:cs="Tahoma"/>
@@ -1529,7 +1198,6 @@
               </w:rPr>
               <w:t>expensas</w:t>
             </w:r>
-            <w:proofErr w:type="spellEnd"/>
             <w:r>
               <w:rPr>
                 <w:rFonts w:ascii="Tahoma" w:hAnsi="Tahoma" w:cs="Tahoma"/>
@@ -1647,8 +1315,6 @@
               </w:rPr>
               <w:t>{{</w:t>
             </w:r>
-            <w:proofErr w:type="spellStart"/>
-            <w:proofErr w:type="gramStart"/>
             <w:r>
               <w:rPr>
                 <w:rFonts w:ascii="Tahoma" w:hAnsi="Tahoma" w:cs="Tahoma"/>
@@ -1661,14 +1327,55 @@
                 <w:rFonts w:ascii="Tahoma" w:hAnsi="Tahoma" w:cs="Tahoma"/>
                 <w:lang w:val="en-GB"/>
               </w:rPr>
-              <w:t>.descripcion</w:t>
-            </w:r>
-            <w:proofErr w:type="spellEnd"/>
-            <w:proofErr w:type="gramEnd"/>
-            <w:r>
-              <w:rPr>
-                <w:rFonts w:ascii="Tahoma" w:hAnsi="Tahoma" w:cs="Tahoma"/>
-                <w:lang w:val="en-GB"/>
+              <w:t>.descripcion}}</w:t>
+            </w:r>
+          </w:p>
+        </w:tc>
+        <w:tc>
+          <w:tcPr>
+            <w:tcW w:w="850" w:type="dxa"/>
+            <w:tcMar>
+              <w:top w:w="70" w:type="dxa"/>
+              <w:left w:w="0" w:type="dxa"/>
+              <w:bottom w:w="70" w:type="dxa"/>
+              <w:right w:w="140" w:type="dxa"/>
+            </w:tcMar>
+          </w:tcPr>
+          <w:p>
+            <w:pPr>
+              <w:jc w:val="center"/>
+              <w:rPr>
+                <w:rFonts w:ascii="Tahoma" w:hAnsi="Tahoma" w:cs="Tahoma"/>
+                <w:u w:val="single"/>
+              </w:rPr>
+            </w:pPr>
+            <w:r>
+              <w:rPr>
+                <w:rFonts w:ascii="Tahoma" w:hAnsi="Tahoma" w:cs="Tahoma"/>
+              </w:rPr>
+              <w:t>{{</w:t>
+            </w:r>
+            <w:r>
+              <w:rPr>
+                <w:rFonts w:ascii="Tahoma" w:hAnsi="Tahoma" w:cs="Tahoma"/>
+              </w:rPr>
+              <w:t>exp</w:t>
+            </w:r>
+            <w:r>
+              <w:rPr>
+                <w:rFonts w:ascii="Tahoma" w:hAnsi="Tahoma" w:cs="Tahoma"/>
+              </w:rPr>
+              <w:t>.</w:t>
+            </w:r>
+            <w:r>
+              <w:rPr>
+                <w:rFonts w:ascii="Tahoma" w:hAnsi="Tahoma" w:cs="Tahoma"/>
+              </w:rPr>
+              <w:t>cantidad</w:t>
+            </w:r>
+            <w:r>
+              <w:rPr>
+                <w:rFonts w:ascii="Tahoma" w:hAnsi="Tahoma" w:cs="Tahoma"/>
               </w:rPr>
               <w:t>}}</w:t>
             </w:r>
@@ -1676,7 +1383,7 @@
         </w:tc>
         <w:tc>
           <w:tcPr>
-            <w:tcW w:w="850" w:type="dxa"/>
+            <w:tcW w:w="1276" w:type="dxa"/>
             <w:tcMar>
               <w:top w:w="70" w:type="dxa"/>
               <w:left w:w="0" w:type="dxa"/>
@@ -1689,6 +1396,80 @@
               <w:jc w:val="center"/>
               <w:rPr>
                 <w:rFonts w:ascii="Tahoma" w:hAnsi="Tahoma" w:cs="Tahoma"/>
+              </w:rPr>
+            </w:pPr>
+            <w:r>
+              <w:rPr>
+                <w:rFonts w:ascii="Tahoma" w:hAnsi="Tahoma" w:cs="Tahoma"/>
+              </w:rPr>
+              <w:t>{{</w:t>
+            </w:r>
+            <w:r>
+              <w:rPr>
+                <w:rFonts w:ascii="Tahoma" w:hAnsi="Tahoma" w:cs="Tahoma"/>
+              </w:rPr>
+              <w:t>exp</w:t>
+            </w:r>
+            <w:r>
+              <w:rPr>
+                <w:rFonts w:ascii="Tahoma" w:hAnsi="Tahoma" w:cs="Tahoma"/>
+              </w:rPr>
+              <w:t>.unidad}}</w:t>
+            </w:r>
+          </w:p>
+        </w:tc>
+        <w:tc>
+          <w:tcPr>
+            <w:tcW w:w="1701" w:type="dxa"/>
+            <w:tcMar>
+              <w:top w:w="70" w:type="dxa"/>
+              <w:left w:w="0" w:type="dxa"/>
+              <w:bottom w:w="70" w:type="dxa"/>
+              <w:right w:w="140" w:type="dxa"/>
+            </w:tcMar>
+          </w:tcPr>
+          <w:p>
+            <w:pPr>
+              <w:jc w:val="right"/>
+              <w:rPr>
+                <w:rFonts w:ascii="Tahoma" w:hAnsi="Tahoma" w:cs="Tahoma"/>
+              </w:rPr>
+            </w:pPr>
+            <w:r>
+              <w:rPr>
+                <w:rFonts w:ascii="Tahoma" w:hAnsi="Tahoma" w:cs="Tahoma"/>
+              </w:rPr>
+              <w:t>{{</w:t>
+            </w:r>
+            <w:r>
+              <w:rPr>
+                <w:rFonts w:ascii="Tahoma" w:hAnsi="Tahoma" w:cs="Tahoma"/>
+              </w:rPr>
+              <w:t>exp</w:t>
+            </w:r>
+            <w:r>
+              <w:rPr>
+                <w:rFonts w:ascii="Tahoma" w:hAnsi="Tahoma" w:cs="Tahoma"/>
+              </w:rPr>
+              <w:t>.precio}}</w:t>
+            </w:r>
+          </w:p>
+        </w:tc>
+        <w:tc>
+          <w:tcPr>
+            <w:tcW w:w="1843" w:type="dxa"/>
+            <w:tcMar>
+              <w:top w:w="70" w:type="dxa"/>
+              <w:left w:w="0" w:type="dxa"/>
+              <w:bottom w:w="70" w:type="dxa"/>
+              <w:right w:w="140" w:type="dxa"/>
+            </w:tcMar>
+          </w:tcPr>
+          <w:p>
+            <w:pPr>
+              <w:jc w:val="right"/>
+              <w:rPr>
+                <w:rFonts w:ascii="Tahoma" w:hAnsi="Tahoma" w:cs="Tahoma"/>
                 <w:u w:val="single"/>
               </w:rPr>
             </w:pPr>
@@ -1698,8 +1479,6 @@
               </w:rPr>
               <w:t>{{</w:t>
             </w:r>
-            <w:proofErr w:type="spellStart"/>
-            <w:proofErr w:type="gramStart"/>
             <w:r>
               <w:rPr>
                 <w:rFonts w:ascii="Tahoma" w:hAnsi="Tahoma" w:cs="Tahoma"/>
@@ -1710,163 +1489,7 @@
               <w:rPr>
                 <w:rFonts w:ascii="Tahoma" w:hAnsi="Tahoma" w:cs="Tahoma"/>
               </w:rPr>
-              <w:t>.</w:t>
-            </w:r>
-            <w:r>
-              <w:rPr>
-                <w:rFonts w:ascii="Tahoma" w:hAnsi="Tahoma" w:cs="Tahoma"/>
-              </w:rPr>
-              <w:t>cantidad</w:t>
-            </w:r>
-            <w:proofErr w:type="spellEnd"/>
-            <w:proofErr w:type="gramEnd"/>
-            <w:r>
-              <w:rPr>
-                <w:rFonts w:ascii="Tahoma" w:hAnsi="Tahoma" w:cs="Tahoma"/>
-              </w:rPr>
-              <w:t>}}</w:t>
-            </w:r>
-          </w:p>
-        </w:tc>
-        <w:tc>
-          <w:tcPr>
-            <w:tcW w:w="1276" w:type="dxa"/>
-            <w:tcMar>
-              <w:top w:w="70" w:type="dxa"/>
-              <w:left w:w="0" w:type="dxa"/>
-              <w:bottom w:w="70" w:type="dxa"/>
-              <w:right w:w="140" w:type="dxa"/>
-            </w:tcMar>
-          </w:tcPr>
-          <w:p>
-            <w:pPr>
-              <w:jc w:val="center"/>
-              <w:rPr>
-                <w:rFonts w:ascii="Tahoma" w:hAnsi="Tahoma" w:cs="Tahoma"/>
-              </w:rPr>
-            </w:pPr>
-            <w:r>
-              <w:rPr>
-                <w:rFonts w:ascii="Tahoma" w:hAnsi="Tahoma" w:cs="Tahoma"/>
-              </w:rPr>
-              <w:t>{{</w:t>
-            </w:r>
-            <w:proofErr w:type="spellStart"/>
-            <w:proofErr w:type="gramStart"/>
-            <w:r>
-              <w:rPr>
-                <w:rFonts w:ascii="Tahoma" w:hAnsi="Tahoma" w:cs="Tahoma"/>
-              </w:rPr>
-              <w:t>exp</w:t>
-            </w:r>
-            <w:r>
-              <w:rPr>
-                <w:rFonts w:ascii="Tahoma" w:hAnsi="Tahoma" w:cs="Tahoma"/>
-              </w:rPr>
-              <w:t>.unidad</w:t>
-            </w:r>
-            <w:proofErr w:type="spellEnd"/>
-            <w:proofErr w:type="gramEnd"/>
-            <w:r>
-              <w:rPr>
-                <w:rFonts w:ascii="Tahoma" w:hAnsi="Tahoma" w:cs="Tahoma"/>
-              </w:rPr>
-              <w:t>}}</w:t>
-            </w:r>
-          </w:p>
-        </w:tc>
-        <w:tc>
-          <w:tcPr>
-            <w:tcW w:w="1701" w:type="dxa"/>
-            <w:tcMar>
-              <w:top w:w="70" w:type="dxa"/>
-              <w:left w:w="0" w:type="dxa"/>
-              <w:bottom w:w="70" w:type="dxa"/>
-              <w:right w:w="140" w:type="dxa"/>
-            </w:tcMar>
-          </w:tcPr>
-          <w:p>
-            <w:pPr>
-              <w:jc w:val="right"/>
-              <w:rPr>
-                <w:rFonts w:ascii="Tahoma" w:hAnsi="Tahoma" w:cs="Tahoma"/>
-              </w:rPr>
-            </w:pPr>
-            <w:r>
-              <w:rPr>
-                <w:rFonts w:ascii="Tahoma" w:hAnsi="Tahoma" w:cs="Tahoma"/>
-              </w:rPr>
-              <w:t>{{</w:t>
-            </w:r>
-            <w:proofErr w:type="spellStart"/>
-            <w:proofErr w:type="gramStart"/>
-            <w:r>
-              <w:rPr>
-                <w:rFonts w:ascii="Tahoma" w:hAnsi="Tahoma" w:cs="Tahoma"/>
-              </w:rPr>
-              <w:t>exp</w:t>
-            </w:r>
-            <w:r>
-              <w:rPr>
-                <w:rFonts w:ascii="Tahoma" w:hAnsi="Tahoma" w:cs="Tahoma"/>
-              </w:rPr>
-              <w:t>.precio</w:t>
-            </w:r>
-            <w:proofErr w:type="spellEnd"/>
-            <w:proofErr w:type="gramEnd"/>
-            <w:r>
-              <w:rPr>
-                <w:rFonts w:ascii="Tahoma" w:hAnsi="Tahoma" w:cs="Tahoma"/>
-              </w:rPr>
-              <w:t>}}</w:t>
-            </w:r>
-          </w:p>
-        </w:tc>
-        <w:tc>
-          <w:tcPr>
-            <w:tcW w:w="1843" w:type="dxa"/>
-            <w:tcMar>
-              <w:top w:w="70" w:type="dxa"/>
-              <w:left w:w="0" w:type="dxa"/>
-              <w:bottom w:w="70" w:type="dxa"/>
-              <w:right w:w="140" w:type="dxa"/>
-            </w:tcMar>
-          </w:tcPr>
-          <w:p>
-            <w:pPr>
-              <w:jc w:val="right"/>
-              <w:rPr>
-                <w:rFonts w:ascii="Tahoma" w:hAnsi="Tahoma" w:cs="Tahoma"/>
-                <w:u w:val="single"/>
-              </w:rPr>
-            </w:pPr>
-            <w:r>
-              <w:rPr>
-                <w:rFonts w:ascii="Tahoma" w:hAnsi="Tahoma" w:cs="Tahoma"/>
-              </w:rPr>
-              <w:t>{{</w:t>
-            </w:r>
-            <w:proofErr w:type="spellStart"/>
-            <w:proofErr w:type="gramStart"/>
-            <w:r>
-              <w:rPr>
-                <w:rFonts w:ascii="Tahoma" w:hAnsi="Tahoma" w:cs="Tahoma"/>
-              </w:rPr>
-              <w:t>exp</w:t>
-            </w:r>
-            <w:r>
-              <w:rPr>
-                <w:rFonts w:ascii="Tahoma" w:hAnsi="Tahoma" w:cs="Tahoma"/>
-              </w:rPr>
-              <w:t>.importe</w:t>
-            </w:r>
-            <w:proofErr w:type="spellEnd"/>
-            <w:proofErr w:type="gramEnd"/>
-            <w:r>
-              <w:rPr>
-                <w:rFonts w:ascii="Tahoma" w:hAnsi="Tahoma" w:cs="Tahoma"/>
-              </w:rPr>
-              <w:t>}}</w:t>
+              <w:t>.importe}}</w:t>
             </w:r>
           </w:p>
         </w:tc>
@@ -1987,43 +1610,7 @@
                 <w:i/>
                 <w:iCs/>
               </w:rPr>
-              <w:t>{%</w:t>
-            </w:r>
-            <w:proofErr w:type="spellStart"/>
-            <w:r>
-              <w:rPr>
-                <w:rFonts w:ascii="Tahoma" w:hAnsi="Tahoma" w:cs="Tahoma"/>
-                <w:i/>
-                <w:iCs/>
-              </w:rPr>
-              <w:t>tr</w:t>
-            </w:r>
-            <w:proofErr w:type="spellEnd"/>
-            <w:r>
-              <w:rPr>
-                <w:rFonts w:ascii="Tahoma" w:hAnsi="Tahoma" w:cs="Tahoma"/>
-                <w:i/>
-                <w:iCs/>
-              </w:rPr>
-              <w:t xml:space="preserve"> </w:t>
-            </w:r>
-            <w:proofErr w:type="spellStart"/>
-            <w:r>
-              <w:rPr>
-                <w:rFonts w:ascii="Tahoma" w:hAnsi="Tahoma" w:cs="Tahoma"/>
-                <w:i/>
-                <w:iCs/>
-              </w:rPr>
-              <w:t>endfor</w:t>
-            </w:r>
-            <w:proofErr w:type="spellEnd"/>
-            <w:r>
-              <w:rPr>
-                <w:rFonts w:ascii="Tahoma" w:hAnsi="Tahoma" w:cs="Tahoma"/>
-                <w:i/>
-                <w:iCs/>
-              </w:rPr>
-              <w:t xml:space="preserve"> %}</w:t>
+              <w:t>{%tr endfor %}</w:t>
             </w:r>
           </w:p>
           <w:p>
@@ -2104,7 +1691,7 @@
                 <w:szCs w:val="19"/>
               </w:rPr>
               <w:lastRenderedPageBreak/>
-              <w:t>Subtotal</w:t>
+              <w:t>VAT</w:t>
             </w:r>
           </w:p>
         </w:tc>
@@ -2131,7 +1718,7 @@
               <w:rPr>
                 <w:rFonts w:ascii="Tahoma" w:hAnsi="Tahoma" w:cs="Tahoma"/>
               </w:rPr>
-              <w:t>{{importe}}</w:t>
+              <w:t>{{iva}}</w:t>
             </w:r>
           </w:p>
         </w:tc>
@@ -2143,6 +1730,9 @@
         <w:tc>
           <w:tcPr>
             <w:tcW w:w="1424" w:type="dxa"/>
+            <w:tcBorders>
+              <w:top w:val="single" w:sz="12" w:space="0" w:color="1394B1"/>
+            </w:tcBorders>
             <w:tcMar>
               <w:top w:w="70" w:type="dxa"/>
               <w:left w:w="0" w:type="dxa"/>
@@ -2162,16 +1752,21 @@
             <w:r>
               <w:rPr>
                 <w:rFonts w:ascii="Tahoma" w:hAnsi="Tahoma" w:cs="Tahoma"/>
-                <w:sz w:val="19"/>
-                <w:szCs w:val="19"/>
-              </w:rPr>
-              <w:t>VAT</w:t>
+                <w:b/>
+                <w:bCs/>
+                <w:sz w:val="22"/>
+                <w:szCs w:val="22"/>
+              </w:rPr>
+              <w:t>TOTAL</w:t>
             </w:r>
           </w:p>
         </w:tc>
         <w:tc>
           <w:tcPr>
             <w:tcW w:w="1576" w:type="dxa"/>
+            <w:tcBorders>
+              <w:top w:val="single" w:sz="12" w:space="0" w:color="1394B1"/>
+            </w:tcBorders>
             <w:tcMar>
               <w:top w:w="70" w:type="dxa"/>
               <w:left w:w="0" w:type="dxa"/>
@@ -2191,22 +1786,12 @@
             <w:r>
               <w:rPr>
                 <w:rFonts w:ascii="Tahoma" w:hAnsi="Tahoma" w:cs="Tahoma"/>
-              </w:rPr>
-              <w:t>{{</w:t>
-            </w:r>
-            <w:proofErr w:type="spellStart"/>
-            <w:r>
-              <w:rPr>
-                <w:rFonts w:ascii="Tahoma" w:hAnsi="Tahoma" w:cs="Tahoma"/>
-              </w:rPr>
-              <w:t>iva</w:t>
-            </w:r>
-            <w:proofErr w:type="spellEnd"/>
-            <w:r>
-              <w:rPr>
-                <w:rFonts w:ascii="Tahoma" w:hAnsi="Tahoma" w:cs="Tahoma"/>
-              </w:rPr>
-              <w:t>}}</w:t>
+                <w:b/>
+                <w:bCs/>
+                <w:sz w:val="22"/>
+                <w:szCs w:val="22"/>
+              </w:rPr>
+              <w:t xml:space="preserve">        {{moneda}}                                                                                                                     {{total}}</w:t>
             </w:r>
           </w:p>
         </w:tc>
@@ -2237,16 +1822,6 @@
                 <w:rFonts w:ascii="Tahoma" w:hAnsi="Tahoma" w:cs="Tahoma"/>
               </w:rPr>
             </w:pPr>
-            <w:r>
-              <w:rPr>
-                <w:rFonts w:ascii="Tahoma" w:hAnsi="Tahoma" w:cs="Tahoma"/>
-                <w:b/>
-                <w:bCs/>
-                <w:sz w:val="22"/>
-                <w:szCs w:val="22"/>
-              </w:rPr>
-              <w:t>TOTAL</w:t>
-            </w:r>
           </w:p>
         </w:tc>
         <w:tc>
@@ -2271,38 +1846,6 @@
                 <w:rFonts w:ascii="Tahoma" w:hAnsi="Tahoma" w:cs="Tahoma"/>
               </w:rPr>
             </w:pPr>
-            <w:r>
-              <w:rPr>
-                <w:rFonts w:ascii="Tahoma" w:hAnsi="Tahoma" w:cs="Tahoma"/>
-                <w:b/>
-                <w:bCs/>
-                <w:sz w:val="22"/>
-                <w:szCs w:val="22"/>
-              </w:rPr>
-              <w:t xml:space="preserve">        {{moneda</w:t>
-            </w:r>
-            <w:proofErr w:type="gramStart"/>
-            <w:r>
-              <w:rPr>
-                <w:rFonts w:ascii="Tahoma" w:hAnsi="Tahoma" w:cs="Tahoma"/>
-                <w:b/>
-                <w:bCs/>
-                <w:sz w:val="22"/>
-                <w:szCs w:val="22"/>
-              </w:rPr>
-              <w:t xml:space="preserve">}}   </w:t>
-            </w:r>
-            <w:proofErr w:type="gramEnd"/>
-            <w:r>
-              <w:rPr>
-                <w:rFonts w:ascii="Tahoma" w:hAnsi="Tahoma" w:cs="Tahoma"/>
-                <w:b/>
-                <w:bCs/>
-                <w:sz w:val="22"/>
-                <w:szCs w:val="22"/>
-              </w:rPr>
-              <w:t xml:space="preserve">                                                                                                                  {{total}}</w:t>
-            </w:r>
           </w:p>
         </w:tc>
       </w:tr>
@@ -2440,7 +1983,6 @@
                 <w:rFonts w:ascii="Tahoma" w:hAnsi="Tahoma" w:cs="Tahoma"/>
               </w:rPr>
             </w:pPr>
-            <w:proofErr w:type="spellStart"/>
             <w:r>
               <w:rPr>
                 <w:rFonts w:ascii="Tahoma" w:hAnsi="Tahoma" w:cs="Tahoma"/>
@@ -2449,31 +1991,8 @@
                 <w:sz w:val="19"/>
                 <w:szCs w:val="19"/>
               </w:rPr>
-              <w:t>Offer</w:t>
-            </w:r>
-            <w:proofErr w:type="spellEnd"/>
-            <w:r>
-              <w:rPr>
-                <w:rFonts w:ascii="Tahoma" w:hAnsi="Tahoma" w:cs="Tahoma"/>
-                <w:b/>
-                <w:bCs/>
-                <w:sz w:val="19"/>
-                <w:szCs w:val="19"/>
-              </w:rPr>
-              <w:t xml:space="preserve"> </w:t>
-            </w:r>
-            <w:proofErr w:type="spellStart"/>
-            <w:r>
-              <w:rPr>
-                <w:rFonts w:ascii="Tahoma" w:hAnsi="Tahoma" w:cs="Tahoma"/>
-                <w:b/>
-                <w:bCs/>
-                <w:sz w:val="19"/>
-                <w:szCs w:val="19"/>
-              </w:rPr>
-              <w:t>validity</w:t>
-            </w:r>
-            <w:proofErr w:type="spellEnd"/>
+              <w:t>Offer validity</w:t>
+            </w:r>
           </w:p>
         </w:tc>
         <w:tc>
@@ -2518,7 +2037,6 @@
                 <w:rFonts w:ascii="Tahoma" w:hAnsi="Tahoma" w:cs="Tahoma"/>
               </w:rPr>
             </w:pPr>
-            <w:proofErr w:type="spellStart"/>
             <w:r>
               <w:rPr>
                 <w:rFonts w:ascii="Tahoma" w:hAnsi="Tahoma" w:cs="Tahoma"/>
@@ -2527,31 +2045,8 @@
                 <w:sz w:val="19"/>
                 <w:szCs w:val="19"/>
               </w:rPr>
-              <w:t>Payment</w:t>
-            </w:r>
-            <w:proofErr w:type="spellEnd"/>
-            <w:r>
-              <w:rPr>
-                <w:rFonts w:ascii="Tahoma" w:hAnsi="Tahoma" w:cs="Tahoma"/>
-                <w:b/>
-                <w:bCs/>
-                <w:sz w:val="19"/>
-                <w:szCs w:val="19"/>
-              </w:rPr>
-              <w:t xml:space="preserve"> </w:t>
-            </w:r>
-            <w:proofErr w:type="spellStart"/>
-            <w:r>
-              <w:rPr>
-                <w:rFonts w:ascii="Tahoma" w:hAnsi="Tahoma" w:cs="Tahoma"/>
-                <w:b/>
-                <w:bCs/>
-                <w:sz w:val="19"/>
-                <w:szCs w:val="19"/>
-              </w:rPr>
-              <w:t>terms</w:t>
-            </w:r>
-            <w:proofErr w:type="spellEnd"/>
+              <w:t>Payment terms</w:t>
+            </w:r>
           </w:p>
         </w:tc>
         <w:tc>
@@ -2574,21 +2069,7 @@
               <w:rPr>
                 <w:rFonts w:ascii="Tahoma" w:hAnsi="Tahoma" w:cs="Tahoma"/>
               </w:rPr>
-              <w:t>{{</w:t>
-            </w:r>
-            <w:proofErr w:type="spellStart"/>
-            <w:r>
-              <w:rPr>
-                <w:rFonts w:ascii="Tahoma" w:hAnsi="Tahoma" w:cs="Tahoma"/>
-              </w:rPr>
-              <w:t>forma_de_pago</w:t>
-            </w:r>
-            <w:proofErr w:type="spellEnd"/>
-            <w:r>
-              <w:rPr>
-                <w:rFonts w:ascii="Tahoma" w:hAnsi="Tahoma" w:cs="Tahoma"/>
-              </w:rPr>
-              <w:t>}}</w:t>
+              <w:t>{{forma_de_pago}}</w:t>
             </w:r>
           </w:p>
         </w:tc>
@@ -2642,35 +2123,7 @@
               <w:rPr>
                 <w:rFonts w:ascii="Tahoma" w:hAnsi="Tahoma" w:cs="Tahoma"/>
               </w:rPr>
-              <w:t>{{</w:t>
-            </w:r>
-            <w:proofErr w:type="spellStart"/>
-            <w:r>
-              <w:rPr>
-                <w:rFonts w:ascii="Tahoma" w:hAnsi="Tahoma" w:cs="Tahoma"/>
-              </w:rPr>
-              <w:t>tiempo_entrega</w:t>
-            </w:r>
-            <w:proofErr w:type="spellEnd"/>
-            <w:r>
-              <w:rPr>
-                <w:rFonts w:ascii="Tahoma" w:hAnsi="Tahoma" w:cs="Tahoma"/>
-              </w:rPr>
-              <w:t xml:space="preserve">}} </w:t>
-            </w:r>
-            <w:proofErr w:type="spellStart"/>
-            <w:r>
-              <w:rPr>
-                <w:rFonts w:ascii="Tahoma" w:hAnsi="Tahoma" w:cs="Tahoma"/>
-              </w:rPr>
-              <w:t>days</w:t>
-            </w:r>
-            <w:proofErr w:type="spellEnd"/>
-            <w:r>
-              <w:rPr>
-                <w:rFonts w:ascii="Tahoma" w:hAnsi="Tahoma" w:cs="Tahoma"/>
-              </w:rPr>
-              <w:t>.</w:t>
+              <w:t>{{tiempo_entrega}} days.</w:t>
             </w:r>
           </w:p>
         </w:tc>
@@ -2700,29 +2153,7 @@
                 <w:sz w:val="19"/>
                 <w:szCs w:val="19"/>
               </w:rPr>
-              <w:t xml:space="preserve">Place </w:t>
-            </w:r>
-            <w:proofErr w:type="spellStart"/>
-            <w:r>
-              <w:rPr>
-                <w:rFonts w:ascii="Tahoma" w:hAnsi="Tahoma" w:cs="Tahoma"/>
-                <w:b/>
-                <w:bCs/>
-                <w:sz w:val="19"/>
-                <w:szCs w:val="19"/>
-              </w:rPr>
-              <w:t>of</w:t>
-            </w:r>
-            <w:proofErr w:type="spellEnd"/>
-            <w:r>
-              <w:rPr>
-                <w:rFonts w:ascii="Tahoma" w:hAnsi="Tahoma" w:cs="Tahoma"/>
-                <w:b/>
-                <w:bCs/>
-                <w:sz w:val="19"/>
-                <w:szCs w:val="19"/>
-              </w:rPr>
-              <w:t xml:space="preserve"> delivery</w:t>
+              <w:t>Place of delivery</w:t>
             </w:r>
           </w:p>
         </w:tc>
@@ -2746,21 +2177,7 @@
               <w:rPr>
                 <w:rFonts w:ascii="Tahoma" w:hAnsi="Tahoma" w:cs="Tahoma"/>
               </w:rPr>
-              <w:t>{{</w:t>
-            </w:r>
-            <w:proofErr w:type="spellStart"/>
-            <w:r>
-              <w:rPr>
-                <w:rFonts w:ascii="Tahoma" w:hAnsi="Tahoma" w:cs="Tahoma"/>
-              </w:rPr>
-              <w:t>lugar_entrega</w:t>
-            </w:r>
-            <w:proofErr w:type="spellEnd"/>
-            <w:r>
-              <w:rPr>
-                <w:rFonts w:ascii="Tahoma" w:hAnsi="Tahoma" w:cs="Tahoma"/>
-              </w:rPr>
-              <w:t>}}</w:t>
+              <w:t>{{lugar_entrega}}</w:t>
             </w:r>
           </w:p>
         </w:tc>
@@ -2784,7 +2201,6 @@
                 <w:bCs/>
               </w:rPr>
             </w:pPr>
-            <w:proofErr w:type="spellStart"/>
             <w:r>
               <w:rPr>
                 <w:rFonts w:ascii="Tahoma" w:hAnsi="Tahoma" w:cs="Tahoma"/>
@@ -2795,7 +2211,6 @@
               </w:rPr>
               <w:t>Other</w:t>
             </w:r>
-            <w:proofErr w:type="spellEnd"/>
             <w:r>
               <w:rPr>
                 <w:rFonts w:ascii="Tahoma" w:hAnsi="Tahoma" w:cs="Tahoma"/>
@@ -2868,29 +2283,7 @@
           <w:sz w:val="19"/>
           <w:szCs w:val="19"/>
         </w:rPr>
-        <w:t xml:space="preserve">{%p </w:t>
-      </w:r>
-      <w:proofErr w:type="spellStart"/>
-      <w:r>
-        <w:rPr>
-          <w:rFonts w:ascii="Tahoma" w:hAnsi="Tahoma" w:cs="Tahoma"/>
-          <w:b/>
-          <w:bCs/>
-          <w:sz w:val="19"/>
-          <w:szCs w:val="19"/>
-        </w:rPr>
-        <w:t>if</w:t>
-      </w:r>
-      <w:proofErr w:type="spellEnd"/>
-      <w:r>
-        <w:rPr>
-          <w:rFonts w:ascii="Tahoma" w:hAnsi="Tahoma" w:cs="Tahoma"/>
-          <w:b/>
-          <w:bCs/>
-          <w:sz w:val="19"/>
-          <w:szCs w:val="19"/>
-        </w:rPr>
-        <w:t xml:space="preserve"> notas %}</w:t>
+        <w:t>{%p if notas %}</w:t>
       </w:r>
     </w:p>
     <w:p>
@@ -2952,29 +2345,7 @@
           <w:sz w:val="19"/>
           <w:szCs w:val="19"/>
         </w:rPr>
-        <w:t xml:space="preserve">{%p </w:t>
-      </w:r>
-      <w:proofErr w:type="spellStart"/>
-      <w:r>
-        <w:rPr>
-          <w:rFonts w:ascii="Tahoma" w:hAnsi="Tahoma" w:cs="Tahoma"/>
-          <w:b/>
-          <w:bCs/>
-          <w:sz w:val="19"/>
-          <w:szCs w:val="19"/>
-        </w:rPr>
-        <w:t>endif</w:t>
-      </w:r>
-      <w:proofErr w:type="spellEnd"/>
-      <w:r>
-        <w:rPr>
-          <w:rFonts w:ascii="Tahoma" w:hAnsi="Tahoma" w:cs="Tahoma"/>
-          <w:b/>
-          <w:bCs/>
-          <w:sz w:val="19"/>
-          <w:szCs w:val="19"/>
-        </w:rPr>
-        <w:t xml:space="preserve"> %}</w:t>
+        <w:t>{%p endif %}</w:t>
       </w:r>
     </w:p>
     <w:p>
@@ -3008,27 +2379,7 @@
           <w:bCs/>
           <w:lang w:val="en-GB"/>
         </w:rPr>
-        <w:t>{{</w:t>
-      </w:r>
-      <w:proofErr w:type="spellStart"/>
-      <w:r>
-        <w:rPr>
-          <w:rFonts w:ascii="Tahoma" w:hAnsi="Tahoma" w:cs="Tahoma"/>
-          <w:b/>
-          <w:bCs/>
-          <w:lang w:val="en-GB"/>
-        </w:rPr>
-        <w:t>firmante</w:t>
-      </w:r>
-      <w:proofErr w:type="spellEnd"/>
-      <w:r>
-        <w:rPr>
-          <w:rFonts w:ascii="Tahoma" w:hAnsi="Tahoma" w:cs="Tahoma"/>
-          <w:b/>
-          <w:bCs/>
-          <w:lang w:val="en-GB"/>
-        </w:rPr>
-        <w:t>}}</w:t>
+        <w:t>{{firmante}}</w:t>
       </w:r>
     </w:p>
     <w:p>
@@ -3043,23 +2394,7 @@
           <w:rFonts w:ascii="Tahoma" w:hAnsi="Tahoma" w:cs="Tahoma"/>
           <w:lang w:val="en-GB"/>
         </w:rPr>
-        <w:t xml:space="preserve">{{cargo}} – </w:t>
-      </w:r>
-      <w:proofErr w:type="spellStart"/>
-      <w:r>
-        <w:rPr>
-          <w:rFonts w:ascii="Tahoma" w:hAnsi="Tahoma" w:cs="Tahoma"/>
-          <w:lang w:val="en-GB"/>
-        </w:rPr>
-        <w:t>Proios</w:t>
-      </w:r>
-      <w:proofErr w:type="spellEnd"/>
-      <w:r>
-        <w:rPr>
-          <w:rFonts w:ascii="Tahoma" w:hAnsi="Tahoma" w:cs="Tahoma"/>
-          <w:lang w:val="en-GB"/>
-        </w:rPr>
-        <w:t xml:space="preserve"> S.A.</w:t>
+        <w:t>{{cargo}} – Proios S.A.</w:t>
       </w:r>
     </w:p>
     <w:p>
@@ -3072,21 +2407,7 @@
         <w:rPr>
           <w:rFonts w:ascii="Tahoma" w:hAnsi="Tahoma" w:cs="Tahoma"/>
         </w:rPr>
-        <w:t>{{</w:t>
-      </w:r>
-      <w:proofErr w:type="spellStart"/>
-      <w:r>
-        <w:rPr>
-          <w:rFonts w:ascii="Tahoma" w:hAnsi="Tahoma" w:cs="Tahoma"/>
-        </w:rPr>
-        <w:t>firmante_email</w:t>
-      </w:r>
-      <w:proofErr w:type="spellEnd"/>
-      <w:r>
-        <w:rPr>
-          <w:rFonts w:ascii="Tahoma" w:hAnsi="Tahoma" w:cs="Tahoma"/>
-        </w:rPr>
-        <w:t>}}</w:t>
+        <w:t>{{firmante_email}}</w:t>
       </w:r>
     </w:p>
     <w:p/>

--- a/backend/apps/operaciones/templates/Proios_Quotation_Servicios_TEMPLATE_EN.docx
+++ b/backend/apps/operaciones/templates/Proios_Quotation_Servicios_TEMPLATE_EN.docx
@@ -1,6 +1,6 @@
 
 <file path=word/document.xml><?xml version="1.0" encoding="utf-8"?>
-<w:document xmlns:wpc="http://schemas.microsoft.com/office/word/2010/wordprocessingCanvas" xmlns:cx="http://schemas.microsoft.com/office/drawing/2014/chartex" xmlns:cx1="http://schemas.microsoft.com/office/drawing/2015/9/8/chartex" xmlns:cx2="http://schemas.microsoft.com/office/drawing/2015/10/21/chartex" xmlns:cx3="http://schemas.microsoft.com/office/drawing/2016/5/9/chartex" xmlns:cx4="http://schemas.microsoft.com/office/drawing/2016/5/10/chartex" xmlns:cx5="http://schemas.microsoft.com/office/drawing/2016/5/11/chartex" xmlns:cx6="http://schemas.microsoft.com/office/drawing/2016/5/12/chartex" xmlns:cx7="http://schemas.microsoft.com/office/drawing/2016/5/13/chartex" xmlns:cx8="http://schemas.microsoft.com/office/drawing/2016/5/14/chartex" xmlns:mc="http://schemas.openxmlformats.org/markup-compatibility/2006" xmlns:aink="http://schemas.microsoft.com/office/drawing/2016/ink" xmlns:am3d="http://schemas.microsoft.com/office/drawing/2017/model3d" xmlns:o="urn:schemas-microsoft-com:office:office" xmlns:r="http://schemas.openxmlformats.org/officeDocument/2006/relationships" xmlns:m="http://schemas.openxmlformats.org/officeDocument/2006/math" xmlns:v="urn:schemas-microsoft-com:vml" xmlns:wp14="http://schemas.microsoft.com/office/word/2010/wordprocessingDrawing" xmlns:wp="http://schemas.openxmlformats.org/drawingml/2006/wordprocessingDrawing" xmlns:w10="urn:schemas-microsoft-com:office:word" xmlns:w="http://schemas.openxmlformats.org/wordprocessingml/2006/main" xmlns:w14="http://schemas.microsoft.com/office/word/2010/wordml" xmlns:w15="http://schemas.microsoft.com/office/word/2012/wordml" xmlns:w16cex="http://schemas.microsoft.com/office/word/2018/wordml/cex" xmlns:w16cid="http://schemas.microsoft.com/office/word/2016/wordml/cid" xmlns:w16="http://schemas.microsoft.com/office/word/2018/wordml" xmlns:w16sdtdh="http://schemas.microsoft.com/office/word/2020/wordml/sdtdatahash" xmlns:w16se="http://schemas.microsoft.com/office/word/2015/wordml/symex" xmlns:wpg="http://schemas.microsoft.com/office/word/2010/wordprocessingGroup" xmlns:wpi="http://schemas.microsoft.com/office/word/2010/wordprocessingInk" xmlns:wne="http://schemas.microsoft.com/office/word/2006/wordml" xmlns:wps="http://schemas.microsoft.com/office/word/2010/wordprocessingShape" mc:Ignorable="w14 w15 w16se w16cid w16 w16cex w16sdtdh wp14">
+<w:document xmlns:wpc="http://schemas.microsoft.com/office/word/2010/wordprocessingCanvas" xmlns:cx="http://schemas.microsoft.com/office/drawing/2014/chartex" xmlns:cx1="http://schemas.microsoft.com/office/drawing/2015/9/8/chartex" xmlns:cx2="http://schemas.microsoft.com/office/drawing/2015/10/21/chartex" xmlns:cx3="http://schemas.microsoft.com/office/drawing/2016/5/9/chartex" xmlns:cx4="http://schemas.microsoft.com/office/drawing/2016/5/10/chartex" xmlns:cx5="http://schemas.microsoft.com/office/drawing/2016/5/11/chartex" xmlns:cx6="http://schemas.microsoft.com/office/drawing/2016/5/12/chartex" xmlns:cx7="http://schemas.microsoft.com/office/drawing/2016/5/13/chartex" xmlns:cx8="http://schemas.microsoft.com/office/drawing/2016/5/14/chartex" xmlns:mc="http://schemas.openxmlformats.org/markup-compatibility/2006" xmlns:aink="http://schemas.microsoft.com/office/drawing/2016/ink" xmlns:am3d="http://schemas.microsoft.com/office/drawing/2017/model3d" xmlns:o="urn:schemas-microsoft-com:office:office" xmlns:oel="http://schemas.microsoft.com/office/2019/extlst" xmlns:r="http://schemas.openxmlformats.org/officeDocument/2006/relationships" xmlns:m="http://schemas.openxmlformats.org/officeDocument/2006/math" xmlns:v="urn:schemas-microsoft-com:vml" xmlns:wp14="http://schemas.microsoft.com/office/word/2010/wordprocessingDrawing" xmlns:wp="http://schemas.openxmlformats.org/drawingml/2006/wordprocessingDrawing" xmlns:w10="urn:schemas-microsoft-com:office:word" xmlns:w="http://schemas.openxmlformats.org/wordprocessingml/2006/main" xmlns:w14="http://schemas.microsoft.com/office/word/2010/wordml" xmlns:w15="http://schemas.microsoft.com/office/word/2012/wordml" xmlns:w16cex="http://schemas.microsoft.com/office/word/2018/wordml/cex" xmlns:w16cid="http://schemas.microsoft.com/office/word/2016/wordml/cid" xmlns:w16="http://schemas.microsoft.com/office/word/2018/wordml" xmlns:w16du="http://schemas.microsoft.com/office/word/2023/wordml/word16du" xmlns:w16sdtdh="http://schemas.microsoft.com/office/word/2020/wordml/sdtdatahash" xmlns:w16sdtfl="http://schemas.microsoft.com/office/word/2024/wordml/sdtformatlock" xmlns:w16se="http://schemas.microsoft.com/office/word/2015/wordml/symex" xmlns:wpg="http://schemas.microsoft.com/office/word/2010/wordprocessingGroup" xmlns:wpi="http://schemas.microsoft.com/office/word/2010/wordprocessingInk" xmlns:wne="http://schemas.microsoft.com/office/word/2006/wordml" xmlns:wps="http://schemas.microsoft.com/office/word/2010/wordprocessingShape" mc:Ignorable="w14 w15 w16se w16cid w16 w16cex w16sdtdh w16sdtfl w16du wp14">
   <w:body>
     <w:p>
       <w:pPr>
@@ -107,11 +107,13 @@
               <w:spacing w:after="20"/>
               <w:rPr>
                 <w:rFonts w:ascii="Tahoma" w:hAnsi="Tahoma" w:cs="Tahoma"/>
-              </w:rPr>
-            </w:pPr>
-            <w:r>
-              <w:rPr>
-                <w:rFonts w:ascii="Tahoma" w:hAnsi="Tahoma" w:cs="Tahoma"/>
+                <w:lang w:val="it-IT"/>
+              </w:rPr>
+            </w:pPr>
+            <w:r>
+              <w:rPr>
+                <w:rFonts w:ascii="Tahoma" w:hAnsi="Tahoma" w:cs="Tahoma"/>
+                <w:lang w:val="it-IT"/>
               </w:rPr>
               <w:t>Comodoro Pedro Zanni 351, 5th Fl. – 503 LN (C1104AAH)</w:t>
             </w:r>
@@ -187,13 +189,7 @@
               <w:rPr>
                 <w:rFonts w:ascii="Tahoma" w:hAnsi="Tahoma" w:cs="Tahoma"/>
               </w:rPr>
-              <w:t xml:space="preserve">Attn: </w:t>
-            </w:r>
-            <w:r>
-              <w:rPr>
-                <w:rFonts w:ascii="Tahoma" w:hAnsi="Tahoma" w:cs="Tahoma"/>
-              </w:rPr>
-              <w:t>{{atencion}}</w:t>
+              <w:t>Attn: {{atencion}}</w:t>
             </w:r>
           </w:p>
         </w:tc>
@@ -215,6 +211,7 @@
               <w:spacing w:after="70"/>
               <w:rPr>
                 <w:rFonts w:ascii="Tahoma" w:hAnsi="Tahoma" w:cs="Tahoma"/>
+                <w:lang w:val="en-US"/>
               </w:rPr>
             </w:pPr>
             <w:r>
@@ -222,6 +219,7 @@
                 <w:rFonts w:ascii="Tahoma" w:hAnsi="Tahoma" w:cs="Tahoma"/>
                 <w:b/>
                 <w:bCs/>
+                <w:lang w:val="en-US"/>
               </w:rPr>
               <w:t>QUOTATION</w:t>
             </w:r>
@@ -231,19 +229,20 @@
               <w:spacing w:after="20"/>
               <w:rPr>
                 <w:rFonts w:ascii="Tahoma" w:hAnsi="Tahoma" w:cs="Tahoma"/>
-              </w:rPr>
-            </w:pPr>
-            <w:r>
-              <w:rPr>
-                <w:rFonts w:ascii="Tahoma" w:hAnsi="Tahoma" w:cs="Tahoma"/>
-                <w:sz w:val="18"/>
-                <w:szCs w:val="18"/>
+                <w:lang w:val="en-US"/>
+              </w:rPr>
+            </w:pPr>
+            <w:r>
+              <w:rPr>
+                <w:rFonts w:ascii="Tahoma" w:hAnsi="Tahoma" w:cs="Tahoma"/>
+                <w:lang w:val="en-US"/>
               </w:rPr>
               <w:t xml:space="preserve">No.  </w:t>
             </w:r>
             <w:r>
               <w:rPr>
                 <w:rFonts w:ascii="Tahoma" w:eastAsia="Consolas" w:hAnsi="Tahoma" w:cs="Tahoma"/>
+                <w:lang w:val="en-US"/>
               </w:rPr>
               <w:t>{{ref}}</w:t>
             </w:r>
@@ -253,21 +252,15 @@
               <w:spacing w:after="20"/>
               <w:rPr>
                 <w:rFonts w:ascii="Tahoma" w:hAnsi="Tahoma" w:cs="Tahoma"/>
-              </w:rPr>
-            </w:pPr>
-            <w:r>
-              <w:rPr>
-                <w:rFonts w:ascii="Tahoma" w:hAnsi="Tahoma" w:cs="Tahoma"/>
-                <w:sz w:val="18"/>
-                <w:szCs w:val="18"/>
-              </w:rPr>
-              <w:t xml:space="preserve">Date  </w:t>
-            </w:r>
-            <w:r>
-              <w:rPr>
-                <w:rFonts w:ascii="Tahoma" w:hAnsi="Tahoma" w:cs="Tahoma"/>
-              </w:rPr>
-              <w:t>{{fecha}}</w:t>
+                <w:lang w:val="en-US"/>
+              </w:rPr>
+            </w:pPr>
+            <w:r>
+              <w:rPr>
+                <w:rFonts w:ascii="Tahoma" w:hAnsi="Tahoma" w:cs="Tahoma"/>
+                <w:lang w:val="en-US"/>
+              </w:rPr>
+              <w:t>Date  {{fecha}}</w:t>
             </w:r>
           </w:p>
           <w:p>
@@ -275,21 +268,15 @@
               <w:spacing w:after="20"/>
               <w:rPr>
                 <w:rFonts w:ascii="Tahoma" w:hAnsi="Tahoma" w:cs="Tahoma"/>
-              </w:rPr>
-            </w:pPr>
-            <w:r>
-              <w:rPr>
-                <w:rFonts w:ascii="Tahoma" w:hAnsi="Tahoma" w:cs="Tahoma"/>
-                <w:sz w:val="18"/>
-                <w:szCs w:val="18"/>
-              </w:rPr>
-              <w:t xml:space="preserve">Valid  </w:t>
-            </w:r>
-            <w:r>
-              <w:rPr>
-                <w:rFonts w:ascii="Tahoma" w:hAnsi="Tahoma" w:cs="Tahoma"/>
-              </w:rPr>
-              <w:t>{{validez}}</w:t>
+                <w:lang w:val="en-US"/>
+              </w:rPr>
+            </w:pPr>
+            <w:r>
+              <w:rPr>
+                <w:rFonts w:ascii="Tahoma" w:hAnsi="Tahoma" w:cs="Tahoma"/>
+                <w:lang w:val="en-US"/>
+              </w:rPr>
+              <w:t>Valid  {{validez}}</w:t>
             </w:r>
           </w:p>
           <w:p>
@@ -297,19 +284,20 @@
               <w:spacing w:after="20"/>
               <w:rPr>
                 <w:rFonts w:ascii="Tahoma" w:hAnsi="Tahoma" w:cs="Tahoma"/>
-              </w:rPr>
-            </w:pPr>
-            <w:r>
-              <w:rPr>
-                <w:rFonts w:ascii="Tahoma" w:hAnsi="Tahoma" w:cs="Tahoma"/>
-                <w:sz w:val="18"/>
-                <w:szCs w:val="18"/>
+                <w:lang w:val="en-US"/>
+              </w:rPr>
+            </w:pPr>
+            <w:r>
+              <w:rPr>
+                <w:rFonts w:ascii="Tahoma" w:hAnsi="Tahoma" w:cs="Tahoma"/>
+                <w:lang w:val="en-US"/>
               </w:rPr>
               <w:t xml:space="preserve">Vessel  </w:t>
             </w:r>
             <w:r>
               <w:rPr>
                 <w:rFonts w:ascii="Tahoma" w:eastAsia="Consolas" w:hAnsi="Tahoma" w:cs="Tahoma"/>
+                <w:lang w:val="en-US"/>
               </w:rPr>
               <w:t>{{buque}}</w:t>
             </w:r>
@@ -325,8 +313,6 @@
             <w:r>
               <w:rPr>
                 <w:rFonts w:ascii="Tahoma" w:hAnsi="Tahoma" w:cs="Tahoma"/>
-                <w:sz w:val="18"/>
-                <w:szCs w:val="18"/>
                 <w:lang w:val="en-GB"/>
               </w:rPr>
               <w:t xml:space="preserve">Location  </w:t>
@@ -349,8 +335,6 @@
             <w:r>
               <w:rPr>
                 <w:rFonts w:ascii="Tahoma" w:hAnsi="Tahoma" w:cs="Tahoma"/>
-                <w:sz w:val="18"/>
-                <w:szCs w:val="18"/>
               </w:rPr>
               <w:t xml:space="preserve">ETA  </w:t>
             </w:r>
@@ -1924,6 +1908,7 @@
     </w:p>
     <w:p>
       <w:pPr>
+        <w:pageBreakBefore/>
         <w:spacing w:before="240" w:after="90"/>
         <w:rPr>
           <w:rFonts w:ascii="Tahoma" w:hAnsi="Tahoma" w:cs="Tahoma"/>
@@ -2143,6 +2128,9 @@
             <w:pPr>
               <w:rPr>
                 <w:rFonts w:ascii="Tahoma" w:hAnsi="Tahoma" w:cs="Tahoma"/>
+                <w:b/>
+                <w:bCs/>
+                <w:u w:val="single"/>
               </w:rPr>
             </w:pPr>
             <w:r>
@@ -2152,9 +2140,38 @@
                 <w:bCs/>
                 <w:sz w:val="19"/>
                 <w:szCs w:val="19"/>
-              </w:rPr>
-              <w:t>Place of delivery</w:t>
-            </w:r>
+                <w:u w:val="single"/>
+              </w:rPr>
+              <w:t>Other</w:t>
+            </w:r>
+            <w:r>
+              <w:rPr>
+                <w:rFonts w:ascii="Tahoma" w:hAnsi="Tahoma" w:cs="Tahoma"/>
+                <w:b/>
+                <w:bCs/>
+                <w:u w:val="single"/>
+              </w:rPr>
+              <w:t xml:space="preserve"> </w:t>
+            </w:r>
+            <w:r>
+              <w:rPr>
+                <w:rFonts w:ascii="Tahoma" w:hAnsi="Tahoma" w:cs="Tahoma"/>
+                <w:b/>
+                <w:bCs/>
+                <w:sz w:val="19"/>
+                <w:szCs w:val="19"/>
+                <w:u w:val="single"/>
+              </w:rPr>
+              <w:t>expenses</w:t>
+            </w:r>
+          </w:p>
+          <w:p>
+            <w:pPr>
+              <w:rPr>
+                <w:rFonts w:ascii="Tahoma" w:hAnsi="Tahoma" w:cs="Tahoma"/>
+                <w:u w:val="single"/>
+              </w:rPr>
+            </w:pPr>
           </w:p>
         </w:tc>
         <w:tc>
@@ -2171,13 +2188,15 @@
             <w:pPr>
               <w:rPr>
                 <w:rFonts w:ascii="Tahoma" w:hAnsi="Tahoma" w:cs="Tahoma"/>
-              </w:rPr>
-            </w:pPr>
-            <w:r>
-              <w:rPr>
-                <w:rFonts w:ascii="Tahoma" w:hAnsi="Tahoma" w:cs="Tahoma"/>
-              </w:rPr>
-              <w:t>{{lugar_entrega}}</w:t>
+                <w:u w:val="single"/>
+              </w:rPr>
+            </w:pPr>
+            <w:r>
+              <w:rPr>
+                <w:rFonts w:ascii="Tahoma" w:hAnsi="Tahoma" w:cs="Tahoma"/>
+                <w:u w:val="single"/>
+              </w:rPr>
+              <w:t>Other expenses by agency</w:t>
             </w:r>
           </w:p>
         </w:tc>
@@ -2197,43 +2216,7 @@
             <w:pPr>
               <w:rPr>
                 <w:rFonts w:ascii="Tahoma" w:hAnsi="Tahoma" w:cs="Tahoma"/>
-                <w:b/>
-                <w:bCs/>
-              </w:rPr>
-            </w:pPr>
-            <w:r>
-              <w:rPr>
-                <w:rFonts w:ascii="Tahoma" w:hAnsi="Tahoma" w:cs="Tahoma"/>
-                <w:b/>
-                <w:bCs/>
-                <w:sz w:val="19"/>
-                <w:szCs w:val="19"/>
-              </w:rPr>
-              <w:t>Other</w:t>
-            </w:r>
-            <w:r>
-              <w:rPr>
-                <w:rFonts w:ascii="Tahoma" w:hAnsi="Tahoma" w:cs="Tahoma"/>
-                <w:b/>
-                <w:bCs/>
-              </w:rPr>
-              <w:t xml:space="preserve"> </w:t>
-            </w:r>
-            <w:r>
-              <w:rPr>
-                <w:rFonts w:ascii="Tahoma" w:hAnsi="Tahoma" w:cs="Tahoma"/>
-                <w:b/>
-                <w:bCs/>
-                <w:sz w:val="19"/>
-                <w:szCs w:val="19"/>
-              </w:rPr>
-              <w:t>expenses</w:t>
-            </w:r>
-          </w:p>
-          <w:p>
-            <w:pPr>
-              <w:rPr>
-                <w:rFonts w:ascii="Tahoma" w:hAnsi="Tahoma" w:cs="Tahoma"/>
+                <w:u w:val="single"/>
               </w:rPr>
             </w:pPr>
           </w:p>
@@ -2252,14 +2235,9 @@
             <w:pPr>
               <w:rPr>
                 <w:rFonts w:ascii="Tahoma" w:hAnsi="Tahoma" w:cs="Tahoma"/>
-              </w:rPr>
-            </w:pPr>
-            <w:r>
-              <w:rPr>
-                <w:rFonts w:ascii="Tahoma" w:hAnsi="Tahoma" w:cs="Tahoma"/>
-              </w:rPr>
-              <w:t>{{exp2}}</w:t>
-            </w:r>
+                <w:u w:val="single"/>
+              </w:rPr>
+            </w:pPr>
           </w:p>
         </w:tc>
       </w:tr>
@@ -2353,13 +2331,11 @@
         <w:spacing w:before="360"/>
         <w:rPr>
           <w:rFonts w:ascii="Tahoma" w:hAnsi="Tahoma" w:cs="Tahoma"/>
-          <w:lang w:val="en-GB"/>
         </w:rPr>
       </w:pPr>
       <w:r>
         <w:rPr>
           <w:rFonts w:ascii="Tahoma" w:hAnsi="Tahoma" w:cs="Tahoma"/>
-          <w:lang w:val="en-GB"/>
         </w:rPr>
         <w:t>Yours faithfully,</w:t>
       </w:r>
@@ -2369,7 +2345,6 @@
         <w:spacing w:before="300"/>
         <w:rPr>
           <w:rFonts w:ascii="Tahoma" w:hAnsi="Tahoma" w:cs="Tahoma"/>
-          <w:lang w:val="en-GB"/>
         </w:rPr>
       </w:pPr>
       <w:r>
@@ -2377,7 +2352,6 @@
           <w:rFonts w:ascii="Tahoma" w:hAnsi="Tahoma" w:cs="Tahoma"/>
           <w:b/>
           <w:bCs/>
-          <w:lang w:val="en-GB"/>
         </w:rPr>
         <w:t>{{firmante}}</w:t>
       </w:r>
@@ -2386,13 +2360,11 @@
       <w:pPr>
         <w:rPr>
           <w:rFonts w:ascii="Tahoma" w:hAnsi="Tahoma" w:cs="Tahoma"/>
-          <w:lang w:val="en-GB"/>
         </w:rPr>
       </w:pPr>
       <w:r>
         <w:rPr>
           <w:rFonts w:ascii="Tahoma" w:hAnsi="Tahoma" w:cs="Tahoma"/>
-          <w:lang w:val="en-GB"/>
         </w:rPr>
         <w:t>{{cargo}} – Proios S.A.</w:t>
       </w:r>
@@ -2424,7 +2396,7 @@
 </file>
 
 <file path=word/endnotes.xml><?xml version="1.0" encoding="utf-8"?>
-<w:endnotes xmlns:wpc="http://schemas.microsoft.com/office/word/2010/wordprocessingCanvas" xmlns:cx="http://schemas.microsoft.com/office/drawing/2014/chartex" xmlns:cx1="http://schemas.microsoft.com/office/drawing/2015/9/8/chartex" xmlns:cx2="http://schemas.microsoft.com/office/drawing/2015/10/21/chartex" xmlns:cx3="http://schemas.microsoft.com/office/drawing/2016/5/9/chartex" xmlns:cx4="http://schemas.microsoft.com/office/drawing/2016/5/10/chartex" xmlns:cx5="http://schemas.microsoft.com/office/drawing/2016/5/11/chartex" xmlns:cx6="http://schemas.microsoft.com/office/drawing/2016/5/12/chartex" xmlns:cx7="http://schemas.microsoft.com/office/drawing/2016/5/13/chartex" xmlns:cx8="http://schemas.microsoft.com/office/drawing/2016/5/14/chartex" xmlns:mc="http://schemas.openxmlformats.org/markup-compatibility/2006" xmlns:aink="http://schemas.microsoft.com/office/drawing/2016/ink" xmlns:am3d="http://schemas.microsoft.com/office/drawing/2017/model3d" xmlns:o="urn:schemas-microsoft-com:office:office" xmlns:r="http://schemas.openxmlformats.org/officeDocument/2006/relationships" xmlns:m="http://schemas.openxmlformats.org/officeDocument/2006/math" xmlns:v="urn:schemas-microsoft-com:vml" xmlns:wp14="http://schemas.microsoft.com/office/word/2010/wordprocessingDrawing" xmlns:wp="http://schemas.openxmlformats.org/drawingml/2006/wordprocessingDrawing" xmlns:w10="urn:schemas-microsoft-com:office:word" xmlns:w="http://schemas.openxmlformats.org/wordprocessingml/2006/main" xmlns:w14="http://schemas.microsoft.com/office/word/2010/wordml" xmlns:w15="http://schemas.microsoft.com/office/word/2012/wordml" xmlns:w16cex="http://schemas.microsoft.com/office/word/2018/wordml/cex" xmlns:w16cid="http://schemas.microsoft.com/office/word/2016/wordml/cid" xmlns:w16="http://schemas.microsoft.com/office/word/2018/wordml" xmlns:w16sdtdh="http://schemas.microsoft.com/office/word/2020/wordml/sdtdatahash" xmlns:w16se="http://schemas.microsoft.com/office/word/2015/wordml/symex" xmlns:wpg="http://schemas.microsoft.com/office/word/2010/wordprocessingGroup" xmlns:wpi="http://schemas.microsoft.com/office/word/2010/wordprocessingInk" xmlns:wne="http://schemas.microsoft.com/office/word/2006/wordml" xmlns:wps="http://schemas.microsoft.com/office/word/2010/wordprocessingShape" mc:Ignorable="w14 w15 w16se w16cid w16 w16cex w16sdtdh wp14">
+<w:endnotes xmlns:wpc="http://schemas.microsoft.com/office/word/2010/wordprocessingCanvas" xmlns:cx="http://schemas.microsoft.com/office/drawing/2014/chartex" xmlns:cx1="http://schemas.microsoft.com/office/drawing/2015/9/8/chartex" xmlns:cx2="http://schemas.microsoft.com/office/drawing/2015/10/21/chartex" xmlns:cx3="http://schemas.microsoft.com/office/drawing/2016/5/9/chartex" xmlns:cx4="http://schemas.microsoft.com/office/drawing/2016/5/10/chartex" xmlns:cx5="http://schemas.microsoft.com/office/drawing/2016/5/11/chartex" xmlns:cx6="http://schemas.microsoft.com/office/drawing/2016/5/12/chartex" xmlns:cx7="http://schemas.microsoft.com/office/drawing/2016/5/13/chartex" xmlns:cx8="http://schemas.microsoft.com/office/drawing/2016/5/14/chartex" xmlns:mc="http://schemas.openxmlformats.org/markup-compatibility/2006" xmlns:aink="http://schemas.microsoft.com/office/drawing/2016/ink" xmlns:am3d="http://schemas.microsoft.com/office/drawing/2017/model3d" xmlns:o="urn:schemas-microsoft-com:office:office" xmlns:oel="http://schemas.microsoft.com/office/2019/extlst" xmlns:r="http://schemas.openxmlformats.org/officeDocument/2006/relationships" xmlns:m="http://schemas.openxmlformats.org/officeDocument/2006/math" xmlns:v="urn:schemas-microsoft-com:vml" xmlns:wp14="http://schemas.microsoft.com/office/word/2010/wordprocessingDrawing" xmlns:wp="http://schemas.openxmlformats.org/drawingml/2006/wordprocessingDrawing" xmlns:w10="urn:schemas-microsoft-com:office:word" xmlns:w="http://schemas.openxmlformats.org/wordprocessingml/2006/main" xmlns:w14="http://schemas.microsoft.com/office/word/2010/wordml" xmlns:w15="http://schemas.microsoft.com/office/word/2012/wordml" xmlns:w16cex="http://schemas.microsoft.com/office/word/2018/wordml/cex" xmlns:w16cid="http://schemas.microsoft.com/office/word/2016/wordml/cid" xmlns:w16="http://schemas.microsoft.com/office/word/2018/wordml" xmlns:w16du="http://schemas.microsoft.com/office/word/2023/wordml/word16du" xmlns:w16sdtdh="http://schemas.microsoft.com/office/word/2020/wordml/sdtdatahash" xmlns:w16sdtfl="http://schemas.microsoft.com/office/word/2024/wordml/sdtformatlock" xmlns:w16se="http://schemas.microsoft.com/office/word/2015/wordml/symex" xmlns:wpg="http://schemas.microsoft.com/office/word/2010/wordprocessingGroup" xmlns:wpi="http://schemas.microsoft.com/office/word/2010/wordprocessingInk" xmlns:wne="http://schemas.microsoft.com/office/word/2006/wordml" xmlns:wps="http://schemas.microsoft.com/office/word/2010/wordprocessingShape" mc:Ignorable="w14 w15 w16se w16cid w16 w16cex w16sdtdh w16sdtfl w16du wp14">
   <w:endnote w:type="separator" w:id="-1">
     <w:p>
       <w:r>
@@ -2443,7 +2415,7 @@
 </file>
 
 <file path=word/footer1.xml><?xml version="1.0" encoding="utf-8"?>
-<w:ftr xmlns:wpc="http://schemas.microsoft.com/office/word/2010/wordprocessingCanvas" xmlns:cx="http://schemas.microsoft.com/office/drawing/2014/chartex" xmlns:cx1="http://schemas.microsoft.com/office/drawing/2015/9/8/chartex" xmlns:cx2="http://schemas.microsoft.com/office/drawing/2015/10/21/chartex" xmlns:cx3="http://schemas.microsoft.com/office/drawing/2016/5/9/chartex" xmlns:cx4="http://schemas.microsoft.com/office/drawing/2016/5/10/chartex" xmlns:cx5="http://schemas.microsoft.com/office/drawing/2016/5/11/chartex" xmlns:cx6="http://schemas.microsoft.com/office/drawing/2016/5/12/chartex" xmlns:cx7="http://schemas.microsoft.com/office/drawing/2016/5/13/chartex" xmlns:cx8="http://schemas.microsoft.com/office/drawing/2016/5/14/chartex" xmlns:mc="http://schemas.openxmlformats.org/markup-compatibility/2006" xmlns:aink="http://schemas.microsoft.com/office/drawing/2016/ink" xmlns:am3d="http://schemas.microsoft.com/office/drawing/2017/model3d" xmlns:o="urn:schemas-microsoft-com:office:office" xmlns:r="http://schemas.openxmlformats.org/officeDocument/2006/relationships" xmlns:m="http://schemas.openxmlformats.org/officeDocument/2006/math" xmlns:v="urn:schemas-microsoft-com:vml" xmlns:wp14="http://schemas.microsoft.com/office/word/2010/wordprocessingDrawing" xmlns:wp="http://schemas.openxmlformats.org/drawingml/2006/wordprocessingDrawing" xmlns:w10="urn:schemas-microsoft-com:office:word" xmlns:w="http://schemas.openxmlformats.org/wordprocessingml/2006/main" xmlns:w14="http://schemas.microsoft.com/office/word/2010/wordml" xmlns:w15="http://schemas.microsoft.com/office/word/2012/wordml" xmlns:w16cex="http://schemas.microsoft.com/office/word/2018/wordml/cex" xmlns:w16cid="http://schemas.microsoft.com/office/word/2016/wordml/cid" xmlns:w16="http://schemas.microsoft.com/office/word/2018/wordml" xmlns:w16sdtdh="http://schemas.microsoft.com/office/word/2020/wordml/sdtdatahash" xmlns:w16se="http://schemas.microsoft.com/office/word/2015/wordml/symex" xmlns:wpg="http://schemas.microsoft.com/office/word/2010/wordprocessingGroup" xmlns:wpi="http://schemas.microsoft.com/office/word/2010/wordprocessingInk" xmlns:wne="http://schemas.microsoft.com/office/word/2006/wordml" xmlns:wps="http://schemas.microsoft.com/office/word/2010/wordprocessingShape" mc:Ignorable="w14 w15 w16se w16cid w16 w16cex w16sdtdh wp14">
+<w:ftr xmlns:wpc="http://schemas.microsoft.com/office/word/2010/wordprocessingCanvas" xmlns:cx="http://schemas.microsoft.com/office/drawing/2014/chartex" xmlns:cx1="http://schemas.microsoft.com/office/drawing/2015/9/8/chartex" xmlns:cx2="http://schemas.microsoft.com/office/drawing/2015/10/21/chartex" xmlns:cx3="http://schemas.microsoft.com/office/drawing/2016/5/9/chartex" xmlns:cx4="http://schemas.microsoft.com/office/drawing/2016/5/10/chartex" xmlns:cx5="http://schemas.microsoft.com/office/drawing/2016/5/11/chartex" xmlns:cx6="http://schemas.microsoft.com/office/drawing/2016/5/12/chartex" xmlns:cx7="http://schemas.microsoft.com/office/drawing/2016/5/13/chartex" xmlns:cx8="http://schemas.microsoft.com/office/drawing/2016/5/14/chartex" xmlns:mc="http://schemas.openxmlformats.org/markup-compatibility/2006" xmlns:aink="http://schemas.microsoft.com/office/drawing/2016/ink" xmlns:am3d="http://schemas.microsoft.com/office/drawing/2017/model3d" xmlns:o="urn:schemas-microsoft-com:office:office" xmlns:oel="http://schemas.microsoft.com/office/2019/extlst" xmlns:r="http://schemas.openxmlformats.org/officeDocument/2006/relationships" xmlns:m="http://schemas.openxmlformats.org/officeDocument/2006/math" xmlns:v="urn:schemas-microsoft-com:vml" xmlns:wp14="http://schemas.microsoft.com/office/word/2010/wordprocessingDrawing" xmlns:wp="http://schemas.openxmlformats.org/drawingml/2006/wordprocessingDrawing" xmlns:w10="urn:schemas-microsoft-com:office:word" xmlns:w="http://schemas.openxmlformats.org/wordprocessingml/2006/main" xmlns:w14="http://schemas.microsoft.com/office/word/2010/wordml" xmlns:w15="http://schemas.microsoft.com/office/word/2012/wordml" xmlns:w16cex="http://schemas.microsoft.com/office/word/2018/wordml/cex" xmlns:w16cid="http://schemas.microsoft.com/office/word/2016/wordml/cid" xmlns:w16="http://schemas.microsoft.com/office/word/2018/wordml" xmlns:w16du="http://schemas.microsoft.com/office/word/2023/wordml/word16du" xmlns:w16sdtdh="http://schemas.microsoft.com/office/word/2020/wordml/sdtdatahash" xmlns:w16sdtfl="http://schemas.microsoft.com/office/word/2024/wordml/sdtformatlock" xmlns:w16se="http://schemas.microsoft.com/office/word/2015/wordml/symex" xmlns:wpg="http://schemas.microsoft.com/office/word/2010/wordprocessingGroup" xmlns:wpi="http://schemas.microsoft.com/office/word/2010/wordprocessingInk" xmlns:wne="http://schemas.microsoft.com/office/word/2006/wordml" xmlns:wps="http://schemas.microsoft.com/office/word/2010/wordprocessingShape" mc:Ignorable="w14 w15 w16se w16cid w16 w16cex w16sdtdh w16sdtfl w16du wp14">
   <w:p>
     <w:pPr>
       <w:pBdr>
@@ -2509,7 +2481,7 @@
 </file>
 
 <file path=word/footnotes.xml><?xml version="1.0" encoding="utf-8"?>
-<w:footnotes xmlns:wpc="http://schemas.microsoft.com/office/word/2010/wordprocessingCanvas" xmlns:cx="http://schemas.microsoft.com/office/drawing/2014/chartex" xmlns:cx1="http://schemas.microsoft.com/office/drawing/2015/9/8/chartex" xmlns:cx2="http://schemas.microsoft.com/office/drawing/2015/10/21/chartex" xmlns:cx3="http://schemas.microsoft.com/office/drawing/2016/5/9/chartex" xmlns:cx4="http://schemas.microsoft.com/office/drawing/2016/5/10/chartex" xmlns:cx5="http://schemas.microsoft.com/office/drawing/2016/5/11/chartex" xmlns:cx6="http://schemas.microsoft.com/office/drawing/2016/5/12/chartex" xmlns:cx7="http://schemas.microsoft.com/office/drawing/2016/5/13/chartex" xmlns:cx8="http://schemas.microsoft.com/office/drawing/2016/5/14/chartex" xmlns:mc="http://schemas.openxmlformats.org/markup-compatibility/2006" xmlns:aink="http://schemas.microsoft.com/office/drawing/2016/ink" xmlns:am3d="http://schemas.microsoft.com/office/drawing/2017/model3d" xmlns:o="urn:schemas-microsoft-com:office:office" xmlns:r="http://schemas.openxmlformats.org/officeDocument/2006/relationships" xmlns:m="http://schemas.openxmlformats.org/officeDocument/2006/math" xmlns:v="urn:schemas-microsoft-com:vml" xmlns:wp14="http://schemas.microsoft.com/office/word/2010/wordprocessingDrawing" xmlns:wp="http://schemas.openxmlformats.org/drawingml/2006/wordprocessingDrawing" xmlns:w10="urn:schemas-microsoft-com:office:word" xmlns:w="http://schemas.openxmlformats.org/wordprocessingml/2006/main" xmlns:w14="http://schemas.microsoft.com/office/word/2010/wordml" xmlns:w15="http://schemas.microsoft.com/office/word/2012/wordml" xmlns:w16cex="http://schemas.microsoft.com/office/word/2018/wordml/cex" xmlns:w16cid="http://schemas.microsoft.com/office/word/2016/wordml/cid" xmlns:w16="http://schemas.microsoft.com/office/word/2018/wordml" xmlns:w16sdtdh="http://schemas.microsoft.com/office/word/2020/wordml/sdtdatahash" xmlns:w16se="http://schemas.microsoft.com/office/word/2015/wordml/symex" xmlns:wpg="http://schemas.microsoft.com/office/word/2010/wordprocessingGroup" xmlns:wpi="http://schemas.microsoft.com/office/word/2010/wordprocessingInk" xmlns:wne="http://schemas.microsoft.com/office/word/2006/wordml" xmlns:wps="http://schemas.microsoft.com/office/word/2010/wordprocessingShape" mc:Ignorable="w14 w15 w16se w16cid w16 w16cex w16sdtdh wp14">
+<w:footnotes xmlns:wpc="http://schemas.microsoft.com/office/word/2010/wordprocessingCanvas" xmlns:cx="http://schemas.microsoft.com/office/drawing/2014/chartex" xmlns:cx1="http://schemas.microsoft.com/office/drawing/2015/9/8/chartex" xmlns:cx2="http://schemas.microsoft.com/office/drawing/2015/10/21/chartex" xmlns:cx3="http://schemas.microsoft.com/office/drawing/2016/5/9/chartex" xmlns:cx4="http://schemas.microsoft.com/office/drawing/2016/5/10/chartex" xmlns:cx5="http://schemas.microsoft.com/office/drawing/2016/5/11/chartex" xmlns:cx6="http://schemas.microsoft.com/office/drawing/2016/5/12/chartex" xmlns:cx7="http://schemas.microsoft.com/office/drawing/2016/5/13/chartex" xmlns:cx8="http://schemas.microsoft.com/office/drawing/2016/5/14/chartex" xmlns:mc="http://schemas.openxmlformats.org/markup-compatibility/2006" xmlns:aink="http://schemas.microsoft.com/office/drawing/2016/ink" xmlns:am3d="http://schemas.microsoft.com/office/drawing/2017/model3d" xmlns:o="urn:schemas-microsoft-com:office:office" xmlns:oel="http://schemas.microsoft.com/office/2019/extlst" xmlns:r="http://schemas.openxmlformats.org/officeDocument/2006/relationships" xmlns:m="http://schemas.openxmlformats.org/officeDocument/2006/math" xmlns:v="urn:schemas-microsoft-com:vml" xmlns:wp14="http://schemas.microsoft.com/office/word/2010/wordprocessingDrawing" xmlns:wp="http://schemas.openxmlformats.org/drawingml/2006/wordprocessingDrawing" xmlns:w10="urn:schemas-microsoft-com:office:word" xmlns:w="http://schemas.openxmlformats.org/wordprocessingml/2006/main" xmlns:w14="http://schemas.microsoft.com/office/word/2010/wordml" xmlns:w15="http://schemas.microsoft.com/office/word/2012/wordml" xmlns:w16cex="http://schemas.microsoft.com/office/word/2018/wordml/cex" xmlns:w16cid="http://schemas.microsoft.com/office/word/2016/wordml/cid" xmlns:w16="http://schemas.microsoft.com/office/word/2018/wordml" xmlns:w16du="http://schemas.microsoft.com/office/word/2023/wordml/word16du" xmlns:w16sdtdh="http://schemas.microsoft.com/office/word/2020/wordml/sdtdatahash" xmlns:w16sdtfl="http://schemas.microsoft.com/office/word/2024/wordml/sdtformatlock" xmlns:w16se="http://schemas.microsoft.com/office/word/2015/wordml/symex" xmlns:wpg="http://schemas.microsoft.com/office/word/2010/wordprocessingGroup" xmlns:wpi="http://schemas.microsoft.com/office/word/2010/wordprocessingInk" xmlns:wne="http://schemas.microsoft.com/office/word/2006/wordml" xmlns:wps="http://schemas.microsoft.com/office/word/2010/wordprocessingShape" mc:Ignorable="w14 w15 w16se w16cid w16 w16cex w16sdtdh w16sdtfl w16du wp14">
   <w:footnote w:type="separator" w:id="-1">
     <w:p>
       <w:r>
@@ -2528,7 +2500,7 @@
 </file>
 
 <file path=word/header1.xml><?xml version="1.0" encoding="utf-8"?>
-<w:hdr xmlns:wpc="http://schemas.microsoft.com/office/word/2010/wordprocessingCanvas" xmlns:cx="http://schemas.microsoft.com/office/drawing/2014/chartex" xmlns:cx1="http://schemas.microsoft.com/office/drawing/2015/9/8/chartex" xmlns:cx2="http://schemas.microsoft.com/office/drawing/2015/10/21/chartex" xmlns:cx3="http://schemas.microsoft.com/office/drawing/2016/5/9/chartex" xmlns:cx4="http://schemas.microsoft.com/office/drawing/2016/5/10/chartex" xmlns:cx5="http://schemas.microsoft.com/office/drawing/2016/5/11/chartex" xmlns:cx6="http://schemas.microsoft.com/office/drawing/2016/5/12/chartex" xmlns:cx7="http://schemas.microsoft.com/office/drawing/2016/5/13/chartex" xmlns:cx8="http://schemas.microsoft.com/office/drawing/2016/5/14/chartex" xmlns:mc="http://schemas.openxmlformats.org/markup-compatibility/2006" xmlns:aink="http://schemas.microsoft.com/office/drawing/2016/ink" xmlns:am3d="http://schemas.microsoft.com/office/drawing/2017/model3d" xmlns:o="urn:schemas-microsoft-com:office:office" xmlns:r="http://schemas.openxmlformats.org/officeDocument/2006/relationships" xmlns:m="http://schemas.openxmlformats.org/officeDocument/2006/math" xmlns:v="urn:schemas-microsoft-com:vml" xmlns:wp14="http://schemas.microsoft.com/office/word/2010/wordprocessingDrawing" xmlns:wp="http://schemas.openxmlformats.org/drawingml/2006/wordprocessingDrawing" xmlns:w10="urn:schemas-microsoft-com:office:word" xmlns:w="http://schemas.openxmlformats.org/wordprocessingml/2006/main" xmlns:w14="http://schemas.microsoft.com/office/word/2010/wordml" xmlns:w15="http://schemas.microsoft.com/office/word/2012/wordml" xmlns:w16cex="http://schemas.microsoft.com/office/word/2018/wordml/cex" xmlns:w16cid="http://schemas.microsoft.com/office/word/2016/wordml/cid" xmlns:w16="http://schemas.microsoft.com/office/word/2018/wordml" xmlns:w16sdtdh="http://schemas.microsoft.com/office/word/2020/wordml/sdtdatahash" xmlns:w16se="http://schemas.microsoft.com/office/word/2015/wordml/symex" xmlns:wpg="http://schemas.microsoft.com/office/word/2010/wordprocessingGroup" xmlns:wpi="http://schemas.microsoft.com/office/word/2010/wordprocessingInk" xmlns:wne="http://schemas.microsoft.com/office/word/2006/wordml" xmlns:wps="http://schemas.microsoft.com/office/word/2010/wordprocessingShape" mc:Ignorable="w14 w15 w16se w16cid w16 w16cex w16sdtdh wp14">
+<w:hdr xmlns:wpc="http://schemas.microsoft.com/office/word/2010/wordprocessingCanvas" xmlns:cx="http://schemas.microsoft.com/office/drawing/2014/chartex" xmlns:cx1="http://schemas.microsoft.com/office/drawing/2015/9/8/chartex" xmlns:cx2="http://schemas.microsoft.com/office/drawing/2015/10/21/chartex" xmlns:cx3="http://schemas.microsoft.com/office/drawing/2016/5/9/chartex" xmlns:cx4="http://schemas.microsoft.com/office/drawing/2016/5/10/chartex" xmlns:cx5="http://schemas.microsoft.com/office/drawing/2016/5/11/chartex" xmlns:cx6="http://schemas.microsoft.com/office/drawing/2016/5/12/chartex" xmlns:cx7="http://schemas.microsoft.com/office/drawing/2016/5/13/chartex" xmlns:cx8="http://schemas.microsoft.com/office/drawing/2016/5/14/chartex" xmlns:mc="http://schemas.openxmlformats.org/markup-compatibility/2006" xmlns:aink="http://schemas.microsoft.com/office/drawing/2016/ink" xmlns:am3d="http://schemas.microsoft.com/office/drawing/2017/model3d" xmlns:o="urn:schemas-microsoft-com:office:office" xmlns:oel="http://schemas.microsoft.com/office/2019/extlst" xmlns:r="http://schemas.openxmlformats.org/officeDocument/2006/relationships" xmlns:m="http://schemas.openxmlformats.org/officeDocument/2006/math" xmlns:v="urn:schemas-microsoft-com:vml" xmlns:wp14="http://schemas.microsoft.com/office/word/2010/wordprocessingDrawing" xmlns:wp="http://schemas.openxmlformats.org/drawingml/2006/wordprocessingDrawing" xmlns:w10="urn:schemas-microsoft-com:office:word" xmlns:w="http://schemas.openxmlformats.org/wordprocessingml/2006/main" xmlns:w14="http://schemas.microsoft.com/office/word/2010/wordml" xmlns:w15="http://schemas.microsoft.com/office/word/2012/wordml" xmlns:w16cex="http://schemas.microsoft.com/office/word/2018/wordml/cex" xmlns:w16cid="http://schemas.microsoft.com/office/word/2016/wordml/cid" xmlns:w16="http://schemas.microsoft.com/office/word/2018/wordml" xmlns:w16du="http://schemas.microsoft.com/office/word/2023/wordml/word16du" xmlns:w16sdtdh="http://schemas.microsoft.com/office/word/2020/wordml/sdtdatahash" xmlns:w16sdtfl="http://schemas.microsoft.com/office/word/2024/wordml/sdtformatlock" xmlns:w16se="http://schemas.microsoft.com/office/word/2015/wordml/symex" xmlns:wpg="http://schemas.microsoft.com/office/word/2010/wordprocessingGroup" xmlns:wpi="http://schemas.microsoft.com/office/word/2010/wordprocessingInk" xmlns:wne="http://schemas.microsoft.com/office/word/2006/wordml" xmlns:wps="http://schemas.microsoft.com/office/word/2010/wordprocessingShape" mc:Ignorable="w14 w15 w16se w16cid w16 w16cex w16sdtdh w16sdtfl w16du wp14">
   <w:tbl>
     <w:tblPr>
       <w:tblW w:w="9360" w:type="dxa"/>
@@ -2630,7 +2602,7 @@
 </file>
 
 <file path=word/numbering.xml><?xml version="1.0" encoding="utf-8"?>
-<w:numbering xmlns:wpc="http://schemas.microsoft.com/office/word/2010/wordprocessingCanvas" xmlns:cx="http://schemas.microsoft.com/office/drawing/2014/chartex" xmlns:cx1="http://schemas.microsoft.com/office/drawing/2015/9/8/chartex" xmlns:cx2="http://schemas.microsoft.com/office/drawing/2015/10/21/chartex" xmlns:cx3="http://schemas.microsoft.com/office/drawing/2016/5/9/chartex" xmlns:cx4="http://schemas.microsoft.com/office/drawing/2016/5/10/chartex" xmlns:cx5="http://schemas.microsoft.com/office/drawing/2016/5/11/chartex" xmlns:cx6="http://schemas.microsoft.com/office/drawing/2016/5/12/chartex" xmlns:cx7="http://schemas.microsoft.com/office/drawing/2016/5/13/chartex" xmlns:cx8="http://schemas.microsoft.com/office/drawing/2016/5/14/chartex" xmlns:mc="http://schemas.openxmlformats.org/markup-compatibility/2006" xmlns:aink="http://schemas.microsoft.com/office/drawing/2016/ink" xmlns:am3d="http://schemas.microsoft.com/office/drawing/2017/model3d" xmlns:o="urn:schemas-microsoft-com:office:office" xmlns:r="http://schemas.openxmlformats.org/officeDocument/2006/relationships" xmlns:m="http://schemas.openxmlformats.org/officeDocument/2006/math" xmlns:v="urn:schemas-microsoft-com:vml" xmlns:wp14="http://schemas.microsoft.com/office/word/2010/wordprocessingDrawing" xmlns:wp="http://schemas.openxmlformats.org/drawingml/2006/wordprocessingDrawing" xmlns:w10="urn:schemas-microsoft-com:office:word" xmlns:w="http://schemas.openxmlformats.org/wordprocessingml/2006/main" xmlns:w14="http://schemas.microsoft.com/office/word/2010/wordml" xmlns:w15="http://schemas.microsoft.com/office/word/2012/wordml" xmlns:w16cex="http://schemas.microsoft.com/office/word/2018/wordml/cex" xmlns:w16cid="http://schemas.microsoft.com/office/word/2016/wordml/cid" xmlns:w16="http://schemas.microsoft.com/office/word/2018/wordml" xmlns:w16sdtdh="http://schemas.microsoft.com/office/word/2020/wordml/sdtdatahash" xmlns:w16se="http://schemas.microsoft.com/office/word/2015/wordml/symex" xmlns:wpg="http://schemas.microsoft.com/office/word/2010/wordprocessingGroup" xmlns:wpi="http://schemas.microsoft.com/office/word/2010/wordprocessingInk" xmlns:wne="http://schemas.microsoft.com/office/word/2006/wordml" xmlns:wps="http://schemas.microsoft.com/office/word/2010/wordprocessingShape" mc:Ignorable="w14 w15 w16se w16cid w16 w16cex w16sdtdh wp14">
+<w:numbering xmlns:wpc="http://schemas.microsoft.com/office/word/2010/wordprocessingCanvas" xmlns:cx="http://schemas.microsoft.com/office/drawing/2014/chartex" xmlns:cx1="http://schemas.microsoft.com/office/drawing/2015/9/8/chartex" xmlns:cx2="http://schemas.microsoft.com/office/drawing/2015/10/21/chartex" xmlns:cx3="http://schemas.microsoft.com/office/drawing/2016/5/9/chartex" xmlns:cx4="http://schemas.microsoft.com/office/drawing/2016/5/10/chartex" xmlns:cx5="http://schemas.microsoft.com/office/drawing/2016/5/11/chartex" xmlns:cx6="http://schemas.microsoft.com/office/drawing/2016/5/12/chartex" xmlns:cx7="http://schemas.microsoft.com/office/drawing/2016/5/13/chartex" xmlns:cx8="http://schemas.microsoft.com/office/drawing/2016/5/14/chartex" xmlns:mc="http://schemas.openxmlformats.org/markup-compatibility/2006" xmlns:aink="http://schemas.microsoft.com/office/drawing/2016/ink" xmlns:am3d="http://schemas.microsoft.com/office/drawing/2017/model3d" xmlns:o="urn:schemas-microsoft-com:office:office" xmlns:oel="http://schemas.microsoft.com/office/2019/extlst" xmlns:r="http://schemas.openxmlformats.org/officeDocument/2006/relationships" xmlns:m="http://schemas.openxmlformats.org/officeDocument/2006/math" xmlns:v="urn:schemas-microsoft-com:vml" xmlns:wp14="http://schemas.microsoft.com/office/word/2010/wordprocessingDrawing" xmlns:wp="http://schemas.openxmlformats.org/drawingml/2006/wordprocessingDrawing" xmlns:w10="urn:schemas-microsoft-com:office:word" xmlns:w="http://schemas.openxmlformats.org/wordprocessingml/2006/main" xmlns:w14="http://schemas.microsoft.com/office/word/2010/wordml" xmlns:w15="http://schemas.microsoft.com/office/word/2012/wordml" xmlns:w16cex="http://schemas.microsoft.com/office/word/2018/wordml/cex" xmlns:w16cid="http://schemas.microsoft.com/office/word/2016/wordml/cid" xmlns:w16="http://schemas.microsoft.com/office/word/2018/wordml" xmlns:w16du="http://schemas.microsoft.com/office/word/2023/wordml/word16du" xmlns:w16sdtdh="http://schemas.microsoft.com/office/word/2020/wordml/sdtdatahash" xmlns:w16sdtfl="http://schemas.microsoft.com/office/word/2024/wordml/sdtformatlock" xmlns:w16se="http://schemas.microsoft.com/office/word/2015/wordml/symex" xmlns:wpg="http://schemas.microsoft.com/office/word/2010/wordprocessingGroup" xmlns:wpi="http://schemas.microsoft.com/office/word/2010/wordprocessingInk" xmlns:wne="http://schemas.microsoft.com/office/word/2006/wordml" xmlns:wps="http://schemas.microsoft.com/office/word/2010/wordprocessingShape" mc:Ignorable="w14 w15 w16se w16cid w16 w16cex w16sdtdh w16sdtfl w16du wp14">
   <w:abstractNum w:abstractNumId="0" w15:restartNumberingAfterBreak="0">
     <w:nsid w:val="090B0C57"/>
     <w:multiLevelType w:val="hybridMultilevel"/>
@@ -2771,13 +2743,13 @@
       <w:lvlJc w:val="left"/>
     </w:lvl>
   </w:abstractNum>
-  <w:num w:numId="1">
+  <w:num w:numId="1" w16cid:durableId="1288005595">
     <w:abstractNumId w:val="0"/>
     <w:lvlOverride w:ilvl="0">
       <w:startOverride w:val="1"/>
     </w:lvlOverride>
   </w:num>
-  <w:num w:numId="2">
+  <w:num w:numId="2" w16cid:durableId="221185344">
     <w:abstractNumId w:val="1"/>
     <w:lvlOverride w:ilvl="0">
       <w:startOverride w:val="1"/>
@@ -2787,7 +2759,7 @@
 </file>
 
 <file path=word/styles.xml><?xml version="1.0" encoding="utf-8"?>
-<w:styles xmlns:mc="http://schemas.openxmlformats.org/markup-compatibility/2006" xmlns:r="http://schemas.openxmlformats.org/officeDocument/2006/relationships" xmlns:w="http://schemas.openxmlformats.org/wordprocessingml/2006/main" xmlns:w14="http://schemas.microsoft.com/office/word/2010/wordml" xmlns:w15="http://schemas.microsoft.com/office/word/2012/wordml" xmlns:w16cex="http://schemas.microsoft.com/office/word/2018/wordml/cex" xmlns:w16cid="http://schemas.microsoft.com/office/word/2016/wordml/cid" xmlns:w16="http://schemas.microsoft.com/office/word/2018/wordml" xmlns:w16sdtdh="http://schemas.microsoft.com/office/word/2020/wordml/sdtdatahash" xmlns:w16se="http://schemas.microsoft.com/office/word/2015/wordml/symex" mc:Ignorable="w14 w15 w16se w16cid w16 w16cex w16sdtdh">
+<w:styles xmlns:mc="http://schemas.openxmlformats.org/markup-compatibility/2006" xmlns:r="http://schemas.openxmlformats.org/officeDocument/2006/relationships" xmlns:w="http://schemas.openxmlformats.org/wordprocessingml/2006/main" xmlns:w14="http://schemas.microsoft.com/office/word/2010/wordml" xmlns:w15="http://schemas.microsoft.com/office/word/2012/wordml" xmlns:w16cex="http://schemas.microsoft.com/office/word/2018/wordml/cex" xmlns:w16cid="http://schemas.microsoft.com/office/word/2016/wordml/cid" xmlns:w16="http://schemas.microsoft.com/office/word/2018/wordml" xmlns:w16du="http://schemas.microsoft.com/office/word/2023/wordml/word16du" xmlns:w16sdtdh="http://schemas.microsoft.com/office/word/2020/wordml/sdtdatahash" xmlns:w16sdtfl="http://schemas.microsoft.com/office/word/2024/wordml/sdtformatlock" xmlns:w16se="http://schemas.microsoft.com/office/word/2015/wordml/symex" mc:Ignorable="w14 w15 w16se w16cid w16 w16cex w16sdtdh w16sdtfl w16du">
   <w:docDefaults>
     <w:rPrDefault>
       <w:rPr>

--- a/backend/apps/operaciones/templates/Proios_Quotation_Servicios_TEMPLATE_EN.docx
+++ b/backend/apps/operaciones/templates/Proios_Quotation_Servicios_TEMPLATE_EN.docx
@@ -1,6 +1,6 @@
 
 <file path=word/document.xml><?xml version="1.0" encoding="utf-8"?>
-<w:document xmlns:wpc="http://schemas.microsoft.com/office/word/2010/wordprocessingCanvas" xmlns:cx="http://schemas.microsoft.com/office/drawing/2014/chartex" xmlns:cx1="http://schemas.microsoft.com/office/drawing/2015/9/8/chartex" xmlns:cx2="http://schemas.microsoft.com/office/drawing/2015/10/21/chartex" xmlns:cx3="http://schemas.microsoft.com/office/drawing/2016/5/9/chartex" xmlns:cx4="http://schemas.microsoft.com/office/drawing/2016/5/10/chartex" xmlns:cx5="http://schemas.microsoft.com/office/drawing/2016/5/11/chartex" xmlns:cx6="http://schemas.microsoft.com/office/drawing/2016/5/12/chartex" xmlns:cx7="http://schemas.microsoft.com/office/drawing/2016/5/13/chartex" xmlns:cx8="http://schemas.microsoft.com/office/drawing/2016/5/14/chartex" xmlns:mc="http://schemas.openxmlformats.org/markup-compatibility/2006" xmlns:aink="http://schemas.microsoft.com/office/drawing/2016/ink" xmlns:am3d="http://schemas.microsoft.com/office/drawing/2017/model3d" xmlns:o="urn:schemas-microsoft-com:office:office" xmlns:oel="http://schemas.microsoft.com/office/2019/extlst" xmlns:r="http://schemas.openxmlformats.org/officeDocument/2006/relationships" xmlns:m="http://schemas.openxmlformats.org/officeDocument/2006/math" xmlns:v="urn:schemas-microsoft-com:vml" xmlns:wp14="http://schemas.microsoft.com/office/word/2010/wordprocessingDrawing" xmlns:wp="http://schemas.openxmlformats.org/drawingml/2006/wordprocessingDrawing" xmlns:w10="urn:schemas-microsoft-com:office:word" xmlns:w="http://schemas.openxmlformats.org/wordprocessingml/2006/main" xmlns:w14="http://schemas.microsoft.com/office/word/2010/wordml" xmlns:w15="http://schemas.microsoft.com/office/word/2012/wordml" xmlns:w16cex="http://schemas.microsoft.com/office/word/2018/wordml/cex" xmlns:w16cid="http://schemas.microsoft.com/office/word/2016/wordml/cid" xmlns:w16="http://schemas.microsoft.com/office/word/2018/wordml" xmlns:w16du="http://schemas.microsoft.com/office/word/2023/wordml/word16du" xmlns:w16sdtdh="http://schemas.microsoft.com/office/word/2020/wordml/sdtdatahash" xmlns:w16sdtfl="http://schemas.microsoft.com/office/word/2024/wordml/sdtformatlock" xmlns:w16se="http://schemas.microsoft.com/office/word/2015/wordml/symex" xmlns:wpg="http://schemas.microsoft.com/office/word/2010/wordprocessingGroup" xmlns:wpi="http://schemas.microsoft.com/office/word/2010/wordprocessingInk" xmlns:wne="http://schemas.microsoft.com/office/word/2006/wordml" xmlns:wps="http://schemas.microsoft.com/office/word/2010/wordprocessingShape" mc:Ignorable="w14 w15 w16se w16cid w16 w16cex w16sdtdh w16sdtfl w16du wp14">
+<w:document xmlns:wpc="http://schemas.microsoft.com/office/word/2010/wordprocessingCanvas" xmlns:cx="http://schemas.microsoft.com/office/drawing/2014/chartex" xmlns:cx1="http://schemas.microsoft.com/office/drawing/2015/9/8/chartex" xmlns:cx2="http://schemas.microsoft.com/office/drawing/2015/10/21/chartex" xmlns:cx3="http://schemas.microsoft.com/office/drawing/2016/5/9/chartex" xmlns:cx4="http://schemas.microsoft.com/office/drawing/2016/5/10/chartex" xmlns:cx5="http://schemas.microsoft.com/office/drawing/2016/5/11/chartex" xmlns:cx6="http://schemas.microsoft.com/office/drawing/2016/5/12/chartex" xmlns:cx7="http://schemas.microsoft.com/office/drawing/2016/5/13/chartex" xmlns:cx8="http://schemas.microsoft.com/office/drawing/2016/5/14/chartex" xmlns:mc="http://schemas.openxmlformats.org/markup-compatibility/2006" xmlns:aink="http://schemas.microsoft.com/office/drawing/2016/ink" xmlns:am3d="http://schemas.microsoft.com/office/drawing/2017/model3d" xmlns:o="urn:schemas-microsoft-com:office:office" xmlns:r="http://schemas.openxmlformats.org/officeDocument/2006/relationships" xmlns:m="http://schemas.openxmlformats.org/officeDocument/2006/math" xmlns:v="urn:schemas-microsoft-com:vml" xmlns:wp14="http://schemas.microsoft.com/office/word/2010/wordprocessingDrawing" xmlns:wp="http://schemas.openxmlformats.org/drawingml/2006/wordprocessingDrawing" xmlns:w10="urn:schemas-microsoft-com:office:word" xmlns:w="http://schemas.openxmlformats.org/wordprocessingml/2006/main" xmlns:w14="http://schemas.microsoft.com/office/word/2010/wordml" xmlns:w15="http://schemas.microsoft.com/office/word/2012/wordml" xmlns:w16cex="http://schemas.microsoft.com/office/word/2018/wordml/cex" xmlns:w16cid="http://schemas.microsoft.com/office/word/2016/wordml/cid" xmlns:w16="http://schemas.microsoft.com/office/word/2018/wordml" xmlns:w16sdtdh="http://schemas.microsoft.com/office/word/2020/wordml/sdtdatahash" xmlns:w16se="http://schemas.microsoft.com/office/word/2015/wordml/symex" xmlns:wpg="http://schemas.microsoft.com/office/word/2010/wordprocessingGroup" xmlns:wpi="http://schemas.microsoft.com/office/word/2010/wordprocessingInk" xmlns:wne="http://schemas.microsoft.com/office/word/2006/wordml" xmlns:wps="http://schemas.microsoft.com/office/word/2010/wordprocessingShape" mc:Ignorable="w14 w15 w16se w16cid w16 w16cex w16sdtdh wp14">
   <w:body>
     <w:p>
       <w:pPr>
@@ -79,13 +79,23 @@
                 <w:rFonts w:ascii="Tahoma" w:hAnsi="Tahoma" w:cs="Tahoma"/>
               </w:rPr>
             </w:pPr>
+            <w:proofErr w:type="spellStart"/>
             <w:r>
               <w:rPr>
                 <w:rFonts w:ascii="Tahoma" w:hAnsi="Tahoma" w:cs="Tahoma"/>
                 <w:b/>
                 <w:bCs/>
               </w:rPr>
-              <w:t>Proios S.A.</w:t>
+              <w:t>Proios</w:t>
+            </w:r>
+            <w:proofErr w:type="spellEnd"/>
+            <w:r>
+              <w:rPr>
+                <w:rFonts w:ascii="Tahoma" w:hAnsi="Tahoma" w:cs="Tahoma"/>
+                <w:b/>
+                <w:bCs/>
+              </w:rPr>
+              <w:t xml:space="preserve"> S.A.</w:t>
             </w:r>
           </w:p>
           <w:p>
@@ -185,11 +195,33 @@
                 <w:rFonts w:ascii="Tahoma" w:hAnsi="Tahoma" w:cs="Tahoma"/>
               </w:rPr>
             </w:pPr>
-            <w:r>
-              <w:rPr>
-                <w:rFonts w:ascii="Tahoma" w:hAnsi="Tahoma" w:cs="Tahoma"/>
-              </w:rPr>
-              <w:t>Attn: {{atencion}}</w:t>
+            <w:proofErr w:type="spellStart"/>
+            <w:r>
+              <w:rPr>
+                <w:rFonts w:ascii="Tahoma" w:hAnsi="Tahoma" w:cs="Tahoma"/>
+              </w:rPr>
+              <w:t>Attn</w:t>
+            </w:r>
+            <w:proofErr w:type="spellEnd"/>
+            <w:r>
+              <w:rPr>
+                <w:rFonts w:ascii="Tahoma" w:hAnsi="Tahoma" w:cs="Tahoma"/>
+              </w:rPr>
+              <w:t>: {{</w:t>
+            </w:r>
+            <w:proofErr w:type="spellStart"/>
+            <w:r>
+              <w:rPr>
+                <w:rFonts w:ascii="Tahoma" w:hAnsi="Tahoma" w:cs="Tahoma"/>
+              </w:rPr>
+              <w:t>atencion</w:t>
+            </w:r>
+            <w:proofErr w:type="spellEnd"/>
+            <w:r>
+              <w:rPr>
+                <w:rFonts w:ascii="Tahoma" w:hAnsi="Tahoma" w:cs="Tahoma"/>
+              </w:rPr>
+              <w:t>}}</w:t>
             </w:r>
           </w:p>
         </w:tc>
@@ -255,12 +287,37 @@
                 <w:lang w:val="en-US"/>
               </w:rPr>
             </w:pPr>
+            <w:proofErr w:type="gramStart"/>
             <w:r>
               <w:rPr>
                 <w:rFonts w:ascii="Tahoma" w:hAnsi="Tahoma" w:cs="Tahoma"/>
                 <w:lang w:val="en-US"/>
               </w:rPr>
-              <w:t>Date  {{fecha}}</w:t>
+              <w:t>Date  {</w:t>
+            </w:r>
+            <w:proofErr w:type="gramEnd"/>
+            <w:r>
+              <w:rPr>
+                <w:rFonts w:ascii="Tahoma" w:hAnsi="Tahoma" w:cs="Tahoma"/>
+                <w:lang w:val="en-US"/>
+              </w:rPr>
+              <w:t>{</w:t>
+            </w:r>
+            <w:proofErr w:type="spellStart"/>
+            <w:r>
+              <w:rPr>
+                <w:rFonts w:ascii="Tahoma" w:hAnsi="Tahoma" w:cs="Tahoma"/>
+                <w:lang w:val="en-US"/>
+              </w:rPr>
+              <w:t>fecha</w:t>
+            </w:r>
+            <w:proofErr w:type="spellEnd"/>
+            <w:r>
+              <w:rPr>
+                <w:rFonts w:ascii="Tahoma" w:hAnsi="Tahoma" w:cs="Tahoma"/>
+                <w:lang w:val="en-US"/>
+              </w:rPr>
+              <w:t>}}</w:t>
             </w:r>
           </w:p>
           <w:p>
@@ -271,12 +328,37 @@
                 <w:lang w:val="en-US"/>
               </w:rPr>
             </w:pPr>
+            <w:proofErr w:type="gramStart"/>
             <w:r>
               <w:rPr>
                 <w:rFonts w:ascii="Tahoma" w:hAnsi="Tahoma" w:cs="Tahoma"/>
                 <w:lang w:val="en-US"/>
               </w:rPr>
-              <w:t>Valid  {{validez}}</w:t>
+              <w:t>Valid  {</w:t>
+            </w:r>
+            <w:proofErr w:type="gramEnd"/>
+            <w:r>
+              <w:rPr>
+                <w:rFonts w:ascii="Tahoma" w:hAnsi="Tahoma" w:cs="Tahoma"/>
+                <w:lang w:val="en-US"/>
+              </w:rPr>
+              <w:t>{</w:t>
+            </w:r>
+            <w:proofErr w:type="spellStart"/>
+            <w:r>
+              <w:rPr>
+                <w:rFonts w:ascii="Tahoma" w:hAnsi="Tahoma" w:cs="Tahoma"/>
+                <w:lang w:val="en-US"/>
+              </w:rPr>
+              <w:t>validez</w:t>
+            </w:r>
+            <w:proofErr w:type="spellEnd"/>
+            <w:r>
+              <w:rPr>
+                <w:rFonts w:ascii="Tahoma" w:hAnsi="Tahoma" w:cs="Tahoma"/>
+                <w:lang w:val="en-US"/>
+              </w:rPr>
+              <w:t>}}</w:t>
             </w:r>
           </w:p>
           <w:p>
@@ -287,6 +369,7 @@
                 <w:lang w:val="en-US"/>
               </w:rPr>
             </w:pPr>
+            <w:proofErr w:type="gramStart"/>
             <w:r>
               <w:rPr>
                 <w:rFonts w:ascii="Tahoma" w:hAnsi="Tahoma" w:cs="Tahoma"/>
@@ -299,7 +382,31 @@
                 <w:rFonts w:ascii="Tahoma" w:eastAsia="Consolas" w:hAnsi="Tahoma" w:cs="Tahoma"/>
                 <w:lang w:val="en-US"/>
               </w:rPr>
-              <w:t>{{buque}}</w:t>
+              <w:t>{</w:t>
+            </w:r>
+            <w:proofErr w:type="gramEnd"/>
+            <w:r>
+              <w:rPr>
+                <w:rFonts w:ascii="Tahoma" w:eastAsia="Consolas" w:hAnsi="Tahoma" w:cs="Tahoma"/>
+                <w:lang w:val="en-US"/>
+              </w:rPr>
+              <w:t>{</w:t>
+            </w:r>
+            <w:proofErr w:type="spellStart"/>
+            <w:r>
+              <w:rPr>
+                <w:rFonts w:ascii="Tahoma" w:eastAsia="Consolas" w:hAnsi="Tahoma" w:cs="Tahoma"/>
+                <w:lang w:val="en-US"/>
+              </w:rPr>
+              <w:t>buque</w:t>
+            </w:r>
+            <w:proofErr w:type="spellEnd"/>
+            <w:r>
+              <w:rPr>
+                <w:rFonts w:ascii="Tahoma" w:eastAsia="Consolas" w:hAnsi="Tahoma" w:cs="Tahoma"/>
+                <w:lang w:val="en-US"/>
+              </w:rPr>
+              <w:t>}}</w:t>
             </w:r>
           </w:p>
           <w:p>
@@ -310,6 +417,7 @@
                 <w:lang w:val="en-GB"/>
               </w:rPr>
             </w:pPr>
+            <w:proofErr w:type="gramStart"/>
             <w:r>
               <w:rPr>
                 <w:rFonts w:ascii="Tahoma" w:hAnsi="Tahoma" w:cs="Tahoma"/>
@@ -322,7 +430,31 @@
                 <w:rFonts w:ascii="Tahoma" w:eastAsia="Consolas" w:hAnsi="Tahoma" w:cs="Tahoma"/>
                 <w:lang w:val="en-GB"/>
               </w:rPr>
-              <w:t>{{ubicacion}}</w:t>
+              <w:t>{</w:t>
+            </w:r>
+            <w:proofErr w:type="gramEnd"/>
+            <w:r>
+              <w:rPr>
+                <w:rFonts w:ascii="Tahoma" w:eastAsia="Consolas" w:hAnsi="Tahoma" w:cs="Tahoma"/>
+                <w:lang w:val="en-GB"/>
+              </w:rPr>
+              <w:t>{</w:t>
+            </w:r>
+            <w:proofErr w:type="spellStart"/>
+            <w:r>
+              <w:rPr>
+                <w:rFonts w:ascii="Tahoma" w:eastAsia="Consolas" w:hAnsi="Tahoma" w:cs="Tahoma"/>
+                <w:lang w:val="en-GB"/>
+              </w:rPr>
+              <w:t>ubicacion</w:t>
+            </w:r>
+            <w:proofErr w:type="spellEnd"/>
+            <w:r>
+              <w:rPr>
+                <w:rFonts w:ascii="Tahoma" w:eastAsia="Consolas" w:hAnsi="Tahoma" w:cs="Tahoma"/>
+                <w:lang w:val="en-GB"/>
+              </w:rPr>
+              <w:t>}}</w:t>
             </w:r>
           </w:p>
           <w:p>
@@ -332,6 +464,7 @@
                 <w:rFonts w:ascii="Tahoma" w:hAnsi="Tahoma" w:cs="Tahoma"/>
               </w:rPr>
             </w:pPr>
+            <w:proofErr w:type="gramStart"/>
             <w:r>
               <w:rPr>
                 <w:rFonts w:ascii="Tahoma" w:hAnsi="Tahoma" w:cs="Tahoma"/>
@@ -342,7 +475,14 @@
               <w:rPr>
                 <w:rFonts w:ascii="Tahoma" w:eastAsia="Consolas" w:hAnsi="Tahoma" w:cs="Tahoma"/>
               </w:rPr>
-              <w:t>{{eta}}</w:t>
+              <w:t>{</w:t>
+            </w:r>
+            <w:proofErr w:type="gramEnd"/>
+            <w:r>
+              <w:rPr>
+                <w:rFonts w:ascii="Tahoma" w:eastAsia="Consolas" w:hAnsi="Tahoma" w:cs="Tahoma"/>
+              </w:rPr>
+              <w:t>{eta}}</w:t>
             </w:r>
           </w:p>
         </w:tc>
@@ -429,6 +569,7 @@
                 <w:rFonts w:ascii="Tahoma" w:hAnsi="Tahoma" w:cs="Tahoma"/>
               </w:rPr>
             </w:pPr>
+            <w:proofErr w:type="spellStart"/>
             <w:r>
               <w:rPr>
                 <w:rFonts w:ascii="Tahoma" w:hAnsi="Tahoma" w:cs="Tahoma"/>
@@ -449,6 +590,7 @@
               </w:rPr>
               <w:t>tion</w:t>
             </w:r>
+            <w:proofErr w:type="spellEnd"/>
           </w:p>
         </w:tc>
         <w:tc>
@@ -471,6 +613,7 @@
                 <w:rFonts w:ascii="Tahoma" w:hAnsi="Tahoma" w:cs="Tahoma"/>
               </w:rPr>
             </w:pPr>
+            <w:proofErr w:type="spellStart"/>
             <w:r>
               <w:rPr>
                 <w:rFonts w:ascii="Tahoma" w:hAnsi="Tahoma" w:cs="Tahoma"/>
@@ -479,7 +622,18 @@
                 <w:sz w:val="17"/>
                 <w:szCs w:val="17"/>
               </w:rPr>
-              <w:t>Qty.</w:t>
+              <w:t>Qty</w:t>
+            </w:r>
+            <w:proofErr w:type="spellEnd"/>
+            <w:r>
+              <w:rPr>
+                <w:rFonts w:ascii="Tahoma" w:hAnsi="Tahoma" w:cs="Tahoma"/>
+                <w:b/>
+                <w:bCs/>
+                <w:sz w:val="17"/>
+                <w:szCs w:val="17"/>
+              </w:rPr>
+              <w:t>.</w:t>
             </w:r>
           </w:p>
         </w:tc>
@@ -503,6 +657,7 @@
                 <w:rFonts w:ascii="Tahoma" w:hAnsi="Tahoma" w:cs="Tahoma"/>
               </w:rPr>
             </w:pPr>
+            <w:proofErr w:type="spellStart"/>
             <w:r>
               <w:rPr>
                 <w:rFonts w:ascii="Tahoma" w:hAnsi="Tahoma" w:cs="Tahoma"/>
@@ -513,6 +668,7 @@
               </w:rPr>
               <w:t>Unit</w:t>
             </w:r>
+            <w:proofErr w:type="spellEnd"/>
           </w:p>
         </w:tc>
         <w:tc>
@@ -535,6 +691,7 @@
                 <w:rFonts w:ascii="Tahoma" w:hAnsi="Tahoma" w:cs="Tahoma"/>
               </w:rPr>
             </w:pPr>
+            <w:proofErr w:type="spellStart"/>
             <w:r>
               <w:rPr>
                 <w:rFonts w:ascii="Tahoma" w:hAnsi="Tahoma" w:cs="Tahoma"/>
@@ -543,7 +700,18 @@
                 <w:sz w:val="17"/>
                 <w:szCs w:val="17"/>
               </w:rPr>
-              <w:t>Unit Price</w:t>
+              <w:t>Unit</w:t>
+            </w:r>
+            <w:proofErr w:type="spellEnd"/>
+            <w:r>
+              <w:rPr>
+                <w:rFonts w:ascii="Tahoma" w:hAnsi="Tahoma" w:cs="Tahoma"/>
+                <w:b/>
+                <w:bCs/>
+                <w:sz w:val="17"/>
+                <w:szCs w:val="17"/>
+              </w:rPr>
+              <w:t xml:space="preserve"> Price</w:t>
             </w:r>
           </w:p>
         </w:tc>
@@ -567,6 +735,7 @@
                 <w:rFonts w:ascii="Tahoma" w:hAnsi="Tahoma" w:cs="Tahoma"/>
               </w:rPr>
             </w:pPr>
+            <w:proofErr w:type="spellStart"/>
             <w:r>
               <w:rPr>
                 <w:rFonts w:ascii="Tahoma" w:hAnsi="Tahoma" w:cs="Tahoma"/>
@@ -577,6 +746,7 @@
               </w:rPr>
               <w:t>Amount</w:t>
             </w:r>
+            <w:proofErr w:type="spellEnd"/>
           </w:p>
         </w:tc>
       </w:tr>
@@ -713,7 +883,25 @@
                 <w:rFonts w:ascii="Tahoma" w:hAnsi="Tahoma" w:cs="Tahoma"/>
                 <w:lang w:val="en-GB"/>
               </w:rPr>
-              <w:t>{{item.descripcion}}</w:t>
+              <w:t>{{</w:t>
+            </w:r>
+            <w:proofErr w:type="spellStart"/>
+            <w:proofErr w:type="gramStart"/>
+            <w:r>
+              <w:rPr>
+                <w:rFonts w:ascii="Tahoma" w:hAnsi="Tahoma" w:cs="Tahoma"/>
+                <w:lang w:val="en-GB"/>
+              </w:rPr>
+              <w:t>item.descripcion</w:t>
+            </w:r>
+            <w:proofErr w:type="spellEnd"/>
+            <w:proofErr w:type="gramEnd"/>
+            <w:r>
+              <w:rPr>
+                <w:rFonts w:ascii="Tahoma" w:hAnsi="Tahoma" w:cs="Tahoma"/>
+                <w:lang w:val="en-GB"/>
+              </w:rPr>
+              <w:t>}}</w:t>
             </w:r>
           </w:p>
         </w:tc>
@@ -738,7 +926,23 @@
               <w:rPr>
                 <w:rFonts w:ascii="Tahoma" w:hAnsi="Tahoma" w:cs="Tahoma"/>
               </w:rPr>
-              <w:t>{{item.cantidad}}</w:t>
+              <w:t>{{</w:t>
+            </w:r>
+            <w:proofErr w:type="spellStart"/>
+            <w:proofErr w:type="gramStart"/>
+            <w:r>
+              <w:rPr>
+                <w:rFonts w:ascii="Tahoma" w:hAnsi="Tahoma" w:cs="Tahoma"/>
+              </w:rPr>
+              <w:t>item.cantidad</w:t>
+            </w:r>
+            <w:proofErr w:type="spellEnd"/>
+            <w:proofErr w:type="gramEnd"/>
+            <w:r>
+              <w:rPr>
+                <w:rFonts w:ascii="Tahoma" w:hAnsi="Tahoma" w:cs="Tahoma"/>
+              </w:rPr>
+              <w:t>}}</w:t>
             </w:r>
           </w:p>
         </w:tc>
@@ -763,7 +967,23 @@
               <w:rPr>
                 <w:rFonts w:ascii="Tahoma" w:hAnsi="Tahoma" w:cs="Tahoma"/>
               </w:rPr>
-              <w:t>{{item.unidad}}</w:t>
+              <w:t>{{</w:t>
+            </w:r>
+            <w:proofErr w:type="spellStart"/>
+            <w:proofErr w:type="gramStart"/>
+            <w:r>
+              <w:rPr>
+                <w:rFonts w:ascii="Tahoma" w:hAnsi="Tahoma" w:cs="Tahoma"/>
+              </w:rPr>
+              <w:t>item.unidad</w:t>
+            </w:r>
+            <w:proofErr w:type="spellEnd"/>
+            <w:proofErr w:type="gramEnd"/>
+            <w:r>
+              <w:rPr>
+                <w:rFonts w:ascii="Tahoma" w:hAnsi="Tahoma" w:cs="Tahoma"/>
+              </w:rPr>
+              <w:t>}}</w:t>
             </w:r>
           </w:p>
         </w:tc>
@@ -788,7 +1008,23 @@
               <w:rPr>
                 <w:rFonts w:ascii="Tahoma" w:hAnsi="Tahoma" w:cs="Tahoma"/>
               </w:rPr>
-              <w:t>{{item.precio}}</w:t>
+              <w:t>{{</w:t>
+            </w:r>
+            <w:proofErr w:type="spellStart"/>
+            <w:proofErr w:type="gramStart"/>
+            <w:r>
+              <w:rPr>
+                <w:rFonts w:ascii="Tahoma" w:hAnsi="Tahoma" w:cs="Tahoma"/>
+              </w:rPr>
+              <w:t>item.precio</w:t>
+            </w:r>
+            <w:proofErr w:type="spellEnd"/>
+            <w:proofErr w:type="gramEnd"/>
+            <w:r>
+              <w:rPr>
+                <w:rFonts w:ascii="Tahoma" w:hAnsi="Tahoma" w:cs="Tahoma"/>
+              </w:rPr>
+              <w:t>}}</w:t>
             </w:r>
           </w:p>
         </w:tc>
@@ -814,7 +1050,23 @@
               <w:rPr>
                 <w:rFonts w:ascii="Tahoma" w:hAnsi="Tahoma" w:cs="Tahoma"/>
               </w:rPr>
-              <w:t>{{item.importe}}</w:t>
+              <w:t>{{</w:t>
+            </w:r>
+            <w:proofErr w:type="spellStart"/>
+            <w:proofErr w:type="gramStart"/>
+            <w:r>
+              <w:rPr>
+                <w:rFonts w:ascii="Tahoma" w:hAnsi="Tahoma" w:cs="Tahoma"/>
+              </w:rPr>
+              <w:t>item.importe</w:t>
+            </w:r>
+            <w:proofErr w:type="spellEnd"/>
+            <w:proofErr w:type="gramEnd"/>
+            <w:r>
+              <w:rPr>
+                <w:rFonts w:ascii="Tahoma" w:hAnsi="Tahoma" w:cs="Tahoma"/>
+              </w:rPr>
+              <w:t>}}</w:t>
             </w:r>
           </w:p>
         </w:tc>
@@ -935,7 +1187,43 @@
                 <w:i/>
                 <w:iCs/>
               </w:rPr>
-              <w:t>{%tr endfor %}</w:t>
+              <w:t>{%</w:t>
+            </w:r>
+            <w:proofErr w:type="spellStart"/>
+            <w:r>
+              <w:rPr>
+                <w:rFonts w:ascii="Tahoma" w:hAnsi="Tahoma" w:cs="Tahoma"/>
+                <w:i/>
+                <w:iCs/>
+              </w:rPr>
+              <w:t>tr</w:t>
+            </w:r>
+            <w:proofErr w:type="spellEnd"/>
+            <w:r>
+              <w:rPr>
+                <w:rFonts w:ascii="Tahoma" w:hAnsi="Tahoma" w:cs="Tahoma"/>
+                <w:i/>
+                <w:iCs/>
+              </w:rPr>
+              <w:t xml:space="preserve"> </w:t>
+            </w:r>
+            <w:proofErr w:type="spellStart"/>
+            <w:r>
+              <w:rPr>
+                <w:rFonts w:ascii="Tahoma" w:hAnsi="Tahoma" w:cs="Tahoma"/>
+                <w:i/>
+                <w:iCs/>
+              </w:rPr>
+              <w:t>endfor</w:t>
+            </w:r>
+            <w:proofErr w:type="spellEnd"/>
+            <w:r>
+              <w:rPr>
+                <w:rFonts w:ascii="Tahoma" w:hAnsi="Tahoma" w:cs="Tahoma"/>
+                <w:i/>
+                <w:iCs/>
+              </w:rPr>
+              <w:t xml:space="preserve"> %}</w:t>
             </w:r>
           </w:p>
           <w:p>
@@ -1173,6 +1461,7 @@
               </w:rPr>
               <w:t xml:space="preserve"> in </w:t>
             </w:r>
+            <w:proofErr w:type="spellStart"/>
             <w:r>
               <w:rPr>
                 <w:rFonts w:ascii="Tahoma" w:hAnsi="Tahoma" w:cs="Tahoma"/>
@@ -1182,6 +1471,7 @@
               </w:rPr>
               <w:t>expensas</w:t>
             </w:r>
+            <w:proofErr w:type="spellEnd"/>
             <w:r>
               <w:rPr>
                 <w:rFonts w:ascii="Tahoma" w:hAnsi="Tahoma" w:cs="Tahoma"/>
@@ -1299,6 +1589,8 @@
               </w:rPr>
               <w:t>{{</w:t>
             </w:r>
+            <w:proofErr w:type="spellStart"/>
+            <w:proofErr w:type="gramStart"/>
             <w:r>
               <w:rPr>
                 <w:rFonts w:ascii="Tahoma" w:hAnsi="Tahoma" w:cs="Tahoma"/>
@@ -1311,7 +1603,16 @@
                 <w:rFonts w:ascii="Tahoma" w:hAnsi="Tahoma" w:cs="Tahoma"/>
                 <w:lang w:val="en-GB"/>
               </w:rPr>
-              <w:t>.descripcion}}</w:t>
+              <w:t>.descripcion</w:t>
+            </w:r>
+            <w:proofErr w:type="spellEnd"/>
+            <w:proofErr w:type="gramEnd"/>
+            <w:r>
+              <w:rPr>
+                <w:rFonts w:ascii="Tahoma" w:hAnsi="Tahoma" w:cs="Tahoma"/>
+                <w:lang w:val="en-GB"/>
+              </w:rPr>
+              <w:t>}}</w:t>
             </w:r>
           </w:p>
         </w:tc>
@@ -1339,6 +1640,8 @@
               </w:rPr>
               <w:t>{{</w:t>
             </w:r>
+            <w:proofErr w:type="spellStart"/>
+            <w:proofErr w:type="gramStart"/>
             <w:r>
               <w:rPr>
                 <w:rFonts w:ascii="Tahoma" w:hAnsi="Tahoma" w:cs="Tahoma"/>
@@ -1357,6 +1660,8 @@
               </w:rPr>
               <w:t>cantidad</w:t>
             </w:r>
+            <w:proofErr w:type="spellEnd"/>
+            <w:proofErr w:type="gramEnd"/>
             <w:r>
               <w:rPr>
                 <w:rFonts w:ascii="Tahoma" w:hAnsi="Tahoma" w:cs="Tahoma"/>
@@ -1388,6 +1693,8 @@
               </w:rPr>
               <w:t>{{</w:t>
             </w:r>
+            <w:proofErr w:type="spellStart"/>
+            <w:proofErr w:type="gramStart"/>
             <w:r>
               <w:rPr>
                 <w:rFonts w:ascii="Tahoma" w:hAnsi="Tahoma" w:cs="Tahoma"/>
@@ -1398,7 +1705,15 @@
               <w:rPr>
                 <w:rFonts w:ascii="Tahoma" w:hAnsi="Tahoma" w:cs="Tahoma"/>
               </w:rPr>
-              <w:t>.unidad}}</w:t>
+              <w:t>.unidad</w:t>
+            </w:r>
+            <w:proofErr w:type="spellEnd"/>
+            <w:proofErr w:type="gramEnd"/>
+            <w:r>
+              <w:rPr>
+                <w:rFonts w:ascii="Tahoma" w:hAnsi="Tahoma" w:cs="Tahoma"/>
+              </w:rPr>
+              <w:t>}}</w:t>
             </w:r>
           </w:p>
         </w:tc>
@@ -1425,6 +1740,8 @@
               </w:rPr>
               <w:t>{{</w:t>
             </w:r>
+            <w:proofErr w:type="spellStart"/>
+            <w:proofErr w:type="gramStart"/>
             <w:r>
               <w:rPr>
                 <w:rFonts w:ascii="Tahoma" w:hAnsi="Tahoma" w:cs="Tahoma"/>
@@ -1435,7 +1752,15 @@
               <w:rPr>
                 <w:rFonts w:ascii="Tahoma" w:hAnsi="Tahoma" w:cs="Tahoma"/>
               </w:rPr>
-              <w:t>.precio}}</w:t>
+              <w:t>.precio</w:t>
+            </w:r>
+            <w:proofErr w:type="spellEnd"/>
+            <w:proofErr w:type="gramEnd"/>
+            <w:r>
+              <w:rPr>
+                <w:rFonts w:ascii="Tahoma" w:hAnsi="Tahoma" w:cs="Tahoma"/>
+              </w:rPr>
+              <w:t>}}</w:t>
             </w:r>
           </w:p>
         </w:tc>
@@ -1463,6 +1788,8 @@
               </w:rPr>
               <w:t>{{</w:t>
             </w:r>
+            <w:proofErr w:type="spellStart"/>
+            <w:proofErr w:type="gramStart"/>
             <w:r>
               <w:rPr>
                 <w:rFonts w:ascii="Tahoma" w:hAnsi="Tahoma" w:cs="Tahoma"/>
@@ -1473,7 +1800,15 @@
               <w:rPr>
                 <w:rFonts w:ascii="Tahoma" w:hAnsi="Tahoma" w:cs="Tahoma"/>
               </w:rPr>
-              <w:t>.importe}}</w:t>
+              <w:t>.importe</w:t>
+            </w:r>
+            <w:proofErr w:type="spellEnd"/>
+            <w:proofErr w:type="gramEnd"/>
+            <w:r>
+              <w:rPr>
+                <w:rFonts w:ascii="Tahoma" w:hAnsi="Tahoma" w:cs="Tahoma"/>
+              </w:rPr>
+              <w:t>}}</w:t>
             </w:r>
           </w:p>
         </w:tc>
@@ -1594,7 +1929,43 @@
                 <w:i/>
                 <w:iCs/>
               </w:rPr>
-              <w:t>{%tr endfor %}</w:t>
+              <w:t>{%</w:t>
+            </w:r>
+            <w:proofErr w:type="spellStart"/>
+            <w:r>
+              <w:rPr>
+                <w:rFonts w:ascii="Tahoma" w:hAnsi="Tahoma" w:cs="Tahoma"/>
+                <w:i/>
+                <w:iCs/>
+              </w:rPr>
+              <w:t>tr</w:t>
+            </w:r>
+            <w:proofErr w:type="spellEnd"/>
+            <w:r>
+              <w:rPr>
+                <w:rFonts w:ascii="Tahoma" w:hAnsi="Tahoma" w:cs="Tahoma"/>
+                <w:i/>
+                <w:iCs/>
+              </w:rPr>
+              <w:t xml:space="preserve"> </w:t>
+            </w:r>
+            <w:proofErr w:type="spellStart"/>
+            <w:r>
+              <w:rPr>
+                <w:rFonts w:ascii="Tahoma" w:hAnsi="Tahoma" w:cs="Tahoma"/>
+                <w:i/>
+                <w:iCs/>
+              </w:rPr>
+              <w:t>endfor</w:t>
+            </w:r>
+            <w:proofErr w:type="spellEnd"/>
+            <w:r>
+              <w:rPr>
+                <w:rFonts w:ascii="Tahoma" w:hAnsi="Tahoma" w:cs="Tahoma"/>
+                <w:i/>
+                <w:iCs/>
+              </w:rPr>
+              <w:t xml:space="preserve"> %}</w:t>
             </w:r>
           </w:p>
           <w:p>
@@ -1702,7 +2073,21 @@
               <w:rPr>
                 <w:rFonts w:ascii="Tahoma" w:hAnsi="Tahoma" w:cs="Tahoma"/>
               </w:rPr>
-              <w:t>{{iva}}</w:t>
+              <w:t>{{</w:t>
+            </w:r>
+            <w:proofErr w:type="spellStart"/>
+            <w:r>
+              <w:rPr>
+                <w:rFonts w:ascii="Tahoma" w:hAnsi="Tahoma" w:cs="Tahoma"/>
+              </w:rPr>
+              <w:t>iva</w:t>
+            </w:r>
+            <w:proofErr w:type="spellEnd"/>
+            <w:r>
+              <w:rPr>
+                <w:rFonts w:ascii="Tahoma" w:hAnsi="Tahoma" w:cs="Tahoma"/>
+              </w:rPr>
+              <w:t>}}</w:t>
             </w:r>
           </w:p>
         </w:tc>
@@ -1775,7 +2160,29 @@
                 <w:sz w:val="22"/>
                 <w:szCs w:val="22"/>
               </w:rPr>
-              <w:t xml:space="preserve">        {{moneda}}                                                                                                                     {{total}}</w:t>
+              <w:t xml:space="preserve">        {{moneda</w:t>
+            </w:r>
+            <w:proofErr w:type="gramStart"/>
+            <w:r>
+              <w:rPr>
+                <w:rFonts w:ascii="Tahoma" w:hAnsi="Tahoma" w:cs="Tahoma"/>
+                <w:b/>
+                <w:bCs/>
+                <w:sz w:val="22"/>
+                <w:szCs w:val="22"/>
+              </w:rPr>
+              <w:t xml:space="preserve">}}   </w:t>
+            </w:r>
+            <w:proofErr w:type="gramEnd"/>
+            <w:r>
+              <w:rPr>
+                <w:rFonts w:ascii="Tahoma" w:hAnsi="Tahoma" w:cs="Tahoma"/>
+                <w:b/>
+                <w:bCs/>
+                <w:sz w:val="22"/>
+                <w:szCs w:val="22"/>
+              </w:rPr>
+              <w:t xml:space="preserve">                                                                                                                  {{total}}</w:t>
             </w:r>
           </w:p>
         </w:tc>
@@ -1968,6 +2375,7 @@
                 <w:rFonts w:ascii="Tahoma" w:hAnsi="Tahoma" w:cs="Tahoma"/>
               </w:rPr>
             </w:pPr>
+            <w:proofErr w:type="spellStart"/>
             <w:r>
               <w:rPr>
                 <w:rFonts w:ascii="Tahoma" w:hAnsi="Tahoma" w:cs="Tahoma"/>
@@ -1976,8 +2384,31 @@
                 <w:sz w:val="19"/>
                 <w:szCs w:val="19"/>
               </w:rPr>
-              <w:t>Offer validity</w:t>
-            </w:r>
+              <w:t>Offer</w:t>
+            </w:r>
+            <w:proofErr w:type="spellEnd"/>
+            <w:r>
+              <w:rPr>
+                <w:rFonts w:ascii="Tahoma" w:hAnsi="Tahoma" w:cs="Tahoma"/>
+                <w:b/>
+                <w:bCs/>
+                <w:sz w:val="19"/>
+                <w:szCs w:val="19"/>
+              </w:rPr>
+              <w:t xml:space="preserve"> </w:t>
+            </w:r>
+            <w:proofErr w:type="spellStart"/>
+            <w:r>
+              <w:rPr>
+                <w:rFonts w:ascii="Tahoma" w:hAnsi="Tahoma" w:cs="Tahoma"/>
+                <w:b/>
+                <w:bCs/>
+                <w:sz w:val="19"/>
+                <w:szCs w:val="19"/>
+              </w:rPr>
+              <w:t>validity</w:t>
+            </w:r>
+            <w:proofErr w:type="spellEnd"/>
           </w:p>
         </w:tc>
         <w:tc>
@@ -2022,6 +2453,7 @@
                 <w:rFonts w:ascii="Tahoma" w:hAnsi="Tahoma" w:cs="Tahoma"/>
               </w:rPr>
             </w:pPr>
+            <w:proofErr w:type="spellStart"/>
             <w:r>
               <w:rPr>
                 <w:rFonts w:ascii="Tahoma" w:hAnsi="Tahoma" w:cs="Tahoma"/>
@@ -2030,8 +2462,31 @@
                 <w:sz w:val="19"/>
                 <w:szCs w:val="19"/>
               </w:rPr>
-              <w:t>Payment terms</w:t>
-            </w:r>
+              <w:t>Payment</w:t>
+            </w:r>
+            <w:proofErr w:type="spellEnd"/>
+            <w:r>
+              <w:rPr>
+                <w:rFonts w:ascii="Tahoma" w:hAnsi="Tahoma" w:cs="Tahoma"/>
+                <w:b/>
+                <w:bCs/>
+                <w:sz w:val="19"/>
+                <w:szCs w:val="19"/>
+              </w:rPr>
+              <w:t xml:space="preserve"> </w:t>
+            </w:r>
+            <w:proofErr w:type="spellStart"/>
+            <w:r>
+              <w:rPr>
+                <w:rFonts w:ascii="Tahoma" w:hAnsi="Tahoma" w:cs="Tahoma"/>
+                <w:b/>
+                <w:bCs/>
+                <w:sz w:val="19"/>
+                <w:szCs w:val="19"/>
+              </w:rPr>
+              <w:t>terms</w:t>
+            </w:r>
+            <w:proofErr w:type="spellEnd"/>
           </w:p>
         </w:tc>
         <w:tc>
@@ -2054,7 +2509,21 @@
               <w:rPr>
                 <w:rFonts w:ascii="Tahoma" w:hAnsi="Tahoma" w:cs="Tahoma"/>
               </w:rPr>
-              <w:t>{{forma_de_pago}}</w:t>
+              <w:t>{{</w:t>
+            </w:r>
+            <w:proofErr w:type="spellStart"/>
+            <w:r>
+              <w:rPr>
+                <w:rFonts w:ascii="Tahoma" w:hAnsi="Tahoma" w:cs="Tahoma"/>
+              </w:rPr>
+              <w:t>forma_de_pago</w:t>
+            </w:r>
+            <w:proofErr w:type="spellEnd"/>
+            <w:r>
+              <w:rPr>
+                <w:rFonts w:ascii="Tahoma" w:hAnsi="Tahoma" w:cs="Tahoma"/>
+              </w:rPr>
+              <w:t>}}</w:t>
             </w:r>
           </w:p>
         </w:tc>
@@ -2108,7 +2577,35 @@
               <w:rPr>
                 <w:rFonts w:ascii="Tahoma" w:hAnsi="Tahoma" w:cs="Tahoma"/>
               </w:rPr>
-              <w:t>{{tiempo_entrega}} days.</w:t>
+              <w:t>{{</w:t>
+            </w:r>
+            <w:proofErr w:type="spellStart"/>
+            <w:r>
+              <w:rPr>
+                <w:rFonts w:ascii="Tahoma" w:hAnsi="Tahoma" w:cs="Tahoma"/>
+              </w:rPr>
+              <w:t>tiempo_entrega</w:t>
+            </w:r>
+            <w:proofErr w:type="spellEnd"/>
+            <w:r>
+              <w:rPr>
+                <w:rFonts w:ascii="Tahoma" w:hAnsi="Tahoma" w:cs="Tahoma"/>
+              </w:rPr>
+              <w:t xml:space="preserve">}} </w:t>
+            </w:r>
+            <w:proofErr w:type="spellStart"/>
+            <w:r>
+              <w:rPr>
+                <w:rFonts w:ascii="Tahoma" w:hAnsi="Tahoma" w:cs="Tahoma"/>
+              </w:rPr>
+              <w:t>days</w:t>
+            </w:r>
+            <w:proofErr w:type="spellEnd"/>
+            <w:r>
+              <w:rPr>
+                <w:rFonts w:ascii="Tahoma" w:hAnsi="Tahoma" w:cs="Tahoma"/>
+              </w:rPr>
+              <w:t>.</w:t>
             </w:r>
           </w:p>
         </w:tc>
@@ -2130,9 +2627,9 @@
                 <w:rFonts w:ascii="Tahoma" w:hAnsi="Tahoma" w:cs="Tahoma"/>
                 <w:b/>
                 <w:bCs/>
-                <w:u w:val="single"/>
-              </w:rPr>
-            </w:pPr>
+              </w:rPr>
+            </w:pPr>
+            <w:proofErr w:type="spellStart"/>
             <w:r>
               <w:rPr>
                 <w:rFonts w:ascii="Tahoma" w:hAnsi="Tahoma" w:cs="Tahoma"/>
@@ -2140,16 +2637,15 @@
                 <w:bCs/>
                 <w:sz w:val="19"/>
                 <w:szCs w:val="19"/>
-                <w:u w:val="single"/>
               </w:rPr>
               <w:t>Other</w:t>
             </w:r>
+            <w:proofErr w:type="spellEnd"/>
             <w:r>
               <w:rPr>
                 <w:rFonts w:ascii="Tahoma" w:hAnsi="Tahoma" w:cs="Tahoma"/>
                 <w:b/>
                 <w:bCs/>
-                <w:u w:val="single"/>
               </w:rPr>
               <w:t xml:space="preserve"> </w:t>
             </w:r>
@@ -2160,7 +2656,6 @@
                 <w:bCs/>
                 <w:sz w:val="19"/>
                 <w:szCs w:val="19"/>
-                <w:u w:val="single"/>
               </w:rPr>
               <w:t>expenses</w:t>
             </w:r>
@@ -2169,7 +2664,6 @@
             <w:pPr>
               <w:rPr>
                 <w:rFonts w:ascii="Tahoma" w:hAnsi="Tahoma" w:cs="Tahoma"/>
-                <w:u w:val="single"/>
               </w:rPr>
             </w:pPr>
           </w:p>
@@ -2188,16 +2682,44 @@
             <w:pPr>
               <w:rPr>
                 <w:rFonts w:ascii="Tahoma" w:hAnsi="Tahoma" w:cs="Tahoma"/>
-                <w:u w:val="single"/>
-              </w:rPr>
-            </w:pPr>
-            <w:r>
-              <w:rPr>
-                <w:rFonts w:ascii="Tahoma" w:hAnsi="Tahoma" w:cs="Tahoma"/>
-                <w:u w:val="single"/>
-              </w:rPr>
-              <w:t>Other expenses by agency</w:t>
-            </w:r>
+              </w:rPr>
+            </w:pPr>
+            <w:proofErr w:type="spellStart"/>
+            <w:r>
+              <w:rPr>
+                <w:rFonts w:ascii="Tahoma" w:hAnsi="Tahoma" w:cs="Tahoma"/>
+              </w:rPr>
+              <w:t>Other</w:t>
+            </w:r>
+            <w:proofErr w:type="spellEnd"/>
+            <w:r>
+              <w:rPr>
+                <w:rFonts w:ascii="Tahoma" w:hAnsi="Tahoma" w:cs="Tahoma"/>
+              </w:rPr>
+              <w:t xml:space="preserve"> expenses </w:t>
+            </w:r>
+            <w:proofErr w:type="spellStart"/>
+            <w:r>
+              <w:rPr>
+                <w:rFonts w:ascii="Tahoma" w:hAnsi="Tahoma" w:cs="Tahoma"/>
+              </w:rPr>
+              <w:t>by</w:t>
+            </w:r>
+            <w:proofErr w:type="spellEnd"/>
+            <w:r>
+              <w:rPr>
+                <w:rFonts w:ascii="Tahoma" w:hAnsi="Tahoma" w:cs="Tahoma"/>
+              </w:rPr>
+              <w:t xml:space="preserve"> </w:t>
+            </w:r>
+            <w:proofErr w:type="spellStart"/>
+            <w:r>
+              <w:rPr>
+                <w:rFonts w:ascii="Tahoma" w:hAnsi="Tahoma" w:cs="Tahoma"/>
+              </w:rPr>
+              <w:t>agency</w:t>
+            </w:r>
+            <w:proofErr w:type="spellEnd"/>
           </w:p>
         </w:tc>
       </w:tr>
@@ -2261,7 +2783,29 @@
           <w:sz w:val="19"/>
           <w:szCs w:val="19"/>
         </w:rPr>
-        <w:t>{%p if notas %}</w:t>
+        <w:t xml:space="preserve">{%p </w:t>
+      </w:r>
+      <w:proofErr w:type="spellStart"/>
+      <w:r>
+        <w:rPr>
+          <w:rFonts w:ascii="Tahoma" w:hAnsi="Tahoma" w:cs="Tahoma"/>
+          <w:b/>
+          <w:bCs/>
+          <w:sz w:val="19"/>
+          <w:szCs w:val="19"/>
+        </w:rPr>
+        <w:t>if</w:t>
+      </w:r>
+      <w:proofErr w:type="spellEnd"/>
+      <w:r>
+        <w:rPr>
+          <w:rFonts w:ascii="Tahoma" w:hAnsi="Tahoma" w:cs="Tahoma"/>
+          <w:b/>
+          <w:bCs/>
+          <w:sz w:val="19"/>
+          <w:szCs w:val="19"/>
+        </w:rPr>
+        <w:t xml:space="preserve"> notas %}</w:t>
       </w:r>
     </w:p>
     <w:p>
@@ -2323,7 +2867,29 @@
           <w:sz w:val="19"/>
           <w:szCs w:val="19"/>
         </w:rPr>
-        <w:t>{%p endif %}</w:t>
+        <w:t xml:space="preserve">{%p </w:t>
+      </w:r>
+      <w:proofErr w:type="spellStart"/>
+      <w:r>
+        <w:rPr>
+          <w:rFonts w:ascii="Tahoma" w:hAnsi="Tahoma" w:cs="Tahoma"/>
+          <w:b/>
+          <w:bCs/>
+          <w:sz w:val="19"/>
+          <w:szCs w:val="19"/>
+        </w:rPr>
+        <w:t>endif</w:t>
+      </w:r>
+      <w:proofErr w:type="spellEnd"/>
+      <w:r>
+        <w:rPr>
+          <w:rFonts w:ascii="Tahoma" w:hAnsi="Tahoma" w:cs="Tahoma"/>
+          <w:b/>
+          <w:bCs/>
+          <w:sz w:val="19"/>
+          <w:szCs w:val="19"/>
+        </w:rPr>
+        <w:t xml:space="preserve"> %}</w:t>
       </w:r>
     </w:p>
     <w:p>
@@ -2333,11 +2899,33 @@
           <w:rFonts w:ascii="Tahoma" w:hAnsi="Tahoma" w:cs="Tahoma"/>
         </w:rPr>
       </w:pPr>
+      <w:proofErr w:type="spellStart"/>
       <w:r>
         <w:rPr>
           <w:rFonts w:ascii="Tahoma" w:hAnsi="Tahoma" w:cs="Tahoma"/>
         </w:rPr>
-        <w:t>Yours faithfully,</w:t>
+        <w:t>Yours</w:t>
+      </w:r>
+      <w:proofErr w:type="spellEnd"/>
+      <w:r>
+        <w:rPr>
+          <w:rFonts w:ascii="Tahoma" w:hAnsi="Tahoma" w:cs="Tahoma"/>
+        </w:rPr>
+        <w:t xml:space="preserve"> </w:t>
+      </w:r>
+      <w:proofErr w:type="spellStart"/>
+      <w:r>
+        <w:rPr>
+          <w:rFonts w:ascii="Tahoma" w:hAnsi="Tahoma" w:cs="Tahoma"/>
+        </w:rPr>
+        <w:t>faithfully</w:t>
+      </w:r>
+      <w:proofErr w:type="spellEnd"/>
+      <w:r>
+        <w:rPr>
+          <w:rFonts w:ascii="Tahoma" w:hAnsi="Tahoma" w:cs="Tahoma"/>
+        </w:rPr>
+        <w:t>,</w:t>
       </w:r>
     </w:p>
     <w:p>
@@ -2366,7 +2954,21 @@
         <w:rPr>
           <w:rFonts w:ascii="Tahoma" w:hAnsi="Tahoma" w:cs="Tahoma"/>
         </w:rPr>
-        <w:t>{{cargo}} – Proios S.A.</w:t>
+        <w:t xml:space="preserve">{{cargo}} – </w:t>
+      </w:r>
+      <w:proofErr w:type="spellStart"/>
+      <w:r>
+        <w:rPr>
+          <w:rFonts w:ascii="Tahoma" w:hAnsi="Tahoma" w:cs="Tahoma"/>
+        </w:rPr>
+        <w:t>Proios</w:t>
+      </w:r>
+      <w:proofErr w:type="spellEnd"/>
+      <w:r>
+        <w:rPr>
+          <w:rFonts w:ascii="Tahoma" w:hAnsi="Tahoma" w:cs="Tahoma"/>
+        </w:rPr>
+        <w:t xml:space="preserve"> S.A.</w:t>
       </w:r>
     </w:p>
     <w:p>
@@ -2379,7 +2981,21 @@
         <w:rPr>
           <w:rFonts w:ascii="Tahoma" w:hAnsi="Tahoma" w:cs="Tahoma"/>
         </w:rPr>
-        <w:t>{{firmante_email}}</w:t>
+        <w:t>{{</w:t>
+      </w:r>
+      <w:proofErr w:type="spellStart"/>
+      <w:r>
+        <w:rPr>
+          <w:rFonts w:ascii="Tahoma" w:hAnsi="Tahoma" w:cs="Tahoma"/>
+        </w:rPr>
+        <w:t>firmante_email</w:t>
+      </w:r>
+      <w:proofErr w:type="spellEnd"/>
+      <w:r>
+        <w:rPr>
+          <w:rFonts w:ascii="Tahoma" w:hAnsi="Tahoma" w:cs="Tahoma"/>
+        </w:rPr>
+        <w:t>}}</w:t>
       </w:r>
     </w:p>
     <w:p/>
@@ -2396,7 +3012,7 @@
 </file>
 
 <file path=word/endnotes.xml><?xml version="1.0" encoding="utf-8"?>
-<w:endnotes xmlns:wpc="http://schemas.microsoft.com/office/word/2010/wordprocessingCanvas" xmlns:cx="http://schemas.microsoft.com/office/drawing/2014/chartex" xmlns:cx1="http://schemas.microsoft.com/office/drawing/2015/9/8/chartex" xmlns:cx2="http://schemas.microsoft.com/office/drawing/2015/10/21/chartex" xmlns:cx3="http://schemas.microsoft.com/office/drawing/2016/5/9/chartex" xmlns:cx4="http://schemas.microsoft.com/office/drawing/2016/5/10/chartex" xmlns:cx5="http://schemas.microsoft.com/office/drawing/2016/5/11/chartex" xmlns:cx6="http://schemas.microsoft.com/office/drawing/2016/5/12/chartex" xmlns:cx7="http://schemas.microsoft.com/office/drawing/2016/5/13/chartex" xmlns:cx8="http://schemas.microsoft.com/office/drawing/2016/5/14/chartex" xmlns:mc="http://schemas.openxmlformats.org/markup-compatibility/2006" xmlns:aink="http://schemas.microsoft.com/office/drawing/2016/ink" xmlns:am3d="http://schemas.microsoft.com/office/drawing/2017/model3d" xmlns:o="urn:schemas-microsoft-com:office:office" xmlns:oel="http://schemas.microsoft.com/office/2019/extlst" xmlns:r="http://schemas.openxmlformats.org/officeDocument/2006/relationships" xmlns:m="http://schemas.openxmlformats.org/officeDocument/2006/math" xmlns:v="urn:schemas-microsoft-com:vml" xmlns:wp14="http://schemas.microsoft.com/office/word/2010/wordprocessingDrawing" xmlns:wp="http://schemas.openxmlformats.org/drawingml/2006/wordprocessingDrawing" xmlns:w10="urn:schemas-microsoft-com:office:word" xmlns:w="http://schemas.openxmlformats.org/wordprocessingml/2006/main" xmlns:w14="http://schemas.microsoft.com/office/word/2010/wordml" xmlns:w15="http://schemas.microsoft.com/office/word/2012/wordml" xmlns:w16cex="http://schemas.microsoft.com/office/word/2018/wordml/cex" xmlns:w16cid="http://schemas.microsoft.com/office/word/2016/wordml/cid" xmlns:w16="http://schemas.microsoft.com/office/word/2018/wordml" xmlns:w16du="http://schemas.microsoft.com/office/word/2023/wordml/word16du" xmlns:w16sdtdh="http://schemas.microsoft.com/office/word/2020/wordml/sdtdatahash" xmlns:w16sdtfl="http://schemas.microsoft.com/office/word/2024/wordml/sdtformatlock" xmlns:w16se="http://schemas.microsoft.com/office/word/2015/wordml/symex" xmlns:wpg="http://schemas.microsoft.com/office/word/2010/wordprocessingGroup" xmlns:wpi="http://schemas.microsoft.com/office/word/2010/wordprocessingInk" xmlns:wne="http://schemas.microsoft.com/office/word/2006/wordml" xmlns:wps="http://schemas.microsoft.com/office/word/2010/wordprocessingShape" mc:Ignorable="w14 w15 w16se w16cid w16 w16cex w16sdtdh w16sdtfl w16du wp14">
+<w:endnotes xmlns:wpc="http://schemas.microsoft.com/office/word/2010/wordprocessingCanvas" xmlns:cx="http://schemas.microsoft.com/office/drawing/2014/chartex" xmlns:cx1="http://schemas.microsoft.com/office/drawing/2015/9/8/chartex" xmlns:cx2="http://schemas.microsoft.com/office/drawing/2015/10/21/chartex" xmlns:cx3="http://schemas.microsoft.com/office/drawing/2016/5/9/chartex" xmlns:cx4="http://schemas.microsoft.com/office/drawing/2016/5/10/chartex" xmlns:cx5="http://schemas.microsoft.com/office/drawing/2016/5/11/chartex" xmlns:cx6="http://schemas.microsoft.com/office/drawing/2016/5/12/chartex" xmlns:cx7="http://schemas.microsoft.com/office/drawing/2016/5/13/chartex" xmlns:cx8="http://schemas.microsoft.com/office/drawing/2016/5/14/chartex" xmlns:mc="http://schemas.openxmlformats.org/markup-compatibility/2006" xmlns:aink="http://schemas.microsoft.com/office/drawing/2016/ink" xmlns:am3d="http://schemas.microsoft.com/office/drawing/2017/model3d" xmlns:o="urn:schemas-microsoft-com:office:office" xmlns:r="http://schemas.openxmlformats.org/officeDocument/2006/relationships" xmlns:m="http://schemas.openxmlformats.org/officeDocument/2006/math" xmlns:v="urn:schemas-microsoft-com:vml" xmlns:wp14="http://schemas.microsoft.com/office/word/2010/wordprocessingDrawing" xmlns:wp="http://schemas.openxmlformats.org/drawingml/2006/wordprocessingDrawing" xmlns:w10="urn:schemas-microsoft-com:office:word" xmlns:w="http://schemas.openxmlformats.org/wordprocessingml/2006/main" xmlns:w14="http://schemas.microsoft.com/office/word/2010/wordml" xmlns:w15="http://schemas.microsoft.com/office/word/2012/wordml" xmlns:w16cex="http://schemas.microsoft.com/office/word/2018/wordml/cex" xmlns:w16cid="http://schemas.microsoft.com/office/word/2016/wordml/cid" xmlns:w16="http://schemas.microsoft.com/office/word/2018/wordml" xmlns:w16sdtdh="http://schemas.microsoft.com/office/word/2020/wordml/sdtdatahash" xmlns:w16se="http://schemas.microsoft.com/office/word/2015/wordml/symex" xmlns:wpg="http://schemas.microsoft.com/office/word/2010/wordprocessingGroup" xmlns:wpi="http://schemas.microsoft.com/office/word/2010/wordprocessingInk" xmlns:wne="http://schemas.microsoft.com/office/word/2006/wordml" xmlns:wps="http://schemas.microsoft.com/office/word/2010/wordprocessingShape" mc:Ignorable="w14 w15 w16se w16cid w16 w16cex w16sdtdh wp14">
   <w:endnote w:type="separator" w:id="-1">
     <w:p>
       <w:r>
@@ -2415,7 +3031,7 @@
 </file>
 
 <file path=word/footer1.xml><?xml version="1.0" encoding="utf-8"?>
-<w:ftr xmlns:wpc="http://schemas.microsoft.com/office/word/2010/wordprocessingCanvas" xmlns:cx="http://schemas.microsoft.com/office/drawing/2014/chartex" xmlns:cx1="http://schemas.microsoft.com/office/drawing/2015/9/8/chartex" xmlns:cx2="http://schemas.microsoft.com/office/drawing/2015/10/21/chartex" xmlns:cx3="http://schemas.microsoft.com/office/drawing/2016/5/9/chartex" xmlns:cx4="http://schemas.microsoft.com/office/drawing/2016/5/10/chartex" xmlns:cx5="http://schemas.microsoft.com/office/drawing/2016/5/11/chartex" xmlns:cx6="http://schemas.microsoft.com/office/drawing/2016/5/12/chartex" xmlns:cx7="http://schemas.microsoft.com/office/drawing/2016/5/13/chartex" xmlns:cx8="http://schemas.microsoft.com/office/drawing/2016/5/14/chartex" xmlns:mc="http://schemas.openxmlformats.org/markup-compatibility/2006" xmlns:aink="http://schemas.microsoft.com/office/drawing/2016/ink" xmlns:am3d="http://schemas.microsoft.com/office/drawing/2017/model3d" xmlns:o="urn:schemas-microsoft-com:office:office" xmlns:oel="http://schemas.microsoft.com/office/2019/extlst" xmlns:r="http://schemas.openxmlformats.org/officeDocument/2006/relationships" xmlns:m="http://schemas.openxmlformats.org/officeDocument/2006/math" xmlns:v="urn:schemas-microsoft-com:vml" xmlns:wp14="http://schemas.microsoft.com/office/word/2010/wordprocessingDrawing" xmlns:wp="http://schemas.openxmlformats.org/drawingml/2006/wordprocessingDrawing" xmlns:w10="urn:schemas-microsoft-com:office:word" xmlns:w="http://schemas.openxmlformats.org/wordprocessingml/2006/main" xmlns:w14="http://schemas.microsoft.com/office/word/2010/wordml" xmlns:w15="http://schemas.microsoft.com/office/word/2012/wordml" xmlns:w16cex="http://schemas.microsoft.com/office/word/2018/wordml/cex" xmlns:w16cid="http://schemas.microsoft.com/office/word/2016/wordml/cid" xmlns:w16="http://schemas.microsoft.com/office/word/2018/wordml" xmlns:w16du="http://schemas.microsoft.com/office/word/2023/wordml/word16du" xmlns:w16sdtdh="http://schemas.microsoft.com/office/word/2020/wordml/sdtdatahash" xmlns:w16sdtfl="http://schemas.microsoft.com/office/word/2024/wordml/sdtformatlock" xmlns:w16se="http://schemas.microsoft.com/office/word/2015/wordml/symex" xmlns:wpg="http://schemas.microsoft.com/office/word/2010/wordprocessingGroup" xmlns:wpi="http://schemas.microsoft.com/office/word/2010/wordprocessingInk" xmlns:wne="http://schemas.microsoft.com/office/word/2006/wordml" xmlns:wps="http://schemas.microsoft.com/office/word/2010/wordprocessingShape" mc:Ignorable="w14 w15 w16se w16cid w16 w16cex w16sdtdh w16sdtfl w16du wp14">
+<w:ftr xmlns:wpc="http://schemas.microsoft.com/office/word/2010/wordprocessingCanvas" xmlns:cx="http://schemas.microsoft.com/office/drawing/2014/chartex" xmlns:cx1="http://schemas.microsoft.com/office/drawing/2015/9/8/chartex" xmlns:cx2="http://schemas.microsoft.com/office/drawing/2015/10/21/chartex" xmlns:cx3="http://schemas.microsoft.com/office/drawing/2016/5/9/chartex" xmlns:cx4="http://schemas.microsoft.com/office/drawing/2016/5/10/chartex" xmlns:cx5="http://schemas.microsoft.com/office/drawing/2016/5/11/chartex" xmlns:cx6="http://schemas.microsoft.com/office/drawing/2016/5/12/chartex" xmlns:cx7="http://schemas.microsoft.com/office/drawing/2016/5/13/chartex" xmlns:cx8="http://schemas.microsoft.com/office/drawing/2016/5/14/chartex" xmlns:mc="http://schemas.openxmlformats.org/markup-compatibility/2006" xmlns:aink="http://schemas.microsoft.com/office/drawing/2016/ink" xmlns:am3d="http://schemas.microsoft.com/office/drawing/2017/model3d" xmlns:o="urn:schemas-microsoft-com:office:office" xmlns:r="http://schemas.openxmlformats.org/officeDocument/2006/relationships" xmlns:m="http://schemas.openxmlformats.org/officeDocument/2006/math" xmlns:v="urn:schemas-microsoft-com:vml" xmlns:wp14="http://schemas.microsoft.com/office/word/2010/wordprocessingDrawing" xmlns:wp="http://schemas.openxmlformats.org/drawingml/2006/wordprocessingDrawing" xmlns:w10="urn:schemas-microsoft-com:office:word" xmlns:w="http://schemas.openxmlformats.org/wordprocessingml/2006/main" xmlns:w14="http://schemas.microsoft.com/office/word/2010/wordml" xmlns:w15="http://schemas.microsoft.com/office/word/2012/wordml" xmlns:w16cex="http://schemas.microsoft.com/office/word/2018/wordml/cex" xmlns:w16cid="http://schemas.microsoft.com/office/word/2016/wordml/cid" xmlns:w16="http://schemas.microsoft.com/office/word/2018/wordml" xmlns:w16sdtdh="http://schemas.microsoft.com/office/word/2020/wordml/sdtdatahash" xmlns:w16se="http://schemas.microsoft.com/office/word/2015/wordml/symex" xmlns:wpg="http://schemas.microsoft.com/office/word/2010/wordprocessingGroup" xmlns:wpi="http://schemas.microsoft.com/office/word/2010/wordprocessingInk" xmlns:wne="http://schemas.microsoft.com/office/word/2006/wordml" xmlns:wps="http://schemas.microsoft.com/office/word/2010/wordprocessingShape" mc:Ignorable="w14 w15 w16se w16cid w16 w16cex w16sdtdh wp14">
   <w:p>
     <w:pPr>
       <w:pBdr>
@@ -2425,12 +3041,69 @@
         <w:tab w:val="right" w:pos="9360"/>
       </w:tabs>
     </w:pPr>
+    <w:proofErr w:type="spellStart"/>
     <w:r>
       <w:rPr>
         <w:sz w:val="14"/>
         <w:szCs w:val="14"/>
       </w:rPr>
-      <w:t>Proios S.A. · Comodoro Pedro Zanni 351, 5th Fl. – 503 LN, Buenos Aires (C1104AAH)  ·  info@proios.com  ·  www.proios.com</w:t>
+      <w:t>Proios</w:t>
+    </w:r>
+    <w:proofErr w:type="spellEnd"/>
+    <w:r>
+      <w:rPr>
+        <w:sz w:val="14"/>
+        <w:szCs w:val="14"/>
+      </w:rPr>
+      <w:t xml:space="preserve"> S.A. · Comodoro Pedro </w:t>
+    </w:r>
+    <w:proofErr w:type="spellStart"/>
+    <w:r>
+      <w:rPr>
+        <w:sz w:val="14"/>
+        <w:szCs w:val="14"/>
+      </w:rPr>
+      <w:t>Zanni</w:t>
+    </w:r>
+    <w:proofErr w:type="spellEnd"/>
+    <w:r>
+      <w:rPr>
+        <w:sz w:val="14"/>
+        <w:szCs w:val="14"/>
+      </w:rPr>
+      <w:t xml:space="preserve"> 351, 5th </w:t>
+    </w:r>
+    <w:proofErr w:type="spellStart"/>
+    <w:r>
+      <w:rPr>
+        <w:sz w:val="14"/>
+        <w:szCs w:val="14"/>
+      </w:rPr>
+      <w:t>Fl</w:t>
+    </w:r>
+    <w:proofErr w:type="spellEnd"/>
+    <w:r>
+      <w:rPr>
+        <w:sz w:val="14"/>
+        <w:szCs w:val="14"/>
+      </w:rPr>
+      <w:t>. – 503 LN, Buenos Aires (C1104</w:t>
+    </w:r>
+    <w:proofErr w:type="gramStart"/>
+    <w:r>
+      <w:rPr>
+        <w:sz w:val="14"/>
+        <w:szCs w:val="14"/>
+      </w:rPr>
+      <w:t>AAH)  ·</w:t>
+    </w:r>
+    <w:proofErr w:type="gramEnd"/>
+    <w:r>
+      <w:rPr>
+        <w:sz w:val="14"/>
+        <w:szCs w:val="14"/>
+      </w:rPr>
+      <w:t xml:space="preserve">  info@proios.com  ·  www.proios.com</w:t>
     </w:r>
     <w:r>
       <w:rPr>
@@ -2481,7 +3154,7 @@
 </file>
 
 <file path=word/footnotes.xml><?xml version="1.0" encoding="utf-8"?>
-<w:footnotes xmlns:wpc="http://schemas.microsoft.com/office/word/2010/wordprocessingCanvas" xmlns:cx="http://schemas.microsoft.com/office/drawing/2014/chartex" xmlns:cx1="http://schemas.microsoft.com/office/drawing/2015/9/8/chartex" xmlns:cx2="http://schemas.microsoft.com/office/drawing/2015/10/21/chartex" xmlns:cx3="http://schemas.microsoft.com/office/drawing/2016/5/9/chartex" xmlns:cx4="http://schemas.microsoft.com/office/drawing/2016/5/10/chartex" xmlns:cx5="http://schemas.microsoft.com/office/drawing/2016/5/11/chartex" xmlns:cx6="http://schemas.microsoft.com/office/drawing/2016/5/12/chartex" xmlns:cx7="http://schemas.microsoft.com/office/drawing/2016/5/13/chartex" xmlns:cx8="http://schemas.microsoft.com/office/drawing/2016/5/14/chartex" xmlns:mc="http://schemas.openxmlformats.org/markup-compatibility/2006" xmlns:aink="http://schemas.microsoft.com/office/drawing/2016/ink" xmlns:am3d="http://schemas.microsoft.com/office/drawing/2017/model3d" xmlns:o="urn:schemas-microsoft-com:office:office" xmlns:oel="http://schemas.microsoft.com/office/2019/extlst" xmlns:r="http://schemas.openxmlformats.org/officeDocument/2006/relationships" xmlns:m="http://schemas.openxmlformats.org/officeDocument/2006/math" xmlns:v="urn:schemas-microsoft-com:vml" xmlns:wp14="http://schemas.microsoft.com/office/word/2010/wordprocessingDrawing" xmlns:wp="http://schemas.openxmlformats.org/drawingml/2006/wordprocessingDrawing" xmlns:w10="urn:schemas-microsoft-com:office:word" xmlns:w="http://schemas.openxmlformats.org/wordprocessingml/2006/main" xmlns:w14="http://schemas.microsoft.com/office/word/2010/wordml" xmlns:w15="http://schemas.microsoft.com/office/word/2012/wordml" xmlns:w16cex="http://schemas.microsoft.com/office/word/2018/wordml/cex" xmlns:w16cid="http://schemas.microsoft.com/office/word/2016/wordml/cid" xmlns:w16="http://schemas.microsoft.com/office/word/2018/wordml" xmlns:w16du="http://schemas.microsoft.com/office/word/2023/wordml/word16du" xmlns:w16sdtdh="http://schemas.microsoft.com/office/word/2020/wordml/sdtdatahash" xmlns:w16sdtfl="http://schemas.microsoft.com/office/word/2024/wordml/sdtformatlock" xmlns:w16se="http://schemas.microsoft.com/office/word/2015/wordml/symex" xmlns:wpg="http://schemas.microsoft.com/office/word/2010/wordprocessingGroup" xmlns:wpi="http://schemas.microsoft.com/office/word/2010/wordprocessingInk" xmlns:wne="http://schemas.microsoft.com/office/word/2006/wordml" xmlns:wps="http://schemas.microsoft.com/office/word/2010/wordprocessingShape" mc:Ignorable="w14 w15 w16se w16cid w16 w16cex w16sdtdh w16sdtfl w16du wp14">
+<w:footnotes xmlns:wpc="http://schemas.microsoft.com/office/word/2010/wordprocessingCanvas" xmlns:cx="http://schemas.microsoft.com/office/drawing/2014/chartex" xmlns:cx1="http://schemas.microsoft.com/office/drawing/2015/9/8/chartex" xmlns:cx2="http://schemas.microsoft.com/office/drawing/2015/10/21/chartex" xmlns:cx3="http://schemas.microsoft.com/office/drawing/2016/5/9/chartex" xmlns:cx4="http://schemas.microsoft.com/office/drawing/2016/5/10/chartex" xmlns:cx5="http://schemas.microsoft.com/office/drawing/2016/5/11/chartex" xmlns:cx6="http://schemas.microsoft.com/office/drawing/2016/5/12/chartex" xmlns:cx7="http://schemas.microsoft.com/office/drawing/2016/5/13/chartex" xmlns:cx8="http://schemas.microsoft.com/office/drawing/2016/5/14/chartex" xmlns:mc="http://schemas.openxmlformats.org/markup-compatibility/2006" xmlns:aink="http://schemas.microsoft.com/office/drawing/2016/ink" xmlns:am3d="http://schemas.microsoft.com/office/drawing/2017/model3d" xmlns:o="urn:schemas-microsoft-com:office:office" xmlns:r="http://schemas.openxmlformats.org/officeDocument/2006/relationships" xmlns:m="http://schemas.openxmlformats.org/officeDocument/2006/math" xmlns:v="urn:schemas-microsoft-com:vml" xmlns:wp14="http://schemas.microsoft.com/office/word/2010/wordprocessingDrawing" xmlns:wp="http://schemas.openxmlformats.org/drawingml/2006/wordprocessingDrawing" xmlns:w10="urn:schemas-microsoft-com:office:word" xmlns:w="http://schemas.openxmlformats.org/wordprocessingml/2006/main" xmlns:w14="http://schemas.microsoft.com/office/word/2010/wordml" xmlns:w15="http://schemas.microsoft.com/office/word/2012/wordml" xmlns:w16cex="http://schemas.microsoft.com/office/word/2018/wordml/cex" xmlns:w16cid="http://schemas.microsoft.com/office/word/2016/wordml/cid" xmlns:w16="http://schemas.microsoft.com/office/word/2018/wordml" xmlns:w16sdtdh="http://schemas.microsoft.com/office/word/2020/wordml/sdtdatahash" xmlns:w16se="http://schemas.microsoft.com/office/word/2015/wordml/symex" xmlns:wpg="http://schemas.microsoft.com/office/word/2010/wordprocessingGroup" xmlns:wpi="http://schemas.microsoft.com/office/word/2010/wordprocessingInk" xmlns:wne="http://schemas.microsoft.com/office/word/2006/wordml" xmlns:wps="http://schemas.microsoft.com/office/word/2010/wordprocessingShape" mc:Ignorable="w14 w15 w16se w16cid w16 w16cex w16sdtdh wp14">
   <w:footnote w:type="separator" w:id="-1">
     <w:p>
       <w:r>
@@ -2500,7 +3173,7 @@
 </file>
 
 <file path=word/header1.xml><?xml version="1.0" encoding="utf-8"?>
-<w:hdr xmlns:wpc="http://schemas.microsoft.com/office/word/2010/wordprocessingCanvas" xmlns:cx="http://schemas.microsoft.com/office/drawing/2014/chartex" xmlns:cx1="http://schemas.microsoft.com/office/drawing/2015/9/8/chartex" xmlns:cx2="http://schemas.microsoft.com/office/drawing/2015/10/21/chartex" xmlns:cx3="http://schemas.microsoft.com/office/drawing/2016/5/9/chartex" xmlns:cx4="http://schemas.microsoft.com/office/drawing/2016/5/10/chartex" xmlns:cx5="http://schemas.microsoft.com/office/drawing/2016/5/11/chartex" xmlns:cx6="http://schemas.microsoft.com/office/drawing/2016/5/12/chartex" xmlns:cx7="http://schemas.microsoft.com/office/drawing/2016/5/13/chartex" xmlns:cx8="http://schemas.microsoft.com/office/drawing/2016/5/14/chartex" xmlns:mc="http://schemas.openxmlformats.org/markup-compatibility/2006" xmlns:aink="http://schemas.microsoft.com/office/drawing/2016/ink" xmlns:am3d="http://schemas.microsoft.com/office/drawing/2017/model3d" xmlns:o="urn:schemas-microsoft-com:office:office" xmlns:oel="http://schemas.microsoft.com/office/2019/extlst" xmlns:r="http://schemas.openxmlformats.org/officeDocument/2006/relationships" xmlns:m="http://schemas.openxmlformats.org/officeDocument/2006/math" xmlns:v="urn:schemas-microsoft-com:vml" xmlns:wp14="http://schemas.microsoft.com/office/word/2010/wordprocessingDrawing" xmlns:wp="http://schemas.openxmlformats.org/drawingml/2006/wordprocessingDrawing" xmlns:w10="urn:schemas-microsoft-com:office:word" xmlns:w="http://schemas.openxmlformats.org/wordprocessingml/2006/main" xmlns:w14="http://schemas.microsoft.com/office/word/2010/wordml" xmlns:w15="http://schemas.microsoft.com/office/word/2012/wordml" xmlns:w16cex="http://schemas.microsoft.com/office/word/2018/wordml/cex" xmlns:w16cid="http://schemas.microsoft.com/office/word/2016/wordml/cid" xmlns:w16="http://schemas.microsoft.com/office/word/2018/wordml" xmlns:w16du="http://schemas.microsoft.com/office/word/2023/wordml/word16du" xmlns:w16sdtdh="http://schemas.microsoft.com/office/word/2020/wordml/sdtdatahash" xmlns:w16sdtfl="http://schemas.microsoft.com/office/word/2024/wordml/sdtformatlock" xmlns:w16se="http://schemas.microsoft.com/office/word/2015/wordml/symex" xmlns:wpg="http://schemas.microsoft.com/office/word/2010/wordprocessingGroup" xmlns:wpi="http://schemas.microsoft.com/office/word/2010/wordprocessingInk" xmlns:wne="http://schemas.microsoft.com/office/word/2006/wordml" xmlns:wps="http://schemas.microsoft.com/office/word/2010/wordprocessingShape" mc:Ignorable="w14 w15 w16se w16cid w16 w16cex w16sdtdh w16sdtfl w16du wp14">
+<w:hdr xmlns:wpc="http://schemas.microsoft.com/office/word/2010/wordprocessingCanvas" xmlns:cx="http://schemas.microsoft.com/office/drawing/2014/chartex" xmlns:cx1="http://schemas.microsoft.com/office/drawing/2015/9/8/chartex" xmlns:cx2="http://schemas.microsoft.com/office/drawing/2015/10/21/chartex" xmlns:cx3="http://schemas.microsoft.com/office/drawing/2016/5/9/chartex" xmlns:cx4="http://schemas.microsoft.com/office/drawing/2016/5/10/chartex" xmlns:cx5="http://schemas.microsoft.com/office/drawing/2016/5/11/chartex" xmlns:cx6="http://schemas.microsoft.com/office/drawing/2016/5/12/chartex" xmlns:cx7="http://schemas.microsoft.com/office/drawing/2016/5/13/chartex" xmlns:cx8="http://schemas.microsoft.com/office/drawing/2016/5/14/chartex" xmlns:mc="http://schemas.openxmlformats.org/markup-compatibility/2006" xmlns:aink="http://schemas.microsoft.com/office/drawing/2016/ink" xmlns:am3d="http://schemas.microsoft.com/office/drawing/2017/model3d" xmlns:o="urn:schemas-microsoft-com:office:office" xmlns:r="http://schemas.openxmlformats.org/officeDocument/2006/relationships" xmlns:m="http://schemas.openxmlformats.org/officeDocument/2006/math" xmlns:v="urn:schemas-microsoft-com:vml" xmlns:wp14="http://schemas.microsoft.com/office/word/2010/wordprocessingDrawing" xmlns:wp="http://schemas.openxmlformats.org/drawingml/2006/wordprocessingDrawing" xmlns:w10="urn:schemas-microsoft-com:office:word" xmlns:w="http://schemas.openxmlformats.org/wordprocessingml/2006/main" xmlns:w14="http://schemas.microsoft.com/office/word/2010/wordml" xmlns:w15="http://schemas.microsoft.com/office/word/2012/wordml" xmlns:w16cex="http://schemas.microsoft.com/office/word/2018/wordml/cex" xmlns:w16cid="http://schemas.microsoft.com/office/word/2016/wordml/cid" xmlns:w16="http://schemas.microsoft.com/office/word/2018/wordml" xmlns:w16sdtdh="http://schemas.microsoft.com/office/word/2020/wordml/sdtdatahash" xmlns:w16se="http://schemas.microsoft.com/office/word/2015/wordml/symex" xmlns:wpg="http://schemas.microsoft.com/office/word/2010/wordprocessingGroup" xmlns:wpi="http://schemas.microsoft.com/office/word/2010/wordprocessingInk" xmlns:wne="http://schemas.microsoft.com/office/word/2006/wordml" xmlns:wps="http://schemas.microsoft.com/office/word/2010/wordprocessingShape" mc:Ignorable="w14 w15 w16se w16cid w16 w16cex w16sdtdh wp14">
   <w:tbl>
     <w:tblPr>
       <w:tblW w:w="9360" w:type="dxa"/>
@@ -2602,7 +3275,7 @@
 </file>
 
 <file path=word/numbering.xml><?xml version="1.0" encoding="utf-8"?>
-<w:numbering xmlns:wpc="http://schemas.microsoft.com/office/word/2010/wordprocessingCanvas" xmlns:cx="http://schemas.microsoft.com/office/drawing/2014/chartex" xmlns:cx1="http://schemas.microsoft.com/office/drawing/2015/9/8/chartex" xmlns:cx2="http://schemas.microsoft.com/office/drawing/2015/10/21/chartex" xmlns:cx3="http://schemas.microsoft.com/office/drawing/2016/5/9/chartex" xmlns:cx4="http://schemas.microsoft.com/office/drawing/2016/5/10/chartex" xmlns:cx5="http://schemas.microsoft.com/office/drawing/2016/5/11/chartex" xmlns:cx6="http://schemas.microsoft.com/office/drawing/2016/5/12/chartex" xmlns:cx7="http://schemas.microsoft.com/office/drawing/2016/5/13/chartex" xmlns:cx8="http://schemas.microsoft.com/office/drawing/2016/5/14/chartex" xmlns:mc="http://schemas.openxmlformats.org/markup-compatibility/2006" xmlns:aink="http://schemas.microsoft.com/office/drawing/2016/ink" xmlns:am3d="http://schemas.microsoft.com/office/drawing/2017/model3d" xmlns:o="urn:schemas-microsoft-com:office:office" xmlns:oel="http://schemas.microsoft.com/office/2019/extlst" xmlns:r="http://schemas.openxmlformats.org/officeDocument/2006/relationships" xmlns:m="http://schemas.openxmlformats.org/officeDocument/2006/math" xmlns:v="urn:schemas-microsoft-com:vml" xmlns:wp14="http://schemas.microsoft.com/office/word/2010/wordprocessingDrawing" xmlns:wp="http://schemas.openxmlformats.org/drawingml/2006/wordprocessingDrawing" xmlns:w10="urn:schemas-microsoft-com:office:word" xmlns:w="http://schemas.openxmlformats.org/wordprocessingml/2006/main" xmlns:w14="http://schemas.microsoft.com/office/word/2010/wordml" xmlns:w15="http://schemas.microsoft.com/office/word/2012/wordml" xmlns:w16cex="http://schemas.microsoft.com/office/word/2018/wordml/cex" xmlns:w16cid="http://schemas.microsoft.com/office/word/2016/wordml/cid" xmlns:w16="http://schemas.microsoft.com/office/word/2018/wordml" xmlns:w16du="http://schemas.microsoft.com/office/word/2023/wordml/word16du" xmlns:w16sdtdh="http://schemas.microsoft.com/office/word/2020/wordml/sdtdatahash" xmlns:w16sdtfl="http://schemas.microsoft.com/office/word/2024/wordml/sdtformatlock" xmlns:w16se="http://schemas.microsoft.com/office/word/2015/wordml/symex" xmlns:wpg="http://schemas.microsoft.com/office/word/2010/wordprocessingGroup" xmlns:wpi="http://schemas.microsoft.com/office/word/2010/wordprocessingInk" xmlns:wne="http://schemas.microsoft.com/office/word/2006/wordml" xmlns:wps="http://schemas.microsoft.com/office/word/2010/wordprocessingShape" mc:Ignorable="w14 w15 w16se w16cid w16 w16cex w16sdtdh w16sdtfl w16du wp14">
+<w:numbering xmlns:wpc="http://schemas.microsoft.com/office/word/2010/wordprocessingCanvas" xmlns:cx="http://schemas.microsoft.com/office/drawing/2014/chartex" xmlns:cx1="http://schemas.microsoft.com/office/drawing/2015/9/8/chartex" xmlns:cx2="http://schemas.microsoft.com/office/drawing/2015/10/21/chartex" xmlns:cx3="http://schemas.microsoft.com/office/drawing/2016/5/9/chartex" xmlns:cx4="http://schemas.microsoft.com/office/drawing/2016/5/10/chartex" xmlns:cx5="http://schemas.microsoft.com/office/drawing/2016/5/11/chartex" xmlns:cx6="http://schemas.microsoft.com/office/drawing/2016/5/12/chartex" xmlns:cx7="http://schemas.microsoft.com/office/drawing/2016/5/13/chartex" xmlns:cx8="http://schemas.microsoft.com/office/drawing/2016/5/14/chartex" xmlns:mc="http://schemas.openxmlformats.org/markup-compatibility/2006" xmlns:aink="http://schemas.microsoft.com/office/drawing/2016/ink" xmlns:am3d="http://schemas.microsoft.com/office/drawing/2017/model3d" xmlns:o="urn:schemas-microsoft-com:office:office" xmlns:r="http://schemas.openxmlformats.org/officeDocument/2006/relationships" xmlns:m="http://schemas.openxmlformats.org/officeDocument/2006/math" xmlns:v="urn:schemas-microsoft-com:vml" xmlns:wp14="http://schemas.microsoft.com/office/word/2010/wordprocessingDrawing" xmlns:wp="http://schemas.openxmlformats.org/drawingml/2006/wordprocessingDrawing" xmlns:w10="urn:schemas-microsoft-com:office:word" xmlns:w="http://schemas.openxmlformats.org/wordprocessingml/2006/main" xmlns:w14="http://schemas.microsoft.com/office/word/2010/wordml" xmlns:w15="http://schemas.microsoft.com/office/word/2012/wordml" xmlns:w16cex="http://schemas.microsoft.com/office/word/2018/wordml/cex" xmlns:w16cid="http://schemas.microsoft.com/office/word/2016/wordml/cid" xmlns:w16="http://schemas.microsoft.com/office/word/2018/wordml" xmlns:w16sdtdh="http://schemas.microsoft.com/office/word/2020/wordml/sdtdatahash" xmlns:w16se="http://schemas.microsoft.com/office/word/2015/wordml/symex" xmlns:wpg="http://schemas.microsoft.com/office/word/2010/wordprocessingGroup" xmlns:wpi="http://schemas.microsoft.com/office/word/2010/wordprocessingInk" xmlns:wne="http://schemas.microsoft.com/office/word/2006/wordml" xmlns:wps="http://schemas.microsoft.com/office/word/2010/wordprocessingShape" mc:Ignorable="w14 w15 w16se w16cid w16 w16cex w16sdtdh wp14">
   <w:abstractNum w:abstractNumId="0" w15:restartNumberingAfterBreak="0">
     <w:nsid w:val="090B0C57"/>
     <w:multiLevelType w:val="hybridMultilevel"/>
@@ -2743,13 +3416,13 @@
       <w:lvlJc w:val="left"/>
     </w:lvl>
   </w:abstractNum>
-  <w:num w:numId="1" w16cid:durableId="1288005595">
+  <w:num w:numId="1">
     <w:abstractNumId w:val="0"/>
     <w:lvlOverride w:ilvl="0">
       <w:startOverride w:val="1"/>
     </w:lvlOverride>
   </w:num>
-  <w:num w:numId="2" w16cid:durableId="221185344">
+  <w:num w:numId="2">
     <w:abstractNumId w:val="1"/>
     <w:lvlOverride w:ilvl="0">
       <w:startOverride w:val="1"/>
@@ -2759,7 +3432,7 @@
 </file>
 
 <file path=word/styles.xml><?xml version="1.0" encoding="utf-8"?>
-<w:styles xmlns:mc="http://schemas.openxmlformats.org/markup-compatibility/2006" xmlns:r="http://schemas.openxmlformats.org/officeDocument/2006/relationships" xmlns:w="http://schemas.openxmlformats.org/wordprocessingml/2006/main" xmlns:w14="http://schemas.microsoft.com/office/word/2010/wordml" xmlns:w15="http://schemas.microsoft.com/office/word/2012/wordml" xmlns:w16cex="http://schemas.microsoft.com/office/word/2018/wordml/cex" xmlns:w16cid="http://schemas.microsoft.com/office/word/2016/wordml/cid" xmlns:w16="http://schemas.microsoft.com/office/word/2018/wordml" xmlns:w16du="http://schemas.microsoft.com/office/word/2023/wordml/word16du" xmlns:w16sdtdh="http://schemas.microsoft.com/office/word/2020/wordml/sdtdatahash" xmlns:w16sdtfl="http://schemas.microsoft.com/office/word/2024/wordml/sdtformatlock" xmlns:w16se="http://schemas.microsoft.com/office/word/2015/wordml/symex" mc:Ignorable="w14 w15 w16se w16cid w16 w16cex w16sdtdh w16sdtfl w16du">
+<w:styles xmlns:mc="http://schemas.openxmlformats.org/markup-compatibility/2006" xmlns:r="http://schemas.openxmlformats.org/officeDocument/2006/relationships" xmlns:w="http://schemas.openxmlformats.org/wordprocessingml/2006/main" xmlns:w14="http://schemas.microsoft.com/office/word/2010/wordml" xmlns:w15="http://schemas.microsoft.com/office/word/2012/wordml" xmlns:w16cex="http://schemas.microsoft.com/office/word/2018/wordml/cex" xmlns:w16cid="http://schemas.microsoft.com/office/word/2016/wordml/cid" xmlns:w16="http://schemas.microsoft.com/office/word/2018/wordml" xmlns:w16sdtdh="http://schemas.microsoft.com/office/word/2020/wordml/sdtdatahash" xmlns:w16se="http://schemas.microsoft.com/office/word/2015/wordml/symex" mc:Ignorable="w14 w15 w16se w16cid w16 w16cex w16sdtdh">
   <w:docDefaults>
     <w:rPrDefault>
       <w:rPr>

--- a/backend/apps/operaciones/templates/Proios_Quotation_Servicios_TEMPLATE_EN.docx
+++ b/backend/apps/operaciones/templates/Proios_Quotation_Servicios_TEMPLATE_EN.docx
@@ -1258,6 +1258,19 @@
         </w:rPr>
       </w:pPr>
     </w:p>
+    <w:p>
+      <w:r>
+        <w:t xml:space="preserve">{%p </w:t>
+      </w:r>
+      <w:proofErr w:type="spellStart"/>
+      <w:r>
+        <w:t>if</w:t>
+      </w:r>
+      <w:proofErr w:type="spellEnd"/>
+      <w:r>
+        <w:t xml:space="preserve"> expensas %}</w:t>
+      </w:r>
+    </w:p>
     <w:tbl>
       <w:tblPr>
         <w:tblW w:w="9356" w:type="dxa"/>
@@ -1297,6 +1310,7 @@
                 <w:bCs/>
                 <w:sz w:val="17"/>
                 <w:szCs w:val="17"/>
+                <w:lang w:val="en-GB"/>
               </w:rPr>
             </w:pPr>
             <w:r>
@@ -1306,6 +1320,7 @@
                 <w:bCs/>
                 <w:sz w:val="16"/>
                 <w:szCs w:val="16"/>
+                <w:lang w:val="en-GB"/>
               </w:rPr>
               <w:t>EXPENSES</w:t>
             </w:r>
@@ -1333,6 +1348,7 @@
                 <w:bCs/>
                 <w:sz w:val="17"/>
                 <w:szCs w:val="17"/>
+                <w:lang w:val="en-GB"/>
               </w:rPr>
             </w:pPr>
           </w:p>
@@ -1359,6 +1375,7 @@
                 <w:bCs/>
                 <w:sz w:val="17"/>
                 <w:szCs w:val="17"/>
+                <w:lang w:val="en-GB"/>
               </w:rPr>
             </w:pPr>
           </w:p>
@@ -1385,6 +1402,7 @@
                 <w:bCs/>
                 <w:sz w:val="17"/>
                 <w:szCs w:val="17"/>
+                <w:lang w:val="en-GB"/>
               </w:rPr>
             </w:pPr>
           </w:p>
@@ -1411,6 +1429,7 @@
                 <w:bCs/>
                 <w:sz w:val="17"/>
                 <w:szCs w:val="17"/>
+                <w:lang w:val="en-GB"/>
               </w:rPr>
             </w:pPr>
           </w:p>
@@ -1991,6 +2010,62 @@
     </w:tbl>
     <w:p>
       <w:pPr>
+        <w:spacing w:before="240" w:after="90"/>
+      </w:pPr>
+      <w:r>
+        <w:t xml:space="preserve">{%p </w:t>
+      </w:r>
+      <w:proofErr w:type="spellStart"/>
+      <w:r>
+        <w:t>endif</w:t>
+      </w:r>
+      <w:proofErr w:type="spellEnd"/>
+      <w:r>
+        <w:t xml:space="preserve"> %}</w:t>
+      </w:r>
+    </w:p>
+    <w:p>
+      <w:pPr>
+        <w:spacing w:before="240" w:after="90"/>
+        <w:rPr>
+          <w:rFonts w:ascii="Tahoma" w:hAnsi="Tahoma" w:cs="Tahoma"/>
+          <w:b/>
+          <w:bCs/>
+          <w:sz w:val="16"/>
+          <w:szCs w:val="16"/>
+        </w:rPr>
+      </w:pPr>
+    </w:p>
+    <w:p>
+      <w:pPr>
+        <w:spacing w:before="240" w:after="90"/>
+        <w:rPr>
+          <w:rFonts w:ascii="Tahoma" w:hAnsi="Tahoma" w:cs="Tahoma"/>
+          <w:b/>
+          <w:bCs/>
+          <w:sz w:val="16"/>
+          <w:szCs w:val="16"/>
+        </w:rPr>
+      </w:pPr>
+    </w:p>
+    <w:p>
+      <w:pPr>
+        <w:keepNext/>
+        <w:keepLines/>
+        <w:spacing w:before="240" w:after="90"/>
+        <w:rPr>
+          <w:rFonts w:ascii="Tahoma" w:hAnsi="Tahoma" w:cs="Tahoma"/>
+          <w:b/>
+          <w:bCs/>
+          <w:sz w:val="16"/>
+          <w:szCs w:val="16"/>
+        </w:rPr>
+      </w:pPr>
+    </w:p>
+    <w:p>
+      <w:pPr>
+        <w:keepNext/>
+        <w:keepLines/>
         <w:spacing w:before="240" w:after="90"/>
         <w:rPr>
           <w:rFonts w:ascii="Tahoma" w:hAnsi="Tahoma" w:cs="Tahoma"/>
@@ -2045,7 +2120,6 @@
                 <w:sz w:val="19"/>
                 <w:szCs w:val="19"/>
               </w:rPr>
-              <w:lastRenderedPageBreak/>
               <w:t>VAT</w:t>
             </w:r>
           </w:p>
@@ -2243,6 +2317,8 @@
     </w:tbl>
     <w:p>
       <w:pPr>
+        <w:keepNext/>
+        <w:keepLines/>
         <w:spacing w:before="240" w:after="90"/>
         <w:rPr>
           <w:rFonts w:ascii="Tahoma" w:hAnsi="Tahoma" w:cs="Tahoma"/>
@@ -2250,6 +2326,34 @@
           <w:bCs/>
           <w:sz w:val="16"/>
           <w:szCs w:val="16"/>
+        </w:rPr>
+      </w:pPr>
+    </w:p>
+    <w:p>
+      <w:pPr>
+        <w:keepNext/>
+        <w:keepLines/>
+        <w:spacing w:before="240" w:after="90"/>
+        <w:rPr>
+          <w:rFonts w:ascii="Tahoma" w:hAnsi="Tahoma" w:cs="Tahoma"/>
+          <w:b/>
+          <w:bCs/>
+          <w:sz w:val="16"/>
+          <w:szCs w:val="16"/>
+        </w:rPr>
+      </w:pPr>
+    </w:p>
+    <w:p>
+      <w:pPr>
+        <w:keepNext/>
+        <w:keepLines/>
+        <w:spacing w:before="240" w:after="90"/>
+        <w:rPr>
+          <w:rFonts w:ascii="Tahoma" w:hAnsi="Tahoma" w:cs="Tahoma"/>
+          <w:b/>
+          <w:bCs/>
+          <w:sz w:val="19"/>
+          <w:szCs w:val="19"/>
         </w:rPr>
       </w:pPr>
     </w:p>
@@ -2260,49 +2364,46 @@
           <w:rFonts w:ascii="Tahoma" w:hAnsi="Tahoma" w:cs="Tahoma"/>
           <w:b/>
           <w:bCs/>
-          <w:sz w:val="16"/>
-          <w:szCs w:val="16"/>
+          <w:sz w:val="19"/>
+          <w:szCs w:val="19"/>
         </w:rPr>
       </w:pPr>
     </w:p>
     <w:p>
       <w:pPr>
+        <w:keepNext/>
+        <w:keepLines/>
+        <w:widowControl w:val="0"/>
         <w:spacing w:before="240" w:after="90"/>
         <w:rPr>
           <w:rFonts w:ascii="Tahoma" w:hAnsi="Tahoma" w:cs="Tahoma"/>
           <w:b/>
           <w:bCs/>
-          <w:sz w:val="16"/>
-          <w:szCs w:val="16"/>
+          <w:sz w:val="19"/>
+          <w:szCs w:val="19"/>
         </w:rPr>
       </w:pPr>
     </w:p>
     <w:p>
       <w:pPr>
+        <w:keepNext/>
+        <w:keepLines/>
+        <w:widowControl w:val="0"/>
         <w:spacing w:before="240" w:after="90"/>
         <w:rPr>
           <w:rFonts w:ascii="Tahoma" w:hAnsi="Tahoma" w:cs="Tahoma"/>
           <w:b/>
           <w:bCs/>
-          <w:sz w:val="16"/>
-          <w:szCs w:val="16"/>
+          <w:sz w:val="19"/>
+          <w:szCs w:val="19"/>
         </w:rPr>
       </w:pPr>
     </w:p>
     <w:p>
       <w:pPr>
-        <w:spacing w:before="240" w:after="90"/>
-        <w:rPr>
-          <w:rFonts w:ascii="Tahoma" w:hAnsi="Tahoma" w:cs="Tahoma"/>
-          <w:b/>
-          <w:bCs/>
-          <w:sz w:val="16"/>
-          <w:szCs w:val="16"/>
-        </w:rPr>
-      </w:pPr>
-    </w:p>
-    <w:p>
-      <w:pPr>
+        <w:keepNext/>
+        <w:keepLines/>
+        <w:widowControl w:val="0"/>
         <w:spacing w:before="240" w:after="90"/>
         <w:rPr>
           <w:rFonts w:ascii="Tahoma" w:hAnsi="Tahoma" w:cs="Tahoma"/>
@@ -2312,11 +2413,7 @@
           <w:szCs w:val="19"/>
         </w:rPr>
       </w:pPr>
-    </w:p>
-    <w:p>
-      <w:pPr>
-        <w:pageBreakBefore/>
-        <w:spacing w:before="240" w:after="90"/>
+      <w:r>
         <w:rPr>
           <w:rFonts w:ascii="Tahoma" w:hAnsi="Tahoma" w:cs="Tahoma"/>
           <w:b/>
@@ -2324,11 +2421,9 @@
           <w:sz w:val="19"/>
           <w:szCs w:val="19"/>
         </w:rPr>
-      </w:pPr>
-    </w:p>
-    <w:p>
-      <w:pPr>
-        <w:spacing w:before="240" w:after="90"/>
+        <w:t>C</w:t>
+      </w:r>
+      <w:r>
         <w:rPr>
           <w:rFonts w:ascii="Tahoma" w:hAnsi="Tahoma" w:cs="Tahoma"/>
           <w:b/>
@@ -2336,16 +2431,7 @@
           <w:sz w:val="19"/>
           <w:szCs w:val="19"/>
         </w:rPr>
-      </w:pPr>
-      <w:r>
-        <w:rPr>
-          <w:rFonts w:ascii="Tahoma" w:hAnsi="Tahoma" w:cs="Tahoma"/>
-          <w:b/>
-          <w:bCs/>
-          <w:sz w:val="19"/>
-          <w:szCs w:val="19"/>
-        </w:rPr>
-        <w:t>COMMERCIAL REMARKS</w:t>
+        <w:t>OMMERCIAL REMARKS</w:t>
       </w:r>
     </w:p>
     <w:tbl>
@@ -2371,6 +2457,9 @@
           </w:tcPr>
           <w:p>
             <w:pPr>
+              <w:keepNext/>
+              <w:keepLines/>
+              <w:widowControl w:val="0"/>
               <w:rPr>
                 <w:rFonts w:ascii="Tahoma" w:hAnsi="Tahoma" w:cs="Tahoma"/>
               </w:rPr>
@@ -2423,6 +2512,9 @@
           </w:tcPr>
           <w:p>
             <w:pPr>
+              <w:keepNext/>
+              <w:keepLines/>
+              <w:widowControl w:val="0"/>
               <w:rPr>
                 <w:rFonts w:ascii="Tahoma" w:hAnsi="Tahoma" w:cs="Tahoma"/>
               </w:rPr>
@@ -2449,6 +2541,9 @@
           </w:tcPr>
           <w:p>
             <w:pPr>
+              <w:keepNext/>
+              <w:keepLines/>
+              <w:widowControl w:val="0"/>
               <w:rPr>
                 <w:rFonts w:ascii="Tahoma" w:hAnsi="Tahoma" w:cs="Tahoma"/>
               </w:rPr>
@@ -2501,6 +2596,9 @@
           </w:tcPr>
           <w:p>
             <w:pPr>
+              <w:keepNext/>
+              <w:keepLines/>
+              <w:widowControl w:val="0"/>
               <w:rPr>
                 <w:rFonts w:ascii="Tahoma" w:hAnsi="Tahoma" w:cs="Tahoma"/>
               </w:rPr>
@@ -2541,6 +2639,9 @@
           </w:tcPr>
           <w:p>
             <w:pPr>
+              <w:keepNext/>
+              <w:keepLines/>
+              <w:widowControl w:val="0"/>
               <w:rPr>
                 <w:rFonts w:ascii="Tahoma" w:hAnsi="Tahoma" w:cs="Tahoma"/>
               </w:rPr>
@@ -2569,6 +2670,9 @@
           </w:tcPr>
           <w:p>
             <w:pPr>
+              <w:keepNext/>
+              <w:keepLines/>
+              <w:widowControl w:val="0"/>
               <w:rPr>
                 <w:rFonts w:ascii="Tahoma" w:hAnsi="Tahoma" w:cs="Tahoma"/>
               </w:rPr>
@@ -2623,6 +2727,9 @@
           </w:tcPr>
           <w:p>
             <w:pPr>
+              <w:keepNext/>
+              <w:keepLines/>
+              <w:widowControl w:val="0"/>
               <w:rPr>
                 <w:rFonts w:ascii="Tahoma" w:hAnsi="Tahoma" w:cs="Tahoma"/>
                 <w:b/>
@@ -2662,6 +2769,9 @@
           </w:p>
           <w:p>
             <w:pPr>
+              <w:keepNext/>
+              <w:keepLines/>
+              <w:widowControl w:val="0"/>
               <w:rPr>
                 <w:rFonts w:ascii="Tahoma" w:hAnsi="Tahoma" w:cs="Tahoma"/>
               </w:rPr>
@@ -2680,6 +2790,9 @@
           </w:tcPr>
           <w:p>
             <w:pPr>
+              <w:keepNext/>
+              <w:keepLines/>
+              <w:widowControl w:val="0"/>
               <w:rPr>
                 <w:rFonts w:ascii="Tahoma" w:hAnsi="Tahoma" w:cs="Tahoma"/>
               </w:rPr>
@@ -2738,7 +2851,6 @@
             <w:pPr>
               <w:rPr>
                 <w:rFonts w:ascii="Tahoma" w:hAnsi="Tahoma" w:cs="Tahoma"/>
-                <w:u w:val="single"/>
               </w:rPr>
             </w:pPr>
           </w:p>
@@ -2757,7 +2869,83 @@
             <w:pPr>
               <w:rPr>
                 <w:rFonts w:ascii="Tahoma" w:hAnsi="Tahoma" w:cs="Tahoma"/>
+              </w:rPr>
+            </w:pPr>
+          </w:p>
+        </w:tc>
+      </w:tr>
+      <w:tr>
+        <w:tc>
+          <w:tcPr>
+            <w:tcW w:w="2800" w:type="dxa"/>
+            <w:tcBorders>
+              <w:top w:val="nil"/>
+              <w:left w:val="nil"/>
+              <w:bottom w:val="nil"/>
+              <w:right w:val="nil"/>
+            </w:tcBorders>
+          </w:tcPr>
+          <w:p>
+            <w:pPr>
+              <w:rPr>
+                <w:rFonts w:ascii="Tahoma" w:hAnsi="Tahoma" w:cs="Tahoma"/>
+              </w:rPr>
+            </w:pPr>
+          </w:p>
+        </w:tc>
+        <w:tc>
+          <w:tcPr>
+            <w:tcW w:w="6560" w:type="dxa"/>
+            <w:tcBorders>
+              <w:top w:val="nil"/>
+              <w:left w:val="nil"/>
+              <w:bottom w:val="nil"/>
+              <w:right w:val="nil"/>
+            </w:tcBorders>
+          </w:tcPr>
+          <w:p>
+            <w:pPr>
+              <w:rPr>
+                <w:rFonts w:ascii="Tahoma" w:hAnsi="Tahoma" w:cs="Tahoma"/>
+              </w:rPr>
+            </w:pPr>
+          </w:p>
+        </w:tc>
+      </w:tr>
+      <w:tr>
+        <w:tc>
+          <w:tcPr>
+            <w:tcW w:w="2800" w:type="dxa"/>
+            <w:tcBorders>
+              <w:top w:val="nil"/>
+              <w:left w:val="nil"/>
+              <w:bottom w:val="nil"/>
+              <w:right w:val="nil"/>
+            </w:tcBorders>
+          </w:tcPr>
+          <w:p>
+            <w:pPr>
+              <w:rPr>
+                <w:rFonts w:ascii="Tahoma" w:hAnsi="Tahoma" w:cs="Tahoma"/>
                 <w:u w:val="single"/>
+              </w:rPr>
+            </w:pPr>
+          </w:p>
+        </w:tc>
+        <w:tc>
+          <w:tcPr>
+            <w:tcW w:w="6560" w:type="dxa"/>
+            <w:tcBorders>
+              <w:top w:val="nil"/>
+              <w:left w:val="nil"/>
+              <w:bottom w:val="nil"/>
+              <w:right w:val="nil"/>
+            </w:tcBorders>
+          </w:tcPr>
+          <w:p>
+            <w:pPr>
+              <w:rPr>
+                <w:rFonts w:ascii="Tahoma" w:hAnsi="Tahoma" w:cs="Tahoma"/>
               </w:rPr>
             </w:pPr>
           </w:p>
@@ -2894,6 +3082,8 @@
     </w:p>
     <w:p>
       <w:pPr>
+        <w:keepNext/>
+        <w:keepLines/>
         <w:spacing w:before="360"/>
         <w:rPr>
           <w:rFonts w:ascii="Tahoma" w:hAnsi="Tahoma" w:cs="Tahoma"/>
@@ -2930,6 +3120,8 @@
     </w:p>
     <w:p>
       <w:pPr>
+        <w:keepNext/>
+        <w:keepLines/>
         <w:spacing w:before="300"/>
         <w:rPr>
           <w:rFonts w:ascii="Tahoma" w:hAnsi="Tahoma" w:cs="Tahoma"/>
@@ -2946,6 +3138,8 @@
     </w:p>
     <w:p>
       <w:pPr>
+        <w:keepNext/>
+        <w:keepLines/>
         <w:rPr>
           <w:rFonts w:ascii="Tahoma" w:hAnsi="Tahoma" w:cs="Tahoma"/>
         </w:rPr>
@@ -2973,6 +3167,8 @@
     </w:p>
     <w:p>
       <w:pPr>
+        <w:keepNext/>
+        <w:keepLines/>
         <w:rPr>
           <w:rFonts w:ascii="Tahoma" w:hAnsi="Tahoma" w:cs="Tahoma"/>
         </w:rPr>
@@ -2998,7 +3194,11 @@
         <w:t>}}</w:t>
       </w:r>
     </w:p>
-    <w:p/>
+    <w:p>
+      <w:pPr>
+        <w:spacing w:before="240" w:after="90"/>
+      </w:pPr>
+    </w:p>
     <w:sectPr>
       <w:headerReference w:type="default" r:id="rId7"/>
       <w:footerReference w:type="default" r:id="rId8"/>
@@ -3188,6 +3388,9 @@
       <w:gridCol w:w="3140"/>
     </w:tblGrid>
     <w:tr>
+      <w:trPr>
+        <w:trHeight w:hRule="exact" w:val="2410"/>
+      </w:trPr>
       <w:tc>
         <w:tcPr>
           <w:tcW w:w="8060" w:type="dxa"/>
